--- a/5.人员管理/1.流程制度规范类文件/JXTX-05-04-人员备份管理制度.docx
+++ b/5.人员管理/1.流程制度规范类文件/JXTX-05-04-人员备份管理制度.docx
@@ -21,7 +21,7 @@
         <w:spacing w:before="3120" w:beforeLines="1000"/>
         <w:textAlignment w:val="baseline"/>
       </w:pPr>
-      <w:bookmarkStart w:id="0" w:name="_Toc3359"/>
+      <w:bookmarkStart w:id="0" w:name="_Toc10575"/>
       <w:r>
         <w:drawing>
           <wp:anchor distT="0" distB="0" distL="114300" distR="114300" simplePos="0" relativeHeight="251661312" behindDoc="1" locked="0" layoutInCell="1" allowOverlap="1">
@@ -210,7 +210,7 @@
           <w:lang w:val="en-US" w:eastAsia="zh-CN"/>
         </w:rPr>
       </w:pPr>
-      <w:bookmarkStart w:id="1" w:name="_Toc4958"/>
+      <w:bookmarkStart w:id="1" w:name="_Toc30408"/>
       <w:r>
         <w:rPr>
           <w:rFonts w:hint="eastAsia"/>
@@ -2075,6 +2075,8 @@
               <w:tab w:val="right" w:leader="dot" w:pos="8306"/>
             </w:tabs>
           </w:pPr>
+          <w:bookmarkStart w:id="23" w:name="_GoBack"/>
+          <w:bookmarkEnd w:id="23"/>
           <w:r>
             <w:rPr>
               <w:rFonts w:hint="eastAsia" w:ascii="宋体" w:hAnsi="宋体" w:eastAsia="宋体" w:cs="宋体"/>
@@ -2111,7 +2113,7 @@
               <w:rFonts w:hint="eastAsia" w:ascii="宋体" w:hAnsi="宋体" w:eastAsia="宋体" w:cs="宋体"/>
               <w:szCs w:val="24"/>
             </w:rPr>
-            <w:instrText xml:space="preserve"> HYPERLINK \l _Toc3359 </w:instrText>
+            <w:instrText xml:space="preserve"> HYPERLINK \l _Toc10575 </w:instrText>
           </w:r>
           <w:r>
             <w:rPr>
@@ -2134,7 +2136,7 @@
             <w:fldChar w:fldCharType="begin"/>
           </w:r>
           <w:r>
-            <w:instrText xml:space="preserve"> PAGEREF _Toc3359 \h </w:instrText>
+            <w:instrText xml:space="preserve"> PAGEREF _Toc10575 \h </w:instrText>
           </w:r>
           <w:r>
             <w:fldChar w:fldCharType="separate"/>
@@ -2172,7 +2174,7 @@
               <w:rFonts w:hint="eastAsia" w:ascii="宋体" w:hAnsi="宋体" w:eastAsia="宋体" w:cs="宋体"/>
               <w:szCs w:val="24"/>
             </w:rPr>
-            <w:instrText xml:space="preserve"> HYPERLINK \l _Toc4958 </w:instrText>
+            <w:instrText xml:space="preserve"> HYPERLINK \l _Toc30408 </w:instrText>
           </w:r>
           <w:r>
             <w:rPr>
@@ -2195,7 +2197,7 @@
             <w:fldChar w:fldCharType="begin"/>
           </w:r>
           <w:r>
-            <w:instrText xml:space="preserve"> PAGEREF _Toc4958 \h </w:instrText>
+            <w:instrText xml:space="preserve"> PAGEREF _Toc30408 \h </w:instrText>
           </w:r>
           <w:r>
             <w:fldChar w:fldCharType="separate"/>
@@ -2233,7 +2235,7 @@
               <w:rFonts w:hint="eastAsia" w:ascii="宋体" w:hAnsi="宋体" w:eastAsia="宋体" w:cs="宋体"/>
               <w:szCs w:val="24"/>
             </w:rPr>
-            <w:instrText xml:space="preserve"> HYPERLINK \l _Toc13992 </w:instrText>
+            <w:instrText xml:space="preserve"> HYPERLINK \l _Toc2860 </w:instrText>
           </w:r>
           <w:r>
             <w:rPr>
@@ -2263,7 +2265,7 @@
             <w:fldChar w:fldCharType="begin"/>
           </w:r>
           <w:r>
-            <w:instrText xml:space="preserve"> PAGEREF _Toc13992 \h </w:instrText>
+            <w:instrText xml:space="preserve"> PAGEREF _Toc2860 \h </w:instrText>
           </w:r>
           <w:r>
             <w:fldChar w:fldCharType="separate"/>
@@ -2301,7 +2303,7 @@
               <w:rFonts w:hint="eastAsia" w:ascii="宋体" w:hAnsi="宋体" w:eastAsia="宋体" w:cs="宋体"/>
               <w:szCs w:val="24"/>
             </w:rPr>
-            <w:instrText xml:space="preserve"> HYPERLINK \l _Toc19753 </w:instrText>
+            <w:instrText xml:space="preserve"> HYPERLINK \l _Toc8005 </w:instrText>
           </w:r>
           <w:r>
             <w:rPr>
@@ -2331,7 +2333,7 @@
             <w:fldChar w:fldCharType="begin"/>
           </w:r>
           <w:r>
-            <w:instrText xml:space="preserve"> PAGEREF _Toc19753 \h </w:instrText>
+            <w:instrText xml:space="preserve"> PAGEREF _Toc8005 \h </w:instrText>
           </w:r>
           <w:r>
             <w:fldChar w:fldCharType="separate"/>
@@ -2369,7 +2371,7 @@
               <w:rFonts w:hint="eastAsia" w:ascii="宋体" w:hAnsi="宋体" w:eastAsia="宋体" w:cs="宋体"/>
               <w:szCs w:val="24"/>
             </w:rPr>
-            <w:instrText xml:space="preserve"> HYPERLINK \l _Toc24891 </w:instrText>
+            <w:instrText xml:space="preserve"> HYPERLINK \l _Toc22554 </w:instrText>
           </w:r>
           <w:r>
             <w:rPr>
@@ -2399,7 +2401,7 @@
             <w:fldChar w:fldCharType="begin"/>
           </w:r>
           <w:r>
-            <w:instrText xml:space="preserve"> PAGEREF _Toc24891 \h </w:instrText>
+            <w:instrText xml:space="preserve"> PAGEREF _Toc22554 \h </w:instrText>
           </w:r>
           <w:r>
             <w:fldChar w:fldCharType="separate"/>
@@ -2437,7 +2439,7 @@
               <w:rFonts w:hint="eastAsia" w:ascii="宋体" w:hAnsi="宋体" w:eastAsia="宋体" w:cs="宋体"/>
               <w:szCs w:val="24"/>
             </w:rPr>
-            <w:instrText xml:space="preserve"> HYPERLINK \l _Toc21559 </w:instrText>
+            <w:instrText xml:space="preserve"> HYPERLINK \l _Toc21356 </w:instrText>
           </w:r>
           <w:r>
             <w:rPr>
@@ -2467,7 +2469,7 @@
             <w:fldChar w:fldCharType="begin"/>
           </w:r>
           <w:r>
-            <w:instrText xml:space="preserve"> PAGEREF _Toc21559 \h </w:instrText>
+            <w:instrText xml:space="preserve"> PAGEREF _Toc21356 \h </w:instrText>
           </w:r>
           <w:r>
             <w:fldChar w:fldCharType="separate"/>
@@ -2505,7 +2507,7 @@
               <w:rFonts w:hint="eastAsia" w:ascii="宋体" w:hAnsi="宋体" w:eastAsia="宋体" w:cs="宋体"/>
               <w:szCs w:val="24"/>
             </w:rPr>
-            <w:instrText xml:space="preserve"> HYPERLINK \l _Toc3036 </w:instrText>
+            <w:instrText xml:space="preserve"> HYPERLINK \l _Toc8307 </w:instrText>
           </w:r>
           <w:r>
             <w:rPr>
@@ -2535,7 +2537,7 @@
             <w:fldChar w:fldCharType="begin"/>
           </w:r>
           <w:r>
-            <w:instrText xml:space="preserve"> PAGEREF _Toc3036 \h </w:instrText>
+            <w:instrText xml:space="preserve"> PAGEREF _Toc8307 \h </w:instrText>
           </w:r>
           <w:r>
             <w:fldChar w:fldCharType="separate"/>
@@ -2573,7 +2575,7 @@
               <w:rFonts w:hint="eastAsia" w:ascii="宋体" w:hAnsi="宋体" w:eastAsia="宋体" w:cs="宋体"/>
               <w:szCs w:val="24"/>
             </w:rPr>
-            <w:instrText xml:space="preserve"> HYPERLINK \l _Toc6287 </w:instrText>
+            <w:instrText xml:space="preserve"> HYPERLINK \l _Toc11035 </w:instrText>
           </w:r>
           <w:r>
             <w:rPr>
@@ -2603,7 +2605,7 @@
             <w:fldChar w:fldCharType="begin"/>
           </w:r>
           <w:r>
-            <w:instrText xml:space="preserve"> PAGEREF _Toc6287 \h </w:instrText>
+            <w:instrText xml:space="preserve"> PAGEREF _Toc11035 \h </w:instrText>
           </w:r>
           <w:r>
             <w:fldChar w:fldCharType="separate"/>
@@ -2641,7 +2643,7 @@
               <w:rFonts w:hint="eastAsia" w:ascii="宋体" w:hAnsi="宋体" w:eastAsia="宋体" w:cs="宋体"/>
               <w:szCs w:val="24"/>
             </w:rPr>
-            <w:instrText xml:space="preserve"> HYPERLINK \l _Toc26436 </w:instrText>
+            <w:instrText xml:space="preserve"> HYPERLINK \l _Toc27100 </w:instrText>
           </w:r>
           <w:r>
             <w:rPr>
@@ -2671,7 +2673,7 @@
             <w:fldChar w:fldCharType="begin"/>
           </w:r>
           <w:r>
-            <w:instrText xml:space="preserve"> PAGEREF _Toc26436 \h </w:instrText>
+            <w:instrText xml:space="preserve"> PAGEREF _Toc27100 \h </w:instrText>
           </w:r>
           <w:r>
             <w:fldChar w:fldCharType="separate"/>
@@ -2709,7 +2711,7 @@
               <w:rFonts w:hint="eastAsia" w:ascii="宋体" w:hAnsi="宋体" w:eastAsia="宋体" w:cs="宋体"/>
               <w:szCs w:val="24"/>
             </w:rPr>
-            <w:instrText xml:space="preserve"> HYPERLINK \l _Toc11687 </w:instrText>
+            <w:instrText xml:space="preserve"> HYPERLINK \l _Toc13721 </w:instrText>
           </w:r>
           <w:r>
             <w:rPr>
@@ -2739,7 +2741,7 @@
             <w:fldChar w:fldCharType="begin"/>
           </w:r>
           <w:r>
-            <w:instrText xml:space="preserve"> PAGEREF _Toc11687 \h </w:instrText>
+            <w:instrText xml:space="preserve"> PAGEREF _Toc13721 \h </w:instrText>
           </w:r>
           <w:r>
             <w:fldChar w:fldCharType="separate"/>
@@ -2777,7 +2779,7 @@
               <w:rFonts w:hint="eastAsia" w:ascii="宋体" w:hAnsi="宋体" w:eastAsia="宋体" w:cs="宋体"/>
               <w:szCs w:val="24"/>
             </w:rPr>
-            <w:instrText xml:space="preserve"> HYPERLINK \l _Toc20521 </w:instrText>
+            <w:instrText xml:space="preserve"> HYPERLINK \l _Toc3543 </w:instrText>
           </w:r>
           <w:r>
             <w:rPr>
@@ -2807,7 +2809,7 @@
             <w:fldChar w:fldCharType="begin"/>
           </w:r>
           <w:r>
-            <w:instrText xml:space="preserve"> PAGEREF _Toc20521 \h </w:instrText>
+            <w:instrText xml:space="preserve"> PAGEREF _Toc3543 \h </w:instrText>
           </w:r>
           <w:r>
             <w:fldChar w:fldCharType="separate"/>
@@ -2845,7 +2847,7 @@
               <w:rFonts w:hint="eastAsia" w:ascii="宋体" w:hAnsi="宋体" w:eastAsia="宋体" w:cs="宋体"/>
               <w:szCs w:val="24"/>
             </w:rPr>
-            <w:instrText xml:space="preserve"> HYPERLINK \l _Toc8211 </w:instrText>
+            <w:instrText xml:space="preserve"> HYPERLINK \l _Toc6252 </w:instrText>
           </w:r>
           <w:r>
             <w:rPr>
@@ -2875,7 +2877,7 @@
             <w:fldChar w:fldCharType="begin"/>
           </w:r>
           <w:r>
-            <w:instrText xml:space="preserve"> PAGEREF _Toc8211 \h </w:instrText>
+            <w:instrText xml:space="preserve"> PAGEREF _Toc6252 \h </w:instrText>
           </w:r>
           <w:r>
             <w:fldChar w:fldCharType="separate"/>
@@ -2913,7 +2915,7 @@
               <w:rFonts w:hint="eastAsia" w:ascii="宋体" w:hAnsi="宋体" w:eastAsia="宋体" w:cs="宋体"/>
               <w:szCs w:val="24"/>
             </w:rPr>
-            <w:instrText xml:space="preserve"> HYPERLINK \l _Toc187 </w:instrText>
+            <w:instrText xml:space="preserve"> HYPERLINK \l _Toc11697 </w:instrText>
           </w:r>
           <w:r>
             <w:rPr>
@@ -2943,7 +2945,7 @@
             <w:fldChar w:fldCharType="begin"/>
           </w:r>
           <w:r>
-            <w:instrText xml:space="preserve"> PAGEREF _Toc187 \h </w:instrText>
+            <w:instrText xml:space="preserve"> PAGEREF _Toc11697 \h </w:instrText>
           </w:r>
           <w:r>
             <w:fldChar w:fldCharType="separate"/>
@@ -2981,7 +2983,7 @@
               <w:rFonts w:hint="eastAsia" w:ascii="宋体" w:hAnsi="宋体" w:eastAsia="宋体" w:cs="宋体"/>
               <w:szCs w:val="24"/>
             </w:rPr>
-            <w:instrText xml:space="preserve"> HYPERLINK \l _Toc18816 </w:instrText>
+            <w:instrText xml:space="preserve"> HYPERLINK \l _Toc16903 </w:instrText>
           </w:r>
           <w:r>
             <w:rPr>
@@ -3011,7 +3013,7 @@
             <w:fldChar w:fldCharType="begin"/>
           </w:r>
           <w:r>
-            <w:instrText xml:space="preserve"> PAGEREF _Toc18816 \h </w:instrText>
+            <w:instrText xml:space="preserve"> PAGEREF _Toc16903 \h </w:instrText>
           </w:r>
           <w:r>
             <w:fldChar w:fldCharType="separate"/>
@@ -3049,7 +3051,7 @@
               <w:rFonts w:hint="eastAsia" w:ascii="宋体" w:hAnsi="宋体" w:eastAsia="宋体" w:cs="宋体"/>
               <w:szCs w:val="24"/>
             </w:rPr>
-            <w:instrText xml:space="preserve"> HYPERLINK \l _Toc23337 </w:instrText>
+            <w:instrText xml:space="preserve"> HYPERLINK \l _Toc28418 </w:instrText>
           </w:r>
           <w:r>
             <w:rPr>
@@ -3079,7 +3081,7 @@
             <w:fldChar w:fldCharType="begin"/>
           </w:r>
           <w:r>
-            <w:instrText xml:space="preserve"> PAGEREF _Toc23337 \h </w:instrText>
+            <w:instrText xml:space="preserve"> PAGEREF _Toc28418 \h </w:instrText>
           </w:r>
           <w:r>
             <w:fldChar w:fldCharType="separate"/>
@@ -3117,7 +3119,7 @@
               <w:rFonts w:hint="eastAsia" w:ascii="宋体" w:hAnsi="宋体" w:eastAsia="宋体" w:cs="宋体"/>
               <w:szCs w:val="24"/>
             </w:rPr>
-            <w:instrText xml:space="preserve"> HYPERLINK \l _Toc7605 </w:instrText>
+            <w:instrText xml:space="preserve"> HYPERLINK \l _Toc14031 </w:instrText>
           </w:r>
           <w:r>
             <w:rPr>
@@ -3147,7 +3149,7 @@
             <w:fldChar w:fldCharType="begin"/>
           </w:r>
           <w:r>
-            <w:instrText xml:space="preserve"> PAGEREF _Toc7605 \h </w:instrText>
+            <w:instrText xml:space="preserve"> PAGEREF _Toc14031 \h </w:instrText>
           </w:r>
           <w:r>
             <w:fldChar w:fldCharType="separate"/>
@@ -3185,7 +3187,7 @@
               <w:rFonts w:hint="eastAsia" w:ascii="宋体" w:hAnsi="宋体" w:eastAsia="宋体" w:cs="宋体"/>
               <w:szCs w:val="24"/>
             </w:rPr>
-            <w:instrText xml:space="preserve"> HYPERLINK \l _Toc32041 </w:instrText>
+            <w:instrText xml:space="preserve"> HYPERLINK \l _Toc3357 </w:instrText>
           </w:r>
           <w:r>
             <w:rPr>
@@ -3215,7 +3217,7 @@
             <w:fldChar w:fldCharType="begin"/>
           </w:r>
           <w:r>
-            <w:instrText xml:space="preserve"> PAGEREF _Toc32041 \h </w:instrText>
+            <w:instrText xml:space="preserve"> PAGEREF _Toc3357 \h </w:instrText>
           </w:r>
           <w:r>
             <w:fldChar w:fldCharType="separate"/>
@@ -3253,7 +3255,7 @@
               <w:rFonts w:hint="eastAsia" w:ascii="宋体" w:hAnsi="宋体" w:eastAsia="宋体" w:cs="宋体"/>
               <w:szCs w:val="24"/>
             </w:rPr>
-            <w:instrText xml:space="preserve"> HYPERLINK \l _Toc116 </w:instrText>
+            <w:instrText xml:space="preserve"> HYPERLINK \l _Toc29502 </w:instrText>
           </w:r>
           <w:r>
             <w:rPr>
@@ -3283,7 +3285,7 @@
             <w:fldChar w:fldCharType="begin"/>
           </w:r>
           <w:r>
-            <w:instrText xml:space="preserve"> PAGEREF _Toc116 \h </w:instrText>
+            <w:instrText xml:space="preserve"> PAGEREF _Toc29502 \h </w:instrText>
           </w:r>
           <w:r>
             <w:fldChar w:fldCharType="separate"/>
@@ -3321,7 +3323,7 @@
               <w:rFonts w:hint="eastAsia" w:ascii="宋体" w:hAnsi="宋体" w:eastAsia="宋体" w:cs="宋体"/>
               <w:szCs w:val="24"/>
             </w:rPr>
-            <w:instrText xml:space="preserve"> HYPERLINK \l _Toc3282 </w:instrText>
+            <w:instrText xml:space="preserve"> HYPERLINK \l _Toc28457 </w:instrText>
           </w:r>
           <w:r>
             <w:rPr>
@@ -3351,7 +3353,7 @@
             <w:fldChar w:fldCharType="begin"/>
           </w:r>
           <w:r>
-            <w:instrText xml:space="preserve"> PAGEREF _Toc3282 \h </w:instrText>
+            <w:instrText xml:space="preserve"> PAGEREF _Toc28457 \h </w:instrText>
           </w:r>
           <w:r>
             <w:fldChar w:fldCharType="separate"/>
@@ -3389,7 +3391,7 @@
               <w:rFonts w:hint="eastAsia" w:ascii="宋体" w:hAnsi="宋体" w:eastAsia="宋体" w:cs="宋体"/>
               <w:szCs w:val="24"/>
             </w:rPr>
-            <w:instrText xml:space="preserve"> HYPERLINK \l _Toc29541 </w:instrText>
+            <w:instrText xml:space="preserve"> HYPERLINK \l _Toc29746 </w:instrText>
           </w:r>
           <w:r>
             <w:rPr>
@@ -3419,7 +3421,7 @@
             <w:fldChar w:fldCharType="begin"/>
           </w:r>
           <w:r>
-            <w:instrText xml:space="preserve"> PAGEREF _Toc29541 \h </w:instrText>
+            <w:instrText xml:space="preserve"> PAGEREF _Toc29746 \h </w:instrText>
           </w:r>
           <w:r>
             <w:fldChar w:fldCharType="separate"/>
@@ -3457,7 +3459,7 @@
               <w:rFonts w:hint="eastAsia" w:ascii="宋体" w:hAnsi="宋体" w:eastAsia="宋体" w:cs="宋体"/>
               <w:szCs w:val="24"/>
             </w:rPr>
-            <w:instrText xml:space="preserve"> HYPERLINK \l _Toc29013 </w:instrText>
+            <w:instrText xml:space="preserve"> HYPERLINK \l _Toc12204 </w:instrText>
           </w:r>
           <w:r>
             <w:rPr>
@@ -3487,7 +3489,7 @@
             <w:fldChar w:fldCharType="begin"/>
           </w:r>
           <w:r>
-            <w:instrText xml:space="preserve"> PAGEREF _Toc29013 \h </w:instrText>
+            <w:instrText xml:space="preserve"> PAGEREF _Toc12204 \h </w:instrText>
           </w:r>
           <w:r>
             <w:fldChar w:fldCharType="separate"/>
@@ -3525,7 +3527,7 @@
               <w:rFonts w:hint="eastAsia" w:ascii="宋体" w:hAnsi="宋体" w:eastAsia="宋体" w:cs="宋体"/>
               <w:szCs w:val="24"/>
             </w:rPr>
-            <w:instrText xml:space="preserve"> HYPERLINK \l _Toc9341 </w:instrText>
+            <w:instrText xml:space="preserve"> HYPERLINK \l _Toc16044 </w:instrText>
           </w:r>
           <w:r>
             <w:rPr>
@@ -3546,6 +3548,74 @@
               <w:rFonts w:hint="eastAsia"/>
               <w:lang w:val="en-US" w:eastAsia="zh-CN"/>
             </w:rPr>
+            <w:t>考核指标</w:t>
+          </w:r>
+          <w:r>
+            <w:tab/>
+          </w:r>
+          <w:r>
+            <w:fldChar w:fldCharType="begin"/>
+          </w:r>
+          <w:r>
+            <w:instrText xml:space="preserve"> PAGEREF _Toc16044 \h </w:instrText>
+          </w:r>
+          <w:r>
+            <w:fldChar w:fldCharType="separate"/>
+          </w:r>
+          <w:r>
+            <w:t>7</w:t>
+          </w:r>
+          <w:r>
+            <w:fldChar w:fldCharType="end"/>
+          </w:r>
+          <w:r>
+            <w:rPr>
+              <w:rFonts w:hint="eastAsia" w:ascii="宋体" w:hAnsi="宋体" w:eastAsia="宋体" w:cs="宋体"/>
+              <w:szCs w:val="24"/>
+            </w:rPr>
+            <w:fldChar w:fldCharType="end"/>
+          </w:r>
+        </w:p>
+        <w:p>
+          <w:pPr>
+            <w:pStyle w:val="16"/>
+            <w:tabs>
+              <w:tab w:val="right" w:leader="dot" w:pos="8306"/>
+            </w:tabs>
+          </w:pPr>
+          <w:r>
+            <w:rPr>
+              <w:rFonts w:hint="eastAsia" w:ascii="宋体" w:hAnsi="宋体" w:eastAsia="宋体" w:cs="宋体"/>
+              <w:szCs w:val="24"/>
+            </w:rPr>
+            <w:fldChar w:fldCharType="begin"/>
+          </w:r>
+          <w:r>
+            <w:rPr>
+              <w:rFonts w:hint="eastAsia" w:ascii="宋体" w:hAnsi="宋体" w:eastAsia="宋体" w:cs="宋体"/>
+              <w:szCs w:val="24"/>
+            </w:rPr>
+            <w:instrText xml:space="preserve"> HYPERLINK \l _Toc10710 </w:instrText>
+          </w:r>
+          <w:r>
+            <w:rPr>
+              <w:rFonts w:hint="eastAsia" w:ascii="宋体" w:hAnsi="宋体" w:eastAsia="宋体" w:cs="宋体"/>
+              <w:szCs w:val="24"/>
+            </w:rPr>
+            <w:fldChar w:fldCharType="separate"/>
+          </w:r>
+          <w:r>
+            <w:rPr>
+              <w:rFonts w:hint="default"/>
+              <w:lang w:val="en-US" w:eastAsia="zh-CN"/>
+            </w:rPr>
+            <w:t xml:space="preserve">7. </w:t>
+          </w:r>
+          <w:r>
+            <w:rPr>
+              <w:rFonts w:hint="eastAsia"/>
+              <w:lang w:val="en-US" w:eastAsia="zh-CN"/>
+            </w:rPr>
             <w:t>附则</w:t>
           </w:r>
           <w:r>
@@ -3555,7 +3625,7 @@
             <w:fldChar w:fldCharType="begin"/>
           </w:r>
           <w:r>
-            <w:instrText xml:space="preserve"> PAGEREF _Toc9341 \h </w:instrText>
+            <w:instrText xml:space="preserve"> PAGEREF _Toc10710 \h </w:instrText>
           </w:r>
           <w:r>
             <w:fldChar w:fldCharType="separate"/>
@@ -3656,7 +3726,7 @@
           <w:lang w:val="en-US" w:eastAsia="zh-CN"/>
         </w:rPr>
       </w:pPr>
-      <w:bookmarkStart w:id="2" w:name="_Toc13992"/>
+      <w:bookmarkStart w:id="2" w:name="_Toc2860"/>
       <w:r>
         <w:rPr>
           <w:rFonts w:hint="eastAsia"/>
@@ -3675,7 +3745,7 @@
           <w:lang w:val="en-US" w:eastAsia="zh-CN"/>
         </w:rPr>
       </w:pPr>
-      <w:bookmarkStart w:id="3" w:name="_Toc19753"/>
+      <w:bookmarkStart w:id="3" w:name="_Toc8005"/>
       <w:r>
         <w:rPr>
           <w:rFonts w:hint="eastAsia"/>
@@ -3723,7 +3793,7 @@
           <w:lang w:val="en-US" w:eastAsia="zh-CN"/>
         </w:rPr>
       </w:pPr>
-      <w:bookmarkStart w:id="4" w:name="_Toc24891"/>
+      <w:bookmarkStart w:id="4" w:name="_Toc22554"/>
       <w:r>
         <w:rPr>
           <w:rFonts w:hint="eastAsia"/>
@@ -3771,7 +3841,7 @@
           <w:lang w:val="en-US" w:eastAsia="zh-CN"/>
         </w:rPr>
       </w:pPr>
-      <w:bookmarkStart w:id="5" w:name="_Toc21559"/>
+      <w:bookmarkStart w:id="5" w:name="_Toc21356"/>
       <w:r>
         <w:rPr>
           <w:rFonts w:hint="eastAsia"/>
@@ -3989,7 +4059,7 @@
           <w:lang w:val="en-US" w:eastAsia="zh-CN"/>
         </w:rPr>
       </w:pPr>
-      <w:bookmarkStart w:id="6" w:name="_Toc3036"/>
+      <w:bookmarkStart w:id="6" w:name="_Toc8307"/>
       <w:r>
         <w:rPr>
           <w:rFonts w:hint="eastAsia"/>
@@ -4008,7 +4078,7 @@
           <w:lang w:val="en-US" w:eastAsia="zh-CN"/>
         </w:rPr>
       </w:pPr>
-      <w:bookmarkStart w:id="7" w:name="_Toc6287"/>
+      <w:bookmarkStart w:id="7" w:name="_Toc11035"/>
       <w:r>
         <w:rPr>
           <w:rFonts w:hint="eastAsia"/>
@@ -4172,7 +4242,7 @@
           <w:lang w:val="en-US" w:eastAsia="zh-CN"/>
         </w:rPr>
       </w:pPr>
-      <w:bookmarkStart w:id="8" w:name="_Toc26436"/>
+      <w:bookmarkStart w:id="8" w:name="_Toc27100"/>
       <w:r>
         <w:rPr>
           <w:rFonts w:hint="eastAsia"/>
@@ -4278,7 +4348,7 @@
           <w:lang w:val="en-US" w:eastAsia="zh-CN"/>
         </w:rPr>
       </w:pPr>
-      <w:bookmarkStart w:id="9" w:name="_Toc11687"/>
+      <w:bookmarkStart w:id="9" w:name="_Toc13721"/>
       <w:r>
         <w:rPr>
           <w:rFonts w:hint="eastAsia"/>
@@ -4413,7 +4483,7 @@
           <w:lang w:val="en-US" w:eastAsia="zh-CN"/>
         </w:rPr>
       </w:pPr>
-      <w:bookmarkStart w:id="10" w:name="_Toc20521"/>
+      <w:bookmarkStart w:id="10" w:name="_Toc3543"/>
       <w:r>
         <w:rPr>
           <w:rFonts w:hint="eastAsia"/>
@@ -4548,7 +4618,7 @@
           <w:lang w:val="en-US" w:eastAsia="zh-CN"/>
         </w:rPr>
       </w:pPr>
-      <w:bookmarkStart w:id="11" w:name="_Toc8211"/>
+      <w:bookmarkStart w:id="11" w:name="_Toc6252"/>
       <w:r>
         <w:rPr>
           <w:rFonts w:hint="eastAsia"/>
@@ -4567,7 +4637,7 @@
           <w:lang w:val="en-US" w:eastAsia="zh-CN"/>
         </w:rPr>
       </w:pPr>
-      <w:bookmarkStart w:id="12" w:name="_Toc187"/>
+      <w:bookmarkStart w:id="12" w:name="_Toc11697"/>
       <w:r>
         <w:rPr>
           <w:rFonts w:hint="eastAsia"/>
@@ -4731,7 +4801,7 @@
           <w:lang w:val="en-US" w:eastAsia="zh-CN"/>
         </w:rPr>
       </w:pPr>
-      <w:bookmarkStart w:id="13" w:name="_Toc18816"/>
+      <w:bookmarkStart w:id="13" w:name="_Toc16903"/>
       <w:r>
         <w:rPr>
           <w:rFonts w:hint="eastAsia"/>
@@ -4837,7 +4907,7 @@
           <w:lang w:val="en-US" w:eastAsia="zh-CN"/>
         </w:rPr>
       </w:pPr>
-      <w:bookmarkStart w:id="14" w:name="_Toc23337"/>
+      <w:bookmarkStart w:id="14" w:name="_Toc28418"/>
       <w:r>
         <w:rPr>
           <w:rFonts w:hint="eastAsia"/>
@@ -4856,7 +4926,7 @@
           <w:lang w:val="en-US" w:eastAsia="zh-CN"/>
         </w:rPr>
       </w:pPr>
-      <w:bookmarkStart w:id="15" w:name="_Toc7605"/>
+      <w:bookmarkStart w:id="15" w:name="_Toc14031"/>
       <w:r>
         <w:rPr>
           <w:rFonts w:hint="eastAsia"/>
@@ -5020,7 +5090,7 @@
           <w:lang w:val="en-US" w:eastAsia="zh-CN"/>
         </w:rPr>
       </w:pPr>
-      <w:bookmarkStart w:id="16" w:name="_Toc32041"/>
+      <w:bookmarkStart w:id="16" w:name="_Toc3357"/>
       <w:r>
         <w:rPr>
           <w:rFonts w:hint="eastAsia"/>
@@ -5184,7 +5254,7 @@
           <w:lang w:val="en-US" w:eastAsia="zh-CN"/>
         </w:rPr>
       </w:pPr>
-      <w:bookmarkStart w:id="17" w:name="_Toc116"/>
+      <w:bookmarkStart w:id="17" w:name="_Toc29502"/>
       <w:r>
         <w:rPr>
           <w:rFonts w:hint="eastAsia"/>
@@ -5232,7 +5302,7 @@
           <w:lang w:val="en-US" w:eastAsia="zh-CN"/>
         </w:rPr>
       </w:pPr>
-      <w:bookmarkStart w:id="18" w:name="_Toc3282"/>
+      <w:bookmarkStart w:id="18" w:name="_Toc28457"/>
       <w:r>
         <w:rPr>
           <w:rFonts w:hint="eastAsia"/>
@@ -5251,7 +5321,7 @@
           <w:lang w:val="en-US" w:eastAsia="zh-CN"/>
         </w:rPr>
       </w:pPr>
-      <w:bookmarkStart w:id="19" w:name="_Toc29541"/>
+      <w:bookmarkStart w:id="19" w:name="_Toc29746"/>
       <w:r>
         <w:rPr>
           <w:rFonts w:hint="eastAsia"/>
@@ -5321,7 +5391,7 @@
           <w:lang w:val="en-US" w:eastAsia="zh-CN"/>
         </w:rPr>
       </w:pPr>
-      <w:bookmarkStart w:id="20" w:name="_Toc29013"/>
+      <w:bookmarkStart w:id="20" w:name="_Toc12204"/>
       <w:r>
         <w:rPr>
           <w:rFonts w:hint="eastAsia"/>
@@ -5456,7 +5526,7 @@
           <w:lang w:val="en-US" w:eastAsia="zh-CN"/>
         </w:rPr>
       </w:pPr>
-      <w:bookmarkStart w:id="21" w:name="_Toc9341"/>
+      <w:bookmarkStart w:id="21" w:name="_Toc16044"/>
       <w:r>
         <w:rPr>
           <w:rFonts w:hint="eastAsia"/>
@@ -5464,9 +5534,11 @@
         </w:rPr>
         <w:t>考核指标</w:t>
       </w:r>
+      <w:bookmarkEnd w:id="21"/>
     </w:p>
     <w:tbl>
       <w:tblPr>
+        <w:tblStyle w:val="20"/>
         <w:tblW w:w="8504" w:type="dxa"/>
         <w:tblInd w:w="96" w:type="dxa"/>
         <w:tblBorders>
@@ -5477,7 +5549,7 @@
           <w:insideH w:val="none" w:color="auto" w:sz="0" w:space="0"/>
           <w:insideV w:val="none" w:color="auto" w:sz="0" w:space="0"/>
         </w:tblBorders>
-        <w:shd w:val="clear"/>
+        <w:shd w:val="clear" w:color="auto" w:fill="auto"/>
         <w:tblLayout w:type="autofit"/>
         <w:tblCellMar>
           <w:top w:w="0" w:type="dxa"/>
@@ -5502,6 +5574,7 @@
             <w:insideH w:val="none" w:color="auto" w:sz="0" w:space="0"/>
             <w:insideV w:val="none" w:color="auto" w:sz="0" w:space="0"/>
           </w:tblBorders>
+          <w:shd w:val="clear" w:color="auto" w:fill="auto"/>
           <w:tblCellMar>
             <w:top w:w="0" w:type="dxa"/>
             <w:left w:w="108" w:type="dxa"/>
@@ -5557,7 +5630,6 @@
                 <w:sz w:val="22"/>
                 <w:szCs w:val="22"/>
                 <w:u w:val="none"/>
-                <w:bdr w:val="none" w:color="auto" w:sz="0" w:space="0"/>
                 <w:lang w:val="en-US" w:eastAsia="zh-CN" w:bidi="ar"/>
               </w:rPr>
               <w:t>KPI</w:t>
@@ -5609,7 +5681,6 @@
                 <w:sz w:val="22"/>
                 <w:szCs w:val="22"/>
                 <w:u w:val="none"/>
-                <w:bdr w:val="none" w:color="auto" w:sz="0" w:space="0"/>
                 <w:lang w:val="en-US" w:eastAsia="zh-CN" w:bidi="ar"/>
               </w:rPr>
               <w:t>目标值</w:t>
@@ -5661,7 +5732,6 @@
                 <w:sz w:val="22"/>
                 <w:szCs w:val="22"/>
                 <w:u w:val="none"/>
-                <w:bdr w:val="none" w:color="auto" w:sz="0" w:space="0"/>
                 <w:lang w:val="en-US" w:eastAsia="zh-CN" w:bidi="ar"/>
               </w:rPr>
               <w:t>计算公式/方法</w:t>
@@ -5713,7 +5783,6 @@
                 <w:sz w:val="22"/>
                 <w:szCs w:val="22"/>
                 <w:u w:val="none"/>
-                <w:bdr w:val="none" w:color="auto" w:sz="0" w:space="0"/>
                 <w:lang w:val="en-US" w:eastAsia="zh-CN" w:bidi="ar"/>
               </w:rPr>
               <w:t>频度</w:t>
@@ -5731,6 +5800,7 @@
             <w:insideH w:val="none" w:color="auto" w:sz="0" w:space="0"/>
             <w:insideV w:val="none" w:color="auto" w:sz="0" w:space="0"/>
           </w:tblBorders>
+          <w:shd w:val="clear" w:color="auto" w:fill="auto"/>
           <w:tblCellMar>
             <w:top w:w="0" w:type="dxa"/>
             <w:left w:w="108" w:type="dxa"/>
@@ -5920,16 +5990,15 @@
           <w:lang w:val="en-US" w:eastAsia="zh-CN"/>
         </w:rPr>
       </w:pPr>
-      <w:bookmarkStart w:id="22" w:name="_GoBack"/>
+      <w:bookmarkStart w:id="22" w:name="_Toc10710"/>
+      <w:r>
+        <w:rPr>
+          <w:rFonts w:hint="eastAsia"/>
+          <w:lang w:val="en-US" w:eastAsia="zh-CN"/>
+        </w:rPr>
+        <w:t>附则</w:t>
+      </w:r>
       <w:bookmarkEnd w:id="22"/>
-      <w:r>
-        <w:rPr>
-          <w:rFonts w:hint="eastAsia"/>
-          <w:lang w:val="en-US" w:eastAsia="zh-CN"/>
-        </w:rPr>
-        <w:t>附则</w:t>
-      </w:r>
-      <w:bookmarkEnd w:id="21"/>
     </w:p>
     <w:p>
       <w:pPr>

--- a/5.人员管理/1.流程制度规范类文件/JXTX-05-04-人员备份管理制度.docx
+++ b/5.人员管理/1.流程制度规范类文件/JXTX-05-04-人员备份管理制度.docx
@@ -1,10 +1,11 @@
 
 <file path=word/document.xml><?xml version="1.0" encoding="utf-8"?>
-<w:document xmlns:wpc="http://schemas.microsoft.com/office/word/2010/wordprocessingCanvas" xmlns:mc="http://schemas.openxmlformats.org/markup-compatibility/2006" xmlns:o="urn:schemas-microsoft-com:office:office" xmlns:r="http://schemas.openxmlformats.org/officeDocument/2006/relationships" xmlns:m="http://schemas.openxmlformats.org/officeDocument/2006/math" xmlns:v="urn:schemas-microsoft-com:vml" xmlns:wp14="http://schemas.microsoft.com/office/word/2010/wordprocessingDrawing" xmlns:wp="http://schemas.openxmlformats.org/drawingml/2006/wordprocessingDrawing" xmlns:w="http://schemas.openxmlformats.org/wordprocessingml/2006/main" xmlns:w14="http://schemas.microsoft.com/office/word/2010/wordml" xmlns:w10="urn:schemas-microsoft-com:office:word" xmlns:w15="http://schemas.microsoft.com/office/word/2012/wordml" xmlns:wpg="http://schemas.microsoft.com/office/word/2010/wordprocessingGroup" xmlns:wpi="http://schemas.microsoft.com/office/word/2010/wordprocessingInk" xmlns:wne="http://schemas.microsoft.com/office/word/2006/wordml" xmlns:wps="http://schemas.microsoft.com/office/word/2010/wordprocessingShape" xmlns:wpsCustomData="http://www.wps.cn/officeDocument/2013/wpsCustomData" mc:Ignorable="w14 w15 wp14">
+<w:document xmlns:wpc="http://schemas.microsoft.com/office/word/2010/wordprocessingCanvas" xmlns:mc="http://schemas.openxmlformats.org/markup-compatibility/2006" xmlns:o="urn:schemas-microsoft-com:office:office" xmlns:r="http://schemas.openxmlformats.org/officeDocument/2006/relationships" xmlns:m="http://schemas.openxmlformats.org/officeDocument/2006/math" xmlns:v="urn:schemas-microsoft-com:vml" xmlns:wp14="http://schemas.microsoft.com/office/word/2010/wordprocessingDrawing" xmlns:wp="http://schemas.openxmlformats.org/drawingml/2006/wordprocessingDrawing" xmlns:w10="urn:schemas-microsoft-com:office:word" xmlns:w="http://schemas.openxmlformats.org/wordprocessingml/2006/main" xmlns:w14="http://schemas.microsoft.com/office/word/2010/wordml" xmlns:w15="http://schemas.microsoft.com/office/word/2012/wordml" xmlns:wne="http://schemas.microsoft.com/office/word/2006/wordml" xmlns:wpg="http://schemas.microsoft.com/office/word/2010/wordprocessingGroup" xmlns:wpi="http://schemas.microsoft.com/office/word/2010/wordprocessingInk" xmlns:wps="http://schemas.microsoft.com/office/word/2010/wordprocessingShape" mc:Ignorable="w14 w15 wp14">
+  <!-- Generated by Aspose.Words for .NET 13.3.0.1 -->
   <w:body>
     <w:p>
       <w:pPr>
-        <w:pStyle w:val="24"/>
+        <w:pStyle w:val="a"/>
         <w:keepNext w:val="0"/>
         <w:keepLines w:val="0"/>
         <w:pageBreakBefore w:val="0"/>
@@ -24,7 +25,7 @@
       <w:bookmarkStart w:id="0" w:name="_Toc10575"/>
       <w:r>
         <w:drawing>
-          <wp:anchor distT="0" distB="0" distL="114300" distR="114300" simplePos="0" relativeHeight="251661312" behindDoc="1" locked="0" layoutInCell="1" allowOverlap="1">
+          <wp:anchor distT="0" distB="0" distL="114300" distR="114300" simplePos="0" relativeHeight="251660288" behindDoc="1" locked="0" layoutInCell="1" allowOverlap="1">
             <wp:simplePos x="0" y="0"/>
             <wp:positionH relativeFrom="column">
               <wp:posOffset>-19050</wp:posOffset>
@@ -49,7 +50,7 @@
                     </pic:cNvPicPr>
                   </pic:nvPicPr>
                   <pic:blipFill>
-                    <a:blip r:embed="rId8"/>
+                    <a:blip xmlns:r="http://schemas.openxmlformats.org/officeDocument/2006/relationships" r:embed="rId4"/>
                     <a:stretch>
                       <a:fillRect/>
                     </a:stretch>
@@ -75,7 +76,7 @@
       </w:r>
       <w:r>
         <w:drawing>
-          <wp:anchor distT="0" distB="0" distL="114300" distR="114300" simplePos="0" relativeHeight="251660288" behindDoc="1" locked="0" layoutInCell="1" allowOverlap="1">
+          <wp:anchor distT="0" distB="0" distL="114300" distR="114300" simplePos="0" relativeHeight="251659264" behindDoc="1" locked="0" layoutInCell="1" allowOverlap="1">
             <wp:simplePos x="0" y="0"/>
             <wp:positionH relativeFrom="column">
               <wp:posOffset>0</wp:posOffset>
@@ -100,7 +101,7 @@
                     </pic:cNvPicPr>
                   </pic:nvPicPr>
                   <pic:blipFill>
-                    <a:blip r:embed="rId9"/>
+                    <a:blip xmlns:r="http://schemas.openxmlformats.org/officeDocument/2006/relationships" r:embed="rId5"/>
                     <a:stretch>
                       <a:fillRect/>
                     </a:stretch>
@@ -130,7 +131,7 @@
           <w:lang w:val="en-US" w:eastAsia="zh-CN"/>
         </w:rPr>
         <w:drawing>
-          <wp:anchor distT="0" distB="0" distL="114300" distR="114300" simplePos="0" relativeHeight="251659264" behindDoc="1" locked="0" layoutInCell="1" allowOverlap="1">
+          <wp:anchor distT="0" distB="0" distL="114300" distR="114300" simplePos="0" relativeHeight="251658240" behindDoc="1" locked="0" layoutInCell="1" allowOverlap="1">
             <wp:simplePos x="0" y="0"/>
             <wp:positionH relativeFrom="column">
               <wp:posOffset>635</wp:posOffset>
@@ -155,7 +156,7 @@
                     </pic:cNvPicPr>
                   </pic:nvPicPr>
                   <pic:blipFill>
-                    <a:blip r:embed="rId10">
+                    <a:blip xmlns:r="http://schemas.openxmlformats.org/officeDocument/2006/relationships" r:embed="rId6">
                       <a:alphaModFix amt="58000"/>
                       <a:lum contrast="-52000"/>
                     </a:blip>
@@ -189,7 +190,7 @@
     </w:p>
     <w:p>
       <w:pPr>
-        <w:pStyle w:val="25"/>
+        <w:pStyle w:val="a0"/>
         <w:keepNext w:val="0"/>
         <w:keepLines w:val="0"/>
         <w:pageBreakBefore w:val="0"/>
@@ -236,11 +237,11 @@
         <w:adjustRightInd w:val="0"/>
         <w:snapToGrid w:val="0"/>
         <w:spacing w:after="624" w:afterLines="200" w:line="219" w:lineRule="auto"/>
-        <w:ind w:left="0" w:leftChars="0" w:right="0" w:rightChars="0" w:firstLine="0" w:firstLineChars="0"/>
+        <w:ind w:left="0" w:right="0" w:firstLine="0" w:leftChars="0" w:rightChars="0" w:firstLineChars="0"/>
         <w:jc w:val="center"/>
         <w:textAlignment w:val="baseline"/>
         <w:rPr>
-          <w:rFonts w:hint="eastAsia" w:ascii="宋体" w:hAnsi="宋体" w:eastAsia="宋体" w:cs="宋体"/>
+          <w:rFonts w:ascii="宋体" w:eastAsia="宋体" w:hAnsi="宋体" w:cs="宋体" w:hint="eastAsia"/>
           <w:sz w:val="24"/>
           <w:szCs w:val="24"/>
           <w:lang w:val="en-US" w:eastAsia="zh-CN"/>
@@ -248,7 +249,7 @@
       </w:pPr>
       <w:r>
         <w:rPr>
-          <w:rFonts w:ascii="宋体" w:hAnsi="宋体" w:eastAsia="宋体" w:cs="宋体"/>
+          <w:rFonts w:ascii="宋体" w:eastAsia="宋体" w:hAnsi="宋体" w:cs="宋体"/>
           <w:b/>
           <w:bCs/>
           <w:spacing w:val="-3"/>
@@ -259,7 +260,7 @@
       </w:r>
       <w:r>
         <w:rPr>
-          <w:rFonts w:hint="eastAsia" w:ascii="宋体" w:hAnsi="宋体" w:eastAsia="宋体" w:cs="宋体"/>
+          <w:rFonts w:ascii="宋体" w:eastAsia="宋体" w:hAnsi="宋体" w:cs="宋体" w:hint="eastAsia"/>
           <w:b/>
           <w:bCs/>
           <w:spacing w:val="-3"/>
@@ -271,7 +272,7 @@
       </w:r>
       <w:r>
         <w:rPr>
-          <w:rFonts w:ascii="宋体" w:hAnsi="宋体" w:eastAsia="宋体" w:cs="宋体"/>
+          <w:rFonts w:ascii="宋体" w:eastAsia="宋体" w:hAnsi="宋体" w:cs="宋体"/>
           <w:b/>
           <w:bCs/>
           <w:spacing w:val="-3"/>
@@ -282,7 +283,7 @@
       </w:r>
       <w:r>
         <w:rPr>
-          <w:rFonts w:hint="eastAsia" w:ascii="宋体" w:hAnsi="宋体" w:eastAsia="宋体" w:cs="宋体"/>
+          <w:rFonts w:ascii="宋体" w:eastAsia="宋体" w:hAnsi="宋体" w:cs="宋体" w:hint="eastAsia"/>
           <w:b/>
           <w:bCs/>
           <w:spacing w:val="-3"/>
@@ -294,7 +295,7 @@
       </w:r>
       <w:r>
         <w:rPr>
-          <w:rFonts w:ascii="宋体" w:hAnsi="宋体" w:eastAsia="宋体" w:cs="宋体"/>
+          <w:rFonts w:ascii="宋体" w:eastAsia="宋体" w:hAnsi="宋体" w:cs="宋体"/>
           <w:b/>
           <w:bCs/>
           <w:spacing w:val="-3"/>
@@ -305,7 +306,7 @@
       </w:r>
       <w:r>
         <w:rPr>
-          <w:rFonts w:hint="eastAsia" w:ascii="宋体" w:hAnsi="宋体" w:cs="宋体"/>
+          <w:rFonts w:ascii="宋体" w:hAnsi="宋体" w:cs="宋体" w:hint="eastAsia"/>
           <w:b/>
           <w:bCs/>
           <w:spacing w:val="-3"/>
@@ -318,18 +319,17 @@
     </w:p>
     <w:tbl>
       <w:tblPr>
-        <w:tblStyle w:val="21"/>
+        <w:tblStyle w:val="TableGrid"/>
         <w:tblW w:w="0" w:type="auto"/>
         <w:jc w:val="center"/>
         <w:tblBorders>
-          <w:top w:val="none" w:color="auto" w:sz="0" w:space="0"/>
-          <w:left w:val="none" w:color="auto" w:sz="0" w:space="0"/>
-          <w:bottom w:val="none" w:color="auto" w:sz="0" w:space="0"/>
-          <w:right w:val="none" w:color="auto" w:sz="0" w:space="0"/>
-          <w:insideH w:val="none" w:color="auto" w:sz="0" w:space="0"/>
-          <w:insideV w:val="none" w:color="auto" w:sz="0" w:space="0"/>
+          <w:top w:val="nil"/>
+          <w:left w:val="nil"/>
+          <w:bottom w:val="nil"/>
+          <w:right w:val="nil"/>
+          <w:insideH w:val="nil"/>
+          <w:insideV w:val="nil"/>
         </w:tblBorders>
-        <w:tblLayout w:type="autofit"/>
         <w:tblCellMar>
           <w:top w:w="0" w:type="dxa"/>
           <w:left w:w="108" w:type="dxa"/>
@@ -343,13 +343,15 @@
       </w:tblGrid>
       <w:tr>
         <w:tblPrEx>
+          <w:tblW w:w="0" w:type="auto"/>
+          <w:jc w:val="center"/>
           <w:tblBorders>
-            <w:top w:val="none" w:color="auto" w:sz="0" w:space="0"/>
-            <w:left w:val="none" w:color="auto" w:sz="0" w:space="0"/>
-            <w:bottom w:val="none" w:color="auto" w:sz="0" w:space="0"/>
-            <w:right w:val="none" w:color="auto" w:sz="0" w:space="0"/>
-            <w:insideH w:val="none" w:color="auto" w:sz="0" w:space="0"/>
-            <w:insideV w:val="none" w:color="auto" w:sz="0" w:space="0"/>
+            <w:top w:val="nil"/>
+            <w:left w:val="nil"/>
+            <w:bottom w:val="nil"/>
+            <w:right w:val="nil"/>
+            <w:insideH w:val="nil"/>
+            <w:insideV w:val="nil"/>
           </w:tblBorders>
           <w:tblCellMar>
             <w:top w:w="0" w:type="dxa"/>
@@ -359,7 +361,7 @@
           </w:tblCellMar>
         </w:tblPrEx>
         <w:trPr>
-          <w:trHeight w:val="810" w:hRule="atLeast"/>
+          <w:trHeight w:val="810"/>
           <w:jc w:val="center"/>
         </w:trPr>
         <w:tc>
@@ -397,7 +399,7 @@
             </w:r>
             <w:r>
               <w:rPr>
-                <w:rFonts w:hint="default" w:asciiTheme="minorAscii" w:hAnsiTheme="minorAscii" w:eastAsiaTheme="minorEastAsia"/>
+                <w:rFonts w:asciiTheme="minorAscii" w:eastAsiaTheme="minorEastAsia" w:hAnsiTheme="minorAscii" w:hint="default"/>
                 <w:spacing w:val="227"/>
                 <w:sz w:val="21"/>
                 <w:vertAlign w:val="baseline"/>
@@ -451,7 +453,7 @@
             </w:r>
             <w:r>
               <w:rPr>
-                <w:rFonts w:hint="eastAsia" w:asciiTheme="minorAscii" w:hAnsiTheme="minorAscii" w:eastAsiaTheme="minorEastAsia"/>
+                <w:rFonts w:asciiTheme="minorAscii" w:eastAsiaTheme="minorEastAsia" w:hAnsiTheme="minorAscii" w:hint="eastAsia"/>
                 <w:spacing w:val="227"/>
                 <w:sz w:val="21"/>
                 <w:vertAlign w:val="baseline"/>
@@ -473,14 +475,8 @@
       </w:tr>
       <w:tr>
         <w:tblPrEx>
-          <w:tblBorders>
-            <w:top w:val="none" w:color="auto" w:sz="0" w:space="0"/>
-            <w:left w:val="none" w:color="auto" w:sz="0" w:space="0"/>
-            <w:bottom w:val="none" w:color="auto" w:sz="0" w:space="0"/>
-            <w:right w:val="none" w:color="auto" w:sz="0" w:space="0"/>
-            <w:insideH w:val="none" w:color="auto" w:sz="0" w:space="0"/>
-            <w:insideV w:val="none" w:color="auto" w:sz="0" w:space="0"/>
-          </w:tblBorders>
+          <w:tblW w:w="0" w:type="auto"/>
+          <w:jc w:val="center"/>
           <w:tblCellMar>
             <w:top w:w="0" w:type="dxa"/>
             <w:left w:w="108" w:type="dxa"/>
@@ -489,7 +485,7 @@
           </w:tblCellMar>
         </w:tblPrEx>
         <w:trPr>
-          <w:trHeight w:val="810" w:hRule="atLeast"/>
+          <w:trHeight w:val="810"/>
           <w:jc w:val="center"/>
         </w:trPr>
         <w:tc>
@@ -513,7 +509,7 @@
               <w:snapToGrid w:val="0"/>
               <w:textAlignment w:val="baseline"/>
               <w:rPr>
-                <w:rFonts w:hint="default" w:ascii="Arial" w:hAnsi="Arial" w:eastAsia="Arial" w:cs="Arial"/>
+                <w:rFonts w:ascii="Arial" w:eastAsia="Arial" w:hAnsi="Arial" w:cs="Arial" w:hint="default"/>
                 <w:snapToGrid w:val="0"/>
                 <w:color w:val="000000"/>
                 <w:kern w:val="0"/>
@@ -545,7 +541,7 @@
             </w:r>
             <w:r>
               <w:rPr>
-                <w:rFonts w:hint="default" w:asciiTheme="minorAscii" w:hAnsiTheme="minorAscii" w:eastAsiaTheme="minorEastAsia"/>
+                <w:rFonts w:asciiTheme="minorAscii" w:eastAsiaTheme="minorEastAsia" w:hAnsiTheme="minorAscii" w:hint="default"/>
                 <w:spacing w:val="227"/>
                 <w:sz w:val="21"/>
                 <w:vertAlign w:val="baseline"/>
@@ -598,7 +594,7 @@
               <w:snapToGrid w:val="0"/>
               <w:textAlignment w:val="baseline"/>
               <w:rPr>
-                <w:rFonts w:hint="default" w:ascii="Arial" w:hAnsi="Arial" w:eastAsia="Arial" w:cs="Arial"/>
+                <w:rFonts w:ascii="Arial" w:eastAsia="Arial" w:hAnsi="Arial" w:cs="Arial" w:hint="default"/>
                 <w:snapToGrid w:val="0"/>
                 <w:color w:val="000000"/>
                 <w:kern w:val="0"/>
@@ -618,7 +614,7 @@
             </w:r>
             <w:r>
               <w:rPr>
-                <w:rFonts w:hint="eastAsia" w:asciiTheme="minorAscii" w:hAnsiTheme="minorAscii" w:eastAsiaTheme="minorEastAsia"/>
+                <w:rFonts w:asciiTheme="minorAscii" w:eastAsiaTheme="minorEastAsia" w:hAnsiTheme="minorAscii" w:hint="eastAsia"/>
                 <w:spacing w:val="227"/>
                 <w:sz w:val="21"/>
                 <w:vertAlign w:val="baseline"/>
@@ -640,14 +636,8 @@
       </w:tr>
       <w:tr>
         <w:tblPrEx>
-          <w:tblBorders>
-            <w:top w:val="none" w:color="auto" w:sz="0" w:space="0"/>
-            <w:left w:val="none" w:color="auto" w:sz="0" w:space="0"/>
-            <w:bottom w:val="none" w:color="auto" w:sz="0" w:space="0"/>
-            <w:right w:val="none" w:color="auto" w:sz="0" w:space="0"/>
-            <w:insideH w:val="none" w:color="auto" w:sz="0" w:space="0"/>
-            <w:insideV w:val="none" w:color="auto" w:sz="0" w:space="0"/>
-          </w:tblBorders>
+          <w:tblW w:w="0" w:type="auto"/>
+          <w:jc w:val="center"/>
           <w:tblCellMar>
             <w:top w:w="0" w:type="dxa"/>
             <w:left w:w="108" w:type="dxa"/>
@@ -656,7 +646,7 @@
           </w:tblCellMar>
         </w:tblPrEx>
         <w:trPr>
-          <w:trHeight w:val="635" w:hRule="atLeast"/>
+          <w:trHeight w:val="635"/>
           <w:jc w:val="center"/>
         </w:trPr>
         <w:tc>
@@ -706,7 +696,7 @@
             </w:r>
             <w:r>
               <w:rPr>
-                <w:rFonts w:hint="eastAsia" w:asciiTheme="minorAscii" w:hAnsiTheme="minorAscii" w:eastAsiaTheme="minorEastAsia"/>
+                <w:rFonts w:asciiTheme="minorAscii" w:eastAsiaTheme="minorEastAsia" w:hAnsiTheme="minorAscii" w:hint="eastAsia"/>
                 <w:spacing w:val="227"/>
                 <w:sz w:val="21"/>
                 <w:vertAlign w:val="baseline"/>
@@ -759,7 +749,7 @@
             </w:r>
             <w:r>
               <w:rPr>
-                <w:rFonts w:hint="eastAsia" w:asciiTheme="minorAscii" w:hAnsiTheme="minorAscii" w:eastAsiaTheme="minorEastAsia"/>
+                <w:rFonts w:asciiTheme="minorAscii" w:eastAsiaTheme="minorEastAsia" w:hAnsiTheme="minorAscii" w:hint="eastAsia"/>
                 <w:spacing w:val="227"/>
                 <w:sz w:val="21"/>
                 <w:vertAlign w:val="baseline"/>
@@ -818,14 +808,14 @@
         <w:ind w:left="3634"/>
         <w:textAlignment w:val="baseline"/>
         <w:rPr>
-          <w:rFonts w:ascii="宋体" w:hAnsi="宋体" w:eastAsia="宋体" w:cs="宋体"/>
+          <w:rFonts w:ascii="宋体" w:eastAsia="宋体" w:hAnsi="宋体" w:cs="宋体"/>
           <w:sz w:val="31"/>
           <w:szCs w:val="31"/>
         </w:rPr>
       </w:pPr>
       <w:r>
         <w:rPr>
-          <w:rFonts w:ascii="宋体" w:hAnsi="宋体" w:eastAsia="宋体" w:cs="宋体"/>
+          <w:rFonts w:ascii="宋体" w:eastAsia="宋体" w:hAnsi="宋体" w:cs="宋体"/>
           <w:b/>
           <w:bCs/>
           <w:spacing w:val="4"/>
@@ -837,16 +827,16 @@
     </w:p>
     <w:tbl>
       <w:tblPr>
-        <w:tblStyle w:val="26"/>
+        <w:tblStyle w:val="TableNormal0"/>
         <w:tblW w:w="8214" w:type="dxa"/>
         <w:jc w:val="center"/>
         <w:tblBorders>
-          <w:top w:val="single" w:color="000000" w:sz="2" w:space="0"/>
-          <w:left w:val="single" w:color="000000" w:sz="2" w:space="0"/>
-          <w:bottom w:val="single" w:color="000000" w:sz="2" w:space="0"/>
-          <w:right w:val="single" w:color="000000" w:sz="2" w:space="0"/>
-          <w:insideH w:val="single" w:color="000000" w:sz="2" w:space="0"/>
-          <w:insideV w:val="single" w:color="000000" w:sz="2" w:space="0"/>
+          <w:top w:val="single" w:sz="2" w:space="0" w:color="000000"/>
+          <w:left w:val="single" w:sz="2" w:space="0" w:color="000000"/>
+          <w:bottom w:val="single" w:sz="2" w:space="0" w:color="000000"/>
+          <w:right w:val="single" w:sz="2" w:space="0" w:color="000000"/>
+          <w:insideH w:val="single" w:sz="2" w:space="0" w:color="000000"/>
+          <w:insideV w:val="single" w:sz="2" w:space="0" w:color="000000"/>
         </w:tblBorders>
         <w:tblLayout w:type="fixed"/>
         <w:tblCellMar>
@@ -866,14 +856,17 @@
       </w:tblGrid>
       <w:tr>
         <w:tblPrEx>
+          <w:tblW w:w="8214" w:type="dxa"/>
+          <w:jc w:val="center"/>
           <w:tblBorders>
-            <w:top w:val="single" w:color="000000" w:sz="2" w:space="0"/>
-            <w:left w:val="single" w:color="000000" w:sz="2" w:space="0"/>
-            <w:bottom w:val="single" w:color="000000" w:sz="2" w:space="0"/>
-            <w:right w:val="single" w:color="000000" w:sz="2" w:space="0"/>
-            <w:insideH w:val="single" w:color="000000" w:sz="2" w:space="0"/>
-            <w:insideV w:val="single" w:color="000000" w:sz="2" w:space="0"/>
+            <w:top w:val="single" w:sz="2" w:space="0" w:color="000000"/>
+            <w:left w:val="single" w:sz="2" w:space="0" w:color="000000"/>
+            <w:bottom w:val="single" w:sz="2" w:space="0" w:color="000000"/>
+            <w:right w:val="single" w:sz="2" w:space="0" w:color="000000"/>
+            <w:insideH w:val="single" w:sz="2" w:space="0" w:color="000000"/>
+            <w:insideV w:val="single" w:sz="2" w:space="0" w:color="000000"/>
           </w:tblBorders>
+          <w:tblLayout w:type="fixed"/>
           <w:tblCellMar>
             <w:top w:w="0" w:type="dxa"/>
             <w:left w:w="0" w:type="dxa"/>
@@ -882,7 +875,7 @@
           </w:tblCellMar>
         </w:tblPrEx>
         <w:trPr>
-          <w:trHeight w:val="593" w:hRule="atLeast"/>
+          <w:trHeight w:val="593"/>
           <w:jc w:val="center"/>
         </w:trPr>
         <w:tc>
@@ -904,18 +897,18 @@
               <w:adjustRightInd w:val="0"/>
               <w:snapToGrid w:val="0"/>
               <w:spacing w:before="176" w:line="228" w:lineRule="auto"/>
-              <w:ind w:left="0" w:leftChars="0" w:right="0" w:rightChars="0" w:firstLine="0" w:firstLineChars="0"/>
+              <w:ind w:left="0" w:right="0" w:firstLine="0" w:leftChars="0" w:rightChars="0" w:firstLineChars="0"/>
               <w:jc w:val="center"/>
               <w:textAlignment w:val="baseline"/>
               <w:rPr>
-                <w:rFonts w:ascii="宋体" w:hAnsi="宋体" w:eastAsia="宋体" w:cs="宋体"/>
+                <w:rFonts w:ascii="宋体" w:eastAsia="宋体" w:hAnsi="宋体" w:cs="宋体"/>
                 <w:sz w:val="20"/>
                 <w:szCs w:val="20"/>
               </w:rPr>
             </w:pPr>
             <w:r>
               <w:rPr>
-                <w:rFonts w:hint="eastAsia" w:ascii="宋体" w:hAnsi="宋体" w:cs="宋体"/>
+                <w:rFonts w:ascii="宋体" w:hAnsi="宋体" w:cs="宋体" w:hint="eastAsia"/>
                 <w:spacing w:val="-14"/>
                 <w:sz w:val="20"/>
                 <w:szCs w:val="20"/>
@@ -925,7 +918,7 @@
             </w:r>
             <w:r>
               <w:rPr>
-                <w:rFonts w:ascii="宋体" w:hAnsi="宋体" w:eastAsia="宋体" w:cs="宋体"/>
+                <w:rFonts w:ascii="宋体" w:eastAsia="宋体" w:hAnsi="宋体" w:cs="宋体"/>
                 <w:spacing w:val="-14"/>
                 <w:sz w:val="20"/>
                 <w:szCs w:val="20"/>
@@ -953,18 +946,18 @@
               <w:adjustRightInd w:val="0"/>
               <w:snapToGrid w:val="0"/>
               <w:spacing w:before="175" w:line="227" w:lineRule="auto"/>
-              <w:ind w:left="0" w:leftChars="0" w:right="0" w:rightChars="0" w:firstLine="0" w:firstLineChars="0"/>
+              <w:ind w:left="0" w:right="0" w:firstLine="0" w:leftChars="0" w:rightChars="0" w:firstLineChars="0"/>
               <w:jc w:val="center"/>
               <w:textAlignment w:val="baseline"/>
               <w:rPr>
-                <w:rFonts w:ascii="宋体" w:hAnsi="宋体" w:eastAsia="宋体" w:cs="宋体"/>
+                <w:rFonts w:ascii="宋体" w:eastAsia="宋体" w:hAnsi="宋体" w:cs="宋体"/>
                 <w:sz w:val="20"/>
                 <w:szCs w:val="20"/>
               </w:rPr>
             </w:pPr>
             <w:r>
               <w:rPr>
-                <w:rFonts w:ascii="宋体" w:hAnsi="宋体" w:eastAsia="宋体" w:cs="宋体"/>
+                <w:rFonts w:ascii="宋体" w:eastAsia="宋体" w:hAnsi="宋体" w:cs="宋体"/>
                 <w:spacing w:val="4"/>
                 <w:sz w:val="20"/>
                 <w:szCs w:val="20"/>
@@ -992,18 +985,18 @@
               <w:adjustRightInd w:val="0"/>
               <w:snapToGrid w:val="0"/>
               <w:spacing w:before="175" w:line="228" w:lineRule="auto"/>
-              <w:ind w:left="0" w:leftChars="0" w:right="0" w:rightChars="0" w:firstLine="0" w:firstLineChars="0"/>
+              <w:ind w:left="0" w:right="0" w:firstLine="0" w:leftChars="0" w:rightChars="0" w:firstLineChars="0"/>
               <w:jc w:val="center"/>
               <w:textAlignment w:val="baseline"/>
               <w:rPr>
-                <w:rFonts w:ascii="宋体" w:hAnsi="宋体" w:eastAsia="宋体" w:cs="宋体"/>
+                <w:rFonts w:ascii="宋体" w:eastAsia="宋体" w:hAnsi="宋体" w:cs="宋体"/>
                 <w:sz w:val="20"/>
                 <w:szCs w:val="20"/>
               </w:rPr>
             </w:pPr>
             <w:r>
               <w:rPr>
-                <w:rFonts w:ascii="宋体" w:hAnsi="宋体" w:eastAsia="宋体" w:cs="宋体"/>
+                <w:rFonts w:ascii="宋体" w:eastAsia="宋体" w:hAnsi="宋体" w:cs="宋体"/>
                 <w:spacing w:val="7"/>
                 <w:sz w:val="20"/>
                 <w:szCs w:val="20"/>
@@ -1031,11 +1024,11 @@
               <w:adjustRightInd w:val="0"/>
               <w:snapToGrid w:val="0"/>
               <w:spacing w:before="175" w:line="228" w:lineRule="auto"/>
-              <w:ind w:left="0" w:leftChars="0" w:right="0" w:rightChars="0" w:firstLine="0" w:firstLineChars="0"/>
+              <w:ind w:left="0" w:right="0" w:firstLine="0" w:leftChars="0" w:rightChars="0" w:firstLineChars="0"/>
               <w:jc w:val="center"/>
               <w:textAlignment w:val="baseline"/>
               <w:rPr>
-                <w:rFonts w:hint="eastAsia" w:ascii="宋体" w:hAnsi="宋体" w:eastAsia="宋体" w:cs="宋体"/>
+                <w:rFonts w:ascii="宋体" w:eastAsia="宋体" w:hAnsi="宋体" w:cs="宋体" w:hint="eastAsia"/>
                 <w:spacing w:val="7"/>
                 <w:sz w:val="20"/>
                 <w:szCs w:val="20"/>
@@ -1044,7 +1037,7 @@
             </w:pPr>
             <w:r>
               <w:rPr>
-                <w:rFonts w:hint="eastAsia" w:ascii="宋体" w:hAnsi="宋体" w:cs="宋体"/>
+                <w:rFonts w:ascii="宋体" w:hAnsi="宋体" w:cs="宋体" w:hint="eastAsia"/>
                 <w:spacing w:val="7"/>
                 <w:sz w:val="20"/>
                 <w:szCs w:val="20"/>
@@ -1073,11 +1066,11 @@
               <w:adjustRightInd w:val="0"/>
               <w:snapToGrid w:val="0"/>
               <w:spacing w:before="175" w:line="228" w:lineRule="auto"/>
-              <w:ind w:left="0" w:leftChars="0" w:right="0" w:rightChars="0" w:firstLine="0" w:firstLineChars="0"/>
+              <w:ind w:left="0" w:right="0" w:firstLine="0" w:leftChars="0" w:rightChars="0" w:firstLineChars="0"/>
               <w:jc w:val="center"/>
               <w:textAlignment w:val="baseline"/>
               <w:rPr>
-                <w:rFonts w:hint="default" w:ascii="宋体" w:hAnsi="宋体" w:cs="宋体"/>
+                <w:rFonts w:ascii="宋体" w:hAnsi="宋体" w:cs="宋体" w:hint="default"/>
                 <w:spacing w:val="7"/>
                 <w:sz w:val="20"/>
                 <w:szCs w:val="20"/>
@@ -1086,7 +1079,7 @@
             </w:pPr>
             <w:r>
               <w:rPr>
-                <w:rFonts w:hint="eastAsia" w:ascii="宋体" w:hAnsi="宋体" w:cs="宋体"/>
+                <w:rFonts w:ascii="宋体" w:hAnsi="宋体" w:cs="宋体" w:hint="eastAsia"/>
                 <w:spacing w:val="7"/>
                 <w:sz w:val="20"/>
                 <w:szCs w:val="20"/>
@@ -1115,18 +1108,18 @@
               <w:adjustRightInd w:val="0"/>
               <w:snapToGrid w:val="0"/>
               <w:spacing w:before="176" w:line="229" w:lineRule="auto"/>
-              <w:ind w:left="0" w:leftChars="0" w:right="0" w:rightChars="0" w:firstLine="0" w:firstLineChars="0"/>
+              <w:ind w:left="0" w:right="0" w:firstLine="0" w:leftChars="0" w:rightChars="0" w:firstLineChars="0"/>
               <w:jc w:val="center"/>
               <w:textAlignment w:val="baseline"/>
               <w:rPr>
-                <w:rFonts w:ascii="宋体" w:hAnsi="宋体" w:eastAsia="宋体" w:cs="宋体"/>
+                <w:rFonts w:ascii="宋体" w:eastAsia="宋体" w:hAnsi="宋体" w:cs="宋体"/>
                 <w:sz w:val="20"/>
                 <w:szCs w:val="20"/>
               </w:rPr>
             </w:pPr>
             <w:r>
               <w:rPr>
-                <w:rFonts w:ascii="宋体" w:hAnsi="宋体" w:eastAsia="宋体" w:cs="宋体"/>
+                <w:rFonts w:ascii="宋体" w:eastAsia="宋体" w:hAnsi="宋体" w:cs="宋体"/>
                 <w:spacing w:val="7"/>
                 <w:sz w:val="20"/>
                 <w:szCs w:val="20"/>
@@ -1138,14 +1131,9 @@
       </w:tr>
       <w:tr>
         <w:tblPrEx>
-          <w:tblBorders>
-            <w:top w:val="single" w:color="000000" w:sz="2" w:space="0"/>
-            <w:left w:val="single" w:color="000000" w:sz="2" w:space="0"/>
-            <w:bottom w:val="single" w:color="000000" w:sz="2" w:space="0"/>
-            <w:right w:val="single" w:color="000000" w:sz="2" w:space="0"/>
-            <w:insideH w:val="single" w:color="000000" w:sz="2" w:space="0"/>
-            <w:insideV w:val="single" w:color="000000" w:sz="2" w:space="0"/>
-          </w:tblBorders>
+          <w:tblW w:w="8214" w:type="dxa"/>
+          <w:jc w:val="center"/>
+          <w:tblLayout w:type="fixed"/>
           <w:tblCellMar>
             <w:top w:w="0" w:type="dxa"/>
             <w:left w:w="0" w:type="dxa"/>
@@ -1154,7 +1142,7 @@
           </w:tblCellMar>
         </w:tblPrEx>
         <w:trPr>
-          <w:trHeight w:val="516" w:hRule="atLeast"/>
+          <w:trHeight w:val="516"/>
           <w:jc w:val="center"/>
         </w:trPr>
         <w:tc>
@@ -1176,11 +1164,11 @@
               <w:adjustRightInd w:val="0"/>
               <w:snapToGrid w:val="0"/>
               <w:spacing w:before="173" w:line="267" w:lineRule="exact"/>
-              <w:ind w:left="0" w:leftChars="0" w:right="0" w:rightChars="0" w:firstLine="0" w:firstLineChars="0"/>
+              <w:ind w:left="0" w:right="0" w:firstLine="0" w:leftChars="0" w:rightChars="0" w:firstLineChars="0"/>
               <w:jc w:val="center"/>
               <w:textAlignment w:val="baseline"/>
               <w:rPr>
-                <w:rFonts w:hint="default" w:ascii="宋体" w:hAnsi="宋体" w:eastAsia="宋体" w:cs="宋体"/>
+                <w:rFonts w:ascii="宋体" w:eastAsia="宋体" w:hAnsi="宋体" w:cs="宋体" w:hint="default"/>
                 <w:sz w:val="20"/>
                 <w:szCs w:val="20"/>
                 <w:lang w:val="en-US"/>
@@ -1188,7 +1176,7 @@
             </w:pPr>
             <w:r>
               <w:rPr>
-                <w:rFonts w:ascii="宋体" w:hAnsi="宋体" w:eastAsia="宋体" w:cs="宋体"/>
+                <w:rFonts w:ascii="宋体" w:eastAsia="宋体" w:hAnsi="宋体" w:cs="宋体"/>
                 <w:spacing w:val="3"/>
                 <w:position w:val="1"/>
                 <w:sz w:val="20"/>
@@ -1198,7 +1186,7 @@
             </w:r>
             <w:r>
               <w:rPr>
-                <w:rFonts w:hint="eastAsia" w:ascii="宋体" w:hAnsi="宋体" w:cs="宋体"/>
+                <w:rFonts w:ascii="宋体" w:hAnsi="宋体" w:cs="宋体" w:hint="eastAsia"/>
                 <w:spacing w:val="3"/>
                 <w:position w:val="1"/>
                 <w:sz w:val="20"/>
@@ -1209,7 +1197,7 @@
             </w:r>
             <w:r>
               <w:rPr>
-                <w:rFonts w:ascii="宋体" w:hAnsi="宋体" w:eastAsia="宋体" w:cs="宋体"/>
+                <w:rFonts w:ascii="宋体" w:eastAsia="宋体" w:hAnsi="宋体" w:cs="宋体"/>
                 <w:spacing w:val="3"/>
                 <w:position w:val="1"/>
                 <w:sz w:val="20"/>
@@ -1219,7 +1207,7 @@
             </w:r>
             <w:r>
               <w:rPr>
-                <w:rFonts w:hint="eastAsia" w:ascii="宋体" w:hAnsi="宋体" w:cs="宋体"/>
+                <w:rFonts w:ascii="宋体" w:hAnsi="宋体" w:cs="宋体" w:hint="eastAsia"/>
                 <w:spacing w:val="3"/>
                 <w:position w:val="1"/>
                 <w:sz w:val="20"/>
@@ -1249,18 +1237,18 @@
               <w:adjustRightInd w:val="0"/>
               <w:snapToGrid w:val="0"/>
               <w:spacing w:before="173" w:line="267" w:lineRule="exact"/>
-              <w:ind w:left="0" w:leftChars="0" w:right="0" w:rightChars="0" w:firstLine="0" w:firstLineChars="0"/>
+              <w:ind w:left="0" w:right="0" w:firstLine="0" w:leftChars="0" w:rightChars="0" w:firstLineChars="0"/>
               <w:jc w:val="center"/>
               <w:textAlignment w:val="baseline"/>
               <w:rPr>
-                <w:rFonts w:ascii="宋体" w:hAnsi="宋体" w:eastAsia="宋体" w:cs="宋体"/>
+                <w:rFonts w:ascii="宋体" w:eastAsia="宋体" w:hAnsi="宋体" w:cs="宋体"/>
                 <w:sz w:val="20"/>
                 <w:szCs w:val="20"/>
               </w:rPr>
             </w:pPr>
             <w:r>
               <w:rPr>
-                <w:rFonts w:ascii="宋体" w:hAnsi="宋体" w:eastAsia="宋体" w:cs="宋体"/>
+                <w:rFonts w:ascii="宋体" w:eastAsia="宋体" w:hAnsi="宋体" w:cs="宋体"/>
                 <w:spacing w:val="4"/>
                 <w:position w:val="1"/>
                 <w:sz w:val="20"/>
@@ -1289,18 +1277,18 @@
               <w:adjustRightInd w:val="0"/>
               <w:snapToGrid w:val="0"/>
               <w:spacing w:before="172" w:line="228" w:lineRule="auto"/>
-              <w:ind w:left="0" w:leftChars="0" w:right="0" w:rightChars="0" w:firstLine="0" w:firstLineChars="0"/>
+              <w:ind w:left="0" w:right="0" w:firstLine="0" w:leftChars="0" w:rightChars="0" w:firstLineChars="0"/>
               <w:jc w:val="center"/>
               <w:textAlignment w:val="baseline"/>
               <w:rPr>
-                <w:rFonts w:ascii="宋体" w:hAnsi="宋体" w:eastAsia="宋体" w:cs="宋体"/>
+                <w:rFonts w:ascii="宋体" w:eastAsia="宋体" w:hAnsi="宋体" w:cs="宋体"/>
                 <w:sz w:val="20"/>
                 <w:szCs w:val="20"/>
               </w:rPr>
             </w:pPr>
             <w:r>
               <w:rPr>
-                <w:rFonts w:ascii="宋体" w:hAnsi="宋体" w:eastAsia="宋体" w:cs="宋体"/>
+                <w:rFonts w:ascii="宋体" w:eastAsia="宋体" w:hAnsi="宋体" w:cs="宋体"/>
                 <w:spacing w:val="200"/>
                 <w:kern w:val="0"/>
                 <w:sz w:val="20"/>
@@ -1310,7 +1298,7 @@
             </w:r>
             <w:r>
               <w:rPr>
-                <w:rFonts w:ascii="宋体" w:hAnsi="宋体" w:eastAsia="宋体" w:cs="宋体"/>
+                <w:rFonts w:ascii="宋体" w:eastAsia="宋体" w:hAnsi="宋体" w:cs="宋体"/>
                 <w:spacing w:val="0"/>
                 <w:kern w:val="0"/>
                 <w:sz w:val="20"/>
@@ -1339,11 +1327,11 @@
               <w:adjustRightInd w:val="0"/>
               <w:snapToGrid w:val="0"/>
               <w:spacing w:before="172" w:line="228" w:lineRule="auto"/>
-              <w:ind w:left="0" w:leftChars="0" w:right="0" w:rightChars="0" w:firstLine="0" w:firstLineChars="0"/>
+              <w:ind w:left="0" w:right="0" w:firstLine="0" w:leftChars="0" w:rightChars="0" w:firstLineChars="0"/>
               <w:jc w:val="center"/>
               <w:textAlignment w:val="baseline"/>
               <w:rPr>
-                <w:rFonts w:ascii="宋体" w:hAnsi="宋体" w:eastAsia="宋体" w:cs="宋体"/>
+                <w:rFonts w:ascii="宋体" w:eastAsia="宋体" w:hAnsi="宋体" w:cs="宋体"/>
                 <w:spacing w:val="200"/>
                 <w:kern w:val="0"/>
                 <w:sz w:val="20"/>
@@ -1352,7 +1340,7 @@
             </w:pPr>
             <w:r>
               <w:rPr>
-                <w:rFonts w:hint="eastAsia" w:ascii="宋体" w:hAnsi="宋体" w:eastAsia="宋体" w:cs="宋体"/>
+                <w:rFonts w:ascii="宋体" w:eastAsia="宋体" w:hAnsi="宋体" w:cs="宋体" w:hint="eastAsia"/>
                 <w:spacing w:val="200"/>
                 <w:kern w:val="0"/>
                 <w:sz w:val="20"/>
@@ -1363,7 +1351,7 @@
             </w:r>
             <w:r>
               <w:rPr>
-                <w:rFonts w:hint="eastAsia" w:asciiTheme="minorAscii" w:hAnsiTheme="minorAscii" w:eastAsiaTheme="minorEastAsia"/>
+                <w:rFonts w:asciiTheme="minorAscii" w:eastAsiaTheme="minorEastAsia" w:hAnsiTheme="minorAscii" w:hint="eastAsia"/>
                 <w:spacing w:val="0"/>
                 <w:kern w:val="0"/>
                 <w:sz w:val="21"/>
@@ -1393,11 +1381,11 @@
               <w:adjustRightInd w:val="0"/>
               <w:snapToGrid w:val="0"/>
               <w:spacing w:before="172" w:line="228" w:lineRule="auto"/>
-              <w:ind w:left="0" w:leftChars="0" w:right="0" w:rightChars="0" w:firstLine="0" w:firstLineChars="0"/>
+              <w:ind w:left="0" w:right="0" w:firstLine="0" w:leftChars="0" w:rightChars="0" w:firstLineChars="0"/>
               <w:jc w:val="center"/>
               <w:textAlignment w:val="baseline"/>
               <w:rPr>
-                <w:rFonts w:ascii="宋体" w:hAnsi="宋体" w:eastAsia="宋体" w:cs="宋体"/>
+                <w:rFonts w:ascii="宋体" w:eastAsia="宋体" w:hAnsi="宋体" w:cs="宋体"/>
                 <w:spacing w:val="200"/>
                 <w:kern w:val="0"/>
                 <w:sz w:val="20"/>
@@ -1406,7 +1394,7 @@
             </w:pPr>
             <w:r>
               <w:rPr>
-                <w:rFonts w:hint="eastAsia" w:ascii="宋体" w:hAnsi="宋体" w:eastAsia="宋体" w:cs="宋体"/>
+                <w:rFonts w:ascii="宋体" w:eastAsia="宋体" w:hAnsi="宋体" w:cs="宋体" w:hint="eastAsia"/>
                 <w:spacing w:val="200"/>
                 <w:kern w:val="0"/>
                 <w:sz w:val="20"/>
@@ -1416,7 +1404,7 @@
             </w:r>
             <w:r>
               <w:rPr>
-                <w:rFonts w:hint="eastAsia" w:asciiTheme="minorAscii" w:hAnsiTheme="minorAscii" w:eastAsiaTheme="minorEastAsia"/>
+                <w:rFonts w:asciiTheme="minorAscii" w:eastAsiaTheme="minorEastAsia" w:hAnsiTheme="minorAscii" w:hint="eastAsia"/>
                 <w:spacing w:val="0"/>
                 <w:kern w:val="0"/>
                 <w:sz w:val="21"/>
@@ -1446,18 +1434,18 @@
               <w:adjustRightInd w:val="0"/>
               <w:snapToGrid w:val="0"/>
               <w:spacing w:before="173" w:line="229" w:lineRule="auto"/>
-              <w:ind w:left="0" w:leftChars="0" w:right="0" w:rightChars="0" w:firstLine="0" w:firstLineChars="0"/>
+              <w:ind w:left="0" w:right="0" w:firstLine="0" w:leftChars="0" w:rightChars="0" w:firstLineChars="0"/>
               <w:jc w:val="center"/>
               <w:textAlignment w:val="baseline"/>
               <w:rPr>
-                <w:rFonts w:ascii="宋体" w:hAnsi="宋体" w:eastAsia="宋体" w:cs="宋体"/>
+                <w:rFonts w:ascii="宋体" w:eastAsia="宋体" w:hAnsi="宋体" w:cs="宋体"/>
                 <w:sz w:val="20"/>
                 <w:szCs w:val="20"/>
               </w:rPr>
             </w:pPr>
             <w:r>
               <w:rPr>
-                <w:rFonts w:hint="eastAsia" w:asciiTheme="minorAscii" w:hAnsiTheme="minorAscii" w:eastAsiaTheme="minorEastAsia"/>
+                <w:rFonts w:asciiTheme="minorAscii" w:eastAsiaTheme="minorEastAsia" w:hAnsiTheme="minorAscii" w:hint="eastAsia"/>
                 <w:spacing w:val="0"/>
                 <w:kern w:val="0"/>
                 <w:sz w:val="21"/>
@@ -1471,14 +1459,9 @@
       </w:tr>
       <w:tr>
         <w:tblPrEx>
-          <w:tblBorders>
-            <w:top w:val="single" w:color="000000" w:sz="2" w:space="0"/>
-            <w:left w:val="single" w:color="000000" w:sz="2" w:space="0"/>
-            <w:bottom w:val="single" w:color="000000" w:sz="2" w:space="0"/>
-            <w:right w:val="single" w:color="000000" w:sz="2" w:space="0"/>
-            <w:insideH w:val="single" w:color="000000" w:sz="2" w:space="0"/>
-            <w:insideV w:val="single" w:color="000000" w:sz="2" w:space="0"/>
-          </w:tblBorders>
+          <w:tblW w:w="8214" w:type="dxa"/>
+          <w:jc w:val="center"/>
+          <w:tblLayout w:type="fixed"/>
           <w:tblCellMar>
             <w:top w:w="0" w:type="dxa"/>
             <w:left w:w="0" w:type="dxa"/>
@@ -1487,7 +1470,7 @@
           </w:tblCellMar>
         </w:tblPrEx>
         <w:trPr>
-          <w:trHeight w:val="556" w:hRule="atLeast"/>
+          <w:trHeight w:val="556"/>
           <w:jc w:val="center"/>
         </w:trPr>
         <w:tc>
@@ -1496,7 +1479,7 @@
           </w:tcPr>
           <w:p>
             <w:pPr>
-              <w:pStyle w:val="27"/>
+              <w:pStyle w:val="TableText"/>
               <w:keepNext w:val="0"/>
               <w:keepLines w:val="0"/>
               <w:pageBreakBefore w:val="0"/>
@@ -1509,7 +1492,7 @@
               <w:bidi w:val="0"/>
               <w:adjustRightInd w:val="0"/>
               <w:snapToGrid w:val="0"/>
-              <w:ind w:left="0" w:leftChars="0" w:right="0" w:rightChars="0" w:firstLine="0" w:firstLineChars="0"/>
+              <w:ind w:left="0" w:right="0" w:firstLine="0" w:leftChars="0" w:rightChars="0" w:firstLineChars="0"/>
               <w:jc w:val="center"/>
               <w:textAlignment w:val="baseline"/>
             </w:pPr>
@@ -1521,7 +1504,7 @@
           </w:tcPr>
           <w:p>
             <w:pPr>
-              <w:pStyle w:val="27"/>
+              <w:pStyle w:val="TableText"/>
               <w:keepNext w:val="0"/>
               <w:keepLines w:val="0"/>
               <w:pageBreakBefore w:val="0"/>
@@ -1534,7 +1517,7 @@
               <w:bidi w:val="0"/>
               <w:adjustRightInd w:val="0"/>
               <w:snapToGrid w:val="0"/>
-              <w:ind w:left="0" w:leftChars="0" w:right="0" w:rightChars="0" w:firstLine="0" w:firstLineChars="0"/>
+              <w:ind w:left="0" w:right="0" w:firstLine="0" w:leftChars="0" w:rightChars="0" w:firstLineChars="0"/>
               <w:jc w:val="center"/>
               <w:textAlignment w:val="baseline"/>
             </w:pPr>
@@ -1546,7 +1529,7 @@
           </w:tcPr>
           <w:p>
             <w:pPr>
-              <w:pStyle w:val="27"/>
+              <w:pStyle w:val="TableText"/>
               <w:keepNext w:val="0"/>
               <w:keepLines w:val="0"/>
               <w:pageBreakBefore w:val="0"/>
@@ -1559,7 +1542,7 @@
               <w:bidi w:val="0"/>
               <w:adjustRightInd w:val="0"/>
               <w:snapToGrid w:val="0"/>
-              <w:ind w:left="0" w:leftChars="0" w:right="0" w:rightChars="0" w:firstLine="0" w:firstLineChars="0"/>
+              <w:ind w:left="0" w:right="0" w:firstLine="0" w:leftChars="0" w:rightChars="0" w:firstLineChars="0"/>
               <w:jc w:val="center"/>
               <w:textAlignment w:val="baseline"/>
             </w:pPr>
@@ -1571,7 +1554,7 @@
           </w:tcPr>
           <w:p>
             <w:pPr>
-              <w:pStyle w:val="27"/>
+              <w:pStyle w:val="TableText"/>
               <w:keepNext w:val="0"/>
               <w:keepLines w:val="0"/>
               <w:pageBreakBefore w:val="0"/>
@@ -1584,7 +1567,7 @@
               <w:bidi w:val="0"/>
               <w:adjustRightInd w:val="0"/>
               <w:snapToGrid w:val="0"/>
-              <w:ind w:left="0" w:leftChars="0" w:right="0" w:rightChars="0" w:firstLine="0" w:firstLineChars="0"/>
+              <w:ind w:left="0" w:right="0" w:firstLine="0" w:leftChars="0" w:rightChars="0" w:firstLineChars="0"/>
               <w:jc w:val="center"/>
               <w:textAlignment w:val="baseline"/>
             </w:pPr>
@@ -1596,7 +1579,7 @@
           </w:tcPr>
           <w:p>
             <w:pPr>
-              <w:pStyle w:val="27"/>
+              <w:pStyle w:val="TableText"/>
               <w:keepNext w:val="0"/>
               <w:keepLines w:val="0"/>
               <w:pageBreakBefore w:val="0"/>
@@ -1609,7 +1592,7 @@
               <w:bidi w:val="0"/>
               <w:adjustRightInd w:val="0"/>
               <w:snapToGrid w:val="0"/>
-              <w:ind w:left="0" w:leftChars="0" w:right="0" w:rightChars="0" w:firstLine="0" w:firstLineChars="0"/>
+              <w:ind w:left="0" w:right="0" w:firstLine="0" w:leftChars="0" w:rightChars="0" w:firstLineChars="0"/>
               <w:jc w:val="center"/>
               <w:textAlignment w:val="baseline"/>
             </w:pPr>
@@ -1621,7 +1604,7 @@
           </w:tcPr>
           <w:p>
             <w:pPr>
-              <w:pStyle w:val="27"/>
+              <w:pStyle w:val="TableText"/>
               <w:keepNext w:val="0"/>
               <w:keepLines w:val="0"/>
               <w:pageBreakBefore w:val="0"/>
@@ -1634,7 +1617,7 @@
               <w:bidi w:val="0"/>
               <w:adjustRightInd w:val="0"/>
               <w:snapToGrid w:val="0"/>
-              <w:ind w:left="0" w:leftChars="0" w:right="0" w:rightChars="0" w:firstLine="0" w:firstLineChars="0"/>
+              <w:ind w:left="0" w:right="0" w:firstLine="0" w:leftChars="0" w:rightChars="0" w:firstLineChars="0"/>
               <w:jc w:val="center"/>
               <w:textAlignment w:val="baseline"/>
             </w:pPr>
@@ -1643,14 +1626,9 @@
       </w:tr>
       <w:tr>
         <w:tblPrEx>
-          <w:tblBorders>
-            <w:top w:val="single" w:color="000000" w:sz="2" w:space="0"/>
-            <w:left w:val="single" w:color="000000" w:sz="2" w:space="0"/>
-            <w:bottom w:val="single" w:color="000000" w:sz="2" w:space="0"/>
-            <w:right w:val="single" w:color="000000" w:sz="2" w:space="0"/>
-            <w:insideH w:val="single" w:color="000000" w:sz="2" w:space="0"/>
-            <w:insideV w:val="single" w:color="000000" w:sz="2" w:space="0"/>
-          </w:tblBorders>
+          <w:tblW w:w="8214" w:type="dxa"/>
+          <w:jc w:val="center"/>
+          <w:tblLayout w:type="fixed"/>
           <w:tblCellMar>
             <w:top w:w="0" w:type="dxa"/>
             <w:left w:w="0" w:type="dxa"/>
@@ -1659,7 +1637,7 @@
           </w:tblCellMar>
         </w:tblPrEx>
         <w:trPr>
-          <w:trHeight w:val="556" w:hRule="atLeast"/>
+          <w:trHeight w:val="556"/>
           <w:jc w:val="center"/>
         </w:trPr>
         <w:tc>
@@ -1668,7 +1646,7 @@
           </w:tcPr>
           <w:p>
             <w:pPr>
-              <w:pStyle w:val="27"/>
+              <w:pStyle w:val="TableText"/>
               <w:keepNext w:val="0"/>
               <w:keepLines w:val="0"/>
               <w:pageBreakBefore w:val="0"/>
@@ -1681,7 +1659,7 @@
               <w:bidi w:val="0"/>
               <w:adjustRightInd w:val="0"/>
               <w:snapToGrid w:val="0"/>
-              <w:ind w:left="0" w:leftChars="0" w:right="0" w:rightChars="0" w:firstLine="0" w:firstLineChars="0"/>
+              <w:ind w:left="0" w:right="0" w:firstLine="0" w:leftChars="0" w:rightChars="0" w:firstLineChars="0"/>
               <w:jc w:val="center"/>
               <w:textAlignment w:val="baseline"/>
             </w:pPr>
@@ -1693,7 +1671,7 @@
           </w:tcPr>
           <w:p>
             <w:pPr>
-              <w:pStyle w:val="27"/>
+              <w:pStyle w:val="TableText"/>
               <w:keepNext w:val="0"/>
               <w:keepLines w:val="0"/>
               <w:pageBreakBefore w:val="0"/>
@@ -1706,7 +1684,7 @@
               <w:bidi w:val="0"/>
               <w:adjustRightInd w:val="0"/>
               <w:snapToGrid w:val="0"/>
-              <w:ind w:left="0" w:leftChars="0" w:right="0" w:rightChars="0" w:firstLine="0" w:firstLineChars="0"/>
+              <w:ind w:left="0" w:right="0" w:firstLine="0" w:leftChars="0" w:rightChars="0" w:firstLineChars="0"/>
               <w:jc w:val="center"/>
               <w:textAlignment w:val="baseline"/>
             </w:pPr>
@@ -1718,7 +1696,7 @@
           </w:tcPr>
           <w:p>
             <w:pPr>
-              <w:pStyle w:val="27"/>
+              <w:pStyle w:val="TableText"/>
               <w:keepNext w:val="0"/>
               <w:keepLines w:val="0"/>
               <w:pageBreakBefore w:val="0"/>
@@ -1731,7 +1709,7 @@
               <w:bidi w:val="0"/>
               <w:adjustRightInd w:val="0"/>
               <w:snapToGrid w:val="0"/>
-              <w:ind w:left="0" w:leftChars="0" w:right="0" w:rightChars="0" w:firstLine="0" w:firstLineChars="0"/>
+              <w:ind w:left="0" w:right="0" w:firstLine="0" w:leftChars="0" w:rightChars="0" w:firstLineChars="0"/>
               <w:jc w:val="center"/>
               <w:textAlignment w:val="baseline"/>
             </w:pPr>
@@ -1743,7 +1721,7 @@
           </w:tcPr>
           <w:p>
             <w:pPr>
-              <w:pStyle w:val="27"/>
+              <w:pStyle w:val="TableText"/>
               <w:keepNext w:val="0"/>
               <w:keepLines w:val="0"/>
               <w:pageBreakBefore w:val="0"/>
@@ -1756,7 +1734,7 @@
               <w:bidi w:val="0"/>
               <w:adjustRightInd w:val="0"/>
               <w:snapToGrid w:val="0"/>
-              <w:ind w:left="0" w:leftChars="0" w:right="0" w:rightChars="0" w:firstLine="0" w:firstLineChars="0"/>
+              <w:ind w:left="0" w:right="0" w:firstLine="0" w:leftChars="0" w:rightChars="0" w:firstLineChars="0"/>
               <w:jc w:val="center"/>
               <w:textAlignment w:val="baseline"/>
             </w:pPr>
@@ -1768,7 +1746,7 @@
           </w:tcPr>
           <w:p>
             <w:pPr>
-              <w:pStyle w:val="27"/>
+              <w:pStyle w:val="TableText"/>
               <w:keepNext w:val="0"/>
               <w:keepLines w:val="0"/>
               <w:pageBreakBefore w:val="0"/>
@@ -1781,7 +1759,7 @@
               <w:bidi w:val="0"/>
               <w:adjustRightInd w:val="0"/>
               <w:snapToGrid w:val="0"/>
-              <w:ind w:left="0" w:leftChars="0" w:right="0" w:rightChars="0" w:firstLine="0" w:firstLineChars="0"/>
+              <w:ind w:left="0" w:right="0" w:firstLine="0" w:leftChars="0" w:rightChars="0" w:firstLineChars="0"/>
               <w:jc w:val="center"/>
               <w:textAlignment w:val="baseline"/>
             </w:pPr>
@@ -1793,7 +1771,7 @@
           </w:tcPr>
           <w:p>
             <w:pPr>
-              <w:pStyle w:val="27"/>
+              <w:pStyle w:val="TableText"/>
               <w:keepNext w:val="0"/>
               <w:keepLines w:val="0"/>
               <w:pageBreakBefore w:val="0"/>
@@ -1806,7 +1784,7 @@
               <w:bidi w:val="0"/>
               <w:adjustRightInd w:val="0"/>
               <w:snapToGrid w:val="0"/>
-              <w:ind w:left="0" w:leftChars="0" w:right="0" w:rightChars="0" w:firstLine="0" w:firstLineChars="0"/>
+              <w:ind w:left="0" w:right="0" w:firstLine="0" w:leftChars="0" w:rightChars="0" w:firstLineChars="0"/>
               <w:jc w:val="center"/>
               <w:textAlignment w:val="baseline"/>
             </w:pPr>
@@ -1815,14 +1793,9 @@
       </w:tr>
       <w:tr>
         <w:tblPrEx>
-          <w:tblBorders>
-            <w:top w:val="single" w:color="000000" w:sz="2" w:space="0"/>
-            <w:left w:val="single" w:color="000000" w:sz="2" w:space="0"/>
-            <w:bottom w:val="single" w:color="000000" w:sz="2" w:space="0"/>
-            <w:right w:val="single" w:color="000000" w:sz="2" w:space="0"/>
-            <w:insideH w:val="single" w:color="000000" w:sz="2" w:space="0"/>
-            <w:insideV w:val="single" w:color="000000" w:sz="2" w:space="0"/>
-          </w:tblBorders>
+          <w:tblW w:w="8214" w:type="dxa"/>
+          <w:jc w:val="center"/>
+          <w:tblLayout w:type="fixed"/>
           <w:tblCellMar>
             <w:top w:w="0" w:type="dxa"/>
             <w:left w:w="0" w:type="dxa"/>
@@ -1831,7 +1804,7 @@
           </w:tblCellMar>
         </w:tblPrEx>
         <w:trPr>
-          <w:trHeight w:val="557" w:hRule="atLeast"/>
+          <w:trHeight w:val="557"/>
           <w:jc w:val="center"/>
         </w:trPr>
         <w:tc>
@@ -1840,7 +1813,7 @@
           </w:tcPr>
           <w:p>
             <w:pPr>
-              <w:pStyle w:val="27"/>
+              <w:pStyle w:val="TableText"/>
               <w:keepNext w:val="0"/>
               <w:keepLines w:val="0"/>
               <w:pageBreakBefore w:val="0"/>
@@ -1853,7 +1826,7 @@
               <w:bidi w:val="0"/>
               <w:adjustRightInd w:val="0"/>
               <w:snapToGrid w:val="0"/>
-              <w:ind w:left="0" w:leftChars="0" w:right="0" w:rightChars="0" w:firstLine="0" w:firstLineChars="0"/>
+              <w:ind w:left="0" w:right="0" w:firstLine="0" w:leftChars="0" w:rightChars="0" w:firstLineChars="0"/>
               <w:jc w:val="center"/>
               <w:textAlignment w:val="baseline"/>
             </w:pPr>
@@ -1865,7 +1838,7 @@
           </w:tcPr>
           <w:p>
             <w:pPr>
-              <w:pStyle w:val="27"/>
+              <w:pStyle w:val="TableText"/>
               <w:keepNext w:val="0"/>
               <w:keepLines w:val="0"/>
               <w:pageBreakBefore w:val="0"/>
@@ -1878,7 +1851,7 @@
               <w:bidi w:val="0"/>
               <w:adjustRightInd w:val="0"/>
               <w:snapToGrid w:val="0"/>
-              <w:ind w:left="0" w:leftChars="0" w:right="0" w:rightChars="0" w:firstLine="0" w:firstLineChars="0"/>
+              <w:ind w:left="0" w:right="0" w:firstLine="0" w:leftChars="0" w:rightChars="0" w:firstLineChars="0"/>
               <w:jc w:val="center"/>
               <w:textAlignment w:val="baseline"/>
             </w:pPr>
@@ -1890,7 +1863,7 @@
           </w:tcPr>
           <w:p>
             <w:pPr>
-              <w:pStyle w:val="27"/>
+              <w:pStyle w:val="TableText"/>
               <w:keepNext w:val="0"/>
               <w:keepLines w:val="0"/>
               <w:pageBreakBefore w:val="0"/>
@@ -1903,7 +1876,7 @@
               <w:bidi w:val="0"/>
               <w:adjustRightInd w:val="0"/>
               <w:snapToGrid w:val="0"/>
-              <w:ind w:left="0" w:leftChars="0" w:right="0" w:rightChars="0" w:firstLine="0" w:firstLineChars="0"/>
+              <w:ind w:left="0" w:right="0" w:firstLine="0" w:leftChars="0" w:rightChars="0" w:firstLineChars="0"/>
               <w:jc w:val="center"/>
               <w:textAlignment w:val="baseline"/>
             </w:pPr>
@@ -1915,7 +1888,7 @@
           </w:tcPr>
           <w:p>
             <w:pPr>
-              <w:pStyle w:val="27"/>
+              <w:pStyle w:val="TableText"/>
               <w:keepNext w:val="0"/>
               <w:keepLines w:val="0"/>
               <w:pageBreakBefore w:val="0"/>
@@ -1928,7 +1901,7 @@
               <w:bidi w:val="0"/>
               <w:adjustRightInd w:val="0"/>
               <w:snapToGrid w:val="0"/>
-              <w:ind w:left="0" w:leftChars="0" w:right="0" w:rightChars="0" w:firstLine="0" w:firstLineChars="0"/>
+              <w:ind w:left="0" w:right="0" w:firstLine="0" w:leftChars="0" w:rightChars="0" w:firstLineChars="0"/>
               <w:jc w:val="center"/>
               <w:textAlignment w:val="baseline"/>
             </w:pPr>
@@ -1940,7 +1913,7 @@
           </w:tcPr>
           <w:p>
             <w:pPr>
-              <w:pStyle w:val="27"/>
+              <w:pStyle w:val="TableText"/>
               <w:keepNext w:val="0"/>
               <w:keepLines w:val="0"/>
               <w:pageBreakBefore w:val="0"/>
@@ -1953,7 +1926,7 @@
               <w:bidi w:val="0"/>
               <w:adjustRightInd w:val="0"/>
               <w:snapToGrid w:val="0"/>
-              <w:ind w:left="0" w:leftChars="0" w:right="0" w:rightChars="0" w:firstLine="0" w:firstLineChars="0"/>
+              <w:ind w:left="0" w:right="0" w:firstLine="0" w:leftChars="0" w:rightChars="0" w:firstLineChars="0"/>
               <w:jc w:val="center"/>
               <w:textAlignment w:val="baseline"/>
             </w:pPr>
@@ -1965,7 +1938,7 @@
           </w:tcPr>
           <w:p>
             <w:pPr>
-              <w:pStyle w:val="27"/>
+              <w:pStyle w:val="TableText"/>
               <w:keepNext w:val="0"/>
               <w:keepLines w:val="0"/>
               <w:pageBreakBefore w:val="0"/>
@@ -1978,7 +1951,7 @@
               <w:bidi w:val="0"/>
               <w:adjustRightInd w:val="0"/>
               <w:snapToGrid w:val="0"/>
-              <w:ind w:left="0" w:leftChars="0" w:right="0" w:rightChars="0" w:firstLine="0" w:firstLineChars="0"/>
+              <w:ind w:left="0" w:right="0" w:firstLine="0" w:leftChars="0" w:rightChars="0" w:firstLineChars="0"/>
               <w:jc w:val="center"/>
               <w:textAlignment w:val="baseline"/>
             </w:pPr>
@@ -2009,7 +1982,7 @@
     <w:sdt>
       <w:sdtPr>
         <w:rPr>
-          <w:rFonts w:ascii="宋体" w:hAnsi="宋体" w:eastAsia="宋体" w:cs="Arial"/>
+          <w:rFonts w:ascii="宋体" w:eastAsia="宋体" w:hAnsi="宋体" w:cs="Arial"/>
           <w:snapToGrid w:val="0"/>
           <w:color w:val="000000"/>
           <w:kern w:val="0"/>
@@ -2025,7 +1998,7 @@
       </w:sdtPr>
       <w:sdtEndPr>
         <w:rPr>
-          <w:rFonts w:hint="eastAsia" w:ascii="宋体" w:hAnsi="宋体" w:eastAsia="宋体" w:cs="宋体"/>
+          <w:rFonts w:ascii="宋体" w:eastAsia="宋体" w:hAnsi="宋体" w:cs="宋体" w:hint="eastAsia"/>
           <w:snapToGrid w:val="0"/>
           <w:color w:val="000000"/>
           <w:kern w:val="0"/>
@@ -2050,18 +2023,18 @@
             <w:adjustRightInd w:val="0"/>
             <w:snapToGrid w:val="0"/>
             <w:spacing w:before="0" w:beforeLines="0" w:after="0" w:afterLines="0" w:line="240" w:lineRule="auto"/>
-            <w:ind w:left="0" w:leftChars="0" w:right="0" w:rightChars="0" w:firstLine="0" w:firstLineChars="0"/>
+            <w:ind w:left="0" w:right="0" w:firstLine="0" w:leftChars="0" w:rightChars="0" w:firstLineChars="0"/>
             <w:jc w:val="center"/>
             <w:textAlignment w:val="baseline"/>
             <w:rPr>
-              <w:rFonts w:hint="eastAsia" w:ascii="宋体" w:hAnsi="宋体" w:eastAsia="宋体" w:cs="宋体"/>
+              <w:rFonts w:ascii="宋体" w:eastAsia="宋体" w:hAnsi="宋体" w:cs="宋体" w:hint="eastAsia"/>
               <w:sz w:val="24"/>
               <w:szCs w:val="24"/>
             </w:rPr>
           </w:pPr>
           <w:r>
             <w:rPr>
-              <w:rFonts w:hint="eastAsia" w:ascii="宋体" w:hAnsi="宋体" w:eastAsia="宋体" w:cs="宋体"/>
+              <w:rFonts w:ascii="宋体" w:eastAsia="宋体" w:hAnsi="宋体" w:cs="宋体" w:hint="eastAsia"/>
               <w:sz w:val="24"/>
               <w:szCs w:val="24"/>
             </w:rPr>
@@ -2070,16 +2043,16 @@
         </w:p>
         <w:p>
           <w:pPr>
-            <w:pStyle w:val="16"/>
+            <w:pStyle w:val="TOC1"/>
             <w:tabs>
               <w:tab w:val="right" w:leader="dot" w:pos="8306"/>
             </w:tabs>
           </w:pPr>
-          <w:bookmarkStart w:id="23" w:name="_GoBack"/>
-          <w:bookmarkEnd w:id="23"/>
-          <w:r>
-            <w:rPr>
-              <w:rFonts w:hint="eastAsia" w:ascii="宋体" w:hAnsi="宋体" w:eastAsia="宋体" w:cs="宋体"/>
+          <w:bookmarkStart w:id="2" w:name="_GoBack"/>
+          <w:bookmarkEnd w:id="2"/>
+          <w:r>
+            <w:rPr>
+              <w:rFonts w:ascii="宋体" w:eastAsia="宋体" w:hAnsi="宋体" w:cs="宋体" w:hint="eastAsia"/>
               <w:sz w:val="24"/>
               <w:szCs w:val="24"/>
             </w:rPr>
@@ -2087,7 +2060,7 @@
           </w:r>
           <w:r>
             <w:rPr>
-              <w:rFonts w:hint="eastAsia" w:ascii="宋体" w:hAnsi="宋体" w:eastAsia="宋体" w:cs="宋体"/>
+              <w:rFonts w:ascii="宋体" w:eastAsia="宋体" w:hAnsi="宋体" w:cs="宋体" w:hint="eastAsia"/>
               <w:sz w:val="24"/>
               <w:szCs w:val="24"/>
             </w:rPr>
@@ -2095,7 +2068,7 @@
           </w:r>
           <w:r>
             <w:rPr>
-              <w:rFonts w:hint="eastAsia" w:ascii="宋体" w:hAnsi="宋体" w:eastAsia="宋体" w:cs="宋体"/>
+              <w:rFonts w:ascii="宋体" w:eastAsia="宋体" w:hAnsi="宋体" w:cs="宋体" w:hint="eastAsia"/>
               <w:sz w:val="24"/>
               <w:szCs w:val="24"/>
             </w:rPr>
@@ -2103,21 +2076,21 @@
           </w:r>
           <w:r>
             <w:rPr>
-              <w:rFonts w:hint="eastAsia" w:ascii="宋体" w:hAnsi="宋体" w:eastAsia="宋体" w:cs="宋体"/>
+              <w:rFonts w:ascii="宋体" w:eastAsia="宋体" w:hAnsi="宋体" w:cs="宋体" w:hint="eastAsia"/>
               <w:szCs w:val="24"/>
             </w:rPr>
             <w:fldChar w:fldCharType="begin"/>
           </w:r>
           <w:r>
             <w:rPr>
-              <w:rFonts w:hint="eastAsia" w:ascii="宋体" w:hAnsi="宋体" w:eastAsia="宋体" w:cs="宋体"/>
+              <w:rFonts w:ascii="宋体" w:eastAsia="宋体" w:hAnsi="宋体" w:cs="宋体" w:hint="eastAsia"/>
               <w:szCs w:val="24"/>
             </w:rPr>
             <w:instrText xml:space="preserve"> HYPERLINK \l _Toc10575 </w:instrText>
           </w:r>
           <w:r>
             <w:rPr>
-              <w:rFonts w:hint="eastAsia" w:ascii="宋体" w:hAnsi="宋体" w:eastAsia="宋体" w:cs="宋体"/>
+              <w:rFonts w:ascii="宋体" w:eastAsia="宋体" w:hAnsi="宋体" w:cs="宋体" w:hint="eastAsia"/>
               <w:szCs w:val="24"/>
             </w:rPr>
             <w:fldChar w:fldCharType="separate"/>
@@ -2149,7 +2122,7 @@
           </w:r>
           <w:r>
             <w:rPr>
-              <w:rFonts w:hint="eastAsia" w:ascii="宋体" w:hAnsi="宋体" w:eastAsia="宋体" w:cs="宋体"/>
+              <w:rFonts w:ascii="宋体" w:eastAsia="宋体" w:hAnsi="宋体" w:cs="宋体" w:hint="eastAsia"/>
               <w:szCs w:val="24"/>
             </w:rPr>
             <w:fldChar w:fldCharType="end"/>
@@ -2157,28 +2130,28 @@
         </w:p>
         <w:p>
           <w:pPr>
-            <w:pStyle w:val="16"/>
+            <w:pStyle w:val="TOC1"/>
             <w:tabs>
               <w:tab w:val="right" w:leader="dot" w:pos="8306"/>
             </w:tabs>
           </w:pPr>
           <w:r>
             <w:rPr>
-              <w:rFonts w:hint="eastAsia" w:ascii="宋体" w:hAnsi="宋体" w:eastAsia="宋体" w:cs="宋体"/>
+              <w:rFonts w:ascii="宋体" w:eastAsia="宋体" w:hAnsi="宋体" w:cs="宋体" w:hint="eastAsia"/>
               <w:szCs w:val="24"/>
             </w:rPr>
             <w:fldChar w:fldCharType="begin"/>
           </w:r>
           <w:r>
             <w:rPr>
-              <w:rFonts w:hint="eastAsia" w:ascii="宋体" w:hAnsi="宋体" w:eastAsia="宋体" w:cs="宋体"/>
+              <w:rFonts w:ascii="宋体" w:eastAsia="宋体" w:hAnsi="宋体" w:cs="宋体" w:hint="eastAsia"/>
               <w:szCs w:val="24"/>
             </w:rPr>
             <w:instrText xml:space="preserve"> HYPERLINK \l _Toc30408 </w:instrText>
           </w:r>
           <w:r>
             <w:rPr>
-              <w:rFonts w:hint="eastAsia" w:ascii="宋体" w:hAnsi="宋体" w:eastAsia="宋体" w:cs="宋体"/>
+              <w:rFonts w:ascii="宋体" w:eastAsia="宋体" w:hAnsi="宋体" w:cs="宋体" w:hint="eastAsia"/>
               <w:szCs w:val="24"/>
             </w:rPr>
             <w:fldChar w:fldCharType="separate"/>
@@ -2210,7 +2183,7 @@
           </w:r>
           <w:r>
             <w:rPr>
-              <w:rFonts w:hint="eastAsia" w:ascii="宋体" w:hAnsi="宋体" w:eastAsia="宋体" w:cs="宋体"/>
+              <w:rFonts w:ascii="宋体" w:eastAsia="宋体" w:hAnsi="宋体" w:cs="宋体" w:hint="eastAsia"/>
               <w:szCs w:val="24"/>
             </w:rPr>
             <w:fldChar w:fldCharType="end"/>
@@ -2218,28 +2191,28 @@
         </w:p>
         <w:p>
           <w:pPr>
-            <w:pStyle w:val="16"/>
+            <w:pStyle w:val="TOC1"/>
             <w:tabs>
               <w:tab w:val="right" w:leader="dot" w:pos="8306"/>
             </w:tabs>
           </w:pPr>
           <w:r>
             <w:rPr>
-              <w:rFonts w:hint="eastAsia" w:ascii="宋体" w:hAnsi="宋体" w:eastAsia="宋体" w:cs="宋体"/>
+              <w:rFonts w:ascii="宋体" w:eastAsia="宋体" w:hAnsi="宋体" w:cs="宋体" w:hint="eastAsia"/>
               <w:szCs w:val="24"/>
             </w:rPr>
             <w:fldChar w:fldCharType="begin"/>
           </w:r>
           <w:r>
             <w:rPr>
-              <w:rFonts w:hint="eastAsia" w:ascii="宋体" w:hAnsi="宋体" w:eastAsia="宋体" w:cs="宋体"/>
+              <w:rFonts w:ascii="宋体" w:eastAsia="宋体" w:hAnsi="宋体" w:cs="宋体" w:hint="eastAsia"/>
               <w:szCs w:val="24"/>
             </w:rPr>
             <w:instrText xml:space="preserve"> HYPERLINK \l _Toc2860 </w:instrText>
           </w:r>
           <w:r>
             <w:rPr>
-              <w:rFonts w:hint="eastAsia" w:ascii="宋体" w:hAnsi="宋体" w:eastAsia="宋体" w:cs="宋体"/>
+              <w:rFonts w:ascii="宋体" w:eastAsia="宋体" w:hAnsi="宋体" w:cs="宋体" w:hint="eastAsia"/>
               <w:szCs w:val="24"/>
             </w:rPr>
             <w:fldChar w:fldCharType="separate"/>
@@ -2278,7 +2251,7 @@
           </w:r>
           <w:r>
             <w:rPr>
-              <w:rFonts w:hint="eastAsia" w:ascii="宋体" w:hAnsi="宋体" w:eastAsia="宋体" w:cs="宋体"/>
+              <w:rFonts w:ascii="宋体" w:eastAsia="宋体" w:hAnsi="宋体" w:cs="宋体" w:hint="eastAsia"/>
               <w:szCs w:val="24"/>
             </w:rPr>
             <w:fldChar w:fldCharType="end"/>
@@ -2286,28 +2259,28 @@
         </w:p>
         <w:p>
           <w:pPr>
-            <w:pStyle w:val="17"/>
+            <w:pStyle w:val="TOC2"/>
             <w:tabs>
               <w:tab w:val="right" w:leader="dot" w:pos="8306"/>
             </w:tabs>
           </w:pPr>
           <w:r>
             <w:rPr>
-              <w:rFonts w:hint="eastAsia" w:ascii="宋体" w:hAnsi="宋体" w:eastAsia="宋体" w:cs="宋体"/>
+              <w:rFonts w:ascii="宋体" w:eastAsia="宋体" w:hAnsi="宋体" w:cs="宋体" w:hint="eastAsia"/>
               <w:szCs w:val="24"/>
             </w:rPr>
             <w:fldChar w:fldCharType="begin"/>
           </w:r>
           <w:r>
             <w:rPr>
-              <w:rFonts w:hint="eastAsia" w:ascii="宋体" w:hAnsi="宋体" w:eastAsia="宋体" w:cs="宋体"/>
+              <w:rFonts w:ascii="宋体" w:eastAsia="宋体" w:hAnsi="宋体" w:cs="宋体" w:hint="eastAsia"/>
               <w:szCs w:val="24"/>
             </w:rPr>
             <w:instrText xml:space="preserve"> HYPERLINK \l _Toc8005 </w:instrText>
           </w:r>
           <w:r>
             <w:rPr>
-              <w:rFonts w:hint="eastAsia" w:ascii="宋体" w:hAnsi="宋体" w:eastAsia="宋体" w:cs="宋体"/>
+              <w:rFonts w:ascii="宋体" w:eastAsia="宋体" w:hAnsi="宋体" w:cs="宋体" w:hint="eastAsia"/>
               <w:szCs w:val="24"/>
             </w:rPr>
             <w:fldChar w:fldCharType="separate"/>
@@ -2346,7 +2319,7 @@
           </w:r>
           <w:r>
             <w:rPr>
-              <w:rFonts w:hint="eastAsia" w:ascii="宋体" w:hAnsi="宋体" w:eastAsia="宋体" w:cs="宋体"/>
+              <w:rFonts w:ascii="宋体" w:eastAsia="宋体" w:hAnsi="宋体" w:cs="宋体" w:hint="eastAsia"/>
               <w:szCs w:val="24"/>
             </w:rPr>
             <w:fldChar w:fldCharType="end"/>
@@ -2354,28 +2327,28 @@
         </w:p>
         <w:p>
           <w:pPr>
-            <w:pStyle w:val="17"/>
+            <w:pStyle w:val="TOC2"/>
             <w:tabs>
               <w:tab w:val="right" w:leader="dot" w:pos="8306"/>
             </w:tabs>
           </w:pPr>
           <w:r>
             <w:rPr>
-              <w:rFonts w:hint="eastAsia" w:ascii="宋体" w:hAnsi="宋体" w:eastAsia="宋体" w:cs="宋体"/>
+              <w:rFonts w:ascii="宋体" w:eastAsia="宋体" w:hAnsi="宋体" w:cs="宋体" w:hint="eastAsia"/>
               <w:szCs w:val="24"/>
             </w:rPr>
             <w:fldChar w:fldCharType="begin"/>
           </w:r>
           <w:r>
             <w:rPr>
-              <w:rFonts w:hint="eastAsia" w:ascii="宋体" w:hAnsi="宋体" w:eastAsia="宋体" w:cs="宋体"/>
+              <w:rFonts w:ascii="宋体" w:eastAsia="宋体" w:hAnsi="宋体" w:cs="宋体" w:hint="eastAsia"/>
               <w:szCs w:val="24"/>
             </w:rPr>
             <w:instrText xml:space="preserve"> HYPERLINK \l _Toc22554 </w:instrText>
           </w:r>
           <w:r>
             <w:rPr>
-              <w:rFonts w:hint="eastAsia" w:ascii="宋体" w:hAnsi="宋体" w:eastAsia="宋体" w:cs="宋体"/>
+              <w:rFonts w:ascii="宋体" w:eastAsia="宋体" w:hAnsi="宋体" w:cs="宋体" w:hint="eastAsia"/>
               <w:szCs w:val="24"/>
             </w:rPr>
             <w:fldChar w:fldCharType="separate"/>
@@ -2414,7 +2387,7 @@
           </w:r>
           <w:r>
             <w:rPr>
-              <w:rFonts w:hint="eastAsia" w:ascii="宋体" w:hAnsi="宋体" w:eastAsia="宋体" w:cs="宋体"/>
+              <w:rFonts w:ascii="宋体" w:eastAsia="宋体" w:hAnsi="宋体" w:cs="宋体" w:hint="eastAsia"/>
               <w:szCs w:val="24"/>
             </w:rPr>
             <w:fldChar w:fldCharType="end"/>
@@ -2422,28 +2395,28 @@
         </w:p>
         <w:p>
           <w:pPr>
-            <w:pStyle w:val="17"/>
+            <w:pStyle w:val="TOC2"/>
             <w:tabs>
               <w:tab w:val="right" w:leader="dot" w:pos="8306"/>
             </w:tabs>
           </w:pPr>
           <w:r>
             <w:rPr>
-              <w:rFonts w:hint="eastAsia" w:ascii="宋体" w:hAnsi="宋体" w:eastAsia="宋体" w:cs="宋体"/>
+              <w:rFonts w:ascii="宋体" w:eastAsia="宋体" w:hAnsi="宋体" w:cs="宋体" w:hint="eastAsia"/>
               <w:szCs w:val="24"/>
             </w:rPr>
             <w:fldChar w:fldCharType="begin"/>
           </w:r>
           <w:r>
             <w:rPr>
-              <w:rFonts w:hint="eastAsia" w:ascii="宋体" w:hAnsi="宋体" w:eastAsia="宋体" w:cs="宋体"/>
+              <w:rFonts w:ascii="宋体" w:eastAsia="宋体" w:hAnsi="宋体" w:cs="宋体" w:hint="eastAsia"/>
               <w:szCs w:val="24"/>
             </w:rPr>
             <w:instrText xml:space="preserve"> HYPERLINK \l _Toc21356 </w:instrText>
           </w:r>
           <w:r>
             <w:rPr>
-              <w:rFonts w:hint="eastAsia" w:ascii="宋体" w:hAnsi="宋体" w:eastAsia="宋体" w:cs="宋体"/>
+              <w:rFonts w:ascii="宋体" w:eastAsia="宋体" w:hAnsi="宋体" w:cs="宋体" w:hint="eastAsia"/>
               <w:szCs w:val="24"/>
             </w:rPr>
             <w:fldChar w:fldCharType="separate"/>
@@ -2482,7 +2455,7 @@
           </w:r>
           <w:r>
             <w:rPr>
-              <w:rFonts w:hint="eastAsia" w:ascii="宋体" w:hAnsi="宋体" w:eastAsia="宋体" w:cs="宋体"/>
+              <w:rFonts w:ascii="宋体" w:eastAsia="宋体" w:hAnsi="宋体" w:cs="宋体" w:hint="eastAsia"/>
               <w:szCs w:val="24"/>
             </w:rPr>
             <w:fldChar w:fldCharType="end"/>
@@ -2490,28 +2463,28 @@
         </w:p>
         <w:p>
           <w:pPr>
-            <w:pStyle w:val="16"/>
+            <w:pStyle w:val="TOC1"/>
             <w:tabs>
               <w:tab w:val="right" w:leader="dot" w:pos="8306"/>
             </w:tabs>
           </w:pPr>
           <w:r>
             <w:rPr>
-              <w:rFonts w:hint="eastAsia" w:ascii="宋体" w:hAnsi="宋体" w:eastAsia="宋体" w:cs="宋体"/>
+              <w:rFonts w:ascii="宋体" w:eastAsia="宋体" w:hAnsi="宋体" w:cs="宋体" w:hint="eastAsia"/>
               <w:szCs w:val="24"/>
             </w:rPr>
             <w:fldChar w:fldCharType="begin"/>
           </w:r>
           <w:r>
             <w:rPr>
-              <w:rFonts w:hint="eastAsia" w:ascii="宋体" w:hAnsi="宋体" w:eastAsia="宋体" w:cs="宋体"/>
+              <w:rFonts w:ascii="宋体" w:eastAsia="宋体" w:hAnsi="宋体" w:cs="宋体" w:hint="eastAsia"/>
               <w:szCs w:val="24"/>
             </w:rPr>
             <w:instrText xml:space="preserve"> HYPERLINK \l _Toc8307 </w:instrText>
           </w:r>
           <w:r>
             <w:rPr>
-              <w:rFonts w:hint="eastAsia" w:ascii="宋体" w:hAnsi="宋体" w:eastAsia="宋体" w:cs="宋体"/>
+              <w:rFonts w:ascii="宋体" w:eastAsia="宋体" w:hAnsi="宋体" w:cs="宋体" w:hint="eastAsia"/>
               <w:szCs w:val="24"/>
             </w:rPr>
             <w:fldChar w:fldCharType="separate"/>
@@ -2550,7 +2523,7 @@
           </w:r>
           <w:r>
             <w:rPr>
-              <w:rFonts w:hint="eastAsia" w:ascii="宋体" w:hAnsi="宋体" w:eastAsia="宋体" w:cs="宋体"/>
+              <w:rFonts w:ascii="宋体" w:eastAsia="宋体" w:hAnsi="宋体" w:cs="宋体" w:hint="eastAsia"/>
               <w:szCs w:val="24"/>
             </w:rPr>
             <w:fldChar w:fldCharType="end"/>
@@ -2558,28 +2531,28 @@
         </w:p>
         <w:p>
           <w:pPr>
-            <w:pStyle w:val="17"/>
+            <w:pStyle w:val="TOC2"/>
             <w:tabs>
               <w:tab w:val="right" w:leader="dot" w:pos="8306"/>
             </w:tabs>
           </w:pPr>
           <w:r>
             <w:rPr>
-              <w:rFonts w:hint="eastAsia" w:ascii="宋体" w:hAnsi="宋体" w:eastAsia="宋体" w:cs="宋体"/>
+              <w:rFonts w:ascii="宋体" w:eastAsia="宋体" w:hAnsi="宋体" w:cs="宋体" w:hint="eastAsia"/>
               <w:szCs w:val="24"/>
             </w:rPr>
             <w:fldChar w:fldCharType="begin"/>
           </w:r>
           <w:r>
             <w:rPr>
-              <w:rFonts w:hint="eastAsia" w:ascii="宋体" w:hAnsi="宋体" w:eastAsia="宋体" w:cs="宋体"/>
+              <w:rFonts w:ascii="宋体" w:eastAsia="宋体" w:hAnsi="宋体" w:cs="宋体" w:hint="eastAsia"/>
               <w:szCs w:val="24"/>
             </w:rPr>
             <w:instrText xml:space="preserve"> HYPERLINK \l _Toc11035 </w:instrText>
           </w:r>
           <w:r>
             <w:rPr>
-              <w:rFonts w:hint="eastAsia" w:ascii="宋体" w:hAnsi="宋体" w:eastAsia="宋体" w:cs="宋体"/>
+              <w:rFonts w:ascii="宋体" w:eastAsia="宋体" w:hAnsi="宋体" w:cs="宋体" w:hint="eastAsia"/>
               <w:szCs w:val="24"/>
             </w:rPr>
             <w:fldChar w:fldCharType="separate"/>
@@ -2618,7 +2591,7 @@
           </w:r>
           <w:r>
             <w:rPr>
-              <w:rFonts w:hint="eastAsia" w:ascii="宋体" w:hAnsi="宋体" w:eastAsia="宋体" w:cs="宋体"/>
+              <w:rFonts w:ascii="宋体" w:eastAsia="宋体" w:hAnsi="宋体" w:cs="宋体" w:hint="eastAsia"/>
               <w:szCs w:val="24"/>
             </w:rPr>
             <w:fldChar w:fldCharType="end"/>
@@ -2626,28 +2599,28 @@
         </w:p>
         <w:p>
           <w:pPr>
-            <w:pStyle w:val="17"/>
+            <w:pStyle w:val="TOC2"/>
             <w:tabs>
               <w:tab w:val="right" w:leader="dot" w:pos="8306"/>
             </w:tabs>
           </w:pPr>
           <w:r>
             <w:rPr>
-              <w:rFonts w:hint="eastAsia" w:ascii="宋体" w:hAnsi="宋体" w:eastAsia="宋体" w:cs="宋体"/>
+              <w:rFonts w:ascii="宋体" w:eastAsia="宋体" w:hAnsi="宋体" w:cs="宋体" w:hint="eastAsia"/>
               <w:szCs w:val="24"/>
             </w:rPr>
             <w:fldChar w:fldCharType="begin"/>
           </w:r>
           <w:r>
             <w:rPr>
-              <w:rFonts w:hint="eastAsia" w:ascii="宋体" w:hAnsi="宋体" w:eastAsia="宋体" w:cs="宋体"/>
+              <w:rFonts w:ascii="宋体" w:eastAsia="宋体" w:hAnsi="宋体" w:cs="宋体" w:hint="eastAsia"/>
               <w:szCs w:val="24"/>
             </w:rPr>
             <w:instrText xml:space="preserve"> HYPERLINK \l _Toc27100 </w:instrText>
           </w:r>
           <w:r>
             <w:rPr>
-              <w:rFonts w:hint="eastAsia" w:ascii="宋体" w:hAnsi="宋体" w:eastAsia="宋体" w:cs="宋体"/>
+              <w:rFonts w:ascii="宋体" w:eastAsia="宋体" w:hAnsi="宋体" w:cs="宋体" w:hint="eastAsia"/>
               <w:szCs w:val="24"/>
             </w:rPr>
             <w:fldChar w:fldCharType="separate"/>
@@ -2686,7 +2659,7 @@
           </w:r>
           <w:r>
             <w:rPr>
-              <w:rFonts w:hint="eastAsia" w:ascii="宋体" w:hAnsi="宋体" w:eastAsia="宋体" w:cs="宋体"/>
+              <w:rFonts w:ascii="宋体" w:eastAsia="宋体" w:hAnsi="宋体" w:cs="宋体" w:hint="eastAsia"/>
               <w:szCs w:val="24"/>
             </w:rPr>
             <w:fldChar w:fldCharType="end"/>
@@ -2694,28 +2667,28 @@
         </w:p>
         <w:p>
           <w:pPr>
-            <w:pStyle w:val="17"/>
+            <w:pStyle w:val="TOC2"/>
             <w:tabs>
               <w:tab w:val="right" w:leader="dot" w:pos="8306"/>
             </w:tabs>
           </w:pPr>
           <w:r>
             <w:rPr>
-              <w:rFonts w:hint="eastAsia" w:ascii="宋体" w:hAnsi="宋体" w:eastAsia="宋体" w:cs="宋体"/>
+              <w:rFonts w:ascii="宋体" w:eastAsia="宋体" w:hAnsi="宋体" w:cs="宋体" w:hint="eastAsia"/>
               <w:szCs w:val="24"/>
             </w:rPr>
             <w:fldChar w:fldCharType="begin"/>
           </w:r>
           <w:r>
             <w:rPr>
-              <w:rFonts w:hint="eastAsia" w:ascii="宋体" w:hAnsi="宋体" w:eastAsia="宋体" w:cs="宋体"/>
+              <w:rFonts w:ascii="宋体" w:eastAsia="宋体" w:hAnsi="宋体" w:cs="宋体" w:hint="eastAsia"/>
               <w:szCs w:val="24"/>
             </w:rPr>
             <w:instrText xml:space="preserve"> HYPERLINK \l _Toc13721 </w:instrText>
           </w:r>
           <w:r>
             <w:rPr>
-              <w:rFonts w:hint="eastAsia" w:ascii="宋体" w:hAnsi="宋体" w:eastAsia="宋体" w:cs="宋体"/>
+              <w:rFonts w:ascii="宋体" w:eastAsia="宋体" w:hAnsi="宋体" w:cs="宋体" w:hint="eastAsia"/>
               <w:szCs w:val="24"/>
             </w:rPr>
             <w:fldChar w:fldCharType="separate"/>
@@ -2754,7 +2727,7 @@
           </w:r>
           <w:r>
             <w:rPr>
-              <w:rFonts w:hint="eastAsia" w:ascii="宋体" w:hAnsi="宋体" w:eastAsia="宋体" w:cs="宋体"/>
+              <w:rFonts w:ascii="宋体" w:eastAsia="宋体" w:hAnsi="宋体" w:cs="宋体" w:hint="eastAsia"/>
               <w:szCs w:val="24"/>
             </w:rPr>
             <w:fldChar w:fldCharType="end"/>
@@ -2762,28 +2735,28 @@
         </w:p>
         <w:p>
           <w:pPr>
-            <w:pStyle w:val="17"/>
+            <w:pStyle w:val="TOC2"/>
             <w:tabs>
               <w:tab w:val="right" w:leader="dot" w:pos="8306"/>
             </w:tabs>
           </w:pPr>
           <w:r>
             <w:rPr>
-              <w:rFonts w:hint="eastAsia" w:ascii="宋体" w:hAnsi="宋体" w:eastAsia="宋体" w:cs="宋体"/>
+              <w:rFonts w:ascii="宋体" w:eastAsia="宋体" w:hAnsi="宋体" w:cs="宋体" w:hint="eastAsia"/>
               <w:szCs w:val="24"/>
             </w:rPr>
             <w:fldChar w:fldCharType="begin"/>
           </w:r>
           <w:r>
             <w:rPr>
-              <w:rFonts w:hint="eastAsia" w:ascii="宋体" w:hAnsi="宋体" w:eastAsia="宋体" w:cs="宋体"/>
+              <w:rFonts w:ascii="宋体" w:eastAsia="宋体" w:hAnsi="宋体" w:cs="宋体" w:hint="eastAsia"/>
               <w:szCs w:val="24"/>
             </w:rPr>
             <w:instrText xml:space="preserve"> HYPERLINK \l _Toc3543 </w:instrText>
           </w:r>
           <w:r>
             <w:rPr>
-              <w:rFonts w:hint="eastAsia" w:ascii="宋体" w:hAnsi="宋体" w:eastAsia="宋体" w:cs="宋体"/>
+              <w:rFonts w:ascii="宋体" w:eastAsia="宋体" w:hAnsi="宋体" w:cs="宋体" w:hint="eastAsia"/>
               <w:szCs w:val="24"/>
             </w:rPr>
             <w:fldChar w:fldCharType="separate"/>
@@ -2822,7 +2795,7 @@
           </w:r>
           <w:r>
             <w:rPr>
-              <w:rFonts w:hint="eastAsia" w:ascii="宋体" w:hAnsi="宋体" w:eastAsia="宋体" w:cs="宋体"/>
+              <w:rFonts w:ascii="宋体" w:eastAsia="宋体" w:hAnsi="宋体" w:cs="宋体" w:hint="eastAsia"/>
               <w:szCs w:val="24"/>
             </w:rPr>
             <w:fldChar w:fldCharType="end"/>
@@ -2830,28 +2803,28 @@
         </w:p>
         <w:p>
           <w:pPr>
-            <w:pStyle w:val="16"/>
+            <w:pStyle w:val="TOC1"/>
             <w:tabs>
               <w:tab w:val="right" w:leader="dot" w:pos="8306"/>
             </w:tabs>
           </w:pPr>
           <w:r>
             <w:rPr>
-              <w:rFonts w:hint="eastAsia" w:ascii="宋体" w:hAnsi="宋体" w:eastAsia="宋体" w:cs="宋体"/>
+              <w:rFonts w:ascii="宋体" w:eastAsia="宋体" w:hAnsi="宋体" w:cs="宋体" w:hint="eastAsia"/>
               <w:szCs w:val="24"/>
             </w:rPr>
             <w:fldChar w:fldCharType="begin"/>
           </w:r>
           <w:r>
             <w:rPr>
-              <w:rFonts w:hint="eastAsia" w:ascii="宋体" w:hAnsi="宋体" w:eastAsia="宋体" w:cs="宋体"/>
+              <w:rFonts w:ascii="宋体" w:eastAsia="宋体" w:hAnsi="宋体" w:cs="宋体" w:hint="eastAsia"/>
               <w:szCs w:val="24"/>
             </w:rPr>
             <w:instrText xml:space="preserve"> HYPERLINK \l _Toc6252 </w:instrText>
           </w:r>
           <w:r>
             <w:rPr>
-              <w:rFonts w:hint="eastAsia" w:ascii="宋体" w:hAnsi="宋体" w:eastAsia="宋体" w:cs="宋体"/>
+              <w:rFonts w:ascii="宋体" w:eastAsia="宋体" w:hAnsi="宋体" w:cs="宋体" w:hint="eastAsia"/>
               <w:szCs w:val="24"/>
             </w:rPr>
             <w:fldChar w:fldCharType="separate"/>
@@ -2890,7 +2863,7 @@
           </w:r>
           <w:r>
             <w:rPr>
-              <w:rFonts w:hint="eastAsia" w:ascii="宋体" w:hAnsi="宋体" w:eastAsia="宋体" w:cs="宋体"/>
+              <w:rFonts w:ascii="宋体" w:eastAsia="宋体" w:hAnsi="宋体" w:cs="宋体" w:hint="eastAsia"/>
               <w:szCs w:val="24"/>
             </w:rPr>
             <w:fldChar w:fldCharType="end"/>
@@ -2898,28 +2871,28 @@
         </w:p>
         <w:p>
           <w:pPr>
-            <w:pStyle w:val="17"/>
+            <w:pStyle w:val="TOC2"/>
             <w:tabs>
               <w:tab w:val="right" w:leader="dot" w:pos="8306"/>
             </w:tabs>
           </w:pPr>
           <w:r>
             <w:rPr>
-              <w:rFonts w:hint="eastAsia" w:ascii="宋体" w:hAnsi="宋体" w:eastAsia="宋体" w:cs="宋体"/>
+              <w:rFonts w:ascii="宋体" w:eastAsia="宋体" w:hAnsi="宋体" w:cs="宋体" w:hint="eastAsia"/>
               <w:szCs w:val="24"/>
             </w:rPr>
             <w:fldChar w:fldCharType="begin"/>
           </w:r>
           <w:r>
             <w:rPr>
-              <w:rFonts w:hint="eastAsia" w:ascii="宋体" w:hAnsi="宋体" w:eastAsia="宋体" w:cs="宋体"/>
+              <w:rFonts w:ascii="宋体" w:eastAsia="宋体" w:hAnsi="宋体" w:cs="宋体" w:hint="eastAsia"/>
               <w:szCs w:val="24"/>
             </w:rPr>
             <w:instrText xml:space="preserve"> HYPERLINK \l _Toc11697 </w:instrText>
           </w:r>
           <w:r>
             <w:rPr>
-              <w:rFonts w:hint="eastAsia" w:ascii="宋体" w:hAnsi="宋体" w:eastAsia="宋体" w:cs="宋体"/>
+              <w:rFonts w:ascii="宋体" w:eastAsia="宋体" w:hAnsi="宋体" w:cs="宋体" w:hint="eastAsia"/>
               <w:szCs w:val="24"/>
             </w:rPr>
             <w:fldChar w:fldCharType="separate"/>
@@ -2958,7 +2931,7 @@
           </w:r>
           <w:r>
             <w:rPr>
-              <w:rFonts w:hint="eastAsia" w:ascii="宋体" w:hAnsi="宋体" w:eastAsia="宋体" w:cs="宋体"/>
+              <w:rFonts w:ascii="宋体" w:eastAsia="宋体" w:hAnsi="宋体" w:cs="宋体" w:hint="eastAsia"/>
               <w:szCs w:val="24"/>
             </w:rPr>
             <w:fldChar w:fldCharType="end"/>
@@ -2966,28 +2939,28 @@
         </w:p>
         <w:p>
           <w:pPr>
-            <w:pStyle w:val="17"/>
+            <w:pStyle w:val="TOC2"/>
             <w:tabs>
               <w:tab w:val="right" w:leader="dot" w:pos="8306"/>
             </w:tabs>
           </w:pPr>
           <w:r>
             <w:rPr>
-              <w:rFonts w:hint="eastAsia" w:ascii="宋体" w:hAnsi="宋体" w:eastAsia="宋体" w:cs="宋体"/>
+              <w:rFonts w:ascii="宋体" w:eastAsia="宋体" w:hAnsi="宋体" w:cs="宋体" w:hint="eastAsia"/>
               <w:szCs w:val="24"/>
             </w:rPr>
             <w:fldChar w:fldCharType="begin"/>
           </w:r>
           <w:r>
             <w:rPr>
-              <w:rFonts w:hint="eastAsia" w:ascii="宋体" w:hAnsi="宋体" w:eastAsia="宋体" w:cs="宋体"/>
+              <w:rFonts w:ascii="宋体" w:eastAsia="宋体" w:hAnsi="宋体" w:cs="宋体" w:hint="eastAsia"/>
               <w:szCs w:val="24"/>
             </w:rPr>
             <w:instrText xml:space="preserve"> HYPERLINK \l _Toc16903 </w:instrText>
           </w:r>
           <w:r>
             <w:rPr>
-              <w:rFonts w:hint="eastAsia" w:ascii="宋体" w:hAnsi="宋体" w:eastAsia="宋体" w:cs="宋体"/>
+              <w:rFonts w:ascii="宋体" w:eastAsia="宋体" w:hAnsi="宋体" w:cs="宋体" w:hint="eastAsia"/>
               <w:szCs w:val="24"/>
             </w:rPr>
             <w:fldChar w:fldCharType="separate"/>
@@ -3026,7 +2999,7 @@
           </w:r>
           <w:r>
             <w:rPr>
-              <w:rFonts w:hint="eastAsia" w:ascii="宋体" w:hAnsi="宋体" w:eastAsia="宋体" w:cs="宋体"/>
+              <w:rFonts w:ascii="宋体" w:eastAsia="宋体" w:hAnsi="宋体" w:cs="宋体" w:hint="eastAsia"/>
               <w:szCs w:val="24"/>
             </w:rPr>
             <w:fldChar w:fldCharType="end"/>
@@ -3034,28 +3007,28 @@
         </w:p>
         <w:p>
           <w:pPr>
-            <w:pStyle w:val="16"/>
+            <w:pStyle w:val="TOC1"/>
             <w:tabs>
               <w:tab w:val="right" w:leader="dot" w:pos="8306"/>
             </w:tabs>
           </w:pPr>
           <w:r>
             <w:rPr>
-              <w:rFonts w:hint="eastAsia" w:ascii="宋体" w:hAnsi="宋体" w:eastAsia="宋体" w:cs="宋体"/>
+              <w:rFonts w:ascii="宋体" w:eastAsia="宋体" w:hAnsi="宋体" w:cs="宋体" w:hint="eastAsia"/>
               <w:szCs w:val="24"/>
             </w:rPr>
             <w:fldChar w:fldCharType="begin"/>
           </w:r>
           <w:r>
             <w:rPr>
-              <w:rFonts w:hint="eastAsia" w:ascii="宋体" w:hAnsi="宋体" w:eastAsia="宋体" w:cs="宋体"/>
+              <w:rFonts w:ascii="宋体" w:eastAsia="宋体" w:hAnsi="宋体" w:cs="宋体" w:hint="eastAsia"/>
               <w:szCs w:val="24"/>
             </w:rPr>
             <w:instrText xml:space="preserve"> HYPERLINK \l _Toc28418 </w:instrText>
           </w:r>
           <w:r>
             <w:rPr>
-              <w:rFonts w:hint="eastAsia" w:ascii="宋体" w:hAnsi="宋体" w:eastAsia="宋体" w:cs="宋体"/>
+              <w:rFonts w:ascii="宋体" w:eastAsia="宋体" w:hAnsi="宋体" w:cs="宋体" w:hint="eastAsia"/>
               <w:szCs w:val="24"/>
             </w:rPr>
             <w:fldChar w:fldCharType="separate"/>
@@ -3094,7 +3067,7 @@
           </w:r>
           <w:r>
             <w:rPr>
-              <w:rFonts w:hint="eastAsia" w:ascii="宋体" w:hAnsi="宋体" w:eastAsia="宋体" w:cs="宋体"/>
+              <w:rFonts w:ascii="宋体" w:eastAsia="宋体" w:hAnsi="宋体" w:cs="宋体" w:hint="eastAsia"/>
               <w:szCs w:val="24"/>
             </w:rPr>
             <w:fldChar w:fldCharType="end"/>
@@ -3102,28 +3075,28 @@
         </w:p>
         <w:p>
           <w:pPr>
-            <w:pStyle w:val="17"/>
+            <w:pStyle w:val="TOC2"/>
             <w:tabs>
               <w:tab w:val="right" w:leader="dot" w:pos="8306"/>
             </w:tabs>
           </w:pPr>
           <w:r>
             <w:rPr>
-              <w:rFonts w:hint="eastAsia" w:ascii="宋体" w:hAnsi="宋体" w:eastAsia="宋体" w:cs="宋体"/>
+              <w:rFonts w:ascii="宋体" w:eastAsia="宋体" w:hAnsi="宋体" w:cs="宋体" w:hint="eastAsia"/>
               <w:szCs w:val="24"/>
             </w:rPr>
             <w:fldChar w:fldCharType="begin"/>
           </w:r>
           <w:r>
             <w:rPr>
-              <w:rFonts w:hint="eastAsia" w:ascii="宋体" w:hAnsi="宋体" w:eastAsia="宋体" w:cs="宋体"/>
+              <w:rFonts w:ascii="宋体" w:eastAsia="宋体" w:hAnsi="宋体" w:cs="宋体" w:hint="eastAsia"/>
               <w:szCs w:val="24"/>
             </w:rPr>
             <w:instrText xml:space="preserve"> HYPERLINK \l _Toc14031 </w:instrText>
           </w:r>
           <w:r>
             <w:rPr>
-              <w:rFonts w:hint="eastAsia" w:ascii="宋体" w:hAnsi="宋体" w:eastAsia="宋体" w:cs="宋体"/>
+              <w:rFonts w:ascii="宋体" w:eastAsia="宋体" w:hAnsi="宋体" w:cs="宋体" w:hint="eastAsia"/>
               <w:szCs w:val="24"/>
             </w:rPr>
             <w:fldChar w:fldCharType="separate"/>
@@ -3162,7 +3135,7 @@
           </w:r>
           <w:r>
             <w:rPr>
-              <w:rFonts w:hint="eastAsia" w:ascii="宋体" w:hAnsi="宋体" w:eastAsia="宋体" w:cs="宋体"/>
+              <w:rFonts w:ascii="宋体" w:eastAsia="宋体" w:hAnsi="宋体" w:cs="宋体" w:hint="eastAsia"/>
               <w:szCs w:val="24"/>
             </w:rPr>
             <w:fldChar w:fldCharType="end"/>
@@ -3170,28 +3143,28 @@
         </w:p>
         <w:p>
           <w:pPr>
-            <w:pStyle w:val="17"/>
+            <w:pStyle w:val="TOC2"/>
             <w:tabs>
               <w:tab w:val="right" w:leader="dot" w:pos="8306"/>
             </w:tabs>
           </w:pPr>
           <w:r>
             <w:rPr>
-              <w:rFonts w:hint="eastAsia" w:ascii="宋体" w:hAnsi="宋体" w:eastAsia="宋体" w:cs="宋体"/>
+              <w:rFonts w:ascii="宋体" w:eastAsia="宋体" w:hAnsi="宋体" w:cs="宋体" w:hint="eastAsia"/>
               <w:szCs w:val="24"/>
             </w:rPr>
             <w:fldChar w:fldCharType="begin"/>
           </w:r>
           <w:r>
             <w:rPr>
-              <w:rFonts w:hint="eastAsia" w:ascii="宋体" w:hAnsi="宋体" w:eastAsia="宋体" w:cs="宋体"/>
+              <w:rFonts w:ascii="宋体" w:eastAsia="宋体" w:hAnsi="宋体" w:cs="宋体" w:hint="eastAsia"/>
               <w:szCs w:val="24"/>
             </w:rPr>
             <w:instrText xml:space="preserve"> HYPERLINK \l _Toc3357 </w:instrText>
           </w:r>
           <w:r>
             <w:rPr>
-              <w:rFonts w:hint="eastAsia" w:ascii="宋体" w:hAnsi="宋体" w:eastAsia="宋体" w:cs="宋体"/>
+              <w:rFonts w:ascii="宋体" w:eastAsia="宋体" w:hAnsi="宋体" w:cs="宋体" w:hint="eastAsia"/>
               <w:szCs w:val="24"/>
             </w:rPr>
             <w:fldChar w:fldCharType="separate"/>
@@ -3230,7 +3203,7 @@
           </w:r>
           <w:r>
             <w:rPr>
-              <w:rFonts w:hint="eastAsia" w:ascii="宋体" w:hAnsi="宋体" w:eastAsia="宋体" w:cs="宋体"/>
+              <w:rFonts w:ascii="宋体" w:eastAsia="宋体" w:hAnsi="宋体" w:cs="宋体" w:hint="eastAsia"/>
               <w:szCs w:val="24"/>
             </w:rPr>
             <w:fldChar w:fldCharType="end"/>
@@ -3238,28 +3211,28 @@
         </w:p>
         <w:p>
           <w:pPr>
-            <w:pStyle w:val="17"/>
+            <w:pStyle w:val="TOC2"/>
             <w:tabs>
               <w:tab w:val="right" w:leader="dot" w:pos="8306"/>
             </w:tabs>
           </w:pPr>
           <w:r>
             <w:rPr>
-              <w:rFonts w:hint="eastAsia" w:ascii="宋体" w:hAnsi="宋体" w:eastAsia="宋体" w:cs="宋体"/>
+              <w:rFonts w:ascii="宋体" w:eastAsia="宋体" w:hAnsi="宋体" w:cs="宋体" w:hint="eastAsia"/>
               <w:szCs w:val="24"/>
             </w:rPr>
             <w:fldChar w:fldCharType="begin"/>
           </w:r>
           <w:r>
             <w:rPr>
-              <w:rFonts w:hint="eastAsia" w:ascii="宋体" w:hAnsi="宋体" w:eastAsia="宋体" w:cs="宋体"/>
+              <w:rFonts w:ascii="宋体" w:eastAsia="宋体" w:hAnsi="宋体" w:cs="宋体" w:hint="eastAsia"/>
               <w:szCs w:val="24"/>
             </w:rPr>
             <w:instrText xml:space="preserve"> HYPERLINK \l _Toc29502 </w:instrText>
           </w:r>
           <w:r>
             <w:rPr>
-              <w:rFonts w:hint="eastAsia" w:ascii="宋体" w:hAnsi="宋体" w:eastAsia="宋体" w:cs="宋体"/>
+              <w:rFonts w:ascii="宋体" w:eastAsia="宋体" w:hAnsi="宋体" w:cs="宋体" w:hint="eastAsia"/>
               <w:szCs w:val="24"/>
             </w:rPr>
             <w:fldChar w:fldCharType="separate"/>
@@ -3298,7 +3271,7 @@
           </w:r>
           <w:r>
             <w:rPr>
-              <w:rFonts w:hint="eastAsia" w:ascii="宋体" w:hAnsi="宋体" w:eastAsia="宋体" w:cs="宋体"/>
+              <w:rFonts w:ascii="宋体" w:eastAsia="宋体" w:hAnsi="宋体" w:cs="宋体" w:hint="eastAsia"/>
               <w:szCs w:val="24"/>
             </w:rPr>
             <w:fldChar w:fldCharType="end"/>
@@ -3306,28 +3279,28 @@
         </w:p>
         <w:p>
           <w:pPr>
-            <w:pStyle w:val="16"/>
+            <w:pStyle w:val="TOC1"/>
             <w:tabs>
               <w:tab w:val="right" w:leader="dot" w:pos="8306"/>
             </w:tabs>
           </w:pPr>
           <w:r>
             <w:rPr>
-              <w:rFonts w:hint="eastAsia" w:ascii="宋体" w:hAnsi="宋体" w:eastAsia="宋体" w:cs="宋体"/>
+              <w:rFonts w:ascii="宋体" w:eastAsia="宋体" w:hAnsi="宋体" w:cs="宋体" w:hint="eastAsia"/>
               <w:szCs w:val="24"/>
             </w:rPr>
             <w:fldChar w:fldCharType="begin"/>
           </w:r>
           <w:r>
             <w:rPr>
-              <w:rFonts w:hint="eastAsia" w:ascii="宋体" w:hAnsi="宋体" w:eastAsia="宋体" w:cs="宋体"/>
+              <w:rFonts w:ascii="宋体" w:eastAsia="宋体" w:hAnsi="宋体" w:cs="宋体" w:hint="eastAsia"/>
               <w:szCs w:val="24"/>
             </w:rPr>
             <w:instrText xml:space="preserve"> HYPERLINK \l _Toc28457 </w:instrText>
           </w:r>
           <w:r>
             <w:rPr>
-              <w:rFonts w:hint="eastAsia" w:ascii="宋体" w:hAnsi="宋体" w:eastAsia="宋体" w:cs="宋体"/>
+              <w:rFonts w:ascii="宋体" w:eastAsia="宋体" w:hAnsi="宋体" w:cs="宋体" w:hint="eastAsia"/>
               <w:szCs w:val="24"/>
             </w:rPr>
             <w:fldChar w:fldCharType="separate"/>
@@ -3366,7 +3339,7 @@
           </w:r>
           <w:r>
             <w:rPr>
-              <w:rFonts w:hint="eastAsia" w:ascii="宋体" w:hAnsi="宋体" w:eastAsia="宋体" w:cs="宋体"/>
+              <w:rFonts w:ascii="宋体" w:eastAsia="宋体" w:hAnsi="宋体" w:cs="宋体" w:hint="eastAsia"/>
               <w:szCs w:val="24"/>
             </w:rPr>
             <w:fldChar w:fldCharType="end"/>
@@ -3374,28 +3347,28 @@
         </w:p>
         <w:p>
           <w:pPr>
-            <w:pStyle w:val="17"/>
+            <w:pStyle w:val="TOC2"/>
             <w:tabs>
               <w:tab w:val="right" w:leader="dot" w:pos="8306"/>
             </w:tabs>
           </w:pPr>
           <w:r>
             <w:rPr>
-              <w:rFonts w:hint="eastAsia" w:ascii="宋体" w:hAnsi="宋体" w:eastAsia="宋体" w:cs="宋体"/>
+              <w:rFonts w:ascii="宋体" w:eastAsia="宋体" w:hAnsi="宋体" w:cs="宋体" w:hint="eastAsia"/>
               <w:szCs w:val="24"/>
             </w:rPr>
             <w:fldChar w:fldCharType="begin"/>
           </w:r>
           <w:r>
             <w:rPr>
-              <w:rFonts w:hint="eastAsia" w:ascii="宋体" w:hAnsi="宋体" w:eastAsia="宋体" w:cs="宋体"/>
+              <w:rFonts w:ascii="宋体" w:eastAsia="宋体" w:hAnsi="宋体" w:cs="宋体" w:hint="eastAsia"/>
               <w:szCs w:val="24"/>
             </w:rPr>
             <w:instrText xml:space="preserve"> HYPERLINK \l _Toc29746 </w:instrText>
           </w:r>
           <w:r>
             <w:rPr>
-              <w:rFonts w:hint="eastAsia" w:ascii="宋体" w:hAnsi="宋体" w:eastAsia="宋体" w:cs="宋体"/>
+              <w:rFonts w:ascii="宋体" w:eastAsia="宋体" w:hAnsi="宋体" w:cs="宋体" w:hint="eastAsia"/>
               <w:szCs w:val="24"/>
             </w:rPr>
             <w:fldChar w:fldCharType="separate"/>
@@ -3434,7 +3407,7 @@
           </w:r>
           <w:r>
             <w:rPr>
-              <w:rFonts w:hint="eastAsia" w:ascii="宋体" w:hAnsi="宋体" w:eastAsia="宋体" w:cs="宋体"/>
+              <w:rFonts w:ascii="宋体" w:eastAsia="宋体" w:hAnsi="宋体" w:cs="宋体" w:hint="eastAsia"/>
               <w:szCs w:val="24"/>
             </w:rPr>
             <w:fldChar w:fldCharType="end"/>
@@ -3442,28 +3415,28 @@
         </w:p>
         <w:p>
           <w:pPr>
-            <w:pStyle w:val="17"/>
+            <w:pStyle w:val="TOC2"/>
             <w:tabs>
               <w:tab w:val="right" w:leader="dot" w:pos="8306"/>
             </w:tabs>
           </w:pPr>
           <w:r>
             <w:rPr>
-              <w:rFonts w:hint="eastAsia" w:ascii="宋体" w:hAnsi="宋体" w:eastAsia="宋体" w:cs="宋体"/>
+              <w:rFonts w:ascii="宋体" w:eastAsia="宋体" w:hAnsi="宋体" w:cs="宋体" w:hint="eastAsia"/>
               <w:szCs w:val="24"/>
             </w:rPr>
             <w:fldChar w:fldCharType="begin"/>
           </w:r>
           <w:r>
             <w:rPr>
-              <w:rFonts w:hint="eastAsia" w:ascii="宋体" w:hAnsi="宋体" w:eastAsia="宋体" w:cs="宋体"/>
+              <w:rFonts w:ascii="宋体" w:eastAsia="宋体" w:hAnsi="宋体" w:cs="宋体" w:hint="eastAsia"/>
               <w:szCs w:val="24"/>
             </w:rPr>
             <w:instrText xml:space="preserve"> HYPERLINK \l _Toc12204 </w:instrText>
           </w:r>
           <w:r>
             <w:rPr>
-              <w:rFonts w:hint="eastAsia" w:ascii="宋体" w:hAnsi="宋体" w:eastAsia="宋体" w:cs="宋体"/>
+              <w:rFonts w:ascii="宋体" w:eastAsia="宋体" w:hAnsi="宋体" w:cs="宋体" w:hint="eastAsia"/>
               <w:szCs w:val="24"/>
             </w:rPr>
             <w:fldChar w:fldCharType="separate"/>
@@ -3502,7 +3475,7 @@
           </w:r>
           <w:r>
             <w:rPr>
-              <w:rFonts w:hint="eastAsia" w:ascii="宋体" w:hAnsi="宋体" w:eastAsia="宋体" w:cs="宋体"/>
+              <w:rFonts w:ascii="宋体" w:eastAsia="宋体" w:hAnsi="宋体" w:cs="宋体" w:hint="eastAsia"/>
               <w:szCs w:val="24"/>
             </w:rPr>
             <w:fldChar w:fldCharType="end"/>
@@ -3510,28 +3483,28 @@
         </w:p>
         <w:p>
           <w:pPr>
-            <w:pStyle w:val="16"/>
+            <w:pStyle w:val="TOC1"/>
             <w:tabs>
               <w:tab w:val="right" w:leader="dot" w:pos="8306"/>
             </w:tabs>
           </w:pPr>
           <w:r>
             <w:rPr>
-              <w:rFonts w:hint="eastAsia" w:ascii="宋体" w:hAnsi="宋体" w:eastAsia="宋体" w:cs="宋体"/>
+              <w:rFonts w:ascii="宋体" w:eastAsia="宋体" w:hAnsi="宋体" w:cs="宋体" w:hint="eastAsia"/>
               <w:szCs w:val="24"/>
             </w:rPr>
             <w:fldChar w:fldCharType="begin"/>
           </w:r>
           <w:r>
             <w:rPr>
-              <w:rFonts w:hint="eastAsia" w:ascii="宋体" w:hAnsi="宋体" w:eastAsia="宋体" w:cs="宋体"/>
+              <w:rFonts w:ascii="宋体" w:eastAsia="宋体" w:hAnsi="宋体" w:cs="宋体" w:hint="eastAsia"/>
               <w:szCs w:val="24"/>
             </w:rPr>
             <w:instrText xml:space="preserve"> HYPERLINK \l _Toc16044 </w:instrText>
           </w:r>
           <w:r>
             <w:rPr>
-              <w:rFonts w:hint="eastAsia" w:ascii="宋体" w:hAnsi="宋体" w:eastAsia="宋体" w:cs="宋体"/>
+              <w:rFonts w:ascii="宋体" w:eastAsia="宋体" w:hAnsi="宋体" w:cs="宋体" w:hint="eastAsia"/>
               <w:szCs w:val="24"/>
             </w:rPr>
             <w:fldChar w:fldCharType="separate"/>
@@ -3570,7 +3543,7 @@
           </w:r>
           <w:r>
             <w:rPr>
-              <w:rFonts w:hint="eastAsia" w:ascii="宋体" w:hAnsi="宋体" w:eastAsia="宋体" w:cs="宋体"/>
+              <w:rFonts w:ascii="宋体" w:eastAsia="宋体" w:hAnsi="宋体" w:cs="宋体" w:hint="eastAsia"/>
               <w:szCs w:val="24"/>
             </w:rPr>
             <w:fldChar w:fldCharType="end"/>
@@ -3578,28 +3551,28 @@
         </w:p>
         <w:p>
           <w:pPr>
-            <w:pStyle w:val="16"/>
+            <w:pStyle w:val="TOC1"/>
             <w:tabs>
               <w:tab w:val="right" w:leader="dot" w:pos="8306"/>
             </w:tabs>
           </w:pPr>
           <w:r>
             <w:rPr>
-              <w:rFonts w:hint="eastAsia" w:ascii="宋体" w:hAnsi="宋体" w:eastAsia="宋体" w:cs="宋体"/>
+              <w:rFonts w:ascii="宋体" w:eastAsia="宋体" w:hAnsi="宋体" w:cs="宋体" w:hint="eastAsia"/>
               <w:szCs w:val="24"/>
             </w:rPr>
             <w:fldChar w:fldCharType="begin"/>
           </w:r>
           <w:r>
             <w:rPr>
-              <w:rFonts w:hint="eastAsia" w:ascii="宋体" w:hAnsi="宋体" w:eastAsia="宋体" w:cs="宋体"/>
+              <w:rFonts w:ascii="宋体" w:eastAsia="宋体" w:hAnsi="宋体" w:cs="宋体" w:hint="eastAsia"/>
               <w:szCs w:val="24"/>
             </w:rPr>
             <w:instrText xml:space="preserve"> HYPERLINK \l _Toc10710 </w:instrText>
           </w:r>
           <w:r>
             <w:rPr>
-              <w:rFonts w:hint="eastAsia" w:ascii="宋体" w:hAnsi="宋体" w:eastAsia="宋体" w:cs="宋体"/>
+              <w:rFonts w:ascii="宋体" w:eastAsia="宋体" w:hAnsi="宋体" w:cs="宋体" w:hint="eastAsia"/>
               <w:szCs w:val="24"/>
             </w:rPr>
             <w:fldChar w:fldCharType="separate"/>
@@ -3638,7 +3611,7 @@
           </w:r>
           <w:r>
             <w:rPr>
-              <w:rFonts w:hint="eastAsia" w:ascii="宋体" w:hAnsi="宋体" w:eastAsia="宋体" w:cs="宋体"/>
+              <w:rFonts w:ascii="宋体" w:eastAsia="宋体" w:hAnsi="宋体" w:cs="宋体" w:hint="eastAsia"/>
               <w:szCs w:val="24"/>
             </w:rPr>
             <w:fldChar w:fldCharType="end"/>
@@ -3660,7 +3633,7 @@
             <w:snapToGrid w:val="0"/>
             <w:textAlignment w:val="baseline"/>
             <w:rPr>
-              <w:rFonts w:hint="eastAsia" w:ascii="宋体" w:hAnsi="宋体" w:eastAsia="宋体" w:cs="宋体"/>
+              <w:rFonts w:ascii="宋体" w:eastAsia="宋体" w:hAnsi="宋体" w:cs="宋体" w:hint="eastAsia"/>
               <w:snapToGrid w:val="0"/>
               <w:color w:val="000000"/>
               <w:kern w:val="0"/>
@@ -3671,7 +3644,7 @@
           </w:pPr>
           <w:r>
             <w:rPr>
-              <w:rFonts w:hint="eastAsia" w:ascii="宋体" w:hAnsi="宋体" w:eastAsia="宋体" w:cs="宋体"/>
+              <w:rFonts w:ascii="宋体" w:eastAsia="宋体" w:hAnsi="宋体" w:cs="宋体" w:hint="eastAsia"/>
               <w:szCs w:val="24"/>
             </w:rPr>
             <w:fldChar w:fldCharType="end"/>
@@ -3695,7 +3668,7 @@
         <w:snapToGrid w:val="0"/>
         <w:textAlignment w:val="baseline"/>
         <w:rPr>
-          <w:rFonts w:ascii="Arial" w:hAnsi="Arial" w:eastAsia="Arial" w:cs="Arial"/>
+          <w:rFonts w:ascii="Arial" w:eastAsia="Arial" w:hAnsi="Arial" w:cs="Arial"/>
           <w:snapToGrid w:val="0"/>
           <w:color w:val="000000"/>
           <w:kern w:val="0"/>
@@ -3706,7 +3679,7 @@
       </w:pPr>
       <w:r>
         <w:rPr>
-          <w:rFonts w:ascii="Arial" w:hAnsi="Arial" w:eastAsia="Arial" w:cs="Arial"/>
+          <w:rFonts w:ascii="Arial" w:eastAsia="Arial" w:hAnsi="Arial" w:cs="Arial"/>
           <w:snapToGrid w:val="0"/>
           <w:color w:val="000000"/>
           <w:kern w:val="0"/>
@@ -3719,14 +3692,14 @@
     </w:p>
     <w:p>
       <w:pPr>
-        <w:pStyle w:val="28"/>
-        <w:bidi w:val="0"/>
-        <w:rPr>
-          <w:rFonts w:hint="eastAsia"/>
-          <w:lang w:val="en-US" w:eastAsia="zh-CN"/>
-        </w:rPr>
-      </w:pPr>
-      <w:bookmarkStart w:id="2" w:name="_Toc2860"/>
+        <w:pStyle w:val="1"/>
+        <w:bidi w:val="0"/>
+        <w:rPr>
+          <w:rFonts w:hint="eastAsia"/>
+          <w:lang w:val="en-US" w:eastAsia="zh-CN"/>
+        </w:rPr>
+      </w:pPr>
+      <w:bookmarkStart w:id="3" w:name="_Toc2860"/>
       <w:r>
         <w:rPr>
           <w:rFonts w:hint="eastAsia"/>
@@ -3734,18 +3707,18 @@
         </w:rPr>
         <w:t>总则</w:t>
       </w:r>
-      <w:bookmarkEnd w:id="2"/>
-    </w:p>
-    <w:p>
-      <w:pPr>
-        <w:pStyle w:val="30"/>
-        <w:bidi w:val="0"/>
-        <w:rPr>
-          <w:rFonts w:hint="eastAsia"/>
-          <w:lang w:val="en-US" w:eastAsia="zh-CN"/>
-        </w:rPr>
-      </w:pPr>
-      <w:bookmarkStart w:id="3" w:name="_Toc8005"/>
+      <w:bookmarkEnd w:id="3"/>
+    </w:p>
+    <w:p>
+      <w:pPr>
+        <w:pStyle w:val="2"/>
+        <w:bidi w:val="0"/>
+        <w:rPr>
+          <w:rFonts w:hint="eastAsia"/>
+          <w:lang w:val="en-US" w:eastAsia="zh-CN"/>
+        </w:rPr>
+      </w:pPr>
+      <w:bookmarkStart w:id="4" w:name="_Toc8005"/>
       <w:r>
         <w:rPr>
           <w:rFonts w:hint="eastAsia"/>
@@ -3753,11 +3726,11 @@
         </w:rPr>
         <w:t>目的</w:t>
       </w:r>
-      <w:bookmarkEnd w:id="3"/>
-    </w:p>
-    <w:p>
-      <w:pPr>
-        <w:pStyle w:val="29"/>
+      <w:bookmarkEnd w:id="4"/>
+    </w:p>
+    <w:p>
+      <w:pPr>
+        <w:pStyle w:val="a1"/>
         <w:keepNext w:val="0"/>
         <w:keepLines w:val="0"/>
         <w:pageBreakBefore w:val="0"/>
@@ -3786,14 +3759,14 @@
     </w:p>
     <w:p>
       <w:pPr>
-        <w:pStyle w:val="30"/>
-        <w:bidi w:val="0"/>
-        <w:rPr>
-          <w:rFonts w:hint="eastAsia"/>
-          <w:lang w:val="en-US" w:eastAsia="zh-CN"/>
-        </w:rPr>
-      </w:pPr>
-      <w:bookmarkStart w:id="4" w:name="_Toc22554"/>
+        <w:pStyle w:val="2"/>
+        <w:bidi w:val="0"/>
+        <w:rPr>
+          <w:rFonts w:hint="eastAsia"/>
+          <w:lang w:val="en-US" w:eastAsia="zh-CN"/>
+        </w:rPr>
+      </w:pPr>
+      <w:bookmarkStart w:id="5" w:name="_Toc22554"/>
       <w:r>
         <w:rPr>
           <w:rFonts w:hint="eastAsia"/>
@@ -3801,11 +3774,11 @@
         </w:rPr>
         <w:t>定义</w:t>
       </w:r>
-      <w:bookmarkEnd w:id="4"/>
-    </w:p>
-    <w:p>
-      <w:pPr>
-        <w:pStyle w:val="29"/>
+      <w:bookmarkEnd w:id="5"/>
+    </w:p>
+    <w:p>
+      <w:pPr>
+        <w:pStyle w:val="a1"/>
         <w:keepNext w:val="0"/>
         <w:keepLines w:val="0"/>
         <w:pageBreakBefore w:val="0"/>
@@ -3834,14 +3807,14 @@
     </w:p>
     <w:p>
       <w:pPr>
-        <w:pStyle w:val="30"/>
-        <w:bidi w:val="0"/>
-        <w:rPr>
-          <w:rFonts w:hint="eastAsia"/>
-          <w:lang w:val="en-US" w:eastAsia="zh-CN"/>
-        </w:rPr>
-      </w:pPr>
-      <w:bookmarkStart w:id="5" w:name="_Toc21356"/>
+        <w:pStyle w:val="2"/>
+        <w:bidi w:val="0"/>
+        <w:rPr>
+          <w:rFonts w:hint="eastAsia"/>
+          <w:lang w:val="en-US" w:eastAsia="zh-CN"/>
+        </w:rPr>
+      </w:pPr>
+      <w:bookmarkStart w:id="6" w:name="_Toc21356"/>
       <w:r>
         <w:rPr>
           <w:rFonts w:hint="eastAsia"/>
@@ -3849,11 +3822,11 @@
         </w:rPr>
         <w:t>适用范围</w:t>
       </w:r>
-      <w:bookmarkEnd w:id="5"/>
-    </w:p>
-    <w:p>
-      <w:pPr>
-        <w:pStyle w:val="29"/>
+      <w:bookmarkEnd w:id="6"/>
+    </w:p>
+    <w:p>
+      <w:pPr>
+        <w:pStyle w:val="a1"/>
         <w:keepNext w:val="0"/>
         <w:keepLines w:val="0"/>
         <w:pageBreakBefore w:val="0"/>
@@ -3882,7 +3855,7 @@
     </w:p>
     <w:p>
       <w:pPr>
-        <w:pStyle w:val="29"/>
+        <w:pStyle w:val="a1"/>
         <w:keepNext w:val="0"/>
         <w:keepLines w:val="0"/>
         <w:pageBreakBefore w:val="0"/>
@@ -3899,7 +3872,7 @@
         <w:bidi w:val="0"/>
         <w:adjustRightInd w:val="0"/>
         <w:snapToGrid w:val="0"/>
-        <w:ind w:left="425" w:leftChars="0" w:hanging="425" w:firstLineChars="0"/>
+        <w:ind w:left="425" w:hanging="425" w:leftChars="0" w:firstLineChars="0"/>
         <w:textAlignment w:val="baseline"/>
         <w:rPr>
           <w:rFonts w:hint="eastAsia"/>
@@ -3916,7 +3889,7 @@
     </w:p>
     <w:p>
       <w:pPr>
-        <w:pStyle w:val="29"/>
+        <w:pStyle w:val="a1"/>
         <w:keepNext w:val="0"/>
         <w:keepLines w:val="0"/>
         <w:pageBreakBefore w:val="0"/>
@@ -3933,7 +3906,7 @@
         <w:bidi w:val="0"/>
         <w:adjustRightInd w:val="0"/>
         <w:snapToGrid w:val="0"/>
-        <w:ind w:left="425" w:leftChars="0" w:hanging="425" w:firstLineChars="0"/>
+        <w:ind w:left="425" w:hanging="425" w:leftChars="0" w:firstLineChars="0"/>
         <w:textAlignment w:val="baseline"/>
         <w:rPr>
           <w:rFonts w:hint="eastAsia"/>
@@ -3950,7 +3923,7 @@
     </w:p>
     <w:p>
       <w:pPr>
-        <w:pStyle w:val="29"/>
+        <w:pStyle w:val="a1"/>
         <w:keepNext w:val="0"/>
         <w:keepLines w:val="0"/>
         <w:pageBreakBefore w:val="0"/>
@@ -3967,7 +3940,7 @@
         <w:bidi w:val="0"/>
         <w:adjustRightInd w:val="0"/>
         <w:snapToGrid w:val="0"/>
-        <w:ind w:left="425" w:leftChars="0" w:hanging="425" w:firstLineChars="0"/>
+        <w:ind w:left="425" w:hanging="425" w:leftChars="0" w:firstLineChars="0"/>
         <w:textAlignment w:val="baseline"/>
         <w:rPr>
           <w:rFonts w:hint="eastAsia"/>
@@ -3984,7 +3957,7 @@
     </w:p>
     <w:p>
       <w:pPr>
-        <w:pStyle w:val="29"/>
+        <w:pStyle w:val="a1"/>
         <w:keepNext w:val="0"/>
         <w:keepLines w:val="0"/>
         <w:pageBreakBefore w:val="0"/>
@@ -4001,7 +3974,7 @@
         <w:bidi w:val="0"/>
         <w:adjustRightInd w:val="0"/>
         <w:snapToGrid w:val="0"/>
-        <w:ind w:left="425" w:leftChars="0" w:hanging="425" w:firstLineChars="0"/>
+        <w:ind w:left="425" w:hanging="425" w:leftChars="0" w:firstLineChars="0"/>
         <w:textAlignment w:val="baseline"/>
         <w:rPr>
           <w:rFonts w:hint="eastAsia"/>
@@ -4018,7 +3991,7 @@
     </w:p>
     <w:p>
       <w:pPr>
-        <w:pStyle w:val="29"/>
+        <w:pStyle w:val="a1"/>
         <w:keepNext w:val="0"/>
         <w:keepLines w:val="0"/>
         <w:pageBreakBefore w:val="0"/>
@@ -4035,7 +4008,7 @@
         <w:bidi w:val="0"/>
         <w:adjustRightInd w:val="0"/>
         <w:snapToGrid w:val="0"/>
-        <w:ind w:left="425" w:leftChars="0" w:hanging="425" w:firstLineChars="0"/>
+        <w:ind w:left="425" w:hanging="425" w:leftChars="0" w:firstLineChars="0"/>
         <w:textAlignment w:val="baseline"/>
         <w:rPr>
           <w:rFonts w:hint="eastAsia"/>
@@ -4052,14 +4025,14 @@
     </w:p>
     <w:p>
       <w:pPr>
-        <w:pStyle w:val="28"/>
-        <w:bidi w:val="0"/>
-        <w:rPr>
-          <w:rFonts w:hint="eastAsia"/>
-          <w:lang w:val="en-US" w:eastAsia="zh-CN"/>
-        </w:rPr>
-      </w:pPr>
-      <w:bookmarkStart w:id="6" w:name="_Toc8307"/>
+        <w:pStyle w:val="1"/>
+        <w:bidi w:val="0"/>
+        <w:rPr>
+          <w:rFonts w:hint="eastAsia"/>
+          <w:lang w:val="en-US" w:eastAsia="zh-CN"/>
+        </w:rPr>
+      </w:pPr>
+      <w:bookmarkStart w:id="7" w:name="_Toc8307"/>
       <w:r>
         <w:rPr>
           <w:rFonts w:hint="eastAsia"/>
@@ -4067,18 +4040,18 @@
         </w:rPr>
         <w:t>管理职责</w:t>
       </w:r>
-      <w:bookmarkEnd w:id="6"/>
-    </w:p>
-    <w:p>
-      <w:pPr>
-        <w:pStyle w:val="30"/>
-        <w:bidi w:val="0"/>
-        <w:rPr>
-          <w:rFonts w:hint="eastAsia"/>
-          <w:lang w:val="en-US" w:eastAsia="zh-CN"/>
-        </w:rPr>
-      </w:pPr>
-      <w:bookmarkStart w:id="7" w:name="_Toc11035"/>
+      <w:bookmarkEnd w:id="7"/>
+    </w:p>
+    <w:p>
+      <w:pPr>
+        <w:pStyle w:val="2"/>
+        <w:bidi w:val="0"/>
+        <w:rPr>
+          <w:rFonts w:hint="eastAsia"/>
+          <w:lang w:val="en-US" w:eastAsia="zh-CN"/>
+        </w:rPr>
+      </w:pPr>
+      <w:bookmarkStart w:id="8" w:name="_Toc11035"/>
       <w:r>
         <w:rPr>
           <w:rFonts w:hint="eastAsia"/>
@@ -4086,11 +4059,11 @@
         </w:rPr>
         <w:t>运维相关部门</w:t>
       </w:r>
-      <w:bookmarkEnd w:id="7"/>
-    </w:p>
-    <w:p>
-      <w:pPr>
-        <w:pStyle w:val="29"/>
+      <w:bookmarkEnd w:id="8"/>
+    </w:p>
+    <w:p>
+      <w:pPr>
+        <w:pStyle w:val="a1"/>
         <w:keepNext w:val="0"/>
         <w:keepLines w:val="0"/>
         <w:pageBreakBefore w:val="0"/>
@@ -4119,7 +4092,7 @@
     </w:p>
     <w:p>
       <w:pPr>
-        <w:pStyle w:val="29"/>
+        <w:pStyle w:val="a1"/>
         <w:keepNext w:val="0"/>
         <w:keepLines w:val="0"/>
         <w:pageBreakBefore w:val="0"/>
@@ -4148,7 +4121,7 @@
     </w:p>
     <w:p>
       <w:pPr>
-        <w:pStyle w:val="29"/>
+        <w:pStyle w:val="a1"/>
         <w:keepNext w:val="0"/>
         <w:keepLines w:val="0"/>
         <w:pageBreakBefore w:val="0"/>
@@ -4177,7 +4150,7 @@
     </w:p>
     <w:p>
       <w:pPr>
-        <w:pStyle w:val="29"/>
+        <w:pStyle w:val="a1"/>
         <w:keepNext w:val="0"/>
         <w:keepLines w:val="0"/>
         <w:pageBreakBefore w:val="0"/>
@@ -4206,7 +4179,7 @@
     </w:p>
     <w:p>
       <w:pPr>
-        <w:pStyle w:val="29"/>
+        <w:pStyle w:val="a1"/>
         <w:keepNext w:val="0"/>
         <w:keepLines w:val="0"/>
         <w:pageBreakBefore w:val="0"/>
@@ -4235,14 +4208,14 @@
     </w:p>
     <w:p>
       <w:pPr>
-        <w:pStyle w:val="30"/>
-        <w:bidi w:val="0"/>
-        <w:rPr>
-          <w:rFonts w:hint="eastAsia"/>
-          <w:lang w:val="en-US" w:eastAsia="zh-CN"/>
-        </w:rPr>
-      </w:pPr>
-      <w:bookmarkStart w:id="8" w:name="_Toc27100"/>
+        <w:pStyle w:val="2"/>
+        <w:bidi w:val="0"/>
+        <w:rPr>
+          <w:rFonts w:hint="eastAsia"/>
+          <w:lang w:val="en-US" w:eastAsia="zh-CN"/>
+        </w:rPr>
+      </w:pPr>
+      <w:bookmarkStart w:id="9" w:name="_Toc27100"/>
       <w:r>
         <w:rPr>
           <w:rFonts w:hint="eastAsia"/>
@@ -4250,11 +4223,11 @@
         </w:rPr>
         <w:t>人力部</w:t>
       </w:r>
-      <w:bookmarkEnd w:id="8"/>
-    </w:p>
-    <w:p>
-      <w:pPr>
-        <w:pStyle w:val="29"/>
+      <w:bookmarkEnd w:id="9"/>
+    </w:p>
+    <w:p>
+      <w:pPr>
+        <w:pStyle w:val="a1"/>
         <w:keepNext w:val="0"/>
         <w:keepLines w:val="0"/>
         <w:pageBreakBefore w:val="0"/>
@@ -4283,7 +4256,7 @@
     </w:p>
     <w:p>
       <w:pPr>
-        <w:pStyle w:val="29"/>
+        <w:pStyle w:val="a1"/>
         <w:keepNext w:val="0"/>
         <w:keepLines w:val="0"/>
         <w:pageBreakBefore w:val="0"/>
@@ -4312,7 +4285,7 @@
     </w:p>
     <w:p>
       <w:pPr>
-        <w:pStyle w:val="29"/>
+        <w:pStyle w:val="a1"/>
         <w:keepNext w:val="0"/>
         <w:keepLines w:val="0"/>
         <w:pageBreakBefore w:val="0"/>
@@ -4341,14 +4314,14 @@
     </w:p>
     <w:p>
       <w:pPr>
-        <w:pStyle w:val="30"/>
-        <w:bidi w:val="0"/>
-        <w:rPr>
-          <w:rFonts w:hint="eastAsia"/>
-          <w:lang w:val="en-US" w:eastAsia="zh-CN"/>
-        </w:rPr>
-      </w:pPr>
-      <w:bookmarkStart w:id="9" w:name="_Toc13721"/>
+        <w:pStyle w:val="2"/>
+        <w:bidi w:val="0"/>
+        <w:rPr>
+          <w:rFonts w:hint="eastAsia"/>
+          <w:lang w:val="en-US" w:eastAsia="zh-CN"/>
+        </w:rPr>
+      </w:pPr>
+      <w:bookmarkStart w:id="10" w:name="_Toc13721"/>
       <w:r>
         <w:rPr>
           <w:rFonts w:hint="eastAsia"/>
@@ -4356,11 +4329,11 @@
         </w:rPr>
         <w:t>A角（主办人员）职责</w:t>
       </w:r>
-      <w:bookmarkEnd w:id="9"/>
-    </w:p>
-    <w:p>
-      <w:pPr>
-        <w:pStyle w:val="29"/>
+      <w:bookmarkEnd w:id="10"/>
+    </w:p>
+    <w:p>
+      <w:pPr>
+        <w:pStyle w:val="a1"/>
         <w:keepNext w:val="0"/>
         <w:keepLines w:val="0"/>
         <w:pageBreakBefore w:val="0"/>
@@ -4389,7 +4362,7 @@
     </w:p>
     <w:p>
       <w:pPr>
-        <w:pStyle w:val="29"/>
+        <w:pStyle w:val="a1"/>
         <w:keepNext w:val="0"/>
         <w:keepLines w:val="0"/>
         <w:pageBreakBefore w:val="0"/>
@@ -4418,7 +4391,7 @@
     </w:p>
     <w:p>
       <w:pPr>
-        <w:pStyle w:val="29"/>
+        <w:pStyle w:val="a1"/>
         <w:keepNext w:val="0"/>
         <w:keepLines w:val="0"/>
         <w:pageBreakBefore w:val="0"/>
@@ -4447,7 +4420,7 @@
     </w:p>
     <w:p>
       <w:pPr>
-        <w:pStyle w:val="29"/>
+        <w:pStyle w:val="a1"/>
         <w:keepNext w:val="0"/>
         <w:keepLines w:val="0"/>
         <w:pageBreakBefore w:val="0"/>
@@ -4476,14 +4449,14 @@
     </w:p>
     <w:p>
       <w:pPr>
-        <w:pStyle w:val="30"/>
-        <w:bidi w:val="0"/>
-        <w:rPr>
-          <w:rFonts w:hint="eastAsia"/>
-          <w:lang w:val="en-US" w:eastAsia="zh-CN"/>
-        </w:rPr>
-      </w:pPr>
-      <w:bookmarkStart w:id="10" w:name="_Toc3543"/>
+        <w:pStyle w:val="2"/>
+        <w:bidi w:val="0"/>
+        <w:rPr>
+          <w:rFonts w:hint="eastAsia"/>
+          <w:lang w:val="en-US" w:eastAsia="zh-CN"/>
+        </w:rPr>
+      </w:pPr>
+      <w:bookmarkStart w:id="11" w:name="_Toc3543"/>
       <w:r>
         <w:rPr>
           <w:rFonts w:hint="eastAsia"/>
@@ -4491,11 +4464,11 @@
         </w:rPr>
         <w:t>B角（备份人员）职责</w:t>
       </w:r>
-      <w:bookmarkEnd w:id="10"/>
-    </w:p>
-    <w:p>
-      <w:pPr>
-        <w:pStyle w:val="29"/>
+      <w:bookmarkEnd w:id="11"/>
+    </w:p>
+    <w:p>
+      <w:pPr>
+        <w:pStyle w:val="a1"/>
         <w:keepNext w:val="0"/>
         <w:keepLines w:val="0"/>
         <w:pageBreakBefore w:val="0"/>
@@ -4524,7 +4497,7 @@
     </w:p>
     <w:p>
       <w:pPr>
-        <w:pStyle w:val="29"/>
+        <w:pStyle w:val="a1"/>
         <w:keepNext w:val="0"/>
         <w:keepLines w:val="0"/>
         <w:pageBreakBefore w:val="0"/>
@@ -4553,7 +4526,7 @@
     </w:p>
     <w:p>
       <w:pPr>
-        <w:pStyle w:val="29"/>
+        <w:pStyle w:val="a1"/>
         <w:keepNext w:val="0"/>
         <w:keepLines w:val="0"/>
         <w:pageBreakBefore w:val="0"/>
@@ -4582,7 +4555,7 @@
     </w:p>
     <w:p>
       <w:pPr>
-        <w:pStyle w:val="29"/>
+        <w:pStyle w:val="a1"/>
         <w:keepNext w:val="0"/>
         <w:keepLines w:val="0"/>
         <w:pageBreakBefore w:val="0"/>
@@ -4611,14 +4584,14 @@
     </w:p>
     <w:p>
       <w:pPr>
-        <w:pStyle w:val="28"/>
-        <w:bidi w:val="0"/>
-        <w:rPr>
-          <w:rFonts w:hint="eastAsia"/>
-          <w:lang w:val="en-US" w:eastAsia="zh-CN"/>
-        </w:rPr>
-      </w:pPr>
-      <w:bookmarkStart w:id="11" w:name="_Toc6252"/>
+        <w:pStyle w:val="1"/>
+        <w:bidi w:val="0"/>
+        <w:rPr>
+          <w:rFonts w:hint="eastAsia"/>
+          <w:lang w:val="en-US" w:eastAsia="zh-CN"/>
+        </w:rPr>
+      </w:pPr>
+      <w:bookmarkStart w:id="12" w:name="_Toc6252"/>
       <w:r>
         <w:rPr>
           <w:rFonts w:hint="eastAsia"/>
@@ -4626,18 +4599,18 @@
         </w:rPr>
         <w:t>备份岗位设置与备案</w:t>
       </w:r>
-      <w:bookmarkEnd w:id="11"/>
-    </w:p>
-    <w:p>
-      <w:pPr>
-        <w:pStyle w:val="30"/>
-        <w:bidi w:val="0"/>
-        <w:rPr>
-          <w:rFonts w:hint="eastAsia"/>
-          <w:lang w:val="en-US" w:eastAsia="zh-CN"/>
-        </w:rPr>
-      </w:pPr>
-      <w:bookmarkStart w:id="12" w:name="_Toc11697"/>
+      <w:bookmarkEnd w:id="12"/>
+    </w:p>
+    <w:p>
+      <w:pPr>
+        <w:pStyle w:val="2"/>
+        <w:bidi w:val="0"/>
+        <w:rPr>
+          <w:rFonts w:hint="eastAsia"/>
+          <w:lang w:val="en-US" w:eastAsia="zh-CN"/>
+        </w:rPr>
+      </w:pPr>
+      <w:bookmarkStart w:id="13" w:name="_Toc11697"/>
       <w:r>
         <w:rPr>
           <w:rFonts w:hint="eastAsia"/>
@@ -4645,11 +4618,11 @@
         </w:rPr>
         <w:t>B角人选标准</w:t>
       </w:r>
-      <w:bookmarkEnd w:id="12"/>
-    </w:p>
-    <w:p>
-      <w:pPr>
-        <w:pStyle w:val="29"/>
+      <w:bookmarkEnd w:id="13"/>
+    </w:p>
+    <w:p>
+      <w:pPr>
+        <w:pStyle w:val="a1"/>
         <w:keepNext w:val="0"/>
         <w:keepLines w:val="0"/>
         <w:pageBreakBefore w:val="0"/>
@@ -4678,7 +4651,7 @@
     </w:p>
     <w:p>
       <w:pPr>
-        <w:pStyle w:val="29"/>
+        <w:pStyle w:val="a1"/>
         <w:keepNext w:val="0"/>
         <w:keepLines w:val="0"/>
         <w:pageBreakBefore w:val="0"/>
@@ -4707,7 +4680,7 @@
     </w:p>
     <w:p>
       <w:pPr>
-        <w:pStyle w:val="29"/>
+        <w:pStyle w:val="a1"/>
         <w:keepNext w:val="0"/>
         <w:keepLines w:val="0"/>
         <w:pageBreakBefore w:val="0"/>
@@ -4736,7 +4709,7 @@
     </w:p>
     <w:p>
       <w:pPr>
-        <w:pStyle w:val="29"/>
+        <w:pStyle w:val="a1"/>
         <w:keepNext w:val="0"/>
         <w:keepLines w:val="0"/>
         <w:pageBreakBefore w:val="0"/>
@@ -4765,7 +4738,7 @@
     </w:p>
     <w:p>
       <w:pPr>
-        <w:pStyle w:val="29"/>
+        <w:pStyle w:val="a1"/>
         <w:keepNext w:val="0"/>
         <w:keepLines w:val="0"/>
         <w:pageBreakBefore w:val="0"/>
@@ -4794,14 +4767,14 @@
     </w:p>
     <w:p>
       <w:pPr>
-        <w:pStyle w:val="30"/>
-        <w:bidi w:val="0"/>
-        <w:rPr>
-          <w:rFonts w:hint="eastAsia"/>
-          <w:lang w:val="en-US" w:eastAsia="zh-CN"/>
-        </w:rPr>
-      </w:pPr>
-      <w:bookmarkStart w:id="13" w:name="_Toc16903"/>
+        <w:pStyle w:val="2"/>
+        <w:bidi w:val="0"/>
+        <w:rPr>
+          <w:rFonts w:hint="eastAsia"/>
+          <w:lang w:val="en-US" w:eastAsia="zh-CN"/>
+        </w:rPr>
+      </w:pPr>
+      <w:bookmarkStart w:id="14" w:name="_Toc16903"/>
       <w:r>
         <w:rPr>
           <w:rFonts w:hint="eastAsia"/>
@@ -4809,11 +4782,11 @@
         </w:rPr>
         <w:t>备份清单建立与维护流程</w:t>
       </w:r>
-      <w:bookmarkEnd w:id="13"/>
-    </w:p>
-    <w:p>
-      <w:pPr>
-        <w:pStyle w:val="29"/>
+      <w:bookmarkEnd w:id="14"/>
+    </w:p>
+    <w:p>
+      <w:pPr>
+        <w:pStyle w:val="a1"/>
         <w:keepNext w:val="0"/>
         <w:keepLines w:val="0"/>
         <w:pageBreakBefore w:val="0"/>
@@ -4842,7 +4815,7 @@
     </w:p>
     <w:p>
       <w:pPr>
-        <w:pStyle w:val="29"/>
+        <w:pStyle w:val="a1"/>
         <w:keepNext w:val="0"/>
         <w:keepLines w:val="0"/>
         <w:pageBreakBefore w:val="0"/>
@@ -4871,7 +4844,7 @@
     </w:p>
     <w:p>
       <w:pPr>
-        <w:pStyle w:val="29"/>
+        <w:pStyle w:val="a1"/>
         <w:keepNext w:val="0"/>
         <w:keepLines w:val="0"/>
         <w:pageBreakBefore w:val="0"/>
@@ -4900,14 +4873,14 @@
     </w:p>
     <w:p>
       <w:pPr>
-        <w:pStyle w:val="28"/>
-        <w:bidi w:val="0"/>
-        <w:rPr>
-          <w:rFonts w:hint="eastAsia"/>
-          <w:lang w:val="en-US" w:eastAsia="zh-CN"/>
-        </w:rPr>
-      </w:pPr>
-      <w:bookmarkStart w:id="14" w:name="_Toc28418"/>
+        <w:pStyle w:val="1"/>
+        <w:bidi w:val="0"/>
+        <w:rPr>
+          <w:rFonts w:hint="eastAsia"/>
+          <w:lang w:val="en-US" w:eastAsia="zh-CN"/>
+        </w:rPr>
+      </w:pPr>
+      <w:bookmarkStart w:id="15" w:name="_Toc28418"/>
       <w:r>
         <w:rPr>
           <w:rFonts w:hint="eastAsia"/>
@@ -4915,18 +4888,18 @@
         </w:rPr>
         <w:t>4. 备份触发与执行流程</w:t>
       </w:r>
-      <w:bookmarkEnd w:id="14"/>
-    </w:p>
-    <w:p>
-      <w:pPr>
-        <w:pStyle w:val="30"/>
-        <w:bidi w:val="0"/>
-        <w:rPr>
-          <w:rFonts w:hint="eastAsia"/>
-          <w:lang w:val="en-US" w:eastAsia="zh-CN"/>
-        </w:rPr>
-      </w:pPr>
-      <w:bookmarkStart w:id="15" w:name="_Toc14031"/>
+      <w:bookmarkEnd w:id="15"/>
+    </w:p>
+    <w:p>
+      <w:pPr>
+        <w:pStyle w:val="2"/>
+        <w:bidi w:val="0"/>
+        <w:rPr>
+          <w:rFonts w:hint="eastAsia"/>
+          <w:lang w:val="en-US" w:eastAsia="zh-CN"/>
+        </w:rPr>
+      </w:pPr>
+      <w:bookmarkStart w:id="16" w:name="_Toc14031"/>
       <w:r>
         <w:rPr>
           <w:rFonts w:hint="eastAsia"/>
@@ -4934,11 +4907,11 @@
         </w:rPr>
         <w:t>备份触发条件</w:t>
       </w:r>
-      <w:bookmarkEnd w:id="15"/>
-    </w:p>
-    <w:p>
-      <w:pPr>
-        <w:pStyle w:val="29"/>
+      <w:bookmarkEnd w:id="16"/>
+    </w:p>
+    <w:p>
+      <w:pPr>
+        <w:pStyle w:val="a1"/>
         <w:keepNext w:val="0"/>
         <w:keepLines w:val="0"/>
         <w:pageBreakBefore w:val="0"/>
@@ -4967,7 +4940,7 @@
     </w:p>
     <w:p>
       <w:pPr>
-        <w:pStyle w:val="29"/>
+        <w:pStyle w:val="a1"/>
         <w:keepNext w:val="0"/>
         <w:keepLines w:val="0"/>
         <w:pageBreakBefore w:val="0"/>
@@ -4996,7 +4969,7 @@
     </w:p>
     <w:p>
       <w:pPr>
-        <w:pStyle w:val="29"/>
+        <w:pStyle w:val="a1"/>
         <w:keepNext w:val="0"/>
         <w:keepLines w:val="0"/>
         <w:pageBreakBefore w:val="0"/>
@@ -5025,7 +4998,7 @@
     </w:p>
     <w:p>
       <w:pPr>
-        <w:pStyle w:val="29"/>
+        <w:pStyle w:val="a1"/>
         <w:keepNext w:val="0"/>
         <w:keepLines w:val="0"/>
         <w:pageBreakBefore w:val="0"/>
@@ -5054,7 +5027,7 @@
     </w:p>
     <w:p>
       <w:pPr>
-        <w:pStyle w:val="29"/>
+        <w:pStyle w:val="a1"/>
         <w:keepNext w:val="0"/>
         <w:keepLines w:val="0"/>
         <w:pageBreakBefore w:val="0"/>
@@ -5083,14 +5056,14 @@
     </w:p>
     <w:p>
       <w:pPr>
-        <w:pStyle w:val="30"/>
-        <w:bidi w:val="0"/>
-        <w:rPr>
-          <w:rFonts w:hint="eastAsia"/>
-          <w:lang w:val="en-US" w:eastAsia="zh-CN"/>
-        </w:rPr>
-      </w:pPr>
-      <w:bookmarkStart w:id="16" w:name="_Toc3357"/>
+        <w:pStyle w:val="2"/>
+        <w:bidi w:val="0"/>
+        <w:rPr>
+          <w:rFonts w:hint="eastAsia"/>
+          <w:lang w:val="en-US" w:eastAsia="zh-CN"/>
+        </w:rPr>
+      </w:pPr>
+      <w:bookmarkStart w:id="17" w:name="_Toc3357"/>
       <w:r>
         <w:rPr>
           <w:rFonts w:hint="eastAsia"/>
@@ -5098,11 +5071,11 @@
         </w:rPr>
         <w:t>计划内备份流程</w:t>
       </w:r>
-      <w:bookmarkEnd w:id="16"/>
-    </w:p>
-    <w:p>
-      <w:pPr>
-        <w:pStyle w:val="29"/>
+      <w:bookmarkEnd w:id="17"/>
+    </w:p>
+    <w:p>
+      <w:pPr>
+        <w:pStyle w:val="a1"/>
         <w:keepNext w:val="0"/>
         <w:keepLines w:val="0"/>
         <w:pageBreakBefore w:val="0"/>
@@ -5131,7 +5104,7 @@
     </w:p>
     <w:p>
       <w:pPr>
-        <w:pStyle w:val="29"/>
+        <w:pStyle w:val="a1"/>
         <w:keepNext w:val="0"/>
         <w:keepLines w:val="0"/>
         <w:pageBreakBefore w:val="0"/>
@@ -5160,7 +5133,7 @@
     </w:p>
     <w:p>
       <w:pPr>
-        <w:pStyle w:val="29"/>
+        <w:pStyle w:val="a1"/>
         <w:keepNext w:val="0"/>
         <w:keepLines w:val="0"/>
         <w:pageBreakBefore w:val="0"/>
@@ -5189,7 +5162,7 @@
     </w:p>
     <w:p>
       <w:pPr>
-        <w:pStyle w:val="29"/>
+        <w:pStyle w:val="a1"/>
         <w:keepNext w:val="0"/>
         <w:keepLines w:val="0"/>
         <w:pageBreakBefore w:val="0"/>
@@ -5218,7 +5191,7 @@
     </w:p>
     <w:p>
       <w:pPr>
-        <w:pStyle w:val="29"/>
+        <w:pStyle w:val="a1"/>
         <w:keepNext w:val="0"/>
         <w:keepLines w:val="0"/>
         <w:pageBreakBefore w:val="0"/>
@@ -5247,14 +5220,14 @@
     </w:p>
     <w:p>
       <w:pPr>
-        <w:pStyle w:val="30"/>
-        <w:bidi w:val="0"/>
-        <w:rPr>
-          <w:rFonts w:hint="eastAsia"/>
-          <w:lang w:val="en-US" w:eastAsia="zh-CN"/>
-        </w:rPr>
-      </w:pPr>
-      <w:bookmarkStart w:id="17" w:name="_Toc29502"/>
+        <w:pStyle w:val="2"/>
+        <w:bidi w:val="0"/>
+        <w:rPr>
+          <w:rFonts w:hint="eastAsia"/>
+          <w:lang w:val="en-US" w:eastAsia="zh-CN"/>
+        </w:rPr>
+      </w:pPr>
+      <w:bookmarkStart w:id="18" w:name="_Toc29502"/>
       <w:r>
         <w:rPr>
           <w:rFonts w:hint="eastAsia"/>
@@ -5262,11 +5235,11 @@
         </w:rPr>
         <w:t>突发情况备份流程</w:t>
       </w:r>
-      <w:bookmarkEnd w:id="17"/>
-    </w:p>
-    <w:p>
-      <w:pPr>
-        <w:pStyle w:val="29"/>
+      <w:bookmarkEnd w:id="18"/>
+    </w:p>
+    <w:p>
+      <w:pPr>
+        <w:pStyle w:val="a1"/>
         <w:keepNext w:val="0"/>
         <w:keepLines w:val="0"/>
         <w:pageBreakBefore w:val="0"/>
@@ -5295,14 +5268,14 @@
     </w:p>
     <w:p>
       <w:pPr>
-        <w:pStyle w:val="28"/>
-        <w:bidi w:val="0"/>
-        <w:rPr>
-          <w:rFonts w:hint="eastAsia"/>
-          <w:lang w:val="en-US" w:eastAsia="zh-CN"/>
-        </w:rPr>
-      </w:pPr>
-      <w:bookmarkStart w:id="18" w:name="_Toc28457"/>
+        <w:pStyle w:val="1"/>
+        <w:bidi w:val="0"/>
+        <w:rPr>
+          <w:rFonts w:hint="eastAsia"/>
+          <w:lang w:val="en-US" w:eastAsia="zh-CN"/>
+        </w:rPr>
+      </w:pPr>
+      <w:bookmarkStart w:id="19" w:name="_Toc28457"/>
       <w:r>
         <w:rPr>
           <w:rFonts w:hint="eastAsia"/>
@@ -5310,18 +5283,18 @@
         </w:rPr>
         <w:t>考核与责任</w:t>
       </w:r>
-      <w:bookmarkEnd w:id="18"/>
-    </w:p>
-    <w:p>
-      <w:pPr>
-        <w:pStyle w:val="30"/>
-        <w:bidi w:val="0"/>
-        <w:rPr>
-          <w:rFonts w:hint="eastAsia"/>
-          <w:lang w:val="en-US" w:eastAsia="zh-CN"/>
-        </w:rPr>
-      </w:pPr>
-      <w:bookmarkStart w:id="19" w:name="_Toc29746"/>
+      <w:bookmarkEnd w:id="19"/>
+    </w:p>
+    <w:p>
+      <w:pPr>
+        <w:pStyle w:val="2"/>
+        <w:bidi w:val="0"/>
+        <w:rPr>
+          <w:rFonts w:hint="eastAsia"/>
+          <w:lang w:val="en-US" w:eastAsia="zh-CN"/>
+        </w:rPr>
+      </w:pPr>
+      <w:bookmarkStart w:id="20" w:name="_Toc29746"/>
       <w:r>
         <w:rPr>
           <w:rFonts w:hint="eastAsia"/>
@@ -5329,11 +5302,11 @@
         </w:rPr>
         <w:t>考核机制</w:t>
       </w:r>
-      <w:bookmarkEnd w:id="19"/>
-    </w:p>
-    <w:p>
-      <w:pPr>
-        <w:pStyle w:val="29"/>
+      <w:bookmarkEnd w:id="20"/>
+    </w:p>
+    <w:p>
+      <w:pPr>
+        <w:pStyle w:val="a1"/>
         <w:bidi w:val="0"/>
         <w:rPr>
           <w:rFonts w:hint="eastAsia"/>
@@ -5350,7 +5323,7 @@
     </w:p>
     <w:p>
       <w:pPr>
-        <w:pStyle w:val="29"/>
+        <w:pStyle w:val="a1"/>
         <w:bidi w:val="0"/>
         <w:rPr>
           <w:rFonts w:hint="eastAsia"/>
@@ -5367,7 +5340,7 @@
     </w:p>
     <w:p>
       <w:pPr>
-        <w:pStyle w:val="29"/>
+        <w:pStyle w:val="a1"/>
         <w:bidi w:val="0"/>
         <w:rPr>
           <w:rFonts w:hint="eastAsia"/>
@@ -5384,14 +5357,14 @@
     </w:p>
     <w:p>
       <w:pPr>
-        <w:pStyle w:val="30"/>
-        <w:bidi w:val="0"/>
-        <w:rPr>
-          <w:rFonts w:hint="eastAsia"/>
-          <w:lang w:val="en-US" w:eastAsia="zh-CN"/>
-        </w:rPr>
-      </w:pPr>
-      <w:bookmarkStart w:id="20" w:name="_Toc12204"/>
+        <w:pStyle w:val="2"/>
+        <w:bidi w:val="0"/>
+        <w:rPr>
+          <w:rFonts w:hint="eastAsia"/>
+          <w:lang w:val="en-US" w:eastAsia="zh-CN"/>
+        </w:rPr>
+      </w:pPr>
+      <w:bookmarkStart w:id="21" w:name="_Toc12204"/>
       <w:r>
         <w:rPr>
           <w:rFonts w:hint="eastAsia"/>
@@ -5399,11 +5372,11 @@
         </w:rPr>
         <w:t>责任追究</w:t>
       </w:r>
-      <w:bookmarkEnd w:id="20"/>
-    </w:p>
-    <w:p>
-      <w:pPr>
-        <w:pStyle w:val="29"/>
+      <w:bookmarkEnd w:id="21"/>
+    </w:p>
+    <w:p>
+      <w:pPr>
+        <w:pStyle w:val="a1"/>
         <w:keepNext w:val="0"/>
         <w:keepLines w:val="0"/>
         <w:pageBreakBefore w:val="0"/>
@@ -5432,7 +5405,7 @@
     </w:p>
     <w:p>
       <w:pPr>
-        <w:pStyle w:val="29"/>
+        <w:pStyle w:val="a1"/>
         <w:keepNext w:val="0"/>
         <w:keepLines w:val="0"/>
         <w:pageBreakBefore w:val="0"/>
@@ -5461,7 +5434,7 @@
     </w:p>
     <w:p>
       <w:pPr>
-        <w:pStyle w:val="29"/>
+        <w:pStyle w:val="a1"/>
         <w:keepNext w:val="0"/>
         <w:keepLines w:val="0"/>
         <w:pageBreakBefore w:val="0"/>
@@ -5490,7 +5463,7 @@
     </w:p>
     <w:p>
       <w:pPr>
-        <w:pStyle w:val="29"/>
+        <w:pStyle w:val="a1"/>
         <w:keepNext w:val="0"/>
         <w:keepLines w:val="0"/>
         <w:pageBreakBefore w:val="0"/>
@@ -5519,14 +5492,14 @@
     </w:p>
     <w:p>
       <w:pPr>
-        <w:pStyle w:val="28"/>
-        <w:bidi w:val="0"/>
-        <w:rPr>
-          <w:rFonts w:hint="eastAsia"/>
-          <w:lang w:val="en-US" w:eastAsia="zh-CN"/>
-        </w:rPr>
-      </w:pPr>
-      <w:bookmarkStart w:id="21" w:name="_Toc16044"/>
+        <w:pStyle w:val="1"/>
+        <w:bidi w:val="0"/>
+        <w:rPr>
+          <w:rFonts w:hint="eastAsia"/>
+          <w:lang w:val="en-US" w:eastAsia="zh-CN"/>
+        </w:rPr>
+      </w:pPr>
+      <w:bookmarkStart w:id="22" w:name="_Toc16044"/>
       <w:r>
         <w:rPr>
           <w:rFonts w:hint="eastAsia"/>
@@ -5534,23 +5507,22 @@
         </w:rPr>
         <w:t>考核指标</w:t>
       </w:r>
-      <w:bookmarkEnd w:id="21"/>
+      <w:bookmarkEnd w:id="22"/>
     </w:p>
     <w:tbl>
       <w:tblPr>
-        <w:tblStyle w:val="20"/>
+        <w:tblStyle w:val="TableNormal"/>
         <w:tblW w:w="8504" w:type="dxa"/>
         <w:tblInd w:w="96" w:type="dxa"/>
         <w:tblBorders>
-          <w:top w:val="none" w:color="auto" w:sz="0" w:space="0"/>
-          <w:left w:val="none" w:color="auto" w:sz="0" w:space="0"/>
-          <w:bottom w:val="none" w:color="auto" w:sz="0" w:space="0"/>
-          <w:right w:val="none" w:color="auto" w:sz="0" w:space="0"/>
-          <w:insideH w:val="none" w:color="auto" w:sz="0" w:space="0"/>
-          <w:insideV w:val="none" w:color="auto" w:sz="0" w:space="0"/>
+          <w:top w:val="nil"/>
+          <w:left w:val="nil"/>
+          <w:bottom w:val="nil"/>
+          <w:right w:val="nil"/>
+          <w:insideH w:val="nil"/>
+          <w:insideV w:val="nil"/>
         </w:tblBorders>
         <w:shd w:val="clear" w:color="auto" w:fill="auto"/>
-        <w:tblLayout w:type="autofit"/>
         <w:tblCellMar>
           <w:top w:w="0" w:type="dxa"/>
           <w:left w:w="108" w:type="dxa"/>
@@ -5566,13 +5538,15 @@
       </w:tblGrid>
       <w:tr>
         <w:tblPrEx>
+          <w:tblW w:w="8504" w:type="dxa"/>
+          <w:tblInd w:w="96" w:type="dxa"/>
           <w:tblBorders>
-            <w:top w:val="none" w:color="auto" w:sz="0" w:space="0"/>
-            <w:left w:val="none" w:color="auto" w:sz="0" w:space="0"/>
-            <w:bottom w:val="none" w:color="auto" w:sz="0" w:space="0"/>
-            <w:right w:val="none" w:color="auto" w:sz="0" w:space="0"/>
-            <w:insideH w:val="none" w:color="auto" w:sz="0" w:space="0"/>
-            <w:insideV w:val="none" w:color="auto" w:sz="0" w:space="0"/>
+            <w:top w:val="nil"/>
+            <w:left w:val="nil"/>
+            <w:bottom w:val="nil"/>
+            <w:right w:val="nil"/>
+            <w:insideH w:val="nil"/>
+            <w:insideV w:val="nil"/>
           </w:tblBorders>
           <w:shd w:val="clear" w:color="auto" w:fill="auto"/>
           <w:tblCellMar>
@@ -5583,16 +5557,16 @@
           </w:tblCellMar>
         </w:tblPrEx>
         <w:trPr>
-          <w:trHeight w:val="493" w:hRule="atLeast"/>
+          <w:trHeight w:val="493"/>
         </w:trPr>
         <w:tc>
           <w:tcPr>
             <w:tcW w:w="1771" w:type="dxa"/>
             <w:tcBorders>
-              <w:top w:val="single" w:color="000000" w:sz="4" w:space="0"/>
-              <w:left w:val="single" w:color="000000" w:sz="4" w:space="0"/>
-              <w:bottom w:val="single" w:color="000000" w:sz="4" w:space="0"/>
-              <w:right w:val="single" w:color="000000" w:sz="4" w:space="0"/>
+              <w:top w:val="single" w:sz="4" w:space="0" w:color="000000"/>
+              <w:left w:val="single" w:sz="4" w:space="0" w:color="000000"/>
+              <w:bottom w:val="single" w:sz="4" w:space="0" w:color="000000"/>
+              <w:right w:val="single" w:sz="4" w:space="0" w:color="000000"/>
             </w:tcBorders>
             <w:shd w:val="clear" w:color="auto" w:fill="C0C0C0"/>
             <w:vAlign w:val="center"/>
@@ -5606,7 +5580,7 @@
               <w:jc w:val="center"/>
               <w:textAlignment w:val="center"/>
               <w:rPr>
-                <w:rFonts w:ascii="楷体_GB2312" w:hAnsi="宋体" w:eastAsia="楷体_GB2312" w:cs="楷体_GB2312"/>
+                <w:rFonts w:ascii="楷体_GB2312" w:eastAsia="楷体_GB2312" w:hAnsi="宋体" w:cs="楷体_GB2312"/>
                 <w:b/>
                 <w:bCs/>
                 <w:i w:val="0"/>
@@ -5619,7 +5593,7 @@
             </w:pPr>
             <w:r>
               <w:rPr>
-                <w:rFonts w:hint="default" w:ascii="楷体_GB2312" w:hAnsi="宋体" w:eastAsia="楷体_GB2312" w:cs="楷体_GB2312"/>
+                <w:rFonts w:ascii="楷体_GB2312" w:eastAsia="楷体_GB2312" w:hAnsi="宋体" w:cs="楷体_GB2312" w:hint="default"/>
                 <w:b/>
                 <w:bCs/>
                 <w:i w:val="0"/>
@@ -5630,7 +5604,7 @@
                 <w:sz w:val="22"/>
                 <w:szCs w:val="22"/>
                 <w:u w:val="none"/>
-                <w:lang w:val="en-US" w:eastAsia="zh-CN" w:bidi="ar"/>
+                <w:lang w:val="en-US" w:eastAsia="zh-CN"/>
               </w:rPr>
               <w:t>KPI</w:t>
             </w:r>
@@ -5640,10 +5614,10 @@
           <w:tcPr>
             <w:tcW w:w="1680" w:type="dxa"/>
             <w:tcBorders>
-              <w:top w:val="single" w:color="000000" w:sz="4" w:space="0"/>
-              <w:left w:val="single" w:color="000000" w:sz="4" w:space="0"/>
-              <w:bottom w:val="single" w:color="000000" w:sz="4" w:space="0"/>
-              <w:right w:val="single" w:color="000000" w:sz="4" w:space="0"/>
+              <w:top w:val="single" w:sz="4" w:space="0" w:color="000000"/>
+              <w:left w:val="single" w:sz="4" w:space="0" w:color="000000"/>
+              <w:bottom w:val="single" w:sz="4" w:space="0" w:color="000000"/>
+              <w:right w:val="single" w:sz="4" w:space="0" w:color="000000"/>
             </w:tcBorders>
             <w:shd w:val="clear" w:color="auto" w:fill="C0C0C0"/>
             <w:vAlign w:val="center"/>
@@ -5657,7 +5631,7 @@
               <w:jc w:val="center"/>
               <w:textAlignment w:val="center"/>
               <w:rPr>
-                <w:rFonts w:hint="default" w:ascii="楷体_GB2312" w:hAnsi="宋体" w:eastAsia="楷体_GB2312" w:cs="楷体_GB2312"/>
+                <w:rFonts w:ascii="楷体_GB2312" w:eastAsia="楷体_GB2312" w:hAnsi="宋体" w:cs="楷体_GB2312" w:hint="default"/>
                 <w:b/>
                 <w:bCs/>
                 <w:i w:val="0"/>
@@ -5670,7 +5644,7 @@
             </w:pPr>
             <w:r>
               <w:rPr>
-                <w:rFonts w:hint="default" w:ascii="楷体_GB2312" w:hAnsi="宋体" w:eastAsia="楷体_GB2312" w:cs="楷体_GB2312"/>
+                <w:rFonts w:ascii="楷体_GB2312" w:eastAsia="楷体_GB2312" w:hAnsi="宋体" w:cs="楷体_GB2312" w:hint="default"/>
                 <w:b/>
                 <w:bCs/>
                 <w:i w:val="0"/>
@@ -5681,7 +5655,7 @@
                 <w:sz w:val="22"/>
                 <w:szCs w:val="22"/>
                 <w:u w:val="none"/>
-                <w:lang w:val="en-US" w:eastAsia="zh-CN" w:bidi="ar"/>
+                <w:lang w:val="en-US" w:eastAsia="zh-CN"/>
               </w:rPr>
               <w:t>目标值</w:t>
             </w:r>
@@ -5691,10 +5665,10 @@
           <w:tcPr>
             <w:tcW w:w="4127" w:type="dxa"/>
             <w:tcBorders>
-              <w:top w:val="single" w:color="000000" w:sz="4" w:space="0"/>
-              <w:left w:val="single" w:color="000000" w:sz="4" w:space="0"/>
-              <w:bottom w:val="single" w:color="000000" w:sz="4" w:space="0"/>
-              <w:right w:val="single" w:color="000000" w:sz="4" w:space="0"/>
+              <w:top w:val="single" w:sz="4" w:space="0" w:color="000000"/>
+              <w:left w:val="single" w:sz="4" w:space="0" w:color="000000"/>
+              <w:bottom w:val="single" w:sz="4" w:space="0" w:color="000000"/>
+              <w:right w:val="single" w:sz="4" w:space="0" w:color="000000"/>
             </w:tcBorders>
             <w:shd w:val="clear" w:color="auto" w:fill="C0C0C0"/>
             <w:vAlign w:val="center"/>
@@ -5708,7 +5682,7 @@
               <w:jc w:val="center"/>
               <w:textAlignment w:val="center"/>
               <w:rPr>
-                <w:rFonts w:hint="default" w:ascii="楷体_GB2312" w:hAnsi="宋体" w:eastAsia="楷体_GB2312" w:cs="楷体_GB2312"/>
+                <w:rFonts w:ascii="楷体_GB2312" w:eastAsia="楷体_GB2312" w:hAnsi="宋体" w:cs="楷体_GB2312" w:hint="default"/>
                 <w:b/>
                 <w:bCs/>
                 <w:i w:val="0"/>
@@ -5721,7 +5695,7 @@
             </w:pPr>
             <w:r>
               <w:rPr>
-                <w:rFonts w:hint="default" w:ascii="楷体_GB2312" w:hAnsi="宋体" w:eastAsia="楷体_GB2312" w:cs="楷体_GB2312"/>
+                <w:rFonts w:ascii="楷体_GB2312" w:eastAsia="楷体_GB2312" w:hAnsi="宋体" w:cs="楷体_GB2312" w:hint="default"/>
                 <w:b/>
                 <w:bCs/>
                 <w:i w:val="0"/>
@@ -5732,7 +5706,7 @@
                 <w:sz w:val="22"/>
                 <w:szCs w:val="22"/>
                 <w:u w:val="none"/>
-                <w:lang w:val="en-US" w:eastAsia="zh-CN" w:bidi="ar"/>
+                <w:lang w:val="en-US" w:eastAsia="zh-CN"/>
               </w:rPr>
               <w:t>计算公式/方法</w:t>
             </w:r>
@@ -5742,10 +5716,10 @@
           <w:tcPr>
             <w:tcW w:w="926" w:type="dxa"/>
             <w:tcBorders>
-              <w:top w:val="single" w:color="000000" w:sz="4" w:space="0"/>
-              <w:left w:val="single" w:color="000000" w:sz="4" w:space="0"/>
-              <w:bottom w:val="single" w:color="000000" w:sz="4" w:space="0"/>
-              <w:right w:val="single" w:color="000000" w:sz="4" w:space="0"/>
+              <w:top w:val="single" w:sz="4" w:space="0" w:color="000000"/>
+              <w:left w:val="single" w:sz="4" w:space="0" w:color="000000"/>
+              <w:bottom w:val="single" w:sz="4" w:space="0" w:color="000000"/>
+              <w:right w:val="single" w:sz="4" w:space="0" w:color="000000"/>
             </w:tcBorders>
             <w:shd w:val="clear" w:color="auto" w:fill="C0C0C0"/>
             <w:vAlign w:val="center"/>
@@ -5759,7 +5733,7 @@
               <w:jc w:val="center"/>
               <w:textAlignment w:val="center"/>
               <w:rPr>
-                <w:rFonts w:hint="default" w:ascii="楷体_GB2312" w:hAnsi="宋体" w:eastAsia="楷体_GB2312" w:cs="楷体_GB2312"/>
+                <w:rFonts w:ascii="楷体_GB2312" w:eastAsia="楷体_GB2312" w:hAnsi="宋体" w:cs="楷体_GB2312" w:hint="default"/>
                 <w:b/>
                 <w:bCs/>
                 <w:i w:val="0"/>
@@ -5772,7 +5746,7 @@
             </w:pPr>
             <w:r>
               <w:rPr>
-                <w:rFonts w:hint="default" w:ascii="楷体_GB2312" w:hAnsi="宋体" w:eastAsia="楷体_GB2312" w:cs="楷体_GB2312"/>
+                <w:rFonts w:ascii="楷体_GB2312" w:eastAsia="楷体_GB2312" w:hAnsi="宋体" w:cs="楷体_GB2312" w:hint="default"/>
                 <w:b/>
                 <w:bCs/>
                 <w:i w:val="0"/>
@@ -5783,7 +5757,7 @@
                 <w:sz w:val="22"/>
                 <w:szCs w:val="22"/>
                 <w:u w:val="none"/>
-                <w:lang w:val="en-US" w:eastAsia="zh-CN" w:bidi="ar"/>
+                <w:lang w:val="en-US" w:eastAsia="zh-CN"/>
               </w:rPr>
               <w:t>频度</w:t>
             </w:r>
@@ -5792,14 +5766,8 @@
       </w:tr>
       <w:tr>
         <w:tblPrEx>
-          <w:tblBorders>
-            <w:top w:val="none" w:color="auto" w:sz="0" w:space="0"/>
-            <w:left w:val="none" w:color="auto" w:sz="0" w:space="0"/>
-            <w:bottom w:val="none" w:color="auto" w:sz="0" w:space="0"/>
-            <w:right w:val="none" w:color="auto" w:sz="0" w:space="0"/>
-            <w:insideH w:val="none" w:color="auto" w:sz="0" w:space="0"/>
-            <w:insideV w:val="none" w:color="auto" w:sz="0" w:space="0"/>
-          </w:tblBorders>
+          <w:tblW w:w="8504" w:type="dxa"/>
+          <w:tblInd w:w="96" w:type="dxa"/>
           <w:shd w:val="clear" w:color="auto" w:fill="auto"/>
           <w:tblCellMar>
             <w:top w:w="0" w:type="dxa"/>
@@ -5809,16 +5777,16 @@
           </w:tblCellMar>
         </w:tblPrEx>
         <w:trPr>
-          <w:trHeight w:val="493" w:hRule="atLeast"/>
+          <w:trHeight w:val="493"/>
         </w:trPr>
         <w:tc>
           <w:tcPr>
             <w:tcW w:w="1771" w:type="dxa"/>
             <w:tcBorders>
-              <w:top w:val="single" w:color="000000" w:sz="4" w:space="0"/>
-              <w:left w:val="single" w:color="000000" w:sz="4" w:space="0"/>
-              <w:bottom w:val="single" w:color="000000" w:sz="4" w:space="0"/>
-              <w:right w:val="single" w:color="000000" w:sz="4" w:space="0"/>
+              <w:top w:val="single" w:sz="4" w:space="0" w:color="000000"/>
+              <w:left w:val="single" w:sz="4" w:space="0" w:color="000000"/>
+              <w:bottom w:val="single" w:sz="4" w:space="0" w:color="000000"/>
+              <w:right w:val="single" w:sz="4" w:space="0" w:color="000000"/>
             </w:tcBorders>
             <w:shd w:val="clear" w:color="auto" w:fill="auto"/>
             <w:vAlign w:val="center"/>
@@ -5838,7 +5806,7 @@
             </w:pPr>
             <w:r>
               <w:rPr>
-                <w:rFonts w:hint="eastAsia" w:ascii="宋体" w:hAnsi="宋体" w:eastAsia="宋体" w:cs="宋体"/>
+                <w:rFonts w:ascii="宋体" w:eastAsia="宋体" w:hAnsi="宋体" w:cs="宋体" w:hint="eastAsia"/>
                 <w:i w:val="0"/>
                 <w:iCs w:val="0"/>
                 <w:snapToGrid w:val="0"/>
@@ -5847,7 +5815,7 @@
                 <w:sz w:val="21"/>
                 <w:szCs w:val="21"/>
                 <w:u w:val="none"/>
-                <w:lang w:val="en-US" w:eastAsia="zh-CN" w:bidi="ar"/>
+                <w:lang w:val="en-US" w:eastAsia="zh-CN"/>
               </w:rPr>
               <w:t>备份计划达成率</w:t>
             </w:r>
@@ -5857,10 +5825,10 @@
           <w:tcPr>
             <w:tcW w:w="1680" w:type="dxa"/>
             <w:tcBorders>
-              <w:top w:val="single" w:color="000000" w:sz="4" w:space="0"/>
-              <w:left w:val="single" w:color="000000" w:sz="4" w:space="0"/>
-              <w:bottom w:val="single" w:color="000000" w:sz="4" w:space="0"/>
-              <w:right w:val="single" w:color="000000" w:sz="4" w:space="0"/>
+              <w:top w:val="single" w:sz="4" w:space="0" w:color="000000"/>
+              <w:left w:val="single" w:sz="4" w:space="0" w:color="000000"/>
+              <w:bottom w:val="single" w:sz="4" w:space="0" w:color="000000"/>
+              <w:right w:val="single" w:sz="4" w:space="0" w:color="000000"/>
             </w:tcBorders>
             <w:shd w:val="clear" w:color="auto" w:fill="auto"/>
             <w:vAlign w:val="center"/>
@@ -5880,7 +5848,7 @@
             </w:pPr>
             <w:r>
               <w:rPr>
-                <w:rFonts w:hint="eastAsia" w:ascii="宋体" w:hAnsi="宋体" w:eastAsia="宋体" w:cs="宋体"/>
+                <w:rFonts w:ascii="宋体" w:eastAsia="宋体" w:hAnsi="宋体" w:cs="宋体" w:hint="eastAsia"/>
                 <w:i w:val="0"/>
                 <w:iCs w:val="0"/>
                 <w:snapToGrid w:val="0"/>
@@ -5889,7 +5857,7 @@
                 <w:sz w:val="21"/>
                 <w:szCs w:val="21"/>
                 <w:u w:val="none"/>
-                <w:lang w:val="en-US" w:eastAsia="zh-CN" w:bidi="ar"/>
+                <w:lang w:val="en-US" w:eastAsia="zh-CN"/>
               </w:rPr>
               <w:t>≥95%</w:t>
             </w:r>
@@ -5899,10 +5867,10 @@
           <w:tcPr>
             <w:tcW w:w="4127" w:type="dxa"/>
             <w:tcBorders>
-              <w:top w:val="single" w:color="000000" w:sz="4" w:space="0"/>
-              <w:left w:val="single" w:color="000000" w:sz="4" w:space="0"/>
-              <w:bottom w:val="single" w:color="000000" w:sz="4" w:space="0"/>
-              <w:right w:val="single" w:color="000000" w:sz="4" w:space="0"/>
+              <w:top w:val="single" w:sz="4" w:space="0" w:color="000000"/>
+              <w:left w:val="single" w:sz="4" w:space="0" w:color="000000"/>
+              <w:bottom w:val="single" w:sz="4" w:space="0" w:color="000000"/>
+              <w:right w:val="single" w:sz="4" w:space="0" w:color="000000"/>
             </w:tcBorders>
             <w:shd w:val="clear" w:color="auto" w:fill="auto"/>
             <w:vAlign w:val="center"/>
@@ -5922,7 +5890,7 @@
             </w:pPr>
             <w:r>
               <w:rPr>
-                <w:rFonts w:hint="eastAsia" w:ascii="宋体" w:hAnsi="宋体" w:eastAsia="宋体" w:cs="宋体"/>
+                <w:rFonts w:ascii="宋体" w:eastAsia="宋体" w:hAnsi="宋体" w:cs="宋体" w:hint="eastAsia"/>
                 <w:i w:val="0"/>
                 <w:iCs w:val="0"/>
                 <w:snapToGrid w:val="0"/>
@@ -5931,7 +5899,7 @@
                 <w:sz w:val="21"/>
                 <w:szCs w:val="21"/>
                 <w:u w:val="none"/>
-                <w:lang w:val="en-US" w:eastAsia="zh-CN" w:bidi="ar"/>
+                <w:lang w:val="en-US" w:eastAsia="zh-CN"/>
               </w:rPr>
               <w:t>实际备份人数/计划备份人数*100%</w:t>
             </w:r>
@@ -5941,10 +5909,10 @@
           <w:tcPr>
             <w:tcW w:w="926" w:type="dxa"/>
             <w:tcBorders>
-              <w:top w:val="single" w:color="000000" w:sz="4" w:space="0"/>
-              <w:left w:val="single" w:color="000000" w:sz="4" w:space="0"/>
-              <w:bottom w:val="single" w:color="000000" w:sz="4" w:space="0"/>
-              <w:right w:val="single" w:color="000000" w:sz="4" w:space="0"/>
+              <w:top w:val="single" w:sz="4" w:space="0" w:color="000000"/>
+              <w:left w:val="single" w:sz="4" w:space="0" w:color="000000"/>
+              <w:bottom w:val="single" w:sz="4" w:space="0" w:color="000000"/>
+              <w:right w:val="single" w:sz="4" w:space="0" w:color="000000"/>
             </w:tcBorders>
             <w:shd w:val="clear" w:color="auto" w:fill="auto"/>
             <w:vAlign w:val="center"/>
@@ -5964,7 +5932,7 @@
             </w:pPr>
             <w:r>
               <w:rPr>
-                <w:rFonts w:hint="eastAsia" w:ascii="宋体" w:hAnsi="宋体" w:eastAsia="宋体" w:cs="宋体"/>
+                <w:rFonts w:ascii="宋体" w:eastAsia="宋体" w:hAnsi="宋体" w:cs="宋体" w:hint="eastAsia"/>
                 <w:i w:val="0"/>
                 <w:iCs w:val="0"/>
                 <w:snapToGrid w:val="0"/>
@@ -5973,7 +5941,7 @@
                 <w:sz w:val="21"/>
                 <w:szCs w:val="21"/>
                 <w:u w:val="none"/>
-                <w:lang w:val="en-US" w:eastAsia="zh-CN" w:bidi="ar"/>
+                <w:lang w:val="en-US" w:eastAsia="zh-CN"/>
               </w:rPr>
               <w:t>季度</w:t>
             </w:r>
@@ -5983,14 +5951,14 @@
     </w:tbl>
     <w:p>
       <w:pPr>
-        <w:pStyle w:val="28"/>
-        <w:bidi w:val="0"/>
-        <w:rPr>
-          <w:rFonts w:hint="eastAsia"/>
-          <w:lang w:val="en-US" w:eastAsia="zh-CN"/>
-        </w:rPr>
-      </w:pPr>
-      <w:bookmarkStart w:id="22" w:name="_Toc10710"/>
+        <w:pStyle w:val="1"/>
+        <w:bidi w:val="0"/>
+        <w:rPr>
+          <w:rFonts w:hint="eastAsia"/>
+          <w:lang w:val="en-US" w:eastAsia="zh-CN"/>
+        </w:rPr>
+      </w:pPr>
+      <w:bookmarkStart w:id="23" w:name="_Toc10710"/>
       <w:r>
         <w:rPr>
           <w:rFonts w:hint="eastAsia"/>
@@ -5998,11 +5966,11 @@
         </w:rPr>
         <w:t>附则</w:t>
       </w:r>
-      <w:bookmarkEnd w:id="22"/>
-    </w:p>
-    <w:p>
-      <w:pPr>
-        <w:pStyle w:val="29"/>
+      <w:bookmarkEnd w:id="23"/>
+    </w:p>
+    <w:p>
+      <w:pPr>
+        <w:pStyle w:val="a1"/>
         <w:keepNext w:val="0"/>
         <w:keepLines w:val="0"/>
         <w:pageBreakBefore w:val="0"/>
@@ -6031,7 +5999,7 @@
     </w:p>
     <w:p>
       <w:pPr>
-        <w:pStyle w:val="29"/>
+        <w:pStyle w:val="a1"/>
         <w:keepNext w:val="0"/>
         <w:keepLines w:val="0"/>
         <w:pageBreakBefore w:val="0"/>
@@ -6060,7 +6028,7 @@
     </w:p>
     <w:p>
       <w:pPr>
-        <w:pStyle w:val="29"/>
+        <w:pStyle w:val="a1"/>
         <w:keepNext w:val="0"/>
         <w:keepLines w:val="0"/>
         <w:pageBreakBefore w:val="0"/>
@@ -6088,84 +6056,34 @@
       </w:r>
     </w:p>
     <w:sectPr>
-      <w:headerReference r:id="rId5" w:type="default"/>
-      <w:footerReference r:id="rId6" w:type="default"/>
+      <w:headerReference w:type="default" r:id="rId7"/>
+      <w:footerReference w:type="default" r:id="rId8"/>
       <w:pgSz w:w="11906" w:h="16838"/>
       <w:pgMar w:top="1417" w:right="1800" w:bottom="1440" w:left="1800" w:header="1140" w:footer="992" w:gutter="0"/>
-      <w:cols w:space="425" w:num="1"/>
+      <w:cols w:num="1" w:space="425"/>
       <w:docGrid w:type="lines" w:linePitch="312" w:charSpace="0"/>
     </w:sectPr>
   </w:body>
 </w:document>
 </file>
 
-<file path=word/endnotes.xml><?xml version="1.0" encoding="utf-8"?>
-<w:endnotes xmlns:wpc="http://schemas.microsoft.com/office/word/2010/wordprocessingCanvas" xmlns:mc="http://schemas.openxmlformats.org/markup-compatibility/2006" xmlns:o="urn:schemas-microsoft-com:office:office" xmlns:r="http://schemas.openxmlformats.org/officeDocument/2006/relationships" xmlns:m="http://schemas.openxmlformats.org/officeDocument/2006/math" xmlns:v="urn:schemas-microsoft-com:vml" xmlns:wp14="http://schemas.microsoft.com/office/word/2010/wordprocessingDrawing" xmlns:wp="http://schemas.openxmlformats.org/drawingml/2006/wordprocessingDrawing" xmlns:w="http://schemas.openxmlformats.org/wordprocessingml/2006/main" xmlns:w14="http://schemas.microsoft.com/office/word/2010/wordml" xmlns:w15="http://schemas.microsoft.com/office/word/2012/wordml" xmlns:w10="urn:schemas-microsoft-com:office:word" xmlns:wpg="http://schemas.microsoft.com/office/word/2010/wordprocessingGroup" xmlns:wpi="http://schemas.microsoft.com/office/word/2010/wordprocessingInk" xmlns:wne="http://schemas.microsoft.com/office/word/2006/wordml" xmlns:wps="http://schemas.microsoft.com/office/word/2010/wordprocessingShape" xmlns:wpsCustomData="http://www.wps.cn/officeDocument/2013/wpsCustomData" mc:Ignorable="w14 w15 wp14">
-  <w:endnote w:type="separator" w:id="0">
-    <w:p>
-      <w:pPr>
-        <w:spacing w:line="240" w:lineRule="auto"/>
-      </w:pPr>
-      <w:r>
-        <w:separator/>
-      </w:r>
-    </w:p>
-  </w:endnote>
-  <w:endnote w:type="continuationSeparator" w:id="1">
-    <w:p>
-      <w:pPr>
-        <w:spacing w:line="240" w:lineRule="auto"/>
-      </w:pPr>
-      <w:r>
-        <w:continuationSeparator/>
-      </w:r>
-    </w:p>
-  </w:endnote>
-</w:endnotes>
-</file>
-
 <file path=word/footer1.xml><?xml version="1.0" encoding="utf-8"?>
-<w:ftr xmlns:wpc="http://schemas.microsoft.com/office/word/2010/wordprocessingCanvas" xmlns:mc="http://schemas.openxmlformats.org/markup-compatibility/2006" xmlns:o="urn:schemas-microsoft-com:office:office" xmlns:r="http://schemas.openxmlformats.org/officeDocument/2006/relationships" xmlns:m="http://schemas.openxmlformats.org/officeDocument/2006/math" xmlns:v="urn:schemas-microsoft-com:vml" xmlns:wp14="http://schemas.microsoft.com/office/word/2010/wordprocessingDrawing" xmlns:wp="http://schemas.openxmlformats.org/drawingml/2006/wordprocessingDrawing" xmlns:w10="urn:schemas-microsoft-com:office:word" xmlns:w="http://schemas.openxmlformats.org/wordprocessingml/2006/main" xmlns:w14="http://schemas.microsoft.com/office/word/2010/wordml" xmlns:w15="http://schemas.microsoft.com/office/word/2012/wordml" xmlns:wpg="http://schemas.microsoft.com/office/word/2010/wordprocessingGroup" xmlns:wpi="http://schemas.microsoft.com/office/word/2010/wordprocessingInk" xmlns:wne="http://schemas.microsoft.com/office/word/2006/wordml" xmlns:wps="http://schemas.microsoft.com/office/word/2010/wordprocessingShape" xmlns:wpsCustomData="http://www.wps.cn/officeDocument/2013/wpsCustomData" mc:Ignorable="w14 w15 wp14">
+<w:ftr xmlns:wpc="http://schemas.microsoft.com/office/word/2010/wordprocessingCanvas" xmlns:mc="http://schemas.openxmlformats.org/markup-compatibility/2006" xmlns:o="urn:schemas-microsoft-com:office:office" xmlns:r="http://schemas.openxmlformats.org/officeDocument/2006/relationships" xmlns:m="http://schemas.openxmlformats.org/officeDocument/2006/math" xmlns:v="urn:schemas-microsoft-com:vml" xmlns:wp14="http://schemas.microsoft.com/office/word/2010/wordprocessingDrawing" xmlns:wp="http://schemas.openxmlformats.org/drawingml/2006/wordprocessingDrawing" xmlns:w10="urn:schemas-microsoft-com:office:word" xmlns:w="http://schemas.openxmlformats.org/wordprocessingml/2006/main" xmlns:w14="http://schemas.microsoft.com/office/word/2010/wordml" xmlns:w15="http://schemas.microsoft.com/office/word/2012/wordml" xmlns:wne="http://schemas.microsoft.com/office/word/2006/wordml" xmlns:wpg="http://schemas.microsoft.com/office/word/2010/wordprocessingGroup" xmlns:wpi="http://schemas.microsoft.com/office/word/2010/wordprocessingInk" xmlns:wps="http://schemas.microsoft.com/office/word/2010/wordprocessingShape" mc:Ignorable="w14 w15 wp14">
   <w:p>
     <w:pPr>
-      <w:pStyle w:val="14"/>
+      <w:pStyle w:val="Footer"/>
     </w:pPr>
   </w:p>
 </w:ftr>
 </file>
 
-<file path=word/footnotes.xml><?xml version="1.0" encoding="utf-8"?>
-<w:footnotes xmlns:wpc="http://schemas.microsoft.com/office/word/2010/wordprocessingCanvas" xmlns:mc="http://schemas.openxmlformats.org/markup-compatibility/2006" xmlns:o="urn:schemas-microsoft-com:office:office" xmlns:r="http://schemas.openxmlformats.org/officeDocument/2006/relationships" xmlns:m="http://schemas.openxmlformats.org/officeDocument/2006/math" xmlns:v="urn:schemas-microsoft-com:vml" xmlns:wp14="http://schemas.microsoft.com/office/word/2010/wordprocessingDrawing" xmlns:wp="http://schemas.openxmlformats.org/drawingml/2006/wordprocessingDrawing" xmlns:w="http://schemas.openxmlformats.org/wordprocessingml/2006/main" xmlns:w14="http://schemas.microsoft.com/office/word/2010/wordml" xmlns:w15="http://schemas.microsoft.com/office/word/2012/wordml" xmlns:w10="urn:schemas-microsoft-com:office:word" xmlns:wpg="http://schemas.microsoft.com/office/word/2010/wordprocessingGroup" xmlns:wpi="http://schemas.microsoft.com/office/word/2010/wordprocessingInk" xmlns:wne="http://schemas.microsoft.com/office/word/2006/wordml" xmlns:wps="http://schemas.microsoft.com/office/word/2010/wordprocessingShape" xmlns:wpsCustomData="http://www.wps.cn/officeDocument/2013/wpsCustomData" mc:Ignorable="w14 w15 wp14">
-  <w:footnote w:type="separator" w:id="0">
-    <w:p>
-      <w:pPr>
-        <w:spacing w:line="360" w:lineRule="auto"/>
-      </w:pPr>
-      <w:r>
-        <w:separator/>
-      </w:r>
-    </w:p>
-  </w:footnote>
-  <w:footnote w:type="continuationSeparator" w:id="1">
-    <w:p>
-      <w:pPr>
-        <w:spacing w:line="360" w:lineRule="auto"/>
-      </w:pPr>
-      <w:r>
-        <w:continuationSeparator/>
-      </w:r>
-    </w:p>
-  </w:footnote>
-</w:footnotes>
-</file>
-
 <file path=word/header1.xml><?xml version="1.0" encoding="utf-8"?>
-<w:hdr xmlns:wpc="http://schemas.microsoft.com/office/word/2010/wordprocessingCanvas" xmlns:mc="http://schemas.openxmlformats.org/markup-compatibility/2006" xmlns:o="urn:schemas-microsoft-com:office:office" xmlns:r="http://schemas.openxmlformats.org/officeDocument/2006/relationships" xmlns:m="http://schemas.openxmlformats.org/officeDocument/2006/math" xmlns:v="urn:schemas-microsoft-com:vml" xmlns:wp14="http://schemas.microsoft.com/office/word/2010/wordprocessingDrawing" xmlns:wp="http://schemas.openxmlformats.org/drawingml/2006/wordprocessingDrawing" xmlns:w10="urn:schemas-microsoft-com:office:word" xmlns:w="http://schemas.openxmlformats.org/wordprocessingml/2006/main" xmlns:w14="http://schemas.microsoft.com/office/word/2010/wordml" xmlns:w15="http://schemas.microsoft.com/office/word/2012/wordml" xmlns:wpg="http://schemas.microsoft.com/office/word/2010/wordprocessingGroup" xmlns:wpi="http://schemas.microsoft.com/office/word/2010/wordprocessingInk" xmlns:wne="http://schemas.microsoft.com/office/word/2006/wordml" xmlns:wps="http://schemas.microsoft.com/office/word/2010/wordprocessingShape" xmlns:wpsCustomData="http://www.wps.cn/officeDocument/2013/wpsCustomData" mc:Ignorable="w14 w15 wp14">
+<w:hdr xmlns:wpc="http://schemas.microsoft.com/office/word/2010/wordprocessingCanvas" xmlns:mc="http://schemas.openxmlformats.org/markup-compatibility/2006" xmlns:o="urn:schemas-microsoft-com:office:office" xmlns:r="http://schemas.openxmlformats.org/officeDocument/2006/relationships" xmlns:m="http://schemas.openxmlformats.org/officeDocument/2006/math" xmlns:v="urn:schemas-microsoft-com:vml" xmlns:wp14="http://schemas.microsoft.com/office/word/2010/wordprocessingDrawing" xmlns:wp="http://schemas.openxmlformats.org/drawingml/2006/wordprocessingDrawing" xmlns:w10="urn:schemas-microsoft-com:office:word" xmlns:w="http://schemas.openxmlformats.org/wordprocessingml/2006/main" xmlns:w14="http://schemas.microsoft.com/office/word/2010/wordml" xmlns:w15="http://schemas.microsoft.com/office/word/2012/wordml" xmlns:wne="http://schemas.microsoft.com/office/word/2006/wordml" xmlns:wpg="http://schemas.microsoft.com/office/word/2010/wordprocessingGroup" xmlns:wpi="http://schemas.microsoft.com/office/word/2010/wordprocessingInk" xmlns:wps="http://schemas.microsoft.com/office/word/2010/wordprocessingShape" mc:Ignorable="w14 w15 wp14">
   <w:p>
     <w:pPr>
-      <w:pStyle w:val="15"/>
+      <w:pStyle w:val="Header"/>
       <w:pBdr>
-        <w:bottom w:val="single" w:color="auto" w:sz="4" w:space="1"/>
+        <w:bottom w:val="single" w:sz="4" w:space="1" w:color="auto"/>
       </w:pBdr>
       <w:tabs>
         <w:tab w:val="left" w:pos="335"/>
@@ -6173,27 +6091,27 @@
       </w:tabs>
       <w:jc w:val="right"/>
       <w:rPr>
-        <w:rFonts w:hint="eastAsia" w:eastAsiaTheme="minorEastAsia"/>
+        <w:rFonts w:eastAsiaTheme="minorEastAsia" w:hint="eastAsia"/>
         <w:lang w:eastAsia="zh-CN"/>
       </w:rPr>
     </w:pPr>
     <w:r>
       <w:rPr>
-        <w:rFonts w:hint="eastAsia" w:eastAsiaTheme="minorEastAsia"/>
+        <w:rFonts w:eastAsiaTheme="minorEastAsia" w:hint="eastAsia"/>
         <w:lang w:val="en-US" w:eastAsia="zh-CN"/>
       </w:rPr>
       <w:tab/>
     </w:r>
     <w:r>
       <w:rPr>
-        <w:rFonts w:hint="eastAsia" w:eastAsiaTheme="minorEastAsia"/>
+        <w:rFonts w:eastAsiaTheme="minorEastAsia" w:hint="eastAsia"/>
         <w:lang w:val="en-US" w:eastAsia="zh-CN"/>
       </w:rPr>
       <w:tab/>
     </w:r>
     <w:r>
       <w:rPr>
-        <w:rFonts w:hint="eastAsia" w:eastAsiaTheme="minorEastAsia"/>
+        <w:rFonts w:eastAsiaTheme="minorEastAsia" w:hint="eastAsia"/>
         <w:lang w:val="en-US" w:eastAsia="zh-CN"/>
       </w:rPr>
       <w:t>江西通信产业服务有限公司</w:t>
@@ -6203,15 +6121,15 @@
 </file>
 
 <file path=word/numbering.xml><?xml version="1.0" encoding="utf-8"?>
-<w:numbering xmlns:wpc="http://schemas.microsoft.com/office/word/2010/wordprocessingCanvas" xmlns:mc="http://schemas.openxmlformats.org/markup-compatibility/2006" xmlns:o="urn:schemas-microsoft-com:office:office" xmlns:r="http://schemas.openxmlformats.org/officeDocument/2006/relationships" xmlns:m="http://schemas.openxmlformats.org/officeDocument/2006/math" xmlns:v="urn:schemas-microsoft-com:vml" xmlns:wp14="http://schemas.microsoft.com/office/word/2010/wordprocessingDrawing" xmlns:wp="http://schemas.openxmlformats.org/drawingml/2006/wordprocessingDrawing" xmlns:w10="urn:schemas-microsoft-com:office:word" xmlns:w="http://schemas.openxmlformats.org/wordprocessingml/2006/main" xmlns:w14="http://schemas.microsoft.com/office/word/2010/wordml" xmlns:wpg="http://schemas.microsoft.com/office/word/2010/wordprocessingGroup" xmlns:wpi="http://schemas.microsoft.com/office/word/2010/wordprocessingInk" xmlns:wne="http://schemas.microsoft.com/office/word/2006/wordml" xmlns:wps="http://schemas.microsoft.com/office/word/2010/wordprocessingShape" xmlns:wpsCustomData="http://www.wps.cn/officeDocument/2013/wpsCustomData" mc:Ignorable="w14 wp14">
+<w:numbering xmlns:wpc="http://schemas.microsoft.com/office/word/2010/wordprocessingCanvas" xmlns:mc="http://schemas.openxmlformats.org/markup-compatibility/2006" xmlns:o="urn:schemas-microsoft-com:office:office" xmlns:r="http://schemas.openxmlformats.org/officeDocument/2006/relationships" xmlns:m="http://schemas.openxmlformats.org/officeDocument/2006/math" xmlns:v="urn:schemas-microsoft-com:vml" xmlns:wp14="http://schemas.microsoft.com/office/word/2010/wordprocessingDrawing" xmlns:wp="http://schemas.openxmlformats.org/drawingml/2006/wordprocessingDrawing" xmlns:w10="urn:schemas-microsoft-com:office:word" xmlns:w="http://schemas.openxmlformats.org/wordprocessingml/2006/main" xmlns:w14="http://schemas.microsoft.com/office/word/2010/wordml" xmlns:w15="http://schemas.microsoft.com/office/word/2012/wordml" xmlns:wne="http://schemas.microsoft.com/office/word/2006/wordml" xmlns:wpg="http://schemas.microsoft.com/office/word/2010/wordprocessingGroup" xmlns:wpi="http://schemas.microsoft.com/office/word/2010/wordprocessingInk" xmlns:wps="http://schemas.microsoft.com/office/word/2010/wordprocessingShape" mc:Ignorable="w14 w15 wp14">
   <w:abstractNum w:abstractNumId="0">
     <w:nsid w:val="8E964DCE"/>
     <w:multiLevelType w:val="multilevel"/>
     <w:tmpl w:val="8E964DCE"/>
-    <w:lvl w:ilvl="0" w:tentative="0">
+    <w:lvl w:ilvl="0">
       <w:start w:val="1"/>
       <w:numFmt w:val="decimal"/>
-      <w:pStyle w:val="2"/>
+      <w:pStyle w:val="Heading1"/>
       <w:lvlText w:val="%1."/>
       <w:lvlJc w:val="left"/>
       <w:pPr>
@@ -6221,10 +6139,10 @@
         <w:rFonts w:hint="default"/>
       </w:rPr>
     </w:lvl>
-    <w:lvl w:ilvl="1" w:tentative="0">
+    <w:lvl w:ilvl="1">
       <w:start w:val="1"/>
       <w:numFmt w:val="decimal"/>
-      <w:pStyle w:val="3"/>
+      <w:pStyle w:val="Heading2"/>
       <w:lvlText w:val="%1.%2."/>
       <w:lvlJc w:val="left"/>
       <w:pPr>
@@ -6234,10 +6152,10 @@
         <w:rFonts w:hint="default"/>
       </w:rPr>
     </w:lvl>
-    <w:lvl w:ilvl="2" w:tentative="0">
+    <w:lvl w:ilvl="2">
       <w:start w:val="1"/>
       <w:numFmt w:val="decimal"/>
-      <w:pStyle w:val="4"/>
+      <w:pStyle w:val="Heading3"/>
       <w:lvlText w:val="%1.%2.%3."/>
       <w:lvlJc w:val="left"/>
       <w:pPr>
@@ -6247,10 +6165,10 @@
         <w:rFonts w:hint="default"/>
       </w:rPr>
     </w:lvl>
-    <w:lvl w:ilvl="3" w:tentative="0">
+    <w:lvl w:ilvl="3">
       <w:start w:val="1"/>
       <w:numFmt w:val="decimal"/>
-      <w:pStyle w:val="5"/>
+      <w:pStyle w:val="Heading4"/>
       <w:lvlText w:val="%1.%2.%3.%4."/>
       <w:lvlJc w:val="left"/>
       <w:pPr>
@@ -6260,10 +6178,10 @@
         <w:rFonts w:hint="default"/>
       </w:rPr>
     </w:lvl>
-    <w:lvl w:ilvl="4" w:tentative="0">
+    <w:lvl w:ilvl="4">
       <w:start w:val="1"/>
       <w:numFmt w:val="decimal"/>
-      <w:pStyle w:val="6"/>
+      <w:pStyle w:val="Heading5"/>
       <w:lvlText w:val="%1.%2.%3.%4.%5."/>
       <w:lvlJc w:val="left"/>
       <w:pPr>
@@ -6273,10 +6191,10 @@
         <w:rFonts w:hint="default"/>
       </w:rPr>
     </w:lvl>
-    <w:lvl w:ilvl="5" w:tentative="0">
+    <w:lvl w:ilvl="5">
       <w:start w:val="1"/>
       <w:numFmt w:val="decimal"/>
-      <w:pStyle w:val="7"/>
+      <w:pStyle w:val="Heading6"/>
       <w:lvlText w:val="%1.%2.%3.%4.%5.%6."/>
       <w:lvlJc w:val="left"/>
       <w:pPr>
@@ -6286,10 +6204,10 @@
         <w:rFonts w:hint="default"/>
       </w:rPr>
     </w:lvl>
-    <w:lvl w:ilvl="6" w:tentative="0">
+    <w:lvl w:ilvl="6">
       <w:start w:val="1"/>
       <w:numFmt w:val="decimal"/>
-      <w:pStyle w:val="8"/>
+      <w:pStyle w:val="Heading7"/>
       <w:lvlText w:val="%1.%2.%3.%4.%5.%6.%7."/>
       <w:lvlJc w:val="left"/>
       <w:pPr>
@@ -6299,10 +6217,10 @@
         <w:rFonts w:hint="default"/>
       </w:rPr>
     </w:lvl>
-    <w:lvl w:ilvl="7" w:tentative="0">
+    <w:lvl w:ilvl="7">
       <w:start w:val="1"/>
       <w:numFmt w:val="decimal"/>
-      <w:pStyle w:val="9"/>
+      <w:pStyle w:val="Heading8"/>
       <w:lvlText w:val="%1.%2.%3.%4.%5.%6.%7.%8."/>
       <w:lvlJc w:val="left"/>
       <w:pPr>
@@ -6312,10 +6230,10 @@
         <w:rFonts w:hint="default"/>
       </w:rPr>
     </w:lvl>
-    <w:lvl w:ilvl="8" w:tentative="0">
+    <w:lvl w:ilvl="8">
       <w:start w:val="1"/>
       <w:numFmt w:val="decimal"/>
-      <w:pStyle w:val="10"/>
+      <w:pStyle w:val="Heading9"/>
       <w:lvlText w:val="%1.%2.%3.%4.%5.%6.%7.%8.%9."/>
       <w:lvlJc w:val="left"/>
       <w:pPr>
@@ -6330,7 +6248,7 @@
     <w:nsid w:val="EDE13DF3"/>
     <w:multiLevelType w:val="singleLevel"/>
     <w:tmpl w:val="EDE13DF3"/>
-    <w:lvl w:ilvl="0" w:tentative="0">
+    <w:lvl w:ilvl="0">
       <w:start w:val="1"/>
       <w:numFmt w:val="decimal"/>
       <w:lvlText w:val="%1."/>
@@ -6353,269 +6271,267 @@
 </file>
 
 <file path=word/styles.xml><?xml version="1.0" encoding="utf-8"?>
-<w:styles xmlns:mc="http://schemas.openxmlformats.org/markup-compatibility/2006" xmlns:o="urn:schemas-microsoft-com:office:office" xmlns:r="http://schemas.openxmlformats.org/officeDocument/2006/relationships" xmlns:m="http://schemas.openxmlformats.org/officeDocument/2006/math" xmlns:v="urn:schemas-microsoft-com:vml" xmlns:w="http://schemas.openxmlformats.org/wordprocessingml/2006/main" xmlns:w14="http://schemas.microsoft.com/office/word/2010/wordml" xmlns:w10="urn:schemas-microsoft-com:office:word" xmlns:sl="http://schemas.openxmlformats.org/schemaLibrary/2006/main" xmlns:wpsCustomData="http://www.wps.cn/officeDocument/2013/wpsCustomData" mc:Ignorable="w14">
+<w:styles xmlns:mc="http://schemas.openxmlformats.org/markup-compatibility/2006" xmlns:r="http://schemas.openxmlformats.org/officeDocument/2006/relationships" xmlns:w="http://schemas.openxmlformats.org/wordprocessingml/2006/main" xmlns:w14="http://schemas.microsoft.com/office/word/2010/wordml" xmlns:w15="http://schemas.microsoft.com/office/word/2012/wordml" mc:Ignorable="w14 w15">
   <w:docDefaults>
     <w:rPrDefault>
       <w:rPr>
-        <w:rFonts w:ascii="Times New Roman" w:hAnsi="Times New Roman" w:eastAsia="宋体" w:cs="Times New Roman"/>
+        <w:rFonts w:ascii="Times New Roman" w:eastAsia="宋体" w:hAnsi="Times New Roman" w:cs="Times New Roman"/>
       </w:rPr>
     </w:rPrDefault>
     <w:pPrDefault/>
   </w:docDefaults>
-  <w:latentStyles w:count="260" w:defQFormat="0" w:defUnhideWhenUsed="1" w:defSemiHidden="1" w:defUIPriority="99" w:defLockedState="0">
-    <w:lsdException w:qFormat="1" w:unhideWhenUsed="0" w:uiPriority="0" w:semiHidden="0" w:name="Normal"/>
-    <w:lsdException w:qFormat="1" w:unhideWhenUsed="0" w:uiPriority="0" w:semiHidden="0" w:name="heading 1"/>
-    <w:lsdException w:qFormat="1" w:uiPriority="0" w:semiHidden="0" w:name="heading 2"/>
-    <w:lsdException w:qFormat="1" w:uiPriority="0" w:name="heading 3"/>
-    <w:lsdException w:qFormat="1" w:uiPriority="0" w:semiHidden="0" w:name="heading 4"/>
-    <w:lsdException w:qFormat="1" w:uiPriority="0" w:name="heading 5"/>
-    <w:lsdException w:qFormat="1" w:uiPriority="0" w:name="heading 6"/>
-    <w:lsdException w:qFormat="1" w:uiPriority="0" w:name="heading 7"/>
-    <w:lsdException w:qFormat="1" w:uiPriority="0" w:name="heading 8"/>
-    <w:lsdException w:qFormat="1" w:uiPriority="0" w:name="heading 9"/>
-    <w:lsdException w:unhideWhenUsed="0" w:uiPriority="0" w:semiHidden="0" w:name="index 1"/>
-    <w:lsdException w:unhideWhenUsed="0" w:uiPriority="0" w:semiHidden="0" w:name="index 2"/>
-    <w:lsdException w:unhideWhenUsed="0" w:uiPriority="0" w:semiHidden="0" w:name="index 3"/>
-    <w:lsdException w:unhideWhenUsed="0" w:uiPriority="0" w:semiHidden="0" w:name="index 4"/>
-    <w:lsdException w:unhideWhenUsed="0" w:uiPriority="0" w:semiHidden="0" w:name="index 5"/>
-    <w:lsdException w:unhideWhenUsed="0" w:uiPriority="0" w:semiHidden="0" w:name="index 6"/>
-    <w:lsdException w:unhideWhenUsed="0" w:uiPriority="0" w:semiHidden="0" w:name="index 7"/>
-    <w:lsdException w:unhideWhenUsed="0" w:uiPriority="0" w:semiHidden="0" w:name="index 8"/>
-    <w:lsdException w:unhideWhenUsed="0" w:uiPriority="0" w:semiHidden="0" w:name="index 9"/>
-    <w:lsdException w:qFormat="1" w:unhideWhenUsed="0" w:uiPriority="0" w:semiHidden="0" w:name="toc 1"/>
-    <w:lsdException w:qFormat="1" w:unhideWhenUsed="0" w:uiPriority="0" w:semiHidden="0" w:name="toc 2"/>
-    <w:lsdException w:qFormat="1" w:unhideWhenUsed="0" w:uiPriority="0" w:semiHidden="0" w:name="toc 3"/>
-    <w:lsdException w:unhideWhenUsed="0" w:uiPriority="0" w:semiHidden="0" w:name="toc 4"/>
-    <w:lsdException w:unhideWhenUsed="0" w:uiPriority="0" w:semiHidden="0" w:name="toc 5"/>
-    <w:lsdException w:unhideWhenUsed="0" w:uiPriority="0" w:semiHidden="0" w:name="toc 6"/>
-    <w:lsdException w:unhideWhenUsed="0" w:uiPriority="0" w:semiHidden="0" w:name="toc 7"/>
-    <w:lsdException w:unhideWhenUsed="0" w:uiPriority="0" w:semiHidden="0" w:name="toc 8"/>
-    <w:lsdException w:unhideWhenUsed="0" w:uiPriority="0" w:semiHidden="0" w:name="toc 9"/>
-    <w:lsdException w:unhideWhenUsed="0" w:uiPriority="0" w:semiHidden="0" w:name="Normal Indent"/>
-    <w:lsdException w:unhideWhenUsed="0" w:uiPriority="0" w:semiHidden="0" w:name="footnote text"/>
-    <w:lsdException w:qFormat="1" w:unhideWhenUsed="0" w:uiPriority="0" w:semiHidden="0" w:name="annotation text"/>
-    <w:lsdException w:qFormat="1" w:unhideWhenUsed="0" w:uiPriority="0" w:semiHidden="0" w:name="header"/>
-    <w:lsdException w:qFormat="1" w:unhideWhenUsed="0" w:uiPriority="0" w:semiHidden="0" w:name="footer"/>
-    <w:lsdException w:unhideWhenUsed="0" w:uiPriority="0" w:semiHidden="0" w:name="index heading"/>
-    <w:lsdException w:qFormat="1" w:uiPriority="0" w:name="caption"/>
-    <w:lsdException w:unhideWhenUsed="0" w:uiPriority="0" w:semiHidden="0" w:name="table of figures"/>
-    <w:lsdException w:unhideWhenUsed="0" w:uiPriority="0" w:semiHidden="0" w:name="envelope address"/>
-    <w:lsdException w:unhideWhenUsed="0" w:uiPriority="0" w:semiHidden="0" w:name="envelope return"/>
-    <w:lsdException w:unhideWhenUsed="0" w:uiPriority="0" w:semiHidden="0" w:name="footnote reference"/>
-    <w:lsdException w:unhideWhenUsed="0" w:uiPriority="0" w:semiHidden="0" w:name="annotation reference"/>
-    <w:lsdException w:unhideWhenUsed="0" w:uiPriority="0" w:semiHidden="0" w:name="line number"/>
-    <w:lsdException w:unhideWhenUsed="0" w:uiPriority="0" w:semiHidden="0" w:name="page number"/>
-    <w:lsdException w:unhideWhenUsed="0" w:uiPriority="0" w:semiHidden="0" w:name="endnote reference"/>
-    <w:lsdException w:unhideWhenUsed="0" w:uiPriority="0" w:semiHidden="0" w:name="endnote text"/>
-    <w:lsdException w:unhideWhenUsed="0" w:uiPriority="0" w:semiHidden="0" w:name="table of authorities"/>
-    <w:lsdException w:unhideWhenUsed="0" w:uiPriority="0" w:semiHidden="0" w:name="macro"/>
-    <w:lsdException w:unhideWhenUsed="0" w:uiPriority="0" w:semiHidden="0" w:name="toa heading"/>
-    <w:lsdException w:unhideWhenUsed="0" w:uiPriority="0" w:semiHidden="0" w:name="List"/>
-    <w:lsdException w:unhideWhenUsed="0" w:uiPriority="0" w:semiHidden="0" w:name="List Bullet"/>
-    <w:lsdException w:unhideWhenUsed="0" w:uiPriority="0" w:semiHidden="0" w:name="List Number"/>
-    <w:lsdException w:unhideWhenUsed="0" w:uiPriority="0" w:semiHidden="0" w:name="List 2"/>
-    <w:lsdException w:unhideWhenUsed="0" w:uiPriority="0" w:semiHidden="0" w:name="List 3"/>
-    <w:lsdException w:unhideWhenUsed="0" w:uiPriority="0" w:semiHidden="0" w:name="List 4"/>
-    <w:lsdException w:unhideWhenUsed="0" w:uiPriority="0" w:semiHidden="0" w:name="List 5"/>
-    <w:lsdException w:unhideWhenUsed="0" w:uiPriority="0" w:semiHidden="0" w:name="List Bullet 2"/>
-    <w:lsdException w:unhideWhenUsed="0" w:uiPriority="0" w:semiHidden="0" w:name="List Bullet 3"/>
-    <w:lsdException w:unhideWhenUsed="0" w:uiPriority="0" w:semiHidden="0" w:name="List Bullet 4"/>
-    <w:lsdException w:unhideWhenUsed="0" w:uiPriority="0" w:semiHidden="0" w:name="List Bullet 5"/>
-    <w:lsdException w:unhideWhenUsed="0" w:uiPriority="0" w:semiHidden="0" w:name="List Number 2"/>
-    <w:lsdException w:unhideWhenUsed="0" w:uiPriority="0" w:semiHidden="0" w:name="List Number 3"/>
-    <w:lsdException w:unhideWhenUsed="0" w:uiPriority="0" w:semiHidden="0" w:name="List Number 4"/>
-    <w:lsdException w:unhideWhenUsed="0" w:uiPriority="0" w:semiHidden="0" w:name="List Number 5"/>
-    <w:lsdException w:qFormat="1" w:unhideWhenUsed="0" w:uiPriority="0" w:semiHidden="0" w:name="Title"/>
-    <w:lsdException w:unhideWhenUsed="0" w:uiPriority="0" w:semiHidden="0" w:name="Closing"/>
-    <w:lsdException w:unhideWhenUsed="0" w:uiPriority="0" w:semiHidden="0" w:name="Signature"/>
-    <w:lsdException w:qFormat="1" w:unhideWhenUsed="0" w:uiPriority="0" w:name="Default Paragraph Font"/>
-    <w:lsdException w:qFormat="1" w:unhideWhenUsed="0" w:uiPriority="0" w:name="Body Text"/>
-    <w:lsdException w:unhideWhenUsed="0" w:uiPriority="0" w:semiHidden="0" w:name="Body Text Indent"/>
-    <w:lsdException w:unhideWhenUsed="0" w:uiPriority="0" w:semiHidden="0" w:name="List Continue"/>
-    <w:lsdException w:unhideWhenUsed="0" w:uiPriority="0" w:semiHidden="0" w:name="List Continue 2"/>
-    <w:lsdException w:unhideWhenUsed="0" w:uiPriority="0" w:semiHidden="0" w:name="List Continue 3"/>
-    <w:lsdException w:unhideWhenUsed="0" w:uiPriority="0" w:semiHidden="0" w:name="List Continue 4"/>
-    <w:lsdException w:unhideWhenUsed="0" w:uiPriority="0" w:semiHidden="0" w:name="List Continue 5"/>
-    <w:lsdException w:unhideWhenUsed="0" w:uiPriority="0" w:semiHidden="0" w:name="Message Header"/>
-    <w:lsdException w:qFormat="1" w:unhideWhenUsed="0" w:uiPriority="0" w:semiHidden="0" w:name="Subtitle"/>
-    <w:lsdException w:unhideWhenUsed="0" w:uiPriority="0" w:semiHidden="0" w:name="Salutation"/>
-    <w:lsdException w:unhideWhenUsed="0" w:uiPriority="0" w:semiHidden="0" w:name="Date"/>
-    <w:lsdException w:unhideWhenUsed="0" w:uiPriority="0" w:semiHidden="0" w:name="Body Text First Indent"/>
-    <w:lsdException w:unhideWhenUsed="0" w:uiPriority="0" w:semiHidden="0" w:name="Body Text First Indent 2"/>
-    <w:lsdException w:uiPriority="99" w:name="Note Heading"/>
-    <w:lsdException w:unhideWhenUsed="0" w:uiPriority="0" w:semiHidden="0" w:name="Body Text 2"/>
-    <w:lsdException w:unhideWhenUsed="0" w:uiPriority="0" w:semiHidden="0" w:name="Body Text 3"/>
-    <w:lsdException w:unhideWhenUsed="0" w:uiPriority="0" w:semiHidden="0" w:name="Body Text Indent 2"/>
-    <w:lsdException w:unhideWhenUsed="0" w:uiPriority="0" w:semiHidden="0" w:name="Body Text Indent 3"/>
-    <w:lsdException w:unhideWhenUsed="0" w:uiPriority="0" w:semiHidden="0" w:name="Block Text"/>
-    <w:lsdException w:unhideWhenUsed="0" w:uiPriority="0" w:semiHidden="0" w:name="Hyperlink"/>
-    <w:lsdException w:unhideWhenUsed="0" w:uiPriority="0" w:semiHidden="0" w:name="FollowedHyperlink"/>
-    <w:lsdException w:qFormat="1" w:unhideWhenUsed="0" w:uiPriority="0" w:semiHidden="0" w:name="Strong"/>
-    <w:lsdException w:qFormat="1" w:unhideWhenUsed="0" w:uiPriority="0" w:semiHidden="0" w:name="Emphasis"/>
-    <w:lsdException w:unhideWhenUsed="0" w:uiPriority="0" w:semiHidden="0" w:name="Document Map"/>
-    <w:lsdException w:unhideWhenUsed="0" w:uiPriority="0" w:semiHidden="0" w:name="Plain Text"/>
-    <w:lsdException w:unhideWhenUsed="0" w:uiPriority="0" w:semiHidden="0" w:name="E-mail Signature"/>
-    <w:lsdException w:qFormat="1" w:unhideWhenUsed="0" w:uiPriority="0" w:semiHidden="0" w:name="Normal (Web)"/>
-    <w:lsdException w:unhideWhenUsed="0" w:uiPriority="0" w:semiHidden="0" w:name="HTML Acronym"/>
-    <w:lsdException w:unhideWhenUsed="0" w:uiPriority="0" w:semiHidden="0" w:name="HTML Address"/>
-    <w:lsdException w:unhideWhenUsed="0" w:uiPriority="0" w:semiHidden="0" w:name="HTML Cite"/>
-    <w:lsdException w:unhideWhenUsed="0" w:uiPriority="0" w:semiHidden="0" w:name="HTML Code"/>
-    <w:lsdException w:unhideWhenUsed="0" w:uiPriority="0" w:semiHidden="0" w:name="HTML Definition"/>
-    <w:lsdException w:unhideWhenUsed="0" w:uiPriority="0" w:semiHidden="0" w:name="HTML Keyboard"/>
-    <w:lsdException w:unhideWhenUsed="0" w:uiPriority="0" w:semiHidden="0" w:name="HTML Preformatted"/>
-    <w:lsdException w:unhideWhenUsed="0" w:uiPriority="0" w:semiHidden="0" w:name="HTML Sample"/>
-    <w:lsdException w:unhideWhenUsed="0" w:uiPriority="0" w:semiHidden="0" w:name="HTML Typewriter"/>
-    <w:lsdException w:unhideWhenUsed="0" w:uiPriority="0" w:semiHidden="0" w:name="HTML Variable"/>
-    <w:lsdException w:qFormat="1" w:unhideWhenUsed="0" w:uiPriority="0" w:name="Normal Table"/>
-    <w:lsdException w:unhideWhenUsed="0" w:uiPriority="0" w:semiHidden="0" w:name="annotation subject"/>
-    <w:lsdException w:unhideWhenUsed="0" w:uiPriority="0" w:semiHidden="0" w:name="Table Simple 1"/>
-    <w:lsdException w:unhideWhenUsed="0" w:uiPriority="0" w:semiHidden="0" w:name="Table Simple 2"/>
-    <w:lsdException w:unhideWhenUsed="0" w:uiPriority="0" w:semiHidden="0" w:name="Table Simple 3"/>
-    <w:lsdException w:unhideWhenUsed="0" w:uiPriority="0" w:semiHidden="0" w:name="Table Classic 1"/>
-    <w:lsdException w:unhideWhenUsed="0" w:uiPriority="0" w:semiHidden="0" w:name="Table Classic 2"/>
-    <w:lsdException w:unhideWhenUsed="0" w:uiPriority="0" w:semiHidden="0" w:name="Table Classic 3"/>
-    <w:lsdException w:unhideWhenUsed="0" w:uiPriority="0" w:semiHidden="0" w:name="Table Classic 4"/>
-    <w:lsdException w:unhideWhenUsed="0" w:uiPriority="0" w:semiHidden="0" w:name="Table Colorful 1"/>
-    <w:lsdException w:unhideWhenUsed="0" w:uiPriority="0" w:semiHidden="0" w:name="Table Colorful 2"/>
-    <w:lsdException w:unhideWhenUsed="0" w:uiPriority="0" w:semiHidden="0" w:name="Table Colorful 3"/>
-    <w:lsdException w:unhideWhenUsed="0" w:uiPriority="0" w:semiHidden="0" w:name="Table Columns 1"/>
-    <w:lsdException w:unhideWhenUsed="0" w:uiPriority="0" w:semiHidden="0" w:name="Table Columns 2"/>
-    <w:lsdException w:unhideWhenUsed="0" w:uiPriority="0" w:semiHidden="0" w:name="Table Columns 3"/>
-    <w:lsdException w:unhideWhenUsed="0" w:uiPriority="0" w:semiHidden="0" w:name="Table Columns 4"/>
-    <w:lsdException w:unhideWhenUsed="0" w:uiPriority="0" w:semiHidden="0" w:name="Table Columns 5"/>
-    <w:lsdException w:unhideWhenUsed="0" w:uiPriority="0" w:semiHidden="0" w:name="Table Grid 1"/>
-    <w:lsdException w:unhideWhenUsed="0" w:uiPriority="0" w:semiHidden="0" w:name="Table Grid 2"/>
-    <w:lsdException w:unhideWhenUsed="0" w:uiPriority="0" w:semiHidden="0" w:name="Table Grid 3"/>
-    <w:lsdException w:unhideWhenUsed="0" w:uiPriority="0" w:semiHidden="0" w:name="Table Grid 4"/>
-    <w:lsdException w:unhideWhenUsed="0" w:uiPriority="0" w:semiHidden="0" w:name="Table Grid 5"/>
-    <w:lsdException w:unhideWhenUsed="0" w:uiPriority="0" w:semiHidden="0" w:name="Table Grid 6"/>
-    <w:lsdException w:unhideWhenUsed="0" w:uiPriority="0" w:semiHidden="0" w:name="Table Grid 7"/>
-    <w:lsdException w:unhideWhenUsed="0" w:uiPriority="0" w:semiHidden="0" w:name="Table Grid 8"/>
-    <w:lsdException w:unhideWhenUsed="0" w:uiPriority="0" w:semiHidden="0" w:name="Table List 1"/>
-    <w:lsdException w:unhideWhenUsed="0" w:uiPriority="0" w:semiHidden="0" w:name="Table List 2"/>
-    <w:lsdException w:unhideWhenUsed="0" w:uiPriority="0" w:semiHidden="0" w:name="Table List 3"/>
-    <w:lsdException w:unhideWhenUsed="0" w:uiPriority="0" w:semiHidden="0" w:name="Table List 4"/>
-    <w:lsdException w:unhideWhenUsed="0" w:uiPriority="0" w:semiHidden="0" w:name="Table List 5"/>
-    <w:lsdException w:unhideWhenUsed="0" w:uiPriority="0" w:semiHidden="0" w:name="Table List 6"/>
-    <w:lsdException w:unhideWhenUsed="0" w:uiPriority="0" w:semiHidden="0" w:name="Table List 7"/>
-    <w:lsdException w:unhideWhenUsed="0" w:uiPriority="0" w:semiHidden="0" w:name="Table List 8"/>
-    <w:lsdException w:unhideWhenUsed="0" w:uiPriority="0" w:semiHidden="0" w:name="Table 3D effects 1"/>
-    <w:lsdException w:unhideWhenUsed="0" w:uiPriority="0" w:semiHidden="0" w:name="Table 3D effects 2"/>
-    <w:lsdException w:unhideWhenUsed="0" w:uiPriority="0" w:semiHidden="0" w:name="Table 3D effects 3"/>
-    <w:lsdException w:unhideWhenUsed="0" w:uiPriority="0" w:semiHidden="0" w:name="Table Contemporary"/>
-    <w:lsdException w:unhideWhenUsed="0" w:uiPriority="0" w:semiHidden="0" w:name="Table Elegant"/>
-    <w:lsdException w:unhideWhenUsed="0" w:uiPriority="0" w:semiHidden="0" w:name="Table Professional"/>
-    <w:lsdException w:unhideWhenUsed="0" w:uiPriority="0" w:semiHidden="0" w:name="Table Subtle 1"/>
-    <w:lsdException w:unhideWhenUsed="0" w:uiPriority="0" w:semiHidden="0" w:name="Table Subtle 2"/>
-    <w:lsdException w:unhideWhenUsed="0" w:uiPriority="0" w:semiHidden="0" w:name="Table Web 1"/>
-    <w:lsdException w:unhideWhenUsed="0" w:uiPriority="0" w:semiHidden="0" w:name="Table Web 2"/>
-    <w:lsdException w:unhideWhenUsed="0" w:uiPriority="0" w:semiHidden="0" w:name="Table Web 3"/>
-    <w:lsdException w:unhideWhenUsed="0" w:uiPriority="0" w:semiHidden="0" w:name="Balloon Text"/>
-    <w:lsdException w:qFormat="1" w:unhideWhenUsed="0" w:uiPriority="0" w:semiHidden="0" w:name="Table Grid"/>
-    <w:lsdException w:unhideWhenUsed="0" w:uiPriority="0" w:semiHidden="0" w:name="Table Theme"/>
-    <w:lsdException w:unhideWhenUsed="0" w:uiPriority="60" w:semiHidden="0" w:name="Light Shading"/>
-    <w:lsdException w:unhideWhenUsed="0" w:uiPriority="61" w:semiHidden="0" w:name="Light List"/>
-    <w:lsdException w:unhideWhenUsed="0" w:uiPriority="62" w:semiHidden="0" w:name="Light Grid"/>
-    <w:lsdException w:unhideWhenUsed="0" w:uiPriority="63" w:semiHidden="0" w:name="Medium Shading 1"/>
-    <w:lsdException w:unhideWhenUsed="0" w:uiPriority="64" w:semiHidden="0" w:name="Medium Shading 2"/>
-    <w:lsdException w:unhideWhenUsed="0" w:uiPriority="65" w:semiHidden="0" w:name="Medium List 1"/>
-    <w:lsdException w:unhideWhenUsed="0" w:uiPriority="66" w:semiHidden="0" w:name="Medium List 2"/>
-    <w:lsdException w:unhideWhenUsed="0" w:uiPriority="67" w:semiHidden="0" w:name="Medium Grid 1"/>
-    <w:lsdException w:unhideWhenUsed="0" w:uiPriority="68" w:semiHidden="0" w:name="Medium Grid 2"/>
-    <w:lsdException w:unhideWhenUsed="0" w:uiPriority="69" w:semiHidden="0" w:name="Medium Grid 3"/>
-    <w:lsdException w:unhideWhenUsed="0" w:uiPriority="70" w:semiHidden="0" w:name="Dark List"/>
-    <w:lsdException w:unhideWhenUsed="0" w:uiPriority="71" w:semiHidden="0" w:name="Colorful Shading"/>
-    <w:lsdException w:unhideWhenUsed="0" w:uiPriority="72" w:semiHidden="0" w:name="Colorful List"/>
-    <w:lsdException w:unhideWhenUsed="0" w:uiPriority="73" w:semiHidden="0" w:name="Colorful Grid"/>
-    <w:lsdException w:unhideWhenUsed="0" w:uiPriority="60" w:semiHidden="0" w:name="Light Shading Accent 1"/>
-    <w:lsdException w:unhideWhenUsed="0" w:uiPriority="61" w:semiHidden="0" w:name="Light List Accent 1"/>
-    <w:lsdException w:unhideWhenUsed="0" w:uiPriority="62" w:semiHidden="0" w:name="Light Grid Accent 1"/>
-    <w:lsdException w:unhideWhenUsed="0" w:uiPriority="63" w:semiHidden="0" w:name="Medium Shading 1 Accent 1"/>
-    <w:lsdException w:unhideWhenUsed="0" w:uiPriority="64" w:semiHidden="0" w:name="Medium Shading 2 Accent 1"/>
-    <w:lsdException w:unhideWhenUsed="0" w:uiPriority="65" w:semiHidden="0" w:name="Medium List 1 Accent 1"/>
-    <w:lsdException w:unhideWhenUsed="0" w:uiPriority="66" w:semiHidden="0" w:name="Medium List 2 Accent 1"/>
-    <w:lsdException w:unhideWhenUsed="0" w:uiPriority="67" w:semiHidden="0" w:name="Medium Grid 1 Accent 1"/>
-    <w:lsdException w:unhideWhenUsed="0" w:uiPriority="68" w:semiHidden="0" w:name="Medium Grid 2 Accent 1"/>
-    <w:lsdException w:unhideWhenUsed="0" w:uiPriority="69" w:semiHidden="0" w:name="Medium Grid 3 Accent 1"/>
-    <w:lsdException w:unhideWhenUsed="0" w:uiPriority="70" w:semiHidden="0" w:name="Dark List Accent 1"/>
-    <w:lsdException w:unhideWhenUsed="0" w:uiPriority="71" w:semiHidden="0" w:name="Colorful Shading Accent 1"/>
-    <w:lsdException w:unhideWhenUsed="0" w:uiPriority="72" w:semiHidden="0" w:name="Colorful List Accent 1"/>
-    <w:lsdException w:unhideWhenUsed="0" w:uiPriority="73" w:semiHidden="0" w:name="Colorful Grid Accent 1"/>
-    <w:lsdException w:unhideWhenUsed="0" w:uiPriority="60" w:semiHidden="0" w:name="Light Shading Accent 2"/>
-    <w:lsdException w:unhideWhenUsed="0" w:uiPriority="61" w:semiHidden="0" w:name="Light List Accent 2"/>
-    <w:lsdException w:unhideWhenUsed="0" w:uiPriority="62" w:semiHidden="0" w:name="Light Grid Accent 2"/>
-    <w:lsdException w:unhideWhenUsed="0" w:uiPriority="63" w:semiHidden="0" w:name="Medium Shading 1 Accent 2"/>
-    <w:lsdException w:unhideWhenUsed="0" w:uiPriority="64" w:semiHidden="0" w:name="Medium Shading 2 Accent 2"/>
-    <w:lsdException w:unhideWhenUsed="0" w:uiPriority="65" w:semiHidden="0" w:name="Medium List 1 Accent 2"/>
-    <w:lsdException w:unhideWhenUsed="0" w:uiPriority="66" w:semiHidden="0" w:name="Medium List 2 Accent 2"/>
-    <w:lsdException w:unhideWhenUsed="0" w:uiPriority="67" w:semiHidden="0" w:name="Medium Grid 1 Accent 2"/>
-    <w:lsdException w:unhideWhenUsed="0" w:uiPriority="68" w:semiHidden="0" w:name="Medium Grid 2 Accent 2"/>
-    <w:lsdException w:unhideWhenUsed="0" w:uiPriority="69" w:semiHidden="0" w:name="Medium Grid 3 Accent 2"/>
-    <w:lsdException w:unhideWhenUsed="0" w:uiPriority="70" w:semiHidden="0" w:name="Dark List Accent 2"/>
-    <w:lsdException w:unhideWhenUsed="0" w:uiPriority="71" w:semiHidden="0" w:name="Colorful Shading Accent 2"/>
-    <w:lsdException w:unhideWhenUsed="0" w:uiPriority="72" w:semiHidden="0" w:name="Colorful List Accent 2"/>
-    <w:lsdException w:unhideWhenUsed="0" w:uiPriority="73" w:semiHidden="0" w:name="Colorful Grid Accent 2"/>
-    <w:lsdException w:unhideWhenUsed="0" w:uiPriority="60" w:semiHidden="0" w:name="Light Shading Accent 3"/>
-    <w:lsdException w:unhideWhenUsed="0" w:uiPriority="61" w:semiHidden="0" w:name="Light List Accent 3"/>
-    <w:lsdException w:unhideWhenUsed="0" w:uiPriority="62" w:semiHidden="0" w:name="Light Grid Accent 3"/>
-    <w:lsdException w:unhideWhenUsed="0" w:uiPriority="63" w:semiHidden="0" w:name="Medium Shading 1 Accent 3"/>
-    <w:lsdException w:unhideWhenUsed="0" w:uiPriority="64" w:semiHidden="0" w:name="Medium Shading 2 Accent 3"/>
-    <w:lsdException w:unhideWhenUsed="0" w:uiPriority="65" w:semiHidden="0" w:name="Medium List 1 Accent 3"/>
-    <w:lsdException w:unhideWhenUsed="0" w:uiPriority="66" w:semiHidden="0" w:name="Medium List 2 Accent 3"/>
-    <w:lsdException w:unhideWhenUsed="0" w:uiPriority="67" w:semiHidden="0" w:name="Medium Grid 1 Accent 3"/>
-    <w:lsdException w:unhideWhenUsed="0" w:uiPriority="68" w:semiHidden="0" w:name="Medium Grid 2 Accent 3"/>
-    <w:lsdException w:unhideWhenUsed="0" w:uiPriority="69" w:semiHidden="0" w:name="Medium Grid 3 Accent 3"/>
-    <w:lsdException w:unhideWhenUsed="0" w:uiPriority="70" w:semiHidden="0" w:name="Dark List Accent 3"/>
-    <w:lsdException w:unhideWhenUsed="0" w:uiPriority="71" w:semiHidden="0" w:name="Colorful Shading Accent 3"/>
-    <w:lsdException w:unhideWhenUsed="0" w:uiPriority="72" w:semiHidden="0" w:name="Colorful List Accent 3"/>
-    <w:lsdException w:unhideWhenUsed="0" w:uiPriority="73" w:semiHidden="0" w:name="Colorful Grid Accent 3"/>
-    <w:lsdException w:unhideWhenUsed="0" w:uiPriority="60" w:semiHidden="0" w:name="Light Shading Accent 4"/>
-    <w:lsdException w:unhideWhenUsed="0" w:uiPriority="61" w:semiHidden="0" w:name="Light List Accent 4"/>
-    <w:lsdException w:unhideWhenUsed="0" w:uiPriority="62" w:semiHidden="0" w:name="Light Grid Accent 4"/>
-    <w:lsdException w:unhideWhenUsed="0" w:uiPriority="63" w:semiHidden="0" w:name="Medium Shading 1 Accent 4"/>
-    <w:lsdException w:unhideWhenUsed="0" w:uiPriority="64" w:semiHidden="0" w:name="Medium Shading 2 Accent 4"/>
-    <w:lsdException w:unhideWhenUsed="0" w:uiPriority="65" w:semiHidden="0" w:name="Medium List 1 Accent 4"/>
-    <w:lsdException w:unhideWhenUsed="0" w:uiPriority="66" w:semiHidden="0" w:name="Medium List 2 Accent 4"/>
-    <w:lsdException w:unhideWhenUsed="0" w:uiPriority="67" w:semiHidden="0" w:name="Medium Grid 1 Accent 4"/>
-    <w:lsdException w:unhideWhenUsed="0" w:uiPriority="68" w:semiHidden="0" w:name="Medium Grid 2 Accent 4"/>
-    <w:lsdException w:unhideWhenUsed="0" w:uiPriority="69" w:semiHidden="0" w:name="Medium Grid 3 Accent 4"/>
-    <w:lsdException w:unhideWhenUsed="0" w:uiPriority="70" w:semiHidden="0" w:name="Dark List Accent 4"/>
-    <w:lsdException w:unhideWhenUsed="0" w:uiPriority="71" w:semiHidden="0" w:name="Colorful Shading Accent 4"/>
-    <w:lsdException w:unhideWhenUsed="0" w:uiPriority="72" w:semiHidden="0" w:name="Colorful List Accent 4"/>
-    <w:lsdException w:unhideWhenUsed="0" w:uiPriority="73" w:semiHidden="0" w:name="Colorful Grid Accent 4"/>
-    <w:lsdException w:unhideWhenUsed="0" w:uiPriority="60" w:semiHidden="0" w:name="Light Shading Accent 5"/>
-    <w:lsdException w:unhideWhenUsed="0" w:uiPriority="61" w:semiHidden="0" w:name="Light List Accent 5"/>
-    <w:lsdException w:unhideWhenUsed="0" w:uiPriority="62" w:semiHidden="0" w:name="Light Grid Accent 5"/>
-    <w:lsdException w:unhideWhenUsed="0" w:uiPriority="63" w:semiHidden="0" w:name="Medium Shading 1 Accent 5"/>
-    <w:lsdException w:unhideWhenUsed="0" w:uiPriority="64" w:semiHidden="0" w:name="Medium Shading 2 Accent 5"/>
-    <w:lsdException w:unhideWhenUsed="0" w:uiPriority="65" w:semiHidden="0" w:name="Medium List 1 Accent 5"/>
-    <w:lsdException w:unhideWhenUsed="0" w:uiPriority="66" w:semiHidden="0" w:name="Medium List 2 Accent 5"/>
-    <w:lsdException w:unhideWhenUsed="0" w:uiPriority="67" w:semiHidden="0" w:name="Medium Grid 1 Accent 5"/>
-    <w:lsdException w:unhideWhenUsed="0" w:uiPriority="68" w:semiHidden="0" w:name="Medium Grid 2 Accent 5"/>
-    <w:lsdException w:unhideWhenUsed="0" w:uiPriority="69" w:semiHidden="0" w:name="Medium Grid 3 Accent 5"/>
-    <w:lsdException w:unhideWhenUsed="0" w:uiPriority="70" w:semiHidden="0" w:name="Dark List Accent 5"/>
-    <w:lsdException w:unhideWhenUsed="0" w:uiPriority="71" w:semiHidden="0" w:name="Colorful Shading Accent 5"/>
-    <w:lsdException w:unhideWhenUsed="0" w:uiPriority="72" w:semiHidden="0" w:name="Colorful List Accent 5"/>
-    <w:lsdException w:unhideWhenUsed="0" w:uiPriority="73" w:semiHidden="0" w:name="Colorful Grid Accent 5"/>
-    <w:lsdException w:unhideWhenUsed="0" w:uiPriority="60" w:semiHidden="0" w:name="Light Shading Accent 6"/>
-    <w:lsdException w:unhideWhenUsed="0" w:uiPriority="61" w:semiHidden="0" w:name="Light List Accent 6"/>
-    <w:lsdException w:unhideWhenUsed="0" w:uiPriority="62" w:semiHidden="0" w:name="Light Grid Accent 6"/>
-    <w:lsdException w:unhideWhenUsed="0" w:uiPriority="63" w:semiHidden="0" w:name="Medium Shading 1 Accent 6"/>
-    <w:lsdException w:unhideWhenUsed="0" w:uiPriority="64" w:semiHidden="0" w:name="Medium Shading 2 Accent 6"/>
-    <w:lsdException w:unhideWhenUsed="0" w:uiPriority="65" w:semiHidden="0" w:name="Medium List 1 Accent 6"/>
-    <w:lsdException w:unhideWhenUsed="0" w:uiPriority="66" w:semiHidden="0" w:name="Medium List 2 Accent 6"/>
-    <w:lsdException w:unhideWhenUsed="0" w:uiPriority="67" w:semiHidden="0" w:name="Medium Grid 1 Accent 6"/>
-    <w:lsdException w:unhideWhenUsed="0" w:uiPriority="68" w:semiHidden="0" w:name="Medium Grid 2 Accent 6"/>
-    <w:lsdException w:unhideWhenUsed="0" w:uiPriority="69" w:semiHidden="0" w:name="Medium Grid 3 Accent 6"/>
-    <w:lsdException w:unhideWhenUsed="0" w:uiPriority="70" w:semiHidden="0" w:name="Dark List Accent 6"/>
-    <w:lsdException w:unhideWhenUsed="0" w:uiPriority="71" w:semiHidden="0" w:name="Colorful Shading Accent 6"/>
-    <w:lsdException w:unhideWhenUsed="0" w:uiPriority="72" w:semiHidden="0" w:name="Colorful List Accent 6"/>
-    <w:lsdException w:unhideWhenUsed="0" w:uiPriority="73" w:semiHidden="0" w:name="Colorful Grid Accent 6"/>
+  <w:latentStyles w:defLockedState="0" w:defUIPriority="99" w:defSemiHidden="1" w:defUnhideWhenUsed="1" w:defQFormat="0" w:count="260">
+    <w:lsdException w:name="Normal" w:semiHidden="0" w:uiPriority="0" w:unhideWhenUsed="0" w:qFormat="1"/>
+    <w:lsdException w:name="heading 1" w:semiHidden="0" w:uiPriority="0" w:unhideWhenUsed="0" w:qFormat="1"/>
+    <w:lsdException w:name="heading 2" w:semiHidden="0" w:uiPriority="0" w:qFormat="1"/>
+    <w:lsdException w:name="heading 3" w:uiPriority="0" w:qFormat="1"/>
+    <w:lsdException w:name="heading 4" w:semiHidden="0" w:uiPriority="0" w:qFormat="1"/>
+    <w:lsdException w:name="heading 5" w:uiPriority="0" w:qFormat="1"/>
+    <w:lsdException w:name="heading 6" w:uiPriority="0" w:qFormat="1"/>
+    <w:lsdException w:name="heading 7" w:uiPriority="0" w:qFormat="1"/>
+    <w:lsdException w:name="heading 8" w:uiPriority="0" w:qFormat="1"/>
+    <w:lsdException w:name="heading 9" w:uiPriority="0" w:qFormat="1"/>
+    <w:lsdException w:name="index 1" w:semiHidden="0" w:uiPriority="0" w:unhideWhenUsed="0"/>
+    <w:lsdException w:name="index 2" w:semiHidden="0" w:uiPriority="0" w:unhideWhenUsed="0"/>
+    <w:lsdException w:name="index 3" w:semiHidden="0" w:uiPriority="0" w:unhideWhenUsed="0"/>
+    <w:lsdException w:name="index 4" w:semiHidden="0" w:uiPriority="0" w:unhideWhenUsed="0"/>
+    <w:lsdException w:name="index 5" w:semiHidden="0" w:uiPriority="0" w:unhideWhenUsed="0"/>
+    <w:lsdException w:name="index 6" w:semiHidden="0" w:uiPriority="0" w:unhideWhenUsed="0"/>
+    <w:lsdException w:name="index 7" w:semiHidden="0" w:uiPriority="0" w:unhideWhenUsed="0"/>
+    <w:lsdException w:name="index 8" w:semiHidden="0" w:uiPriority="0" w:unhideWhenUsed="0"/>
+    <w:lsdException w:name="index 9" w:semiHidden="0" w:uiPriority="0" w:unhideWhenUsed="0"/>
+    <w:lsdException w:name="toc 1" w:semiHidden="0" w:uiPriority="0" w:unhideWhenUsed="0" w:qFormat="1"/>
+    <w:lsdException w:name="toc 2" w:semiHidden="0" w:uiPriority="0" w:unhideWhenUsed="0" w:qFormat="1"/>
+    <w:lsdException w:name="toc 3" w:semiHidden="0" w:uiPriority="0" w:unhideWhenUsed="0" w:qFormat="1"/>
+    <w:lsdException w:name="toc 4" w:semiHidden="0" w:uiPriority="0" w:unhideWhenUsed="0"/>
+    <w:lsdException w:name="toc 5" w:semiHidden="0" w:uiPriority="0" w:unhideWhenUsed="0"/>
+    <w:lsdException w:name="toc 6" w:semiHidden="0" w:uiPriority="0" w:unhideWhenUsed="0"/>
+    <w:lsdException w:name="toc 7" w:semiHidden="0" w:uiPriority="0" w:unhideWhenUsed="0"/>
+    <w:lsdException w:name="toc 8" w:semiHidden="0" w:uiPriority="0" w:unhideWhenUsed="0"/>
+    <w:lsdException w:name="toc 9" w:semiHidden="0" w:uiPriority="0" w:unhideWhenUsed="0"/>
+    <w:lsdException w:name="Normal Indent" w:semiHidden="0" w:uiPriority="0" w:unhideWhenUsed="0"/>
+    <w:lsdException w:name="footnote text" w:semiHidden="0" w:uiPriority="0" w:unhideWhenUsed="0"/>
+    <w:lsdException w:name="annotation text" w:semiHidden="0" w:uiPriority="0" w:unhideWhenUsed="0" w:qFormat="1"/>
+    <w:lsdException w:name="header" w:semiHidden="0" w:uiPriority="0" w:unhideWhenUsed="0" w:qFormat="1"/>
+    <w:lsdException w:name="footer" w:semiHidden="0" w:uiPriority="0" w:unhideWhenUsed="0" w:qFormat="1"/>
+    <w:lsdException w:name="index heading" w:semiHidden="0" w:uiPriority="0" w:unhideWhenUsed="0"/>
+    <w:lsdException w:name="caption" w:uiPriority="0" w:qFormat="1"/>
+    <w:lsdException w:name="table of figures" w:semiHidden="0" w:uiPriority="0" w:unhideWhenUsed="0"/>
+    <w:lsdException w:name="envelope address" w:semiHidden="0" w:uiPriority="0" w:unhideWhenUsed="0"/>
+    <w:lsdException w:name="envelope return" w:semiHidden="0" w:uiPriority="0" w:unhideWhenUsed="0"/>
+    <w:lsdException w:name="footnote reference" w:semiHidden="0" w:uiPriority="0" w:unhideWhenUsed="0"/>
+    <w:lsdException w:name="annotation reference" w:semiHidden="0" w:uiPriority="0" w:unhideWhenUsed="0"/>
+    <w:lsdException w:name="line number" w:semiHidden="0" w:uiPriority="0" w:unhideWhenUsed="0"/>
+    <w:lsdException w:name="page number" w:semiHidden="0" w:uiPriority="0" w:unhideWhenUsed="0"/>
+    <w:lsdException w:name="endnote reference" w:semiHidden="0" w:uiPriority="0" w:unhideWhenUsed="0"/>
+    <w:lsdException w:name="endnote text" w:semiHidden="0" w:uiPriority="0" w:unhideWhenUsed="0"/>
+    <w:lsdException w:name="table of authorities" w:semiHidden="0" w:uiPriority="0" w:unhideWhenUsed="0"/>
+    <w:lsdException w:name="macro" w:semiHidden="0" w:uiPriority="0" w:unhideWhenUsed="0"/>
+    <w:lsdException w:name="toa heading" w:semiHidden="0" w:uiPriority="0" w:unhideWhenUsed="0"/>
+    <w:lsdException w:name="List" w:semiHidden="0" w:uiPriority="0" w:unhideWhenUsed="0"/>
+    <w:lsdException w:name="List Bullet" w:semiHidden="0" w:uiPriority="0" w:unhideWhenUsed="0"/>
+    <w:lsdException w:name="List Number" w:semiHidden="0" w:uiPriority="0" w:unhideWhenUsed="0"/>
+    <w:lsdException w:name="List 2" w:semiHidden="0" w:uiPriority="0" w:unhideWhenUsed="0"/>
+    <w:lsdException w:name="List 3" w:semiHidden="0" w:uiPriority="0" w:unhideWhenUsed="0"/>
+    <w:lsdException w:name="List 4" w:semiHidden="0" w:uiPriority="0" w:unhideWhenUsed="0"/>
+    <w:lsdException w:name="List 5" w:semiHidden="0" w:uiPriority="0" w:unhideWhenUsed="0"/>
+    <w:lsdException w:name="List Bullet 2" w:semiHidden="0" w:uiPriority="0" w:unhideWhenUsed="0"/>
+    <w:lsdException w:name="List Bullet 3" w:semiHidden="0" w:uiPriority="0" w:unhideWhenUsed="0"/>
+    <w:lsdException w:name="List Bullet 4" w:semiHidden="0" w:uiPriority="0" w:unhideWhenUsed="0"/>
+    <w:lsdException w:name="List Bullet 5" w:semiHidden="0" w:uiPriority="0" w:unhideWhenUsed="0"/>
+    <w:lsdException w:name="List Number 2" w:semiHidden="0" w:uiPriority="0" w:unhideWhenUsed="0"/>
+    <w:lsdException w:name="List Number 3" w:semiHidden="0" w:uiPriority="0" w:unhideWhenUsed="0"/>
+    <w:lsdException w:name="List Number 4" w:semiHidden="0" w:uiPriority="0" w:unhideWhenUsed="0"/>
+    <w:lsdException w:name="List Number 5" w:semiHidden="0" w:uiPriority="0" w:unhideWhenUsed="0"/>
+    <w:lsdException w:name="Title" w:semiHidden="0" w:uiPriority="0" w:unhideWhenUsed="0" w:qFormat="1"/>
+    <w:lsdException w:name="Closing" w:semiHidden="0" w:uiPriority="0" w:unhideWhenUsed="0"/>
+    <w:lsdException w:name="Signature" w:semiHidden="0" w:uiPriority="0" w:unhideWhenUsed="0"/>
+    <w:lsdException w:name="Default Paragraph Font" w:uiPriority="0" w:unhideWhenUsed="0" w:qFormat="1"/>
+    <w:lsdException w:name="Body Text" w:uiPriority="0" w:unhideWhenUsed="0" w:qFormat="1"/>
+    <w:lsdException w:name="Body Text Indent" w:semiHidden="0" w:uiPriority="0" w:unhideWhenUsed="0"/>
+    <w:lsdException w:name="List Continue" w:semiHidden="0" w:uiPriority="0" w:unhideWhenUsed="0"/>
+    <w:lsdException w:name="List Continue 2" w:semiHidden="0" w:uiPriority="0" w:unhideWhenUsed="0"/>
+    <w:lsdException w:name="List Continue 3" w:semiHidden="0" w:uiPriority="0" w:unhideWhenUsed="0"/>
+    <w:lsdException w:name="List Continue 4" w:semiHidden="0" w:uiPriority="0" w:unhideWhenUsed="0"/>
+    <w:lsdException w:name="List Continue 5" w:semiHidden="0" w:uiPriority="0" w:unhideWhenUsed="0"/>
+    <w:lsdException w:name="Message Header" w:semiHidden="0" w:uiPriority="0" w:unhideWhenUsed="0"/>
+    <w:lsdException w:name="Subtitle" w:semiHidden="0" w:uiPriority="0" w:unhideWhenUsed="0" w:qFormat="1"/>
+    <w:lsdException w:name="Salutation" w:semiHidden="0" w:uiPriority="0" w:unhideWhenUsed="0"/>
+    <w:lsdException w:name="Date" w:semiHidden="0" w:uiPriority="0" w:unhideWhenUsed="0"/>
+    <w:lsdException w:name="Body Text First Indent" w:semiHidden="0" w:uiPriority="0" w:unhideWhenUsed="0"/>
+    <w:lsdException w:name="Body Text First Indent 2" w:semiHidden="0" w:uiPriority="0" w:unhideWhenUsed="0"/>
+    <w:lsdException w:name="Body Text 2" w:semiHidden="0" w:uiPriority="0" w:unhideWhenUsed="0"/>
+    <w:lsdException w:name="Body Text 3" w:semiHidden="0" w:uiPriority="0" w:unhideWhenUsed="0"/>
+    <w:lsdException w:name="Body Text Indent 2" w:semiHidden="0" w:uiPriority="0" w:unhideWhenUsed="0"/>
+    <w:lsdException w:name="Body Text Indent 3" w:semiHidden="0" w:uiPriority="0" w:unhideWhenUsed="0"/>
+    <w:lsdException w:name="Block Text" w:semiHidden="0" w:uiPriority="0" w:unhideWhenUsed="0"/>
+    <w:lsdException w:name="Hyperlink" w:semiHidden="0" w:uiPriority="0" w:unhideWhenUsed="0"/>
+    <w:lsdException w:name="FollowedHyperlink" w:semiHidden="0" w:uiPriority="0" w:unhideWhenUsed="0"/>
+    <w:lsdException w:name="Strong" w:semiHidden="0" w:uiPriority="0" w:unhideWhenUsed="0" w:qFormat="1"/>
+    <w:lsdException w:name="Emphasis" w:semiHidden="0" w:uiPriority="0" w:unhideWhenUsed="0" w:qFormat="1"/>
+    <w:lsdException w:name="Document Map" w:semiHidden="0" w:uiPriority="0" w:unhideWhenUsed="0"/>
+    <w:lsdException w:name="Plain Text" w:semiHidden="0" w:uiPriority="0" w:unhideWhenUsed="0"/>
+    <w:lsdException w:name="E-mail Signature" w:semiHidden="0" w:uiPriority="0" w:unhideWhenUsed="0"/>
+    <w:lsdException w:name="Normal (Web)" w:semiHidden="0" w:uiPriority="0" w:unhideWhenUsed="0" w:qFormat="1"/>
+    <w:lsdException w:name="HTML Acronym" w:semiHidden="0" w:uiPriority="0" w:unhideWhenUsed="0"/>
+    <w:lsdException w:name="HTML Address" w:semiHidden="0" w:uiPriority="0" w:unhideWhenUsed="0"/>
+    <w:lsdException w:name="HTML Cite" w:semiHidden="0" w:uiPriority="0" w:unhideWhenUsed="0"/>
+    <w:lsdException w:name="HTML Code" w:semiHidden="0" w:uiPriority="0" w:unhideWhenUsed="0"/>
+    <w:lsdException w:name="HTML Definition" w:semiHidden="0" w:uiPriority="0" w:unhideWhenUsed="0"/>
+    <w:lsdException w:name="HTML Keyboard" w:semiHidden="0" w:uiPriority="0" w:unhideWhenUsed="0"/>
+    <w:lsdException w:name="HTML Preformatted" w:semiHidden="0" w:uiPriority="0" w:unhideWhenUsed="0"/>
+    <w:lsdException w:name="HTML Sample" w:semiHidden="0" w:uiPriority="0" w:unhideWhenUsed="0"/>
+    <w:lsdException w:name="HTML Typewriter" w:semiHidden="0" w:uiPriority="0" w:unhideWhenUsed="0"/>
+    <w:lsdException w:name="HTML Variable" w:semiHidden="0" w:uiPriority="0" w:unhideWhenUsed="0"/>
+    <w:lsdException w:name="Normal Table" w:uiPriority="0" w:unhideWhenUsed="0" w:qFormat="1"/>
+    <w:lsdException w:name="annotation subject" w:semiHidden="0" w:uiPriority="0" w:unhideWhenUsed="0"/>
+    <w:lsdException w:name="Table Simple 1" w:semiHidden="0" w:uiPriority="0" w:unhideWhenUsed="0"/>
+    <w:lsdException w:name="Table Simple 2" w:semiHidden="0" w:uiPriority="0" w:unhideWhenUsed="0"/>
+    <w:lsdException w:name="Table Simple 3" w:semiHidden="0" w:uiPriority="0" w:unhideWhenUsed="0"/>
+    <w:lsdException w:name="Table Classic 1" w:semiHidden="0" w:uiPriority="0" w:unhideWhenUsed="0"/>
+    <w:lsdException w:name="Table Classic 2" w:semiHidden="0" w:uiPriority="0" w:unhideWhenUsed="0"/>
+    <w:lsdException w:name="Table Classic 3" w:semiHidden="0" w:uiPriority="0" w:unhideWhenUsed="0"/>
+    <w:lsdException w:name="Table Classic 4" w:semiHidden="0" w:uiPriority="0" w:unhideWhenUsed="0"/>
+    <w:lsdException w:name="Table Colorful 1" w:semiHidden="0" w:uiPriority="0" w:unhideWhenUsed="0"/>
+    <w:lsdException w:name="Table Colorful 2" w:semiHidden="0" w:uiPriority="0" w:unhideWhenUsed="0"/>
+    <w:lsdException w:name="Table Colorful 3" w:semiHidden="0" w:uiPriority="0" w:unhideWhenUsed="0"/>
+    <w:lsdException w:name="Table Columns 1" w:semiHidden="0" w:uiPriority="0" w:unhideWhenUsed="0"/>
+    <w:lsdException w:name="Table Columns 2" w:semiHidden="0" w:uiPriority="0" w:unhideWhenUsed="0"/>
+    <w:lsdException w:name="Table Columns 3" w:semiHidden="0" w:uiPriority="0" w:unhideWhenUsed="0"/>
+    <w:lsdException w:name="Table Columns 4" w:semiHidden="0" w:uiPriority="0" w:unhideWhenUsed="0"/>
+    <w:lsdException w:name="Table Columns 5" w:semiHidden="0" w:uiPriority="0" w:unhideWhenUsed="0"/>
+    <w:lsdException w:name="Table Grid 1" w:semiHidden="0" w:uiPriority="0" w:unhideWhenUsed="0"/>
+    <w:lsdException w:name="Table Grid 2" w:semiHidden="0" w:uiPriority="0" w:unhideWhenUsed="0"/>
+    <w:lsdException w:name="Table Grid 3" w:semiHidden="0" w:uiPriority="0" w:unhideWhenUsed="0"/>
+    <w:lsdException w:name="Table Grid 4" w:semiHidden="0" w:uiPriority="0" w:unhideWhenUsed="0"/>
+    <w:lsdException w:name="Table Grid 5" w:semiHidden="0" w:uiPriority="0" w:unhideWhenUsed="0"/>
+    <w:lsdException w:name="Table Grid 6" w:semiHidden="0" w:uiPriority="0" w:unhideWhenUsed="0"/>
+    <w:lsdException w:name="Table Grid 7" w:semiHidden="0" w:uiPriority="0" w:unhideWhenUsed="0"/>
+    <w:lsdException w:name="Table Grid 8" w:semiHidden="0" w:uiPriority="0" w:unhideWhenUsed="0"/>
+    <w:lsdException w:name="Table List 1" w:semiHidden="0" w:uiPriority="0" w:unhideWhenUsed="0"/>
+    <w:lsdException w:name="Table List 2" w:semiHidden="0" w:uiPriority="0" w:unhideWhenUsed="0"/>
+    <w:lsdException w:name="Table List 3" w:semiHidden="0" w:uiPriority="0" w:unhideWhenUsed="0"/>
+    <w:lsdException w:name="Table List 4" w:semiHidden="0" w:uiPriority="0" w:unhideWhenUsed="0"/>
+    <w:lsdException w:name="Table List 5" w:semiHidden="0" w:uiPriority="0" w:unhideWhenUsed="0"/>
+    <w:lsdException w:name="Table List 6" w:semiHidden="0" w:uiPriority="0" w:unhideWhenUsed="0"/>
+    <w:lsdException w:name="Table List 7" w:semiHidden="0" w:uiPriority="0" w:unhideWhenUsed="0"/>
+    <w:lsdException w:name="Table List 8" w:semiHidden="0" w:uiPriority="0" w:unhideWhenUsed="0"/>
+    <w:lsdException w:name="Table 3D effects 1" w:semiHidden="0" w:uiPriority="0" w:unhideWhenUsed="0"/>
+    <w:lsdException w:name="Table 3D effects 2" w:semiHidden="0" w:uiPriority="0" w:unhideWhenUsed="0"/>
+    <w:lsdException w:name="Table 3D effects 3" w:semiHidden="0" w:uiPriority="0" w:unhideWhenUsed="0"/>
+    <w:lsdException w:name="Table Contemporary" w:semiHidden="0" w:uiPriority="0" w:unhideWhenUsed="0"/>
+    <w:lsdException w:name="Table Elegant" w:semiHidden="0" w:uiPriority="0" w:unhideWhenUsed="0"/>
+    <w:lsdException w:name="Table Professional" w:semiHidden="0" w:uiPriority="0" w:unhideWhenUsed="0"/>
+    <w:lsdException w:name="Table Subtle 1" w:semiHidden="0" w:uiPriority="0" w:unhideWhenUsed="0"/>
+    <w:lsdException w:name="Table Subtle 2" w:semiHidden="0" w:uiPriority="0" w:unhideWhenUsed="0"/>
+    <w:lsdException w:name="Table Web 1" w:semiHidden="0" w:uiPriority="0" w:unhideWhenUsed="0"/>
+    <w:lsdException w:name="Table Web 2" w:semiHidden="0" w:uiPriority="0" w:unhideWhenUsed="0"/>
+    <w:lsdException w:name="Table Web 3" w:semiHidden="0" w:uiPriority="0" w:unhideWhenUsed="0"/>
+    <w:lsdException w:name="Balloon Text" w:semiHidden="0" w:uiPriority="0" w:unhideWhenUsed="0"/>
+    <w:lsdException w:name="Table Grid" w:semiHidden="0" w:uiPriority="0" w:unhideWhenUsed="0" w:qFormat="1"/>
+    <w:lsdException w:name="Table Theme" w:semiHidden="0" w:uiPriority="0" w:unhideWhenUsed="0"/>
+    <w:lsdException w:name="Light Shading" w:semiHidden="0" w:uiPriority="60" w:unhideWhenUsed="0"/>
+    <w:lsdException w:name="Light List" w:semiHidden="0" w:uiPriority="61" w:unhideWhenUsed="0"/>
+    <w:lsdException w:name="Light Grid" w:semiHidden="0" w:uiPriority="62" w:unhideWhenUsed="0"/>
+    <w:lsdException w:name="Medium Shading 1" w:semiHidden="0" w:uiPriority="63" w:unhideWhenUsed="0"/>
+    <w:lsdException w:name="Medium Shading 2" w:semiHidden="0" w:uiPriority="64" w:unhideWhenUsed="0"/>
+    <w:lsdException w:name="Medium List 1" w:semiHidden="0" w:uiPriority="65" w:unhideWhenUsed="0"/>
+    <w:lsdException w:name="Medium List 2" w:semiHidden="0" w:uiPriority="66" w:unhideWhenUsed="0"/>
+    <w:lsdException w:name="Medium Grid 1" w:semiHidden="0" w:uiPriority="67" w:unhideWhenUsed="0"/>
+    <w:lsdException w:name="Medium Grid 2" w:semiHidden="0" w:uiPriority="68" w:unhideWhenUsed="0"/>
+    <w:lsdException w:name="Medium Grid 3" w:semiHidden="0" w:uiPriority="69" w:unhideWhenUsed="0"/>
+    <w:lsdException w:name="Dark List" w:semiHidden="0" w:uiPriority="70" w:unhideWhenUsed="0"/>
+    <w:lsdException w:name="Colorful Shading" w:semiHidden="0" w:uiPriority="71" w:unhideWhenUsed="0"/>
+    <w:lsdException w:name="Colorful List" w:semiHidden="0" w:uiPriority="72" w:unhideWhenUsed="0"/>
+    <w:lsdException w:name="Colorful Grid" w:semiHidden="0" w:uiPriority="73" w:unhideWhenUsed="0"/>
+    <w:lsdException w:name="Light Shading Accent 1" w:semiHidden="0" w:uiPriority="60" w:unhideWhenUsed="0"/>
+    <w:lsdException w:name="Light List Accent 1" w:semiHidden="0" w:uiPriority="61" w:unhideWhenUsed="0"/>
+    <w:lsdException w:name="Light Grid Accent 1" w:semiHidden="0" w:uiPriority="62" w:unhideWhenUsed="0"/>
+    <w:lsdException w:name="Medium Shading 1 Accent 1" w:semiHidden="0" w:uiPriority="63" w:unhideWhenUsed="0"/>
+    <w:lsdException w:name="Medium Shading 2 Accent 1" w:semiHidden="0" w:uiPriority="64" w:unhideWhenUsed="0"/>
+    <w:lsdException w:name="Medium List 1 Accent 1" w:semiHidden="0" w:uiPriority="65" w:unhideWhenUsed="0"/>
+    <w:lsdException w:name="Medium List 2 Accent 1" w:semiHidden="0" w:uiPriority="66" w:unhideWhenUsed="0"/>
+    <w:lsdException w:name="Medium Grid 1 Accent 1" w:semiHidden="0" w:uiPriority="67" w:unhideWhenUsed="0"/>
+    <w:lsdException w:name="Medium Grid 2 Accent 1" w:semiHidden="0" w:uiPriority="68" w:unhideWhenUsed="0"/>
+    <w:lsdException w:name="Medium Grid 3 Accent 1" w:semiHidden="0" w:uiPriority="69" w:unhideWhenUsed="0"/>
+    <w:lsdException w:name="Dark List Accent 1" w:semiHidden="0" w:uiPriority="70" w:unhideWhenUsed="0"/>
+    <w:lsdException w:name="Colorful Shading Accent 1" w:semiHidden="0" w:uiPriority="71" w:unhideWhenUsed="0"/>
+    <w:lsdException w:name="Colorful List Accent 1" w:semiHidden="0" w:uiPriority="72" w:unhideWhenUsed="0"/>
+    <w:lsdException w:name="Colorful Grid Accent 1" w:semiHidden="0" w:uiPriority="73" w:unhideWhenUsed="0"/>
+    <w:lsdException w:name="Light Shading Accent 2" w:semiHidden="0" w:uiPriority="60" w:unhideWhenUsed="0"/>
+    <w:lsdException w:name="Light List Accent 2" w:semiHidden="0" w:uiPriority="61" w:unhideWhenUsed="0"/>
+    <w:lsdException w:name="Light Grid Accent 2" w:semiHidden="0" w:uiPriority="62" w:unhideWhenUsed="0"/>
+    <w:lsdException w:name="Medium Shading 1 Accent 2" w:semiHidden="0" w:uiPriority="63" w:unhideWhenUsed="0"/>
+    <w:lsdException w:name="Medium Shading 2 Accent 2" w:semiHidden="0" w:uiPriority="64" w:unhideWhenUsed="0"/>
+    <w:lsdException w:name="Medium List 1 Accent 2" w:semiHidden="0" w:uiPriority="65" w:unhideWhenUsed="0"/>
+    <w:lsdException w:name="Medium List 2 Accent 2" w:semiHidden="0" w:uiPriority="66" w:unhideWhenUsed="0"/>
+    <w:lsdException w:name="Medium Grid 1 Accent 2" w:semiHidden="0" w:uiPriority="67" w:unhideWhenUsed="0"/>
+    <w:lsdException w:name="Medium Grid 2 Accent 2" w:semiHidden="0" w:uiPriority="68" w:unhideWhenUsed="0"/>
+    <w:lsdException w:name="Medium Grid 3 Accent 2" w:semiHidden="0" w:uiPriority="69" w:unhideWhenUsed="0"/>
+    <w:lsdException w:name="Dark List Accent 2" w:semiHidden="0" w:uiPriority="70" w:unhideWhenUsed="0"/>
+    <w:lsdException w:name="Colorful Shading Accent 2" w:semiHidden="0" w:uiPriority="71" w:unhideWhenUsed="0"/>
+    <w:lsdException w:name="Colorful List Accent 2" w:semiHidden="0" w:uiPriority="72" w:unhideWhenUsed="0"/>
+    <w:lsdException w:name="Colorful Grid Accent 2" w:semiHidden="0" w:uiPriority="73" w:unhideWhenUsed="0"/>
+    <w:lsdException w:name="Light Shading Accent 3" w:semiHidden="0" w:uiPriority="60" w:unhideWhenUsed="0"/>
+    <w:lsdException w:name="Light List Accent 3" w:semiHidden="0" w:uiPriority="61" w:unhideWhenUsed="0"/>
+    <w:lsdException w:name="Light Grid Accent 3" w:semiHidden="0" w:uiPriority="62" w:unhideWhenUsed="0"/>
+    <w:lsdException w:name="Medium Shading 1 Accent 3" w:semiHidden="0" w:uiPriority="63" w:unhideWhenUsed="0"/>
+    <w:lsdException w:name="Medium Shading 2 Accent 3" w:semiHidden="0" w:uiPriority="64" w:unhideWhenUsed="0"/>
+    <w:lsdException w:name="Medium List 1 Accent 3" w:semiHidden="0" w:uiPriority="65" w:unhideWhenUsed="0"/>
+    <w:lsdException w:name="Medium List 2 Accent 3" w:semiHidden="0" w:uiPriority="66" w:unhideWhenUsed="0"/>
+    <w:lsdException w:name="Medium Grid 1 Accent 3" w:semiHidden="0" w:uiPriority="67" w:unhideWhenUsed="0"/>
+    <w:lsdException w:name="Medium Grid 2 Accent 3" w:semiHidden="0" w:uiPriority="68" w:unhideWhenUsed="0"/>
+    <w:lsdException w:name="Medium Grid 3 Accent 3" w:semiHidden="0" w:uiPriority="69" w:unhideWhenUsed="0"/>
+    <w:lsdException w:name="Dark List Accent 3" w:semiHidden="0" w:uiPriority="70" w:unhideWhenUsed="0"/>
+    <w:lsdException w:name="Colorful Shading Accent 3" w:semiHidden="0" w:uiPriority="71" w:unhideWhenUsed="0"/>
+    <w:lsdException w:name="Colorful List Accent 3" w:semiHidden="0" w:uiPriority="72" w:unhideWhenUsed="0"/>
+    <w:lsdException w:name="Colorful Grid Accent 3" w:semiHidden="0" w:uiPriority="73" w:unhideWhenUsed="0"/>
+    <w:lsdException w:name="Light Shading Accent 4" w:semiHidden="0" w:uiPriority="60" w:unhideWhenUsed="0"/>
+    <w:lsdException w:name="Light List Accent 4" w:semiHidden="0" w:uiPriority="61" w:unhideWhenUsed="0"/>
+    <w:lsdException w:name="Light Grid Accent 4" w:semiHidden="0" w:uiPriority="62" w:unhideWhenUsed="0"/>
+    <w:lsdException w:name="Medium Shading 1 Accent 4" w:semiHidden="0" w:uiPriority="63" w:unhideWhenUsed="0"/>
+    <w:lsdException w:name="Medium Shading 2 Accent 4" w:semiHidden="0" w:uiPriority="64" w:unhideWhenUsed="0"/>
+    <w:lsdException w:name="Medium List 1 Accent 4" w:semiHidden="0" w:uiPriority="65" w:unhideWhenUsed="0"/>
+    <w:lsdException w:name="Medium List 2 Accent 4" w:semiHidden="0" w:uiPriority="66" w:unhideWhenUsed="0"/>
+    <w:lsdException w:name="Medium Grid 1 Accent 4" w:semiHidden="0" w:uiPriority="67" w:unhideWhenUsed="0"/>
+    <w:lsdException w:name="Medium Grid 2 Accent 4" w:semiHidden="0" w:uiPriority="68" w:unhideWhenUsed="0"/>
+    <w:lsdException w:name="Medium Grid 3 Accent 4" w:semiHidden="0" w:uiPriority="69" w:unhideWhenUsed="0"/>
+    <w:lsdException w:name="Dark List Accent 4" w:semiHidden="0" w:uiPriority="70" w:unhideWhenUsed="0"/>
+    <w:lsdException w:name="Colorful Shading Accent 4" w:semiHidden="0" w:uiPriority="71" w:unhideWhenUsed="0"/>
+    <w:lsdException w:name="Colorful List Accent 4" w:semiHidden="0" w:uiPriority="72" w:unhideWhenUsed="0"/>
+    <w:lsdException w:name="Colorful Grid Accent 4" w:semiHidden="0" w:uiPriority="73" w:unhideWhenUsed="0"/>
+    <w:lsdException w:name="Light Shading Accent 5" w:semiHidden="0" w:uiPriority="60" w:unhideWhenUsed="0"/>
+    <w:lsdException w:name="Light List Accent 5" w:semiHidden="0" w:uiPriority="61" w:unhideWhenUsed="0"/>
+    <w:lsdException w:name="Light Grid Accent 5" w:semiHidden="0" w:uiPriority="62" w:unhideWhenUsed="0"/>
+    <w:lsdException w:name="Medium Shading 1 Accent 5" w:semiHidden="0" w:uiPriority="63" w:unhideWhenUsed="0"/>
+    <w:lsdException w:name="Medium Shading 2 Accent 5" w:semiHidden="0" w:uiPriority="64" w:unhideWhenUsed="0"/>
+    <w:lsdException w:name="Medium List 1 Accent 5" w:semiHidden="0" w:uiPriority="65" w:unhideWhenUsed="0"/>
+    <w:lsdException w:name="Medium List 2 Accent 5" w:semiHidden="0" w:uiPriority="66" w:unhideWhenUsed="0"/>
+    <w:lsdException w:name="Medium Grid 1 Accent 5" w:semiHidden="0" w:uiPriority="67" w:unhideWhenUsed="0"/>
+    <w:lsdException w:name="Medium Grid 2 Accent 5" w:semiHidden="0" w:uiPriority="68" w:unhideWhenUsed="0"/>
+    <w:lsdException w:name="Medium Grid 3 Accent 5" w:semiHidden="0" w:uiPriority="69" w:unhideWhenUsed="0"/>
+    <w:lsdException w:name="Dark List Accent 5" w:semiHidden="0" w:uiPriority="70" w:unhideWhenUsed="0"/>
+    <w:lsdException w:name="Colorful Shading Accent 5" w:semiHidden="0" w:uiPriority="71" w:unhideWhenUsed="0"/>
+    <w:lsdException w:name="Colorful List Accent 5" w:semiHidden="0" w:uiPriority="72" w:unhideWhenUsed="0"/>
+    <w:lsdException w:name="Colorful Grid Accent 5" w:semiHidden="0" w:uiPriority="73" w:unhideWhenUsed="0"/>
+    <w:lsdException w:name="Light Shading Accent 6" w:semiHidden="0" w:uiPriority="60" w:unhideWhenUsed="0"/>
+    <w:lsdException w:name="Light List Accent 6" w:semiHidden="0" w:uiPriority="61" w:unhideWhenUsed="0"/>
+    <w:lsdException w:name="Light Grid Accent 6" w:semiHidden="0" w:uiPriority="62" w:unhideWhenUsed="0"/>
+    <w:lsdException w:name="Medium Shading 1 Accent 6" w:semiHidden="0" w:uiPriority="63" w:unhideWhenUsed="0"/>
+    <w:lsdException w:name="Medium Shading 2 Accent 6" w:semiHidden="0" w:uiPriority="64" w:unhideWhenUsed="0"/>
+    <w:lsdException w:name="Medium List 1 Accent 6" w:semiHidden="0" w:uiPriority="65" w:unhideWhenUsed="0"/>
+    <w:lsdException w:name="Medium List 2 Accent 6" w:semiHidden="0" w:uiPriority="66" w:unhideWhenUsed="0"/>
+    <w:lsdException w:name="Medium Grid 1 Accent 6" w:semiHidden="0" w:uiPriority="67" w:unhideWhenUsed="0"/>
+    <w:lsdException w:name="Medium Grid 2 Accent 6" w:semiHidden="0" w:uiPriority="68" w:unhideWhenUsed="0"/>
+    <w:lsdException w:name="Medium Grid 3 Accent 6" w:semiHidden="0" w:uiPriority="69" w:unhideWhenUsed="0"/>
+    <w:lsdException w:name="Dark List Accent 6" w:semiHidden="0" w:uiPriority="70" w:unhideWhenUsed="0"/>
+    <w:lsdException w:name="Colorful Shading Accent 6" w:semiHidden="0" w:uiPriority="71" w:unhideWhenUsed="0"/>
+    <w:lsdException w:name="Colorful List Accent 6" w:semiHidden="0" w:uiPriority="72" w:unhideWhenUsed="0"/>
+    <w:lsdException w:name="Colorful Grid Accent 6" w:semiHidden="0" w:uiPriority="73" w:unhideWhenUsed="0"/>
   </w:latentStyles>
-  <w:style w:type="paragraph" w:default="1" w:styleId="1">
+  <w:style w:type="paragraph" w:default="1" w:styleId="Normal">
     <w:name w:val="Normal"/>
     <w:qFormat/>
-    <w:uiPriority w:val="0"/>
     <w:pPr>
       <w:kinsoku w:val="0"/>
       <w:autoSpaceDE w:val="0"/>
@@ -6627,7 +6543,7 @@
       <w:textAlignment w:val="baseline"/>
     </w:pPr>
     <w:rPr>
-      <w:rFonts w:ascii="Arial" w:hAnsi="Arial" w:eastAsia="宋体" w:cs="Arial"/>
+      <w:rFonts w:ascii="Arial" w:eastAsia="宋体" w:hAnsi="Arial" w:cs="Arial"/>
       <w:snapToGrid w:val="0"/>
       <w:color w:val="000000"/>
       <w:kern w:val="0"/>
@@ -6636,12 +6552,11 @@
       <w:lang w:val="en-US" w:eastAsia="en-US" w:bidi="ar-SA"/>
     </w:rPr>
   </w:style>
-  <w:style w:type="paragraph" w:styleId="2">
+  <w:style w:type="paragraph" w:styleId="Heading1">
     <w:name w:val="heading 1"/>
-    <w:basedOn w:val="1"/>
-    <w:next w:val="1"/>
+    <w:basedOn w:val="Normal"/>
+    <w:next w:val="Normal"/>
     <w:qFormat/>
-    <w:uiPriority w:val="0"/>
     <w:pPr>
       <w:keepNext/>
       <w:keepLines/>
@@ -6659,13 +6574,12 @@
       <w:sz w:val="44"/>
     </w:rPr>
   </w:style>
-  <w:style w:type="paragraph" w:styleId="3">
+  <w:style w:type="paragraph" w:styleId="Heading2">
     <w:name w:val="heading 2"/>
-    <w:basedOn w:val="1"/>
-    <w:next w:val="1"/>
+    <w:basedOn w:val="Normal"/>
+    <w:next w:val="Normal"/>
     <w:unhideWhenUsed/>
     <w:qFormat/>
-    <w:uiPriority w:val="0"/>
     <w:pPr>
       <w:keepNext/>
       <w:keepLines/>
@@ -6678,19 +6592,18 @@
       <w:outlineLvl w:val="1"/>
     </w:pPr>
     <w:rPr>
-      <w:rFonts w:ascii="Arial" w:hAnsi="Arial" w:eastAsia="黑体"/>
+      <w:rFonts w:ascii="Arial" w:eastAsia="黑体" w:hAnsi="Arial"/>
       <w:b/>
       <w:sz w:val="32"/>
     </w:rPr>
   </w:style>
-  <w:style w:type="paragraph" w:styleId="4">
+  <w:style w:type="paragraph" w:styleId="Heading3">
     <w:name w:val="heading 3"/>
-    <w:basedOn w:val="1"/>
-    <w:next w:val="1"/>
+    <w:basedOn w:val="Normal"/>
+    <w:next w:val="Normal"/>
     <w:semiHidden/>
     <w:unhideWhenUsed/>
     <w:qFormat/>
-    <w:uiPriority w:val="0"/>
     <w:pPr>
       <w:keepNext/>
       <w:keepLines/>
@@ -6707,13 +6620,12 @@
       <w:sz w:val="32"/>
     </w:rPr>
   </w:style>
-  <w:style w:type="paragraph" w:styleId="5">
+  <w:style w:type="paragraph" w:styleId="Heading4">
     <w:name w:val="heading 4"/>
-    <w:basedOn w:val="1"/>
-    <w:next w:val="1"/>
+    <w:basedOn w:val="Normal"/>
+    <w:next w:val="Normal"/>
     <w:unhideWhenUsed/>
     <w:qFormat/>
-    <w:uiPriority w:val="0"/>
     <w:pPr>
       <w:keepNext/>
       <w:keepLines/>
@@ -6726,19 +6638,18 @@
       <w:outlineLvl w:val="3"/>
     </w:pPr>
     <w:rPr>
-      <w:rFonts w:ascii="Arial" w:hAnsi="Arial" w:eastAsia="黑体"/>
+      <w:rFonts w:ascii="Arial" w:eastAsia="黑体" w:hAnsi="Arial"/>
       <w:b/>
       <w:sz w:val="28"/>
     </w:rPr>
   </w:style>
-  <w:style w:type="paragraph" w:styleId="6">
+  <w:style w:type="paragraph" w:styleId="Heading5">
     <w:name w:val="heading 5"/>
-    <w:basedOn w:val="1"/>
-    <w:next w:val="1"/>
+    <w:basedOn w:val="Normal"/>
+    <w:next w:val="Normal"/>
     <w:semiHidden/>
     <w:unhideWhenUsed/>
     <w:qFormat/>
-    <w:uiPriority w:val="0"/>
     <w:pPr>
       <w:keepNext/>
       <w:keepLines/>
@@ -6755,14 +6666,13 @@
       <w:sz w:val="28"/>
     </w:rPr>
   </w:style>
-  <w:style w:type="paragraph" w:styleId="7">
+  <w:style w:type="paragraph" w:styleId="Heading6">
     <w:name w:val="heading 6"/>
-    <w:basedOn w:val="1"/>
-    <w:next w:val="1"/>
+    <w:basedOn w:val="Normal"/>
+    <w:next w:val="Normal"/>
     <w:semiHidden/>
     <w:unhideWhenUsed/>
     <w:qFormat/>
-    <w:uiPriority w:val="0"/>
     <w:pPr>
       <w:keepNext/>
       <w:keepLines/>
@@ -6775,19 +6685,18 @@
       <w:outlineLvl w:val="5"/>
     </w:pPr>
     <w:rPr>
-      <w:rFonts w:ascii="Arial" w:hAnsi="Arial" w:eastAsia="黑体"/>
+      <w:rFonts w:ascii="Arial" w:eastAsia="黑体" w:hAnsi="Arial"/>
       <w:b/>
       <w:sz w:val="24"/>
     </w:rPr>
   </w:style>
-  <w:style w:type="paragraph" w:styleId="8">
+  <w:style w:type="paragraph" w:styleId="Heading7">
     <w:name w:val="heading 7"/>
-    <w:basedOn w:val="1"/>
-    <w:next w:val="1"/>
+    <w:basedOn w:val="Normal"/>
+    <w:next w:val="Normal"/>
     <w:semiHidden/>
     <w:unhideWhenUsed/>
     <w:qFormat/>
-    <w:uiPriority w:val="0"/>
     <w:pPr>
       <w:keepNext/>
       <w:keepLines/>
@@ -6804,14 +6713,13 @@
       <w:sz w:val="24"/>
     </w:rPr>
   </w:style>
-  <w:style w:type="paragraph" w:styleId="9">
+  <w:style w:type="paragraph" w:styleId="Heading8">
     <w:name w:val="heading 8"/>
-    <w:basedOn w:val="1"/>
-    <w:next w:val="1"/>
+    <w:basedOn w:val="Normal"/>
+    <w:next w:val="Normal"/>
     <w:semiHidden/>
     <w:unhideWhenUsed/>
     <w:qFormat/>
-    <w:uiPriority w:val="0"/>
     <w:pPr>
       <w:keepNext/>
       <w:keepLines/>
@@ -6824,18 +6732,17 @@
       <w:outlineLvl w:val="7"/>
     </w:pPr>
     <w:rPr>
-      <w:rFonts w:ascii="Arial" w:hAnsi="Arial" w:eastAsia="黑体"/>
+      <w:rFonts w:ascii="Arial" w:eastAsia="黑体" w:hAnsi="Arial"/>
       <w:sz w:val="24"/>
     </w:rPr>
   </w:style>
-  <w:style w:type="paragraph" w:styleId="10">
+  <w:style w:type="paragraph" w:styleId="Heading9">
     <w:name w:val="heading 9"/>
-    <w:basedOn w:val="1"/>
-    <w:next w:val="1"/>
+    <w:basedOn w:val="Normal"/>
+    <w:next w:val="Normal"/>
     <w:semiHidden/>
     <w:unhideWhenUsed/>
     <w:qFormat/>
-    <w:uiPriority w:val="0"/>
     <w:pPr>
       <w:keepNext/>
       <w:keepLines/>
@@ -6848,21 +6755,19 @@
       <w:outlineLvl w:val="8"/>
     </w:pPr>
     <w:rPr>
-      <w:rFonts w:ascii="Arial" w:hAnsi="Arial" w:eastAsia="黑体"/>
+      <w:rFonts w:ascii="Arial" w:eastAsia="黑体" w:hAnsi="Arial"/>
       <w:sz w:val="21"/>
     </w:rPr>
   </w:style>
-  <w:style w:type="character" w:default="1" w:styleId="22">
+  <w:style w:type="character" w:default="1" w:styleId="DefaultParagraphFont">
     <w:name w:val="Default Paragraph Font"/>
     <w:semiHidden/>
     <w:qFormat/>
-    <w:uiPriority w:val="0"/>
   </w:style>
-  <w:style w:type="table" w:default="1" w:styleId="20">
+  <w:style w:type="table" w:default="1" w:styleId="TableNormal">
     <w:name w:val="Normal Table"/>
     <w:semiHidden/>
     <w:qFormat/>
-    <w:uiPriority w:val="0"/>
     <w:tblPr>
       <w:tblCellMar>
         <w:top w:w="0" w:type="dxa"/>
@@ -6872,43 +6777,39 @@
       </w:tblCellMar>
     </w:tblPr>
   </w:style>
-  <w:style w:type="paragraph" w:styleId="11">
+  <w:style w:type="paragraph" w:styleId="CommentText">
     <w:name w:val="annotation text"/>
-    <w:basedOn w:val="1"/>
+    <w:basedOn w:val="Normal"/>
     <w:qFormat/>
-    <w:uiPriority w:val="0"/>
     <w:pPr>
       <w:jc w:val="left"/>
     </w:pPr>
   </w:style>
-  <w:style w:type="paragraph" w:styleId="12">
+  <w:style w:type="paragraph" w:styleId="BodyText">
     <w:name w:val="Body Text"/>
-    <w:basedOn w:val="1"/>
+    <w:basedOn w:val="Normal"/>
     <w:semiHidden/>
     <w:qFormat/>
-    <w:uiPriority w:val="0"/>
     <w:rPr>
-      <w:rFonts w:ascii="Arial" w:hAnsi="Arial" w:eastAsia="Arial" w:cs="Arial"/>
+      <w:rFonts w:ascii="Arial" w:eastAsia="Arial" w:hAnsi="Arial" w:cs="Arial"/>
       <w:sz w:val="21"/>
       <w:szCs w:val="21"/>
       <w:lang w:val="en-US" w:eastAsia="en-US" w:bidi="ar-SA"/>
     </w:rPr>
   </w:style>
-  <w:style w:type="paragraph" w:styleId="13">
+  <w:style w:type="paragraph" w:styleId="TOC3">
     <w:name w:val="toc 3"/>
-    <w:basedOn w:val="1"/>
-    <w:next w:val="1"/>
+    <w:basedOn w:val="Normal"/>
+    <w:next w:val="Normal"/>
     <w:qFormat/>
-    <w:uiPriority w:val="0"/>
     <w:pPr>
       <w:ind w:left="840" w:leftChars="400"/>
     </w:pPr>
   </w:style>
-  <w:style w:type="paragraph" w:styleId="14">
+  <w:style w:type="paragraph" w:styleId="Footer">
     <w:name w:val="footer"/>
-    <w:basedOn w:val="1"/>
+    <w:basedOn w:val="Normal"/>
     <w:qFormat/>
-    <w:uiPriority w:val="0"/>
     <w:pPr>
       <w:tabs>
         <w:tab w:val="center" w:pos="4153"/>
@@ -6921,17 +6822,16 @@
       <w:sz w:val="18"/>
     </w:rPr>
   </w:style>
-  <w:style w:type="paragraph" w:styleId="15">
+  <w:style w:type="paragraph" w:styleId="Header">
     <w:name w:val="header"/>
-    <w:basedOn w:val="1"/>
+    <w:basedOn w:val="Normal"/>
     <w:qFormat/>
-    <w:uiPriority w:val="0"/>
     <w:pPr>
       <w:pBdr>
-        <w:top w:val="none" w:color="auto" w:sz="0" w:space="0"/>
-        <w:left w:val="none" w:color="auto" w:sz="0" w:space="0"/>
-        <w:bottom w:val="none" w:color="auto" w:sz="0" w:space="0"/>
-        <w:right w:val="none" w:color="auto" w:sz="0" w:space="0"/>
+        <w:top w:val="nil"/>
+        <w:left w:val="nil"/>
+        <w:bottom w:val="nil"/>
+        <w:right w:val="nil"/>
       </w:pBdr>
       <w:tabs>
         <w:tab w:val="center" w:pos="4153"/>
@@ -6946,41 +6846,37 @@
       <w:sz w:val="18"/>
     </w:rPr>
   </w:style>
-  <w:style w:type="paragraph" w:styleId="16">
+  <w:style w:type="paragraph" w:styleId="TOC1">
     <w:name w:val="toc 1"/>
-    <w:basedOn w:val="1"/>
-    <w:next w:val="1"/>
+    <w:basedOn w:val="Normal"/>
+    <w:next w:val="Normal"/>
     <w:qFormat/>
-    <w:uiPriority w:val="0"/>
     <w:rPr>
-      <w:rFonts w:ascii="Arial" w:hAnsi="Arial" w:eastAsia="Microsoft JhengHei"/>
+      <w:rFonts w:ascii="Arial" w:eastAsia="Microsoft JhengHei" w:hAnsi="Arial"/>
       <w:sz w:val="24"/>
     </w:rPr>
   </w:style>
-  <w:style w:type="paragraph" w:styleId="17">
+  <w:style w:type="paragraph" w:styleId="TOC2">
     <w:name w:val="toc 2"/>
-    <w:basedOn w:val="1"/>
-    <w:next w:val="1"/>
+    <w:basedOn w:val="Normal"/>
+    <w:next w:val="Normal"/>
     <w:qFormat/>
-    <w:uiPriority w:val="0"/>
     <w:pPr>
       <w:ind w:left="420" w:leftChars="200"/>
     </w:pPr>
   </w:style>
-  <w:style w:type="paragraph" w:styleId="18">
+  <w:style w:type="paragraph" w:styleId="NormalWeb">
     <w:name w:val="Normal (Web)"/>
-    <w:basedOn w:val="1"/>
+    <w:basedOn w:val="Normal"/>
     <w:qFormat/>
-    <w:uiPriority w:val="0"/>
     <w:rPr>
       <w:sz w:val="24"/>
     </w:rPr>
   </w:style>
-  <w:style w:type="paragraph" w:styleId="19">
+  <w:style w:type="paragraph" w:styleId="Title">
     <w:name w:val="Title"/>
-    <w:basedOn w:val="1"/>
+    <w:basedOn w:val="Normal"/>
     <w:qFormat/>
-    <w:uiPriority w:val="0"/>
     <w:pPr>
       <w:spacing w:before="240" w:beforeLines="0" w:beforeAutospacing="0" w:after="60" w:afterLines="0" w:afterAutospacing="0"/>
       <w:jc w:val="center"/>
@@ -6992,73 +6888,68 @@
       <w:sz w:val="32"/>
     </w:rPr>
   </w:style>
-  <w:style w:type="table" w:styleId="21">
+  <w:style w:type="table" w:styleId="TableGrid">
     <w:name w:val="Table Grid"/>
-    <w:basedOn w:val="20"/>
+    <w:basedOn w:val="TableNormal"/>
     <w:qFormat/>
-    <w:uiPriority w:val="0"/>
     <w:pPr>
       <w:widowControl w:val="0"/>
       <w:jc w:val="both"/>
     </w:pPr>
     <w:tblPr>
       <w:tblBorders>
-        <w:top w:val="single" w:color="auto" w:sz="4" w:space="0"/>
-        <w:left w:val="single" w:color="auto" w:sz="4" w:space="0"/>
-        <w:bottom w:val="single" w:color="auto" w:sz="4" w:space="0"/>
-        <w:right w:val="single" w:color="auto" w:sz="4" w:space="0"/>
-        <w:insideH w:val="single" w:color="auto" w:sz="4" w:space="0"/>
-        <w:insideV w:val="single" w:color="auto" w:sz="4" w:space="0"/>
+        <w:top w:val="single" w:sz="4" w:space="0" w:color="auto"/>
+        <w:left w:val="single" w:sz="4" w:space="0" w:color="auto"/>
+        <w:bottom w:val="single" w:sz="4" w:space="0" w:color="auto"/>
+        <w:right w:val="single" w:sz="4" w:space="0" w:color="auto"/>
+        <w:insideH w:val="single" w:sz="4" w:space="0" w:color="auto"/>
+        <w:insideV w:val="single" w:sz="4" w:space="0" w:color="auto"/>
       </w:tblBorders>
     </w:tblPr>
   </w:style>
-  <w:style w:type="character" w:styleId="23">
+  <w:style w:type="character" w:styleId="Strong">
     <w:name w:val="Strong"/>
-    <w:basedOn w:val="22"/>
+    <w:basedOn w:val="DefaultParagraphFont"/>
     <w:qFormat/>
-    <w:uiPriority w:val="0"/>
     <w:rPr>
       <w:b/>
     </w:rPr>
   </w:style>
-  <w:style w:type="paragraph" w:customStyle="1" w:styleId="24">
+  <w:style w:type="paragraph" w:customStyle="1" w:styleId="a">
     <w:name w:val="柴_公司名"/>
-    <w:basedOn w:val="19"/>
+    <w:basedOn w:val="Title"/>
     <w:qFormat/>
-    <w:uiPriority w:val="0"/>
     <w:pPr>
       <w:spacing w:after="600" w:afterLines="600"/>
     </w:pPr>
     <w:rPr>
-      <w:rFonts w:hint="eastAsia" w:ascii="宋体" w:hAnsi="宋体" w:eastAsia="宋体" w:cs="宋体"/>
+      <w:rFonts w:ascii="宋体" w:eastAsia="宋体" w:hAnsi="宋体" w:cs="宋体" w:hint="eastAsia"/>
       <w:bCs/>
       <w:spacing w:val="-6"/>
       <w:sz w:val="52"/>
       <w:szCs w:val="52"/>
     </w:rPr>
   </w:style>
-  <w:style w:type="paragraph" w:customStyle="1" w:styleId="25">
+  <w:style w:type="paragraph" w:customStyle="1" w:styleId="a0">
     <w:name w:val="柴_文档名"/>
-    <w:basedOn w:val="19"/>
+    <w:basedOn w:val="Title"/>
     <w:qFormat/>
-    <w:uiPriority w:val="0"/>
     <w:pPr>
       <w:spacing w:after="900" w:afterLines="900"/>
     </w:pPr>
     <w:rPr>
-      <w:rFonts w:ascii="黑体" w:hAnsi="黑体" w:eastAsia="黑体" w:cs="黑体"/>
+      <w:rFonts w:ascii="黑体" w:eastAsia="黑体" w:hAnsi="黑体" w:cs="黑体"/>
       <w:bCs/>
       <w:spacing w:val="-7"/>
       <w:sz w:val="52"/>
       <w:szCs w:val="52"/>
     </w:rPr>
   </w:style>
-  <w:style w:type="table" w:customStyle="1" w:styleId="26">
+  <w:style w:type="table" w:customStyle="1" w:styleId="TableNormal0">
     <w:name w:val="Table Normal_0"/>
     <w:semiHidden/>
     <w:unhideWhenUsed/>
     <w:qFormat/>
-    <w:uiPriority w:val="0"/>
     <w:tblPr>
       <w:tblCellMar>
         <w:top w:w="0" w:type="dxa"/>
@@ -7068,87 +6959,81 @@
       </w:tblCellMar>
     </w:tblPr>
   </w:style>
-  <w:style w:type="paragraph" w:customStyle="1" w:styleId="27">
+  <w:style w:type="paragraph" w:customStyle="1" w:styleId="TableText">
     <w:name w:val="Table Text"/>
-    <w:basedOn w:val="1"/>
+    <w:basedOn w:val="Normal"/>
     <w:semiHidden/>
     <w:qFormat/>
-    <w:uiPriority w:val="0"/>
     <w:rPr>
-      <w:rFonts w:ascii="宋体" w:hAnsi="宋体" w:eastAsia="宋体" w:cs="宋体"/>
+      <w:rFonts w:ascii="宋体" w:eastAsia="宋体" w:hAnsi="宋体" w:cs="宋体"/>
       <w:sz w:val="21"/>
       <w:szCs w:val="21"/>
       <w:lang w:val="en-US" w:eastAsia="en-US" w:bidi="ar-SA"/>
     </w:rPr>
   </w:style>
-  <w:style w:type="paragraph" w:customStyle="1" w:styleId="28">
+  <w:style w:type="paragraph" w:customStyle="1" w:styleId="1">
     <w:name w:val="柴_标题1"/>
-    <w:basedOn w:val="2"/>
-    <w:next w:val="29"/>
-    <w:link w:val="38"/>
+    <w:basedOn w:val="Heading1"/>
+    <w:next w:val="a1"/>
+    <w:link w:val="1Char"/>
     <w:qFormat/>
-    <w:uiPriority w:val="0"/>
     <w:pPr>
       <w:spacing w:before="100" w:after="90" w:line="360" w:lineRule="auto"/>
     </w:pPr>
     <w:rPr>
-      <w:rFonts w:ascii="Arial" w:hAnsi="Arial" w:eastAsia="宋体"/>
+      <w:rFonts w:ascii="Arial" w:eastAsia="宋体" w:hAnsi="Arial"/>
       <w:sz w:val="32"/>
     </w:rPr>
   </w:style>
-  <w:style w:type="paragraph" w:customStyle="1" w:styleId="29">
+  <w:style w:type="paragraph" w:customStyle="1" w:styleId="a1">
     <w:name w:val="柴_正文"/>
-    <w:basedOn w:val="12"/>
-    <w:link w:val="42"/>
+    <w:basedOn w:val="BodyText"/>
+    <w:link w:val="Char"/>
     <w:qFormat/>
-    <w:uiPriority w:val="0"/>
     <w:pPr>
       <w:spacing w:line="360" w:lineRule="auto"/>
       <w:ind w:firstLine="470" w:firstLineChars="200"/>
     </w:pPr>
     <w:rPr>
-      <w:rFonts w:ascii="Arial" w:hAnsi="Arial" w:eastAsia="宋体"/>
+      <w:rFonts w:ascii="Arial" w:eastAsia="宋体" w:hAnsi="Arial"/>
       <w:sz w:val="24"/>
       <w:lang w:eastAsia="zh-CN"/>
     </w:rPr>
   </w:style>
-  <w:style w:type="paragraph" w:customStyle="1" w:styleId="30">
+  <w:style w:type="paragraph" w:customStyle="1" w:styleId="2">
     <w:name w:val="柴_标题2"/>
-    <w:basedOn w:val="3"/>
-    <w:next w:val="29"/>
+    <w:basedOn w:val="Heading2"/>
+    <w:next w:val="a1"/>
     <w:qFormat/>
-    <w:uiPriority w:val="0"/>
     <w:pPr>
       <w:spacing w:line="360" w:lineRule="auto"/>
     </w:pPr>
     <w:rPr>
-      <w:rFonts w:ascii="Arial" w:hAnsi="Arial" w:eastAsia="宋体"/>
+      <w:rFonts w:ascii="Arial" w:eastAsia="宋体" w:hAnsi="Arial"/>
       <w:sz w:val="28"/>
     </w:rPr>
   </w:style>
-  <w:style w:type="paragraph" w:customStyle="1" w:styleId="31">
+  <w:style w:type="paragraph" w:customStyle="1" w:styleId="3">
     <w:name w:val="柴_标题3"/>
-    <w:basedOn w:val="4"/>
-    <w:next w:val="29"/>
+    <w:basedOn w:val="Heading3"/>
+    <w:next w:val="a1"/>
     <w:qFormat/>
-    <w:uiPriority w:val="0"/>
     <w:pPr>
       <w:spacing w:line="360" w:lineRule="auto"/>
       <w:ind w:left="0" w:firstLine="472" w:firstLineChars="200"/>
     </w:pPr>
     <w:rPr>
-      <w:rFonts w:ascii="宋体" w:hAnsi="宋体" w:eastAsia="宋体" w:cs="宋体"/>
+      <w:rFonts w:ascii="宋体" w:eastAsia="宋体" w:hAnsi="宋体" w:cs="宋体"/>
       <w:spacing w:val="-2"/>
       <w:sz w:val="24"/>
       <w:szCs w:val="24"/>
     </w:rPr>
   </w:style>
-  <w:style w:type="paragraph" w:customStyle="1" w:styleId="32">
+  <w:style w:type="paragraph" w:customStyle="1" w:styleId="a2">
     <w:name w:val="柴_目录"/>
-    <w:basedOn w:val="1"/>
-    <w:next w:val="12"/>
+    <w:basedOn w:val="Normal"/>
+    <w:next w:val="BodyText"/>
     <w:qFormat/>
-    <w:uiPriority w:val="0"/>
     <w:pPr>
       <w:tabs>
         <w:tab w:val="right" w:leader="dot" w:pos="8442"/>
@@ -7156,64 +7041,59 @@
       <w:ind w:left="0" w:leftChars="0"/>
     </w:pPr>
     <w:rPr>
-      <w:rFonts w:ascii="Arial" w:hAnsi="Arial" w:eastAsia="Microsoft JhengHei"/>
+      <w:rFonts w:ascii="Arial" w:eastAsia="Microsoft JhengHei" w:hAnsi="Arial"/>
       <w:sz w:val="24"/>
     </w:rPr>
   </w:style>
-  <w:style w:type="paragraph" w:customStyle="1" w:styleId="33">
+  <w:style w:type="paragraph" w:customStyle="1" w:styleId="WPSOffice1">
     <w:name w:val="WPSOffice手动目录 1"/>
     <w:qFormat/>
-    <w:uiPriority w:val="0"/>
     <w:pPr>
       <w:ind w:leftChars="0"/>
     </w:pPr>
     <w:rPr>
-      <w:rFonts w:ascii="Times New Roman" w:hAnsi="Times New Roman" w:eastAsia="宋体" w:cs="Times New Roman"/>
+      <w:rFonts w:ascii="Times New Roman" w:eastAsia="宋体" w:hAnsi="Times New Roman" w:cs="Times New Roman"/>
       <w:sz w:val="20"/>
       <w:szCs w:val="20"/>
     </w:rPr>
   </w:style>
-  <w:style w:type="paragraph" w:customStyle="1" w:styleId="34">
+  <w:style w:type="paragraph" w:customStyle="1" w:styleId="WPSOffice2">
     <w:name w:val="WPSOffice手动目录 2"/>
     <w:qFormat/>
-    <w:uiPriority w:val="0"/>
     <w:pPr>
       <w:ind w:leftChars="200"/>
     </w:pPr>
     <w:rPr>
-      <w:rFonts w:ascii="Times New Roman" w:hAnsi="Times New Roman" w:eastAsia="宋体" w:cs="Times New Roman"/>
+      <w:rFonts w:ascii="Times New Roman" w:eastAsia="宋体" w:hAnsi="Times New Roman" w:cs="Times New Roman"/>
       <w:sz w:val="20"/>
       <w:szCs w:val="20"/>
     </w:rPr>
   </w:style>
-  <w:style w:type="paragraph" w:customStyle="1" w:styleId="35">
+  <w:style w:type="paragraph" w:customStyle="1" w:styleId="WPSOffice3">
     <w:name w:val="WPSOffice手动目录 3"/>
     <w:qFormat/>
-    <w:uiPriority w:val="0"/>
     <w:pPr>
       <w:ind w:leftChars="400"/>
     </w:pPr>
     <w:rPr>
-      <w:rFonts w:ascii="Times New Roman" w:hAnsi="Times New Roman" w:eastAsia="宋体" w:cs="Times New Roman"/>
+      <w:rFonts w:ascii="Times New Roman" w:eastAsia="宋体" w:hAnsi="Times New Roman" w:cs="Times New Roman"/>
       <w:sz w:val="20"/>
       <w:szCs w:val="20"/>
     </w:rPr>
   </w:style>
-  <w:style w:type="paragraph" w:customStyle="1" w:styleId="36">
+  <w:style w:type="paragraph" w:customStyle="1" w:styleId="Compact">
     <w:name w:val="Compact"/>
-    <w:basedOn w:val="12"/>
+    <w:basedOn w:val="BodyText"/>
     <w:qFormat/>
-    <w:uiPriority w:val="0"/>
     <w:pPr>
       <w:spacing w:before="36" w:after="36"/>
     </w:pPr>
   </w:style>
-  <w:style w:type="table" w:customStyle="1" w:styleId="37">
+  <w:style w:type="table" w:customStyle="1" w:styleId="Table">
     <w:name w:val="Table"/>
     <w:semiHidden/>
     <w:unhideWhenUsed/>
     <w:qFormat/>
-    <w:uiPriority w:val="0"/>
     <w:tblPr>
       <w:tblCellMar>
         <w:top w:w="0" w:type="dxa"/>
@@ -7225,28 +7105,26 @@
     <w:tblStylePr w:type="firstRow">
       <w:tcPr>
         <w:tcBorders>
-          <w:bottom w:val="single" w:color="auto" w:sz="0" w:space="0"/>
+          <w:bottom w:val="single" w:sz="0" w:space="0" w:color="auto"/>
         </w:tcBorders>
         <w:vAlign w:val="bottom"/>
       </w:tcPr>
     </w:tblStylePr>
   </w:style>
-  <w:style w:type="character" w:customStyle="1" w:styleId="38">
+  <w:style w:type="character" w:customStyle="1" w:styleId="1Char">
     <w:name w:val="柴_标题1 Char"/>
-    <w:link w:val="28"/>
+    <w:link w:val="1"/>
     <w:qFormat/>
-    <w:uiPriority w:val="0"/>
     <w:rPr>
-      <w:rFonts w:ascii="Arial" w:hAnsi="Arial" w:eastAsia="宋体"/>
+      <w:rFonts w:ascii="Arial" w:eastAsia="宋体" w:hAnsi="Arial"/>
       <w:sz w:val="32"/>
     </w:rPr>
   </w:style>
-  <w:style w:type="table" w:customStyle="1" w:styleId="39">
+  <w:style w:type="table" w:customStyle="1" w:styleId="TableNormal1">
     <w:name w:val="Table Normal_1"/>
     <w:semiHidden/>
     <w:unhideWhenUsed/>
     <w:qFormat/>
-    <w:uiPriority w:val="0"/>
     <w:tblPr>
       <w:tblCellMar>
         <w:top w:w="0" w:type="dxa"/>
@@ -7256,11 +7134,10 @@
       </w:tblCellMar>
     </w:tblPr>
   </w:style>
-  <w:style w:type="paragraph" w:customStyle="1" w:styleId="40">
+  <w:style w:type="paragraph" w:customStyle="1" w:styleId="a3">
     <w:name w:val="柴_正文_无缩进"/>
-    <w:basedOn w:val="1"/>
+    <w:basedOn w:val="Normal"/>
     <w:qFormat/>
-    <w:uiPriority w:val="0"/>
     <w:pPr>
       <w:ind w:firstLine="0" w:firstLineChars="0"/>
     </w:pPr>
@@ -7270,31 +7147,29 @@
       <w:lang w:eastAsia="zh-CN"/>
     </w:rPr>
   </w:style>
-  <w:style w:type="paragraph" w:customStyle="1" w:styleId="41">
+  <w:style w:type="paragraph" w:customStyle="1" w:styleId="4">
     <w:name w:val="柴_标题4"/>
-    <w:basedOn w:val="5"/>
-    <w:next w:val="1"/>
+    <w:basedOn w:val="Heading4"/>
+    <w:next w:val="Normal"/>
     <w:qFormat/>
-    <w:uiPriority w:val="0"/>
     <w:pPr>
       <w:widowControl w:val="0"/>
       <w:spacing w:before="160" w:line="360" w:lineRule="auto"/>
-      <w:ind w:left="981" w:leftChars="300" w:hanging="862"/>
+      <w:ind w:left="981" w:hanging="862" w:leftChars="300"/>
     </w:pPr>
     <w:rPr>
-      <w:rFonts w:hint="eastAsia" w:ascii="Calibri" w:hAnsi="Calibri" w:eastAsia="宋体" w:cs="宋体"/>
+      <w:rFonts w:ascii="Calibri" w:eastAsia="宋体" w:hAnsi="Calibri" w:cs="宋体" w:hint="eastAsia"/>
       <w:sz w:val="24"/>
       <w:szCs w:val="24"/>
       <w:lang w:eastAsia="zh-CN" w:bidi="zh-CN"/>
     </w:rPr>
   </w:style>
-  <w:style w:type="character" w:customStyle="1" w:styleId="42">
+  <w:style w:type="character" w:customStyle="1" w:styleId="Char">
     <w:name w:val="柴_正文 Char"/>
-    <w:link w:val="29"/>
+    <w:link w:val="a1"/>
     <w:qFormat/>
-    <w:uiPriority w:val="0"/>
     <w:rPr>
-      <w:rFonts w:ascii="Arial" w:hAnsi="Arial" w:eastAsia="宋体"/>
+      <w:rFonts w:ascii="Arial" w:eastAsia="宋体" w:hAnsi="Arial"/>
       <w:sz w:val="24"/>
       <w:lang w:eastAsia="zh-CN"/>
     </w:rPr>

--- a/5.人员管理/1.流程制度规范类文件/JXTX-05-04-人员备份管理制度.docx
+++ b/5.人员管理/1.流程制度规范类文件/JXTX-05-04-人员备份管理制度.docx
@@ -1,11 +1,10 @@
 
 <file path=word/document.xml><?xml version="1.0" encoding="utf-8"?>
-<w:document xmlns:wpc="http://schemas.microsoft.com/office/word/2010/wordprocessingCanvas" xmlns:mc="http://schemas.openxmlformats.org/markup-compatibility/2006" xmlns:o="urn:schemas-microsoft-com:office:office" xmlns:r="http://schemas.openxmlformats.org/officeDocument/2006/relationships" xmlns:m="http://schemas.openxmlformats.org/officeDocument/2006/math" xmlns:v="urn:schemas-microsoft-com:vml" xmlns:wp14="http://schemas.microsoft.com/office/word/2010/wordprocessingDrawing" xmlns:wp="http://schemas.openxmlformats.org/drawingml/2006/wordprocessingDrawing" xmlns:w10="urn:schemas-microsoft-com:office:word" xmlns:w="http://schemas.openxmlformats.org/wordprocessingml/2006/main" xmlns:w14="http://schemas.microsoft.com/office/word/2010/wordml" xmlns:w15="http://schemas.microsoft.com/office/word/2012/wordml" xmlns:wne="http://schemas.microsoft.com/office/word/2006/wordml" xmlns:wpg="http://schemas.microsoft.com/office/word/2010/wordprocessingGroup" xmlns:wpi="http://schemas.microsoft.com/office/word/2010/wordprocessingInk" xmlns:wps="http://schemas.microsoft.com/office/word/2010/wordprocessingShape" mc:Ignorable="w14 w15 wp14">
-  <!-- Generated by Aspose.Words for .NET 13.3.0.1 -->
+<w:document xmlns:wpc="http://schemas.microsoft.com/office/word/2010/wordprocessingCanvas" xmlns:mc="http://schemas.openxmlformats.org/markup-compatibility/2006" xmlns:o="urn:schemas-microsoft-com:office:office" xmlns:r="http://schemas.openxmlformats.org/officeDocument/2006/relationships" xmlns:m="http://schemas.openxmlformats.org/officeDocument/2006/math" xmlns:v="urn:schemas-microsoft-com:vml" xmlns:wp14="http://schemas.microsoft.com/office/word/2010/wordprocessingDrawing" xmlns:wp="http://schemas.openxmlformats.org/drawingml/2006/wordprocessingDrawing" xmlns:w="http://schemas.openxmlformats.org/wordprocessingml/2006/main" xmlns:w14="http://schemas.microsoft.com/office/word/2010/wordml" xmlns:w10="urn:schemas-microsoft-com:office:word" xmlns:w15="http://schemas.microsoft.com/office/word/2012/wordml" xmlns:wpg="http://schemas.microsoft.com/office/word/2010/wordprocessingGroup" xmlns:wpi="http://schemas.microsoft.com/office/word/2010/wordprocessingInk" xmlns:wne="http://schemas.microsoft.com/office/word/2006/wordml" xmlns:wps="http://schemas.microsoft.com/office/word/2010/wordprocessingShape" xmlns:wpsCustomData="http://www.wps.cn/officeDocument/2013/wpsCustomData" mc:Ignorable="w14 w15 wp14">
   <w:body>
     <w:p>
       <w:pPr>
-        <w:pStyle w:val="a"/>
+        <w:pStyle w:val="24"/>
         <w:keepNext w:val="0"/>
         <w:keepLines w:val="0"/>
         <w:pageBreakBefore w:val="0"/>
@@ -22,10 +21,10 @@
         <w:spacing w:before="3120" w:beforeLines="1000"/>
         <w:textAlignment w:val="baseline"/>
       </w:pPr>
-      <w:bookmarkStart w:id="0" w:name="_Toc10575"/>
+      <w:bookmarkStart w:id="0" w:name="_Toc10467"/>
       <w:r>
         <w:drawing>
-          <wp:anchor distT="0" distB="0" distL="114300" distR="114300" simplePos="0" relativeHeight="251660288" behindDoc="1" locked="0" layoutInCell="1" allowOverlap="1">
+          <wp:anchor distT="0" distB="0" distL="114300" distR="114300" simplePos="0" relativeHeight="251661312" behindDoc="1" locked="0" layoutInCell="1" allowOverlap="1">
             <wp:simplePos x="0" y="0"/>
             <wp:positionH relativeFrom="column">
               <wp:posOffset>-19050</wp:posOffset>
@@ -50,7 +49,7 @@
                     </pic:cNvPicPr>
                   </pic:nvPicPr>
                   <pic:blipFill>
-                    <a:blip xmlns:r="http://schemas.openxmlformats.org/officeDocument/2006/relationships" r:embed="rId4"/>
+                    <a:blip r:embed="rId8"/>
                     <a:stretch>
                       <a:fillRect/>
                     </a:stretch>
@@ -76,7 +75,7 @@
       </w:r>
       <w:r>
         <w:drawing>
-          <wp:anchor distT="0" distB="0" distL="114300" distR="114300" simplePos="0" relativeHeight="251659264" behindDoc="1" locked="0" layoutInCell="1" allowOverlap="1">
+          <wp:anchor distT="0" distB="0" distL="114300" distR="114300" simplePos="0" relativeHeight="251660288" behindDoc="1" locked="0" layoutInCell="1" allowOverlap="1">
             <wp:simplePos x="0" y="0"/>
             <wp:positionH relativeFrom="column">
               <wp:posOffset>0</wp:posOffset>
@@ -101,7 +100,7 @@
                     </pic:cNvPicPr>
                   </pic:nvPicPr>
                   <pic:blipFill>
-                    <a:blip xmlns:r="http://schemas.openxmlformats.org/officeDocument/2006/relationships" r:embed="rId5"/>
+                    <a:blip r:embed="rId9"/>
                     <a:stretch>
                       <a:fillRect/>
                     </a:stretch>
@@ -131,7 +130,7 @@
           <w:lang w:val="en-US" w:eastAsia="zh-CN"/>
         </w:rPr>
         <w:drawing>
-          <wp:anchor distT="0" distB="0" distL="114300" distR="114300" simplePos="0" relativeHeight="251658240" behindDoc="1" locked="0" layoutInCell="1" allowOverlap="1">
+          <wp:anchor distT="0" distB="0" distL="114300" distR="114300" simplePos="0" relativeHeight="251659264" behindDoc="1" locked="0" layoutInCell="1" allowOverlap="1">
             <wp:simplePos x="0" y="0"/>
             <wp:positionH relativeFrom="column">
               <wp:posOffset>635</wp:posOffset>
@@ -156,7 +155,7 @@
                     </pic:cNvPicPr>
                   </pic:nvPicPr>
                   <pic:blipFill>
-                    <a:blip xmlns:r="http://schemas.openxmlformats.org/officeDocument/2006/relationships" r:embed="rId6">
+                    <a:blip r:embed="rId10">
                       <a:alphaModFix amt="58000"/>
                       <a:lum contrast="-52000"/>
                     </a:blip>
@@ -190,7 +189,7 @@
     </w:p>
     <w:p>
       <w:pPr>
-        <w:pStyle w:val="a0"/>
+        <w:pStyle w:val="25"/>
         <w:keepNext w:val="0"/>
         <w:keepLines w:val="0"/>
         <w:pageBreakBefore w:val="0"/>
@@ -211,7 +210,7 @@
           <w:lang w:val="en-US" w:eastAsia="zh-CN"/>
         </w:rPr>
       </w:pPr>
-      <w:bookmarkStart w:id="1" w:name="_Toc30408"/>
+      <w:bookmarkStart w:id="1" w:name="_Toc12586"/>
       <w:r>
         <w:rPr>
           <w:rFonts w:hint="eastAsia"/>
@@ -237,11 +236,11 @@
         <w:adjustRightInd w:val="0"/>
         <w:snapToGrid w:val="0"/>
         <w:spacing w:after="624" w:afterLines="200" w:line="219" w:lineRule="auto"/>
-        <w:ind w:left="0" w:right="0" w:firstLine="0" w:leftChars="0" w:rightChars="0" w:firstLineChars="0"/>
+        <w:ind w:left="0" w:leftChars="0" w:right="0" w:rightChars="0" w:firstLine="0" w:firstLineChars="0"/>
         <w:jc w:val="center"/>
         <w:textAlignment w:val="baseline"/>
         <w:rPr>
-          <w:rFonts w:ascii="宋体" w:eastAsia="宋体" w:hAnsi="宋体" w:cs="宋体" w:hint="eastAsia"/>
+          <w:rFonts w:hint="eastAsia" w:ascii="宋体" w:hAnsi="宋体" w:eastAsia="宋体" w:cs="宋体"/>
           <w:sz w:val="24"/>
           <w:szCs w:val="24"/>
           <w:lang w:val="en-US" w:eastAsia="zh-CN"/>
@@ -249,7 +248,7 @@
       </w:pPr>
       <w:r>
         <w:rPr>
-          <w:rFonts w:ascii="宋体" w:eastAsia="宋体" w:hAnsi="宋体" w:cs="宋体"/>
+          <w:rFonts w:ascii="宋体" w:hAnsi="宋体" w:eastAsia="宋体" w:cs="宋体"/>
           <w:b/>
           <w:bCs/>
           <w:spacing w:val="-3"/>
@@ -260,7 +259,7 @@
       </w:r>
       <w:r>
         <w:rPr>
-          <w:rFonts w:ascii="宋体" w:eastAsia="宋体" w:hAnsi="宋体" w:cs="宋体" w:hint="eastAsia"/>
+          <w:rFonts w:hint="eastAsia" w:ascii="宋体" w:hAnsi="宋体" w:eastAsia="宋体" w:cs="宋体"/>
           <w:b/>
           <w:bCs/>
           <w:spacing w:val="-3"/>
@@ -272,7 +271,7 @@
       </w:r>
       <w:r>
         <w:rPr>
-          <w:rFonts w:ascii="宋体" w:eastAsia="宋体" w:hAnsi="宋体" w:cs="宋体"/>
+          <w:rFonts w:ascii="宋体" w:hAnsi="宋体" w:eastAsia="宋体" w:cs="宋体"/>
           <w:b/>
           <w:bCs/>
           <w:spacing w:val="-3"/>
@@ -283,7 +282,7 @@
       </w:r>
       <w:r>
         <w:rPr>
-          <w:rFonts w:ascii="宋体" w:eastAsia="宋体" w:hAnsi="宋体" w:cs="宋体" w:hint="eastAsia"/>
+          <w:rFonts w:hint="eastAsia" w:ascii="宋体" w:hAnsi="宋体" w:eastAsia="宋体" w:cs="宋体"/>
           <w:b/>
           <w:bCs/>
           <w:spacing w:val="-3"/>
@@ -295,7 +294,7 @@
       </w:r>
       <w:r>
         <w:rPr>
-          <w:rFonts w:ascii="宋体" w:eastAsia="宋体" w:hAnsi="宋体" w:cs="宋体"/>
+          <w:rFonts w:ascii="宋体" w:hAnsi="宋体" w:eastAsia="宋体" w:cs="宋体"/>
           <w:b/>
           <w:bCs/>
           <w:spacing w:val="-3"/>
@@ -306,7 +305,7 @@
       </w:r>
       <w:r>
         <w:rPr>
-          <w:rFonts w:ascii="宋体" w:hAnsi="宋体" w:cs="宋体" w:hint="eastAsia"/>
+          <w:rFonts w:hint="eastAsia" w:ascii="宋体" w:hAnsi="宋体" w:cs="宋体"/>
           <w:b/>
           <w:bCs/>
           <w:spacing w:val="-3"/>
@@ -319,17 +318,18 @@
     </w:p>
     <w:tbl>
       <w:tblPr>
-        <w:tblStyle w:val="TableGrid"/>
+        <w:tblStyle w:val="21"/>
         <w:tblW w:w="0" w:type="auto"/>
         <w:jc w:val="center"/>
         <w:tblBorders>
-          <w:top w:val="nil"/>
-          <w:left w:val="nil"/>
-          <w:bottom w:val="nil"/>
-          <w:right w:val="nil"/>
-          <w:insideH w:val="nil"/>
-          <w:insideV w:val="nil"/>
+          <w:top w:val="none" w:color="auto" w:sz="0" w:space="0"/>
+          <w:left w:val="none" w:color="auto" w:sz="0" w:space="0"/>
+          <w:bottom w:val="none" w:color="auto" w:sz="0" w:space="0"/>
+          <w:right w:val="none" w:color="auto" w:sz="0" w:space="0"/>
+          <w:insideH w:val="none" w:color="auto" w:sz="0" w:space="0"/>
+          <w:insideV w:val="none" w:color="auto" w:sz="0" w:space="0"/>
         </w:tblBorders>
+        <w:tblLayout w:type="autofit"/>
         <w:tblCellMar>
           <w:top w:w="0" w:type="dxa"/>
           <w:left w:w="108" w:type="dxa"/>
@@ -343,25 +343,17 @@
       </w:tblGrid>
       <w:tr>
         <w:tblPrEx>
-          <w:tblW w:w="0" w:type="auto"/>
-          <w:jc w:val="center"/>
           <w:tblBorders>
-            <w:top w:val="nil"/>
-            <w:left w:val="nil"/>
-            <w:bottom w:val="nil"/>
-            <w:right w:val="nil"/>
-            <w:insideH w:val="nil"/>
-            <w:insideV w:val="nil"/>
+            <w:top w:val="none" w:color="auto" w:sz="0" w:space="0"/>
+            <w:left w:val="none" w:color="auto" w:sz="0" w:space="0"/>
+            <w:bottom w:val="none" w:color="auto" w:sz="0" w:space="0"/>
+            <w:right w:val="none" w:color="auto" w:sz="0" w:space="0"/>
+            <w:insideH w:val="none" w:color="auto" w:sz="0" w:space="0"/>
+            <w:insideV w:val="none" w:color="auto" w:sz="0" w:space="0"/>
           </w:tblBorders>
-          <w:tblCellMar>
-            <w:top w:w="0" w:type="dxa"/>
-            <w:left w:w="108" w:type="dxa"/>
-            <w:bottom w:w="0" w:type="dxa"/>
-            <w:right w:w="108" w:type="dxa"/>
-          </w:tblCellMar>
         </w:tblPrEx>
         <w:trPr>
-          <w:trHeight w:val="810"/>
+          <w:trHeight w:val="810" w:hRule="atLeast"/>
           <w:jc w:val="center"/>
         </w:trPr>
         <w:tc>
@@ -399,7 +391,7 @@
             </w:r>
             <w:r>
               <w:rPr>
-                <w:rFonts w:asciiTheme="minorAscii" w:eastAsiaTheme="minorEastAsia" w:hAnsiTheme="minorAscii" w:hint="default"/>
+                <w:rFonts w:hint="default" w:asciiTheme="minorAscii" w:hAnsiTheme="minorAscii" w:eastAsiaTheme="minorEastAsia"/>
                 <w:spacing w:val="227"/>
                 <w:sz w:val="21"/>
                 <w:vertAlign w:val="baseline"/>
@@ -453,7 +445,7 @@
             </w:r>
             <w:r>
               <w:rPr>
-                <w:rFonts w:asciiTheme="minorAscii" w:eastAsiaTheme="minorEastAsia" w:hAnsiTheme="minorAscii" w:hint="eastAsia"/>
+                <w:rFonts w:hint="eastAsia" w:asciiTheme="minorAscii" w:hAnsiTheme="minorAscii" w:eastAsiaTheme="minorEastAsia"/>
                 <w:spacing w:val="227"/>
                 <w:sz w:val="21"/>
                 <w:vertAlign w:val="baseline"/>
@@ -475,8 +467,14 @@
       </w:tr>
       <w:tr>
         <w:tblPrEx>
-          <w:tblW w:w="0" w:type="auto"/>
-          <w:jc w:val="center"/>
+          <w:tblBorders>
+            <w:top w:val="none" w:color="auto" w:sz="0" w:space="0"/>
+            <w:left w:val="none" w:color="auto" w:sz="0" w:space="0"/>
+            <w:bottom w:val="none" w:color="auto" w:sz="0" w:space="0"/>
+            <w:right w:val="none" w:color="auto" w:sz="0" w:space="0"/>
+            <w:insideH w:val="none" w:color="auto" w:sz="0" w:space="0"/>
+            <w:insideV w:val="none" w:color="auto" w:sz="0" w:space="0"/>
+          </w:tblBorders>
           <w:tblCellMar>
             <w:top w:w="0" w:type="dxa"/>
             <w:left w:w="108" w:type="dxa"/>
@@ -485,7 +483,7 @@
           </w:tblCellMar>
         </w:tblPrEx>
         <w:trPr>
-          <w:trHeight w:val="810"/>
+          <w:trHeight w:val="810" w:hRule="atLeast"/>
           <w:jc w:val="center"/>
         </w:trPr>
         <w:tc>
@@ -509,7 +507,7 @@
               <w:snapToGrid w:val="0"/>
               <w:textAlignment w:val="baseline"/>
               <w:rPr>
-                <w:rFonts w:ascii="Arial" w:eastAsia="Arial" w:hAnsi="Arial" w:cs="Arial" w:hint="default"/>
+                <w:rFonts w:hint="default" w:ascii="Arial" w:hAnsi="Arial" w:eastAsia="Arial" w:cs="Arial"/>
                 <w:snapToGrid w:val="0"/>
                 <w:color w:val="000000"/>
                 <w:kern w:val="0"/>
@@ -541,7 +539,7 @@
             </w:r>
             <w:r>
               <w:rPr>
-                <w:rFonts w:asciiTheme="minorAscii" w:eastAsiaTheme="minorEastAsia" w:hAnsiTheme="minorAscii" w:hint="default"/>
+                <w:rFonts w:hint="default" w:asciiTheme="minorAscii" w:hAnsiTheme="minorAscii" w:eastAsiaTheme="minorEastAsia"/>
                 <w:spacing w:val="227"/>
                 <w:sz w:val="21"/>
                 <w:vertAlign w:val="baseline"/>
@@ -594,7 +592,7 @@
               <w:snapToGrid w:val="0"/>
               <w:textAlignment w:val="baseline"/>
               <w:rPr>
-                <w:rFonts w:ascii="Arial" w:eastAsia="Arial" w:hAnsi="Arial" w:cs="Arial" w:hint="default"/>
+                <w:rFonts w:hint="default" w:ascii="Arial" w:hAnsi="Arial" w:eastAsia="Arial" w:cs="Arial"/>
                 <w:snapToGrid w:val="0"/>
                 <w:color w:val="000000"/>
                 <w:kern w:val="0"/>
@@ -614,7 +612,7 @@
             </w:r>
             <w:r>
               <w:rPr>
-                <w:rFonts w:asciiTheme="minorAscii" w:eastAsiaTheme="minorEastAsia" w:hAnsiTheme="minorAscii" w:hint="eastAsia"/>
+                <w:rFonts w:hint="eastAsia" w:asciiTheme="minorAscii" w:hAnsiTheme="minorAscii" w:eastAsiaTheme="minorEastAsia"/>
                 <w:spacing w:val="227"/>
                 <w:sz w:val="21"/>
                 <w:vertAlign w:val="baseline"/>
@@ -636,8 +634,14 @@
       </w:tr>
       <w:tr>
         <w:tblPrEx>
-          <w:tblW w:w="0" w:type="auto"/>
-          <w:jc w:val="center"/>
+          <w:tblBorders>
+            <w:top w:val="none" w:color="auto" w:sz="0" w:space="0"/>
+            <w:left w:val="none" w:color="auto" w:sz="0" w:space="0"/>
+            <w:bottom w:val="none" w:color="auto" w:sz="0" w:space="0"/>
+            <w:right w:val="none" w:color="auto" w:sz="0" w:space="0"/>
+            <w:insideH w:val="none" w:color="auto" w:sz="0" w:space="0"/>
+            <w:insideV w:val="none" w:color="auto" w:sz="0" w:space="0"/>
+          </w:tblBorders>
           <w:tblCellMar>
             <w:top w:w="0" w:type="dxa"/>
             <w:left w:w="108" w:type="dxa"/>
@@ -646,7 +650,7 @@
           </w:tblCellMar>
         </w:tblPrEx>
         <w:trPr>
-          <w:trHeight w:val="635"/>
+          <w:trHeight w:val="635" w:hRule="atLeast"/>
           <w:jc w:val="center"/>
         </w:trPr>
         <w:tc>
@@ -696,7 +700,7 @@
             </w:r>
             <w:r>
               <w:rPr>
-                <w:rFonts w:asciiTheme="minorAscii" w:eastAsiaTheme="minorEastAsia" w:hAnsiTheme="minorAscii" w:hint="eastAsia"/>
+                <w:rFonts w:hint="eastAsia" w:asciiTheme="minorAscii" w:hAnsiTheme="minorAscii" w:eastAsiaTheme="minorEastAsia"/>
                 <w:spacing w:val="227"/>
                 <w:sz w:val="21"/>
                 <w:vertAlign w:val="baseline"/>
@@ -749,7 +753,7 @@
             </w:r>
             <w:r>
               <w:rPr>
-                <w:rFonts w:asciiTheme="minorAscii" w:eastAsiaTheme="minorEastAsia" w:hAnsiTheme="minorAscii" w:hint="eastAsia"/>
+                <w:rFonts w:hint="eastAsia" w:asciiTheme="minorAscii" w:hAnsiTheme="minorAscii" w:eastAsiaTheme="minorEastAsia"/>
                 <w:spacing w:val="227"/>
                 <w:sz w:val="21"/>
                 <w:vertAlign w:val="baseline"/>
@@ -808,14 +812,14 @@
         <w:ind w:left="3634"/>
         <w:textAlignment w:val="baseline"/>
         <w:rPr>
-          <w:rFonts w:ascii="宋体" w:eastAsia="宋体" w:hAnsi="宋体" w:cs="宋体"/>
+          <w:rFonts w:ascii="宋体" w:hAnsi="宋体" w:eastAsia="宋体" w:cs="宋体"/>
           <w:sz w:val="31"/>
           <w:szCs w:val="31"/>
         </w:rPr>
       </w:pPr>
       <w:r>
         <w:rPr>
-          <w:rFonts w:ascii="宋体" w:eastAsia="宋体" w:hAnsi="宋体" w:cs="宋体"/>
+          <w:rFonts w:ascii="宋体" w:hAnsi="宋体" w:eastAsia="宋体" w:cs="宋体"/>
           <w:b/>
           <w:bCs/>
           <w:spacing w:val="4"/>
@@ -827,16 +831,16 @@
     </w:p>
     <w:tbl>
       <w:tblPr>
-        <w:tblStyle w:val="TableNormal0"/>
+        <w:tblStyle w:val="26"/>
         <w:tblW w:w="8214" w:type="dxa"/>
         <w:jc w:val="center"/>
         <w:tblBorders>
-          <w:top w:val="single" w:sz="2" w:space="0" w:color="000000"/>
-          <w:left w:val="single" w:sz="2" w:space="0" w:color="000000"/>
-          <w:bottom w:val="single" w:sz="2" w:space="0" w:color="000000"/>
-          <w:right w:val="single" w:sz="2" w:space="0" w:color="000000"/>
-          <w:insideH w:val="single" w:sz="2" w:space="0" w:color="000000"/>
-          <w:insideV w:val="single" w:sz="2" w:space="0" w:color="000000"/>
+          <w:top w:val="single" w:color="000000" w:sz="2" w:space="0"/>
+          <w:left w:val="single" w:color="000000" w:sz="2" w:space="0"/>
+          <w:bottom w:val="single" w:color="000000" w:sz="2" w:space="0"/>
+          <w:right w:val="single" w:color="000000" w:sz="2" w:space="0"/>
+          <w:insideH w:val="single" w:color="000000" w:sz="2" w:space="0"/>
+          <w:insideV w:val="single" w:color="000000" w:sz="2" w:space="0"/>
         </w:tblBorders>
         <w:tblLayout w:type="fixed"/>
         <w:tblCellMar>
@@ -856,17 +860,14 @@
       </w:tblGrid>
       <w:tr>
         <w:tblPrEx>
-          <w:tblW w:w="8214" w:type="dxa"/>
-          <w:jc w:val="center"/>
           <w:tblBorders>
-            <w:top w:val="single" w:sz="2" w:space="0" w:color="000000"/>
-            <w:left w:val="single" w:sz="2" w:space="0" w:color="000000"/>
-            <w:bottom w:val="single" w:sz="2" w:space="0" w:color="000000"/>
-            <w:right w:val="single" w:sz="2" w:space="0" w:color="000000"/>
-            <w:insideH w:val="single" w:sz="2" w:space="0" w:color="000000"/>
-            <w:insideV w:val="single" w:sz="2" w:space="0" w:color="000000"/>
+            <w:top w:val="single" w:color="000000" w:sz="2" w:space="0"/>
+            <w:left w:val="single" w:color="000000" w:sz="2" w:space="0"/>
+            <w:bottom w:val="single" w:color="000000" w:sz="2" w:space="0"/>
+            <w:right w:val="single" w:color="000000" w:sz="2" w:space="0"/>
+            <w:insideH w:val="single" w:color="000000" w:sz="2" w:space="0"/>
+            <w:insideV w:val="single" w:color="000000" w:sz="2" w:space="0"/>
           </w:tblBorders>
-          <w:tblLayout w:type="fixed"/>
           <w:tblCellMar>
             <w:top w:w="0" w:type="dxa"/>
             <w:left w:w="0" w:type="dxa"/>
@@ -875,7 +876,7 @@
           </w:tblCellMar>
         </w:tblPrEx>
         <w:trPr>
-          <w:trHeight w:val="593"/>
+          <w:trHeight w:val="593" w:hRule="atLeast"/>
           <w:jc w:val="center"/>
         </w:trPr>
         <w:tc>
@@ -897,18 +898,18 @@
               <w:adjustRightInd w:val="0"/>
               <w:snapToGrid w:val="0"/>
               <w:spacing w:before="176" w:line="228" w:lineRule="auto"/>
-              <w:ind w:left="0" w:right="0" w:firstLine="0" w:leftChars="0" w:rightChars="0" w:firstLineChars="0"/>
+              <w:ind w:left="0" w:leftChars="0" w:right="0" w:rightChars="0" w:firstLine="0" w:firstLineChars="0"/>
               <w:jc w:val="center"/>
               <w:textAlignment w:val="baseline"/>
               <w:rPr>
-                <w:rFonts w:ascii="宋体" w:eastAsia="宋体" w:hAnsi="宋体" w:cs="宋体"/>
+                <w:rFonts w:ascii="宋体" w:hAnsi="宋体" w:eastAsia="宋体" w:cs="宋体"/>
                 <w:sz w:val="20"/>
                 <w:szCs w:val="20"/>
               </w:rPr>
             </w:pPr>
             <w:r>
               <w:rPr>
-                <w:rFonts w:ascii="宋体" w:hAnsi="宋体" w:cs="宋体" w:hint="eastAsia"/>
+                <w:rFonts w:hint="eastAsia" w:ascii="宋体" w:hAnsi="宋体" w:cs="宋体"/>
                 <w:spacing w:val="-14"/>
                 <w:sz w:val="20"/>
                 <w:szCs w:val="20"/>
@@ -918,7 +919,7 @@
             </w:r>
             <w:r>
               <w:rPr>
-                <w:rFonts w:ascii="宋体" w:eastAsia="宋体" w:hAnsi="宋体" w:cs="宋体"/>
+                <w:rFonts w:ascii="宋体" w:hAnsi="宋体" w:eastAsia="宋体" w:cs="宋体"/>
                 <w:spacing w:val="-14"/>
                 <w:sz w:val="20"/>
                 <w:szCs w:val="20"/>
@@ -946,18 +947,18 @@
               <w:adjustRightInd w:val="0"/>
               <w:snapToGrid w:val="0"/>
               <w:spacing w:before="175" w:line="227" w:lineRule="auto"/>
-              <w:ind w:left="0" w:right="0" w:firstLine="0" w:leftChars="0" w:rightChars="0" w:firstLineChars="0"/>
+              <w:ind w:left="0" w:leftChars="0" w:right="0" w:rightChars="0" w:firstLine="0" w:firstLineChars="0"/>
               <w:jc w:val="center"/>
               <w:textAlignment w:val="baseline"/>
               <w:rPr>
-                <w:rFonts w:ascii="宋体" w:eastAsia="宋体" w:hAnsi="宋体" w:cs="宋体"/>
+                <w:rFonts w:ascii="宋体" w:hAnsi="宋体" w:eastAsia="宋体" w:cs="宋体"/>
                 <w:sz w:val="20"/>
                 <w:szCs w:val="20"/>
               </w:rPr>
             </w:pPr>
             <w:r>
               <w:rPr>
-                <w:rFonts w:ascii="宋体" w:eastAsia="宋体" w:hAnsi="宋体" w:cs="宋体"/>
+                <w:rFonts w:ascii="宋体" w:hAnsi="宋体" w:eastAsia="宋体" w:cs="宋体"/>
                 <w:spacing w:val="4"/>
                 <w:sz w:val="20"/>
                 <w:szCs w:val="20"/>
@@ -985,18 +986,18 @@
               <w:adjustRightInd w:val="0"/>
               <w:snapToGrid w:val="0"/>
               <w:spacing w:before="175" w:line="228" w:lineRule="auto"/>
-              <w:ind w:left="0" w:right="0" w:firstLine="0" w:leftChars="0" w:rightChars="0" w:firstLineChars="0"/>
+              <w:ind w:left="0" w:leftChars="0" w:right="0" w:rightChars="0" w:firstLine="0" w:firstLineChars="0"/>
               <w:jc w:val="center"/>
               <w:textAlignment w:val="baseline"/>
               <w:rPr>
-                <w:rFonts w:ascii="宋体" w:eastAsia="宋体" w:hAnsi="宋体" w:cs="宋体"/>
+                <w:rFonts w:ascii="宋体" w:hAnsi="宋体" w:eastAsia="宋体" w:cs="宋体"/>
                 <w:sz w:val="20"/>
                 <w:szCs w:val="20"/>
               </w:rPr>
             </w:pPr>
             <w:r>
               <w:rPr>
-                <w:rFonts w:ascii="宋体" w:eastAsia="宋体" w:hAnsi="宋体" w:cs="宋体"/>
+                <w:rFonts w:ascii="宋体" w:hAnsi="宋体" w:eastAsia="宋体" w:cs="宋体"/>
                 <w:spacing w:val="7"/>
                 <w:sz w:val="20"/>
                 <w:szCs w:val="20"/>
@@ -1024,11 +1025,11 @@
               <w:adjustRightInd w:val="0"/>
               <w:snapToGrid w:val="0"/>
               <w:spacing w:before="175" w:line="228" w:lineRule="auto"/>
-              <w:ind w:left="0" w:right="0" w:firstLine="0" w:leftChars="0" w:rightChars="0" w:firstLineChars="0"/>
+              <w:ind w:left="0" w:leftChars="0" w:right="0" w:rightChars="0" w:firstLine="0" w:firstLineChars="0"/>
               <w:jc w:val="center"/>
               <w:textAlignment w:val="baseline"/>
               <w:rPr>
-                <w:rFonts w:ascii="宋体" w:eastAsia="宋体" w:hAnsi="宋体" w:cs="宋体" w:hint="eastAsia"/>
+                <w:rFonts w:hint="eastAsia" w:ascii="宋体" w:hAnsi="宋体" w:eastAsia="宋体" w:cs="宋体"/>
                 <w:spacing w:val="7"/>
                 <w:sz w:val="20"/>
                 <w:szCs w:val="20"/>
@@ -1037,7 +1038,7 @@
             </w:pPr>
             <w:r>
               <w:rPr>
-                <w:rFonts w:ascii="宋体" w:hAnsi="宋体" w:cs="宋体" w:hint="eastAsia"/>
+                <w:rFonts w:hint="eastAsia" w:ascii="宋体" w:hAnsi="宋体" w:cs="宋体"/>
                 <w:spacing w:val="7"/>
                 <w:sz w:val="20"/>
                 <w:szCs w:val="20"/>
@@ -1066,11 +1067,11 @@
               <w:adjustRightInd w:val="0"/>
               <w:snapToGrid w:val="0"/>
               <w:spacing w:before="175" w:line="228" w:lineRule="auto"/>
-              <w:ind w:left="0" w:right="0" w:firstLine="0" w:leftChars="0" w:rightChars="0" w:firstLineChars="0"/>
+              <w:ind w:left="0" w:leftChars="0" w:right="0" w:rightChars="0" w:firstLine="0" w:firstLineChars="0"/>
               <w:jc w:val="center"/>
               <w:textAlignment w:val="baseline"/>
               <w:rPr>
-                <w:rFonts w:ascii="宋体" w:hAnsi="宋体" w:cs="宋体" w:hint="default"/>
+                <w:rFonts w:hint="default" w:ascii="宋体" w:hAnsi="宋体" w:cs="宋体"/>
                 <w:spacing w:val="7"/>
                 <w:sz w:val="20"/>
                 <w:szCs w:val="20"/>
@@ -1079,7 +1080,7 @@
             </w:pPr>
             <w:r>
               <w:rPr>
-                <w:rFonts w:ascii="宋体" w:hAnsi="宋体" w:cs="宋体" w:hint="eastAsia"/>
+                <w:rFonts w:hint="eastAsia" w:ascii="宋体" w:hAnsi="宋体" w:cs="宋体"/>
                 <w:spacing w:val="7"/>
                 <w:sz w:val="20"/>
                 <w:szCs w:val="20"/>
@@ -1108,18 +1109,18 @@
               <w:adjustRightInd w:val="0"/>
               <w:snapToGrid w:val="0"/>
               <w:spacing w:before="176" w:line="229" w:lineRule="auto"/>
-              <w:ind w:left="0" w:right="0" w:firstLine="0" w:leftChars="0" w:rightChars="0" w:firstLineChars="0"/>
+              <w:ind w:left="0" w:leftChars="0" w:right="0" w:rightChars="0" w:firstLine="0" w:firstLineChars="0"/>
               <w:jc w:val="center"/>
               <w:textAlignment w:val="baseline"/>
               <w:rPr>
-                <w:rFonts w:ascii="宋体" w:eastAsia="宋体" w:hAnsi="宋体" w:cs="宋体"/>
+                <w:rFonts w:ascii="宋体" w:hAnsi="宋体" w:eastAsia="宋体" w:cs="宋体"/>
                 <w:sz w:val="20"/>
                 <w:szCs w:val="20"/>
               </w:rPr>
             </w:pPr>
             <w:r>
               <w:rPr>
-                <w:rFonts w:ascii="宋体" w:eastAsia="宋体" w:hAnsi="宋体" w:cs="宋体"/>
+                <w:rFonts w:ascii="宋体" w:hAnsi="宋体" w:eastAsia="宋体" w:cs="宋体"/>
                 <w:spacing w:val="7"/>
                 <w:sz w:val="20"/>
                 <w:szCs w:val="20"/>
@@ -1131,9 +1132,14 @@
       </w:tr>
       <w:tr>
         <w:tblPrEx>
-          <w:tblW w:w="8214" w:type="dxa"/>
-          <w:jc w:val="center"/>
-          <w:tblLayout w:type="fixed"/>
+          <w:tblBorders>
+            <w:top w:val="single" w:color="000000" w:sz="2" w:space="0"/>
+            <w:left w:val="single" w:color="000000" w:sz="2" w:space="0"/>
+            <w:bottom w:val="single" w:color="000000" w:sz="2" w:space="0"/>
+            <w:right w:val="single" w:color="000000" w:sz="2" w:space="0"/>
+            <w:insideH w:val="single" w:color="000000" w:sz="2" w:space="0"/>
+            <w:insideV w:val="single" w:color="000000" w:sz="2" w:space="0"/>
+          </w:tblBorders>
           <w:tblCellMar>
             <w:top w:w="0" w:type="dxa"/>
             <w:left w:w="0" w:type="dxa"/>
@@ -1142,7 +1148,7 @@
           </w:tblCellMar>
         </w:tblPrEx>
         <w:trPr>
-          <w:trHeight w:val="516"/>
+          <w:trHeight w:val="516" w:hRule="atLeast"/>
           <w:jc w:val="center"/>
         </w:trPr>
         <w:tc>
@@ -1164,11 +1170,11 @@
               <w:adjustRightInd w:val="0"/>
               <w:snapToGrid w:val="0"/>
               <w:spacing w:before="173" w:line="267" w:lineRule="exact"/>
-              <w:ind w:left="0" w:right="0" w:firstLine="0" w:leftChars="0" w:rightChars="0" w:firstLineChars="0"/>
+              <w:ind w:left="0" w:leftChars="0" w:right="0" w:rightChars="0" w:firstLine="0" w:firstLineChars="0"/>
               <w:jc w:val="center"/>
               <w:textAlignment w:val="baseline"/>
               <w:rPr>
-                <w:rFonts w:ascii="宋体" w:eastAsia="宋体" w:hAnsi="宋体" w:cs="宋体" w:hint="default"/>
+                <w:rFonts w:hint="default" w:ascii="宋体" w:hAnsi="宋体" w:eastAsia="宋体" w:cs="宋体"/>
                 <w:sz w:val="20"/>
                 <w:szCs w:val="20"/>
                 <w:lang w:val="en-US"/>
@@ -1176,7 +1182,7 @@
             </w:pPr>
             <w:r>
               <w:rPr>
-                <w:rFonts w:ascii="宋体" w:eastAsia="宋体" w:hAnsi="宋体" w:cs="宋体"/>
+                <w:rFonts w:ascii="宋体" w:hAnsi="宋体" w:eastAsia="宋体" w:cs="宋体"/>
                 <w:spacing w:val="3"/>
                 <w:position w:val="1"/>
                 <w:sz w:val="20"/>
@@ -1186,7 +1192,7 @@
             </w:r>
             <w:r>
               <w:rPr>
-                <w:rFonts w:ascii="宋体" w:hAnsi="宋体" w:cs="宋体" w:hint="eastAsia"/>
+                <w:rFonts w:hint="eastAsia" w:ascii="宋体" w:hAnsi="宋体" w:cs="宋体"/>
                 <w:spacing w:val="3"/>
                 <w:position w:val="1"/>
                 <w:sz w:val="20"/>
@@ -1197,7 +1203,7 @@
             </w:r>
             <w:r>
               <w:rPr>
-                <w:rFonts w:ascii="宋体" w:eastAsia="宋体" w:hAnsi="宋体" w:cs="宋体"/>
+                <w:rFonts w:ascii="宋体" w:hAnsi="宋体" w:eastAsia="宋体" w:cs="宋体"/>
                 <w:spacing w:val="3"/>
                 <w:position w:val="1"/>
                 <w:sz w:val="20"/>
@@ -1207,7 +1213,7 @@
             </w:r>
             <w:r>
               <w:rPr>
-                <w:rFonts w:ascii="宋体" w:hAnsi="宋体" w:cs="宋体" w:hint="eastAsia"/>
+                <w:rFonts w:hint="eastAsia" w:ascii="宋体" w:hAnsi="宋体" w:cs="宋体"/>
                 <w:spacing w:val="3"/>
                 <w:position w:val="1"/>
                 <w:sz w:val="20"/>
@@ -1237,18 +1243,18 @@
               <w:adjustRightInd w:val="0"/>
               <w:snapToGrid w:val="0"/>
               <w:spacing w:before="173" w:line="267" w:lineRule="exact"/>
-              <w:ind w:left="0" w:right="0" w:firstLine="0" w:leftChars="0" w:rightChars="0" w:firstLineChars="0"/>
+              <w:ind w:left="0" w:leftChars="0" w:right="0" w:rightChars="0" w:firstLine="0" w:firstLineChars="0"/>
               <w:jc w:val="center"/>
               <w:textAlignment w:val="baseline"/>
               <w:rPr>
-                <w:rFonts w:ascii="宋体" w:eastAsia="宋体" w:hAnsi="宋体" w:cs="宋体"/>
+                <w:rFonts w:ascii="宋体" w:hAnsi="宋体" w:eastAsia="宋体" w:cs="宋体"/>
                 <w:sz w:val="20"/>
                 <w:szCs w:val="20"/>
               </w:rPr>
             </w:pPr>
             <w:r>
               <w:rPr>
-                <w:rFonts w:ascii="宋体" w:eastAsia="宋体" w:hAnsi="宋体" w:cs="宋体"/>
+                <w:rFonts w:ascii="宋体" w:hAnsi="宋体" w:eastAsia="宋体" w:cs="宋体"/>
                 <w:spacing w:val="4"/>
                 <w:position w:val="1"/>
                 <w:sz w:val="20"/>
@@ -1277,18 +1283,18 @@
               <w:adjustRightInd w:val="0"/>
               <w:snapToGrid w:val="0"/>
               <w:spacing w:before="172" w:line="228" w:lineRule="auto"/>
-              <w:ind w:left="0" w:right="0" w:firstLine="0" w:leftChars="0" w:rightChars="0" w:firstLineChars="0"/>
+              <w:ind w:left="0" w:leftChars="0" w:right="0" w:rightChars="0" w:firstLine="0" w:firstLineChars="0"/>
               <w:jc w:val="center"/>
               <w:textAlignment w:val="baseline"/>
               <w:rPr>
-                <w:rFonts w:ascii="宋体" w:eastAsia="宋体" w:hAnsi="宋体" w:cs="宋体"/>
+                <w:rFonts w:ascii="宋体" w:hAnsi="宋体" w:eastAsia="宋体" w:cs="宋体"/>
                 <w:sz w:val="20"/>
                 <w:szCs w:val="20"/>
               </w:rPr>
             </w:pPr>
             <w:r>
               <w:rPr>
-                <w:rFonts w:ascii="宋体" w:eastAsia="宋体" w:hAnsi="宋体" w:cs="宋体"/>
+                <w:rFonts w:ascii="宋体" w:hAnsi="宋体" w:eastAsia="宋体" w:cs="宋体"/>
                 <w:spacing w:val="200"/>
                 <w:kern w:val="0"/>
                 <w:sz w:val="20"/>
@@ -1298,7 +1304,7 @@
             </w:r>
             <w:r>
               <w:rPr>
-                <w:rFonts w:ascii="宋体" w:eastAsia="宋体" w:hAnsi="宋体" w:cs="宋体"/>
+                <w:rFonts w:ascii="宋体" w:hAnsi="宋体" w:eastAsia="宋体" w:cs="宋体"/>
                 <w:spacing w:val="0"/>
                 <w:kern w:val="0"/>
                 <w:sz w:val="20"/>
@@ -1327,11 +1333,11 @@
               <w:adjustRightInd w:val="0"/>
               <w:snapToGrid w:val="0"/>
               <w:spacing w:before="172" w:line="228" w:lineRule="auto"/>
-              <w:ind w:left="0" w:right="0" w:firstLine="0" w:leftChars="0" w:rightChars="0" w:firstLineChars="0"/>
+              <w:ind w:left="0" w:leftChars="0" w:right="0" w:rightChars="0" w:firstLine="0" w:firstLineChars="0"/>
               <w:jc w:val="center"/>
               <w:textAlignment w:val="baseline"/>
               <w:rPr>
-                <w:rFonts w:ascii="宋体" w:eastAsia="宋体" w:hAnsi="宋体" w:cs="宋体"/>
+                <w:rFonts w:ascii="宋体" w:hAnsi="宋体" w:eastAsia="宋体" w:cs="宋体"/>
                 <w:spacing w:val="200"/>
                 <w:kern w:val="0"/>
                 <w:sz w:val="20"/>
@@ -1340,7 +1346,7 @@
             </w:pPr>
             <w:r>
               <w:rPr>
-                <w:rFonts w:ascii="宋体" w:eastAsia="宋体" w:hAnsi="宋体" w:cs="宋体" w:hint="eastAsia"/>
+                <w:rFonts w:hint="eastAsia" w:ascii="宋体" w:hAnsi="宋体" w:eastAsia="宋体" w:cs="宋体"/>
                 <w:spacing w:val="200"/>
                 <w:kern w:val="0"/>
                 <w:sz w:val="20"/>
@@ -1351,7 +1357,7 @@
             </w:r>
             <w:r>
               <w:rPr>
-                <w:rFonts w:asciiTheme="minorAscii" w:eastAsiaTheme="minorEastAsia" w:hAnsiTheme="minorAscii" w:hint="eastAsia"/>
+                <w:rFonts w:hint="eastAsia" w:asciiTheme="minorAscii" w:hAnsiTheme="minorAscii" w:eastAsiaTheme="minorEastAsia"/>
                 <w:spacing w:val="0"/>
                 <w:kern w:val="0"/>
                 <w:sz w:val="21"/>
@@ -1381,11 +1387,11 @@
               <w:adjustRightInd w:val="0"/>
               <w:snapToGrid w:val="0"/>
               <w:spacing w:before="172" w:line="228" w:lineRule="auto"/>
-              <w:ind w:left="0" w:right="0" w:firstLine="0" w:leftChars="0" w:rightChars="0" w:firstLineChars="0"/>
+              <w:ind w:left="0" w:leftChars="0" w:right="0" w:rightChars="0" w:firstLine="0" w:firstLineChars="0"/>
               <w:jc w:val="center"/>
               <w:textAlignment w:val="baseline"/>
               <w:rPr>
-                <w:rFonts w:ascii="宋体" w:eastAsia="宋体" w:hAnsi="宋体" w:cs="宋体"/>
+                <w:rFonts w:ascii="宋体" w:hAnsi="宋体" w:eastAsia="宋体" w:cs="宋体"/>
                 <w:spacing w:val="200"/>
                 <w:kern w:val="0"/>
                 <w:sz w:val="20"/>
@@ -1394,7 +1400,7 @@
             </w:pPr>
             <w:r>
               <w:rPr>
-                <w:rFonts w:ascii="宋体" w:eastAsia="宋体" w:hAnsi="宋体" w:cs="宋体" w:hint="eastAsia"/>
+                <w:rFonts w:hint="eastAsia" w:ascii="宋体" w:hAnsi="宋体" w:eastAsia="宋体" w:cs="宋体"/>
                 <w:spacing w:val="200"/>
                 <w:kern w:val="0"/>
                 <w:sz w:val="20"/>
@@ -1404,7 +1410,7 @@
             </w:r>
             <w:r>
               <w:rPr>
-                <w:rFonts w:asciiTheme="minorAscii" w:eastAsiaTheme="minorEastAsia" w:hAnsiTheme="minorAscii" w:hint="eastAsia"/>
+                <w:rFonts w:hint="eastAsia" w:asciiTheme="minorAscii" w:hAnsiTheme="minorAscii" w:eastAsiaTheme="minorEastAsia"/>
                 <w:spacing w:val="0"/>
                 <w:kern w:val="0"/>
                 <w:sz w:val="21"/>
@@ -1434,18 +1440,18 @@
               <w:adjustRightInd w:val="0"/>
               <w:snapToGrid w:val="0"/>
               <w:spacing w:before="173" w:line="229" w:lineRule="auto"/>
-              <w:ind w:left="0" w:right="0" w:firstLine="0" w:leftChars="0" w:rightChars="0" w:firstLineChars="0"/>
+              <w:ind w:left="0" w:leftChars="0" w:right="0" w:rightChars="0" w:firstLine="0" w:firstLineChars="0"/>
               <w:jc w:val="center"/>
               <w:textAlignment w:val="baseline"/>
               <w:rPr>
-                <w:rFonts w:ascii="宋体" w:eastAsia="宋体" w:hAnsi="宋体" w:cs="宋体"/>
+                <w:rFonts w:ascii="宋体" w:hAnsi="宋体" w:eastAsia="宋体" w:cs="宋体"/>
                 <w:sz w:val="20"/>
                 <w:szCs w:val="20"/>
               </w:rPr>
             </w:pPr>
             <w:r>
               <w:rPr>
-                <w:rFonts w:asciiTheme="minorAscii" w:eastAsiaTheme="minorEastAsia" w:hAnsiTheme="minorAscii" w:hint="eastAsia"/>
+                <w:rFonts w:hint="eastAsia" w:asciiTheme="minorAscii" w:hAnsiTheme="minorAscii" w:eastAsiaTheme="minorEastAsia"/>
                 <w:spacing w:val="0"/>
                 <w:kern w:val="0"/>
                 <w:sz w:val="21"/>
@@ -1459,9 +1465,14 @@
       </w:tr>
       <w:tr>
         <w:tblPrEx>
-          <w:tblW w:w="8214" w:type="dxa"/>
-          <w:jc w:val="center"/>
-          <w:tblLayout w:type="fixed"/>
+          <w:tblBorders>
+            <w:top w:val="single" w:color="000000" w:sz="2" w:space="0"/>
+            <w:left w:val="single" w:color="000000" w:sz="2" w:space="0"/>
+            <w:bottom w:val="single" w:color="000000" w:sz="2" w:space="0"/>
+            <w:right w:val="single" w:color="000000" w:sz="2" w:space="0"/>
+            <w:insideH w:val="single" w:color="000000" w:sz="2" w:space="0"/>
+            <w:insideV w:val="single" w:color="000000" w:sz="2" w:space="0"/>
+          </w:tblBorders>
           <w:tblCellMar>
             <w:top w:w="0" w:type="dxa"/>
             <w:left w:w="0" w:type="dxa"/>
@@ -1470,7 +1481,7 @@
           </w:tblCellMar>
         </w:tblPrEx>
         <w:trPr>
-          <w:trHeight w:val="556"/>
+          <w:trHeight w:val="556" w:hRule="atLeast"/>
           <w:jc w:val="center"/>
         </w:trPr>
         <w:tc>
@@ -1479,7 +1490,7 @@
           </w:tcPr>
           <w:p>
             <w:pPr>
-              <w:pStyle w:val="TableText"/>
+              <w:pStyle w:val="27"/>
               <w:keepNext w:val="0"/>
               <w:keepLines w:val="0"/>
               <w:pageBreakBefore w:val="0"/>
@@ -1492,7 +1503,7 @@
               <w:bidi w:val="0"/>
               <w:adjustRightInd w:val="0"/>
               <w:snapToGrid w:val="0"/>
-              <w:ind w:left="0" w:right="0" w:firstLine="0" w:leftChars="0" w:rightChars="0" w:firstLineChars="0"/>
+              <w:ind w:left="0" w:leftChars="0" w:right="0" w:rightChars="0" w:firstLine="0" w:firstLineChars="0"/>
               <w:jc w:val="center"/>
               <w:textAlignment w:val="baseline"/>
             </w:pPr>
@@ -1504,7 +1515,7 @@
           </w:tcPr>
           <w:p>
             <w:pPr>
-              <w:pStyle w:val="TableText"/>
+              <w:pStyle w:val="27"/>
               <w:keepNext w:val="0"/>
               <w:keepLines w:val="0"/>
               <w:pageBreakBefore w:val="0"/>
@@ -1517,7 +1528,7 @@
               <w:bidi w:val="0"/>
               <w:adjustRightInd w:val="0"/>
               <w:snapToGrid w:val="0"/>
-              <w:ind w:left="0" w:right="0" w:firstLine="0" w:leftChars="0" w:rightChars="0" w:firstLineChars="0"/>
+              <w:ind w:left="0" w:leftChars="0" w:right="0" w:rightChars="0" w:firstLine="0" w:firstLineChars="0"/>
               <w:jc w:val="center"/>
               <w:textAlignment w:val="baseline"/>
             </w:pPr>
@@ -1529,7 +1540,7 @@
           </w:tcPr>
           <w:p>
             <w:pPr>
-              <w:pStyle w:val="TableText"/>
+              <w:pStyle w:val="27"/>
               <w:keepNext w:val="0"/>
               <w:keepLines w:val="0"/>
               <w:pageBreakBefore w:val="0"/>
@@ -1542,7 +1553,7 @@
               <w:bidi w:val="0"/>
               <w:adjustRightInd w:val="0"/>
               <w:snapToGrid w:val="0"/>
-              <w:ind w:left="0" w:right="0" w:firstLine="0" w:leftChars="0" w:rightChars="0" w:firstLineChars="0"/>
+              <w:ind w:left="0" w:leftChars="0" w:right="0" w:rightChars="0" w:firstLine="0" w:firstLineChars="0"/>
               <w:jc w:val="center"/>
               <w:textAlignment w:val="baseline"/>
             </w:pPr>
@@ -1554,7 +1565,7 @@
           </w:tcPr>
           <w:p>
             <w:pPr>
-              <w:pStyle w:val="TableText"/>
+              <w:pStyle w:val="27"/>
               <w:keepNext w:val="0"/>
               <w:keepLines w:val="0"/>
               <w:pageBreakBefore w:val="0"/>
@@ -1567,7 +1578,7 @@
               <w:bidi w:val="0"/>
               <w:adjustRightInd w:val="0"/>
               <w:snapToGrid w:val="0"/>
-              <w:ind w:left="0" w:right="0" w:firstLine="0" w:leftChars="0" w:rightChars="0" w:firstLineChars="0"/>
+              <w:ind w:left="0" w:leftChars="0" w:right="0" w:rightChars="0" w:firstLine="0" w:firstLineChars="0"/>
               <w:jc w:val="center"/>
               <w:textAlignment w:val="baseline"/>
             </w:pPr>
@@ -1579,7 +1590,7 @@
           </w:tcPr>
           <w:p>
             <w:pPr>
-              <w:pStyle w:val="TableText"/>
+              <w:pStyle w:val="27"/>
               <w:keepNext w:val="0"/>
               <w:keepLines w:val="0"/>
               <w:pageBreakBefore w:val="0"/>
@@ -1592,7 +1603,7 @@
               <w:bidi w:val="0"/>
               <w:adjustRightInd w:val="0"/>
               <w:snapToGrid w:val="0"/>
-              <w:ind w:left="0" w:right="0" w:firstLine="0" w:leftChars="0" w:rightChars="0" w:firstLineChars="0"/>
+              <w:ind w:left="0" w:leftChars="0" w:right="0" w:rightChars="0" w:firstLine="0" w:firstLineChars="0"/>
               <w:jc w:val="center"/>
               <w:textAlignment w:val="baseline"/>
             </w:pPr>
@@ -1604,7 +1615,7 @@
           </w:tcPr>
           <w:p>
             <w:pPr>
-              <w:pStyle w:val="TableText"/>
+              <w:pStyle w:val="27"/>
               <w:keepNext w:val="0"/>
               <w:keepLines w:val="0"/>
               <w:pageBreakBefore w:val="0"/>
@@ -1617,7 +1628,7 @@
               <w:bidi w:val="0"/>
               <w:adjustRightInd w:val="0"/>
               <w:snapToGrid w:val="0"/>
-              <w:ind w:left="0" w:right="0" w:firstLine="0" w:leftChars="0" w:rightChars="0" w:firstLineChars="0"/>
+              <w:ind w:left="0" w:leftChars="0" w:right="0" w:rightChars="0" w:firstLine="0" w:firstLineChars="0"/>
               <w:jc w:val="center"/>
               <w:textAlignment w:val="baseline"/>
             </w:pPr>
@@ -1626,9 +1637,14 @@
       </w:tr>
       <w:tr>
         <w:tblPrEx>
-          <w:tblW w:w="8214" w:type="dxa"/>
-          <w:jc w:val="center"/>
-          <w:tblLayout w:type="fixed"/>
+          <w:tblBorders>
+            <w:top w:val="single" w:color="000000" w:sz="2" w:space="0"/>
+            <w:left w:val="single" w:color="000000" w:sz="2" w:space="0"/>
+            <w:bottom w:val="single" w:color="000000" w:sz="2" w:space="0"/>
+            <w:right w:val="single" w:color="000000" w:sz="2" w:space="0"/>
+            <w:insideH w:val="single" w:color="000000" w:sz="2" w:space="0"/>
+            <w:insideV w:val="single" w:color="000000" w:sz="2" w:space="0"/>
+          </w:tblBorders>
           <w:tblCellMar>
             <w:top w:w="0" w:type="dxa"/>
             <w:left w:w="0" w:type="dxa"/>
@@ -1637,7 +1653,7 @@
           </w:tblCellMar>
         </w:tblPrEx>
         <w:trPr>
-          <w:trHeight w:val="556"/>
+          <w:trHeight w:val="556" w:hRule="atLeast"/>
           <w:jc w:val="center"/>
         </w:trPr>
         <w:tc>
@@ -1646,7 +1662,7 @@
           </w:tcPr>
           <w:p>
             <w:pPr>
-              <w:pStyle w:val="TableText"/>
+              <w:pStyle w:val="27"/>
               <w:keepNext w:val="0"/>
               <w:keepLines w:val="0"/>
               <w:pageBreakBefore w:val="0"/>
@@ -1659,7 +1675,7 @@
               <w:bidi w:val="0"/>
               <w:adjustRightInd w:val="0"/>
               <w:snapToGrid w:val="0"/>
-              <w:ind w:left="0" w:right="0" w:firstLine="0" w:leftChars="0" w:rightChars="0" w:firstLineChars="0"/>
+              <w:ind w:left="0" w:leftChars="0" w:right="0" w:rightChars="0" w:firstLine="0" w:firstLineChars="0"/>
               <w:jc w:val="center"/>
               <w:textAlignment w:val="baseline"/>
             </w:pPr>
@@ -1671,7 +1687,7 @@
           </w:tcPr>
           <w:p>
             <w:pPr>
-              <w:pStyle w:val="TableText"/>
+              <w:pStyle w:val="27"/>
               <w:keepNext w:val="0"/>
               <w:keepLines w:val="0"/>
               <w:pageBreakBefore w:val="0"/>
@@ -1684,7 +1700,7 @@
               <w:bidi w:val="0"/>
               <w:adjustRightInd w:val="0"/>
               <w:snapToGrid w:val="0"/>
-              <w:ind w:left="0" w:right="0" w:firstLine="0" w:leftChars="0" w:rightChars="0" w:firstLineChars="0"/>
+              <w:ind w:left="0" w:leftChars="0" w:right="0" w:rightChars="0" w:firstLine="0" w:firstLineChars="0"/>
               <w:jc w:val="center"/>
               <w:textAlignment w:val="baseline"/>
             </w:pPr>
@@ -1696,7 +1712,7 @@
           </w:tcPr>
           <w:p>
             <w:pPr>
-              <w:pStyle w:val="TableText"/>
+              <w:pStyle w:val="27"/>
               <w:keepNext w:val="0"/>
               <w:keepLines w:val="0"/>
               <w:pageBreakBefore w:val="0"/>
@@ -1709,7 +1725,7 @@
               <w:bidi w:val="0"/>
               <w:adjustRightInd w:val="0"/>
               <w:snapToGrid w:val="0"/>
-              <w:ind w:left="0" w:right="0" w:firstLine="0" w:leftChars="0" w:rightChars="0" w:firstLineChars="0"/>
+              <w:ind w:left="0" w:leftChars="0" w:right="0" w:rightChars="0" w:firstLine="0" w:firstLineChars="0"/>
               <w:jc w:val="center"/>
               <w:textAlignment w:val="baseline"/>
             </w:pPr>
@@ -1721,7 +1737,7 @@
           </w:tcPr>
           <w:p>
             <w:pPr>
-              <w:pStyle w:val="TableText"/>
+              <w:pStyle w:val="27"/>
               <w:keepNext w:val="0"/>
               <w:keepLines w:val="0"/>
               <w:pageBreakBefore w:val="0"/>
@@ -1734,7 +1750,7 @@
               <w:bidi w:val="0"/>
               <w:adjustRightInd w:val="0"/>
               <w:snapToGrid w:val="0"/>
-              <w:ind w:left="0" w:right="0" w:firstLine="0" w:leftChars="0" w:rightChars="0" w:firstLineChars="0"/>
+              <w:ind w:left="0" w:leftChars="0" w:right="0" w:rightChars="0" w:firstLine="0" w:firstLineChars="0"/>
               <w:jc w:val="center"/>
               <w:textAlignment w:val="baseline"/>
             </w:pPr>
@@ -1746,7 +1762,7 @@
           </w:tcPr>
           <w:p>
             <w:pPr>
-              <w:pStyle w:val="TableText"/>
+              <w:pStyle w:val="27"/>
               <w:keepNext w:val="0"/>
               <w:keepLines w:val="0"/>
               <w:pageBreakBefore w:val="0"/>
@@ -1759,7 +1775,7 @@
               <w:bidi w:val="0"/>
               <w:adjustRightInd w:val="0"/>
               <w:snapToGrid w:val="0"/>
-              <w:ind w:left="0" w:right="0" w:firstLine="0" w:leftChars="0" w:rightChars="0" w:firstLineChars="0"/>
+              <w:ind w:left="0" w:leftChars="0" w:right="0" w:rightChars="0" w:firstLine="0" w:firstLineChars="0"/>
               <w:jc w:val="center"/>
               <w:textAlignment w:val="baseline"/>
             </w:pPr>
@@ -1771,7 +1787,7 @@
           </w:tcPr>
           <w:p>
             <w:pPr>
-              <w:pStyle w:val="TableText"/>
+              <w:pStyle w:val="27"/>
               <w:keepNext w:val="0"/>
               <w:keepLines w:val="0"/>
               <w:pageBreakBefore w:val="0"/>
@@ -1784,7 +1800,7 @@
               <w:bidi w:val="0"/>
               <w:adjustRightInd w:val="0"/>
               <w:snapToGrid w:val="0"/>
-              <w:ind w:left="0" w:right="0" w:firstLine="0" w:leftChars="0" w:rightChars="0" w:firstLineChars="0"/>
+              <w:ind w:left="0" w:leftChars="0" w:right="0" w:rightChars="0" w:firstLine="0" w:firstLineChars="0"/>
               <w:jc w:val="center"/>
               <w:textAlignment w:val="baseline"/>
             </w:pPr>
@@ -1793,9 +1809,14 @@
       </w:tr>
       <w:tr>
         <w:tblPrEx>
-          <w:tblW w:w="8214" w:type="dxa"/>
-          <w:jc w:val="center"/>
-          <w:tblLayout w:type="fixed"/>
+          <w:tblBorders>
+            <w:top w:val="single" w:color="000000" w:sz="2" w:space="0"/>
+            <w:left w:val="single" w:color="000000" w:sz="2" w:space="0"/>
+            <w:bottom w:val="single" w:color="000000" w:sz="2" w:space="0"/>
+            <w:right w:val="single" w:color="000000" w:sz="2" w:space="0"/>
+            <w:insideH w:val="single" w:color="000000" w:sz="2" w:space="0"/>
+            <w:insideV w:val="single" w:color="000000" w:sz="2" w:space="0"/>
+          </w:tblBorders>
           <w:tblCellMar>
             <w:top w:w="0" w:type="dxa"/>
             <w:left w:w="0" w:type="dxa"/>
@@ -1804,7 +1825,7 @@
           </w:tblCellMar>
         </w:tblPrEx>
         <w:trPr>
-          <w:trHeight w:val="557"/>
+          <w:trHeight w:val="557" w:hRule="atLeast"/>
           <w:jc w:val="center"/>
         </w:trPr>
         <w:tc>
@@ -1813,7 +1834,7 @@
           </w:tcPr>
           <w:p>
             <w:pPr>
-              <w:pStyle w:val="TableText"/>
+              <w:pStyle w:val="27"/>
               <w:keepNext w:val="0"/>
               <w:keepLines w:val="0"/>
               <w:pageBreakBefore w:val="0"/>
@@ -1826,7 +1847,7 @@
               <w:bidi w:val="0"/>
               <w:adjustRightInd w:val="0"/>
               <w:snapToGrid w:val="0"/>
-              <w:ind w:left="0" w:right="0" w:firstLine="0" w:leftChars="0" w:rightChars="0" w:firstLineChars="0"/>
+              <w:ind w:left="0" w:leftChars="0" w:right="0" w:rightChars="0" w:firstLine="0" w:firstLineChars="0"/>
               <w:jc w:val="center"/>
               <w:textAlignment w:val="baseline"/>
             </w:pPr>
@@ -1838,7 +1859,7 @@
           </w:tcPr>
           <w:p>
             <w:pPr>
-              <w:pStyle w:val="TableText"/>
+              <w:pStyle w:val="27"/>
               <w:keepNext w:val="0"/>
               <w:keepLines w:val="0"/>
               <w:pageBreakBefore w:val="0"/>
@@ -1851,7 +1872,7 @@
               <w:bidi w:val="0"/>
               <w:adjustRightInd w:val="0"/>
               <w:snapToGrid w:val="0"/>
-              <w:ind w:left="0" w:right="0" w:firstLine="0" w:leftChars="0" w:rightChars="0" w:firstLineChars="0"/>
+              <w:ind w:left="0" w:leftChars="0" w:right="0" w:rightChars="0" w:firstLine="0" w:firstLineChars="0"/>
               <w:jc w:val="center"/>
               <w:textAlignment w:val="baseline"/>
             </w:pPr>
@@ -1863,7 +1884,7 @@
           </w:tcPr>
           <w:p>
             <w:pPr>
-              <w:pStyle w:val="TableText"/>
+              <w:pStyle w:val="27"/>
               <w:keepNext w:val="0"/>
               <w:keepLines w:val="0"/>
               <w:pageBreakBefore w:val="0"/>
@@ -1876,7 +1897,7 @@
               <w:bidi w:val="0"/>
               <w:adjustRightInd w:val="0"/>
               <w:snapToGrid w:val="0"/>
-              <w:ind w:left="0" w:right="0" w:firstLine="0" w:leftChars="0" w:rightChars="0" w:firstLineChars="0"/>
+              <w:ind w:left="0" w:leftChars="0" w:right="0" w:rightChars="0" w:firstLine="0" w:firstLineChars="0"/>
               <w:jc w:val="center"/>
               <w:textAlignment w:val="baseline"/>
             </w:pPr>
@@ -1888,7 +1909,7 @@
           </w:tcPr>
           <w:p>
             <w:pPr>
-              <w:pStyle w:val="TableText"/>
+              <w:pStyle w:val="27"/>
               <w:keepNext w:val="0"/>
               <w:keepLines w:val="0"/>
               <w:pageBreakBefore w:val="0"/>
@@ -1901,7 +1922,7 @@
               <w:bidi w:val="0"/>
               <w:adjustRightInd w:val="0"/>
               <w:snapToGrid w:val="0"/>
-              <w:ind w:left="0" w:right="0" w:firstLine="0" w:leftChars="0" w:rightChars="0" w:firstLineChars="0"/>
+              <w:ind w:left="0" w:leftChars="0" w:right="0" w:rightChars="0" w:firstLine="0" w:firstLineChars="0"/>
               <w:jc w:val="center"/>
               <w:textAlignment w:val="baseline"/>
             </w:pPr>
@@ -1913,7 +1934,7 @@
           </w:tcPr>
           <w:p>
             <w:pPr>
-              <w:pStyle w:val="TableText"/>
+              <w:pStyle w:val="27"/>
               <w:keepNext w:val="0"/>
               <w:keepLines w:val="0"/>
               <w:pageBreakBefore w:val="0"/>
@@ -1926,7 +1947,7 @@
               <w:bidi w:val="0"/>
               <w:adjustRightInd w:val="0"/>
               <w:snapToGrid w:val="0"/>
-              <w:ind w:left="0" w:right="0" w:firstLine="0" w:leftChars="0" w:rightChars="0" w:firstLineChars="0"/>
+              <w:ind w:left="0" w:leftChars="0" w:right="0" w:rightChars="0" w:firstLine="0" w:firstLineChars="0"/>
               <w:jc w:val="center"/>
               <w:textAlignment w:val="baseline"/>
             </w:pPr>
@@ -1938,7 +1959,7 @@
           </w:tcPr>
           <w:p>
             <w:pPr>
-              <w:pStyle w:val="TableText"/>
+              <w:pStyle w:val="27"/>
               <w:keepNext w:val="0"/>
               <w:keepLines w:val="0"/>
               <w:pageBreakBefore w:val="0"/>
@@ -1951,7 +1972,7 @@
               <w:bidi w:val="0"/>
               <w:adjustRightInd w:val="0"/>
               <w:snapToGrid w:val="0"/>
-              <w:ind w:left="0" w:right="0" w:firstLine="0" w:leftChars="0" w:rightChars="0" w:firstLineChars="0"/>
+              <w:ind w:left="0" w:leftChars="0" w:right="0" w:rightChars="0" w:firstLine="0" w:firstLineChars="0"/>
               <w:jc w:val="center"/>
               <w:textAlignment w:val="baseline"/>
             </w:pPr>
@@ -1982,7 +2003,7 @@
     <w:sdt>
       <w:sdtPr>
         <w:rPr>
-          <w:rFonts w:ascii="宋体" w:eastAsia="宋体" w:hAnsi="宋体" w:cs="Arial"/>
+          <w:rFonts w:ascii="宋体" w:hAnsi="宋体" w:eastAsia="宋体" w:cs="Arial"/>
           <w:snapToGrid w:val="0"/>
           <w:color w:val="000000"/>
           <w:kern w:val="0"/>
@@ -1998,7 +2019,7 @@
       </w:sdtPr>
       <w:sdtEndPr>
         <w:rPr>
-          <w:rFonts w:ascii="宋体" w:eastAsia="宋体" w:hAnsi="宋体" w:cs="宋体" w:hint="eastAsia"/>
+          <w:rFonts w:hint="eastAsia" w:ascii="宋体" w:hAnsi="宋体" w:eastAsia="宋体" w:cs="宋体"/>
           <w:snapToGrid w:val="0"/>
           <w:color w:val="000000"/>
           <w:kern w:val="0"/>
@@ -2023,18 +2044,18 @@
             <w:adjustRightInd w:val="0"/>
             <w:snapToGrid w:val="0"/>
             <w:spacing w:before="0" w:beforeLines="0" w:after="0" w:afterLines="0" w:line="240" w:lineRule="auto"/>
-            <w:ind w:left="0" w:right="0" w:firstLine="0" w:leftChars="0" w:rightChars="0" w:firstLineChars="0"/>
+            <w:ind w:left="0" w:leftChars="0" w:right="0" w:rightChars="0" w:firstLine="0" w:firstLineChars="0"/>
             <w:jc w:val="center"/>
             <w:textAlignment w:val="baseline"/>
             <w:rPr>
-              <w:rFonts w:ascii="宋体" w:eastAsia="宋体" w:hAnsi="宋体" w:cs="宋体" w:hint="eastAsia"/>
+              <w:rFonts w:hint="eastAsia" w:ascii="宋体" w:hAnsi="宋体" w:eastAsia="宋体" w:cs="宋体"/>
               <w:sz w:val="24"/>
               <w:szCs w:val="24"/>
             </w:rPr>
           </w:pPr>
           <w:r>
             <w:rPr>
-              <w:rFonts w:ascii="宋体" w:eastAsia="宋体" w:hAnsi="宋体" w:cs="宋体" w:hint="eastAsia"/>
+              <w:rFonts w:hint="eastAsia" w:ascii="宋体" w:hAnsi="宋体" w:eastAsia="宋体" w:cs="宋体"/>
               <w:sz w:val="24"/>
               <w:szCs w:val="24"/>
             </w:rPr>
@@ -2043,16 +2064,16 @@
         </w:p>
         <w:p>
           <w:pPr>
-            <w:pStyle w:val="TOC1"/>
+            <w:pStyle w:val="16"/>
             <w:tabs>
               <w:tab w:val="right" w:leader="dot" w:pos="8306"/>
             </w:tabs>
           </w:pPr>
-          <w:bookmarkStart w:id="2" w:name="_GoBack"/>
-          <w:bookmarkEnd w:id="2"/>
-          <w:r>
-            <w:rPr>
-              <w:rFonts w:ascii="宋体" w:eastAsia="宋体" w:hAnsi="宋体" w:cs="宋体" w:hint="eastAsia"/>
+          <w:bookmarkStart w:id="23" w:name="_GoBack"/>
+          <w:bookmarkEnd w:id="23"/>
+          <w:r>
+            <w:rPr>
+              <w:rFonts w:hint="eastAsia" w:ascii="宋体" w:hAnsi="宋体" w:eastAsia="宋体" w:cs="宋体"/>
               <w:sz w:val="24"/>
               <w:szCs w:val="24"/>
             </w:rPr>
@@ -2060,7 +2081,7 @@
           </w:r>
           <w:r>
             <w:rPr>
-              <w:rFonts w:ascii="宋体" w:eastAsia="宋体" w:hAnsi="宋体" w:cs="宋体" w:hint="eastAsia"/>
+              <w:rFonts w:hint="eastAsia" w:ascii="宋体" w:hAnsi="宋体" w:eastAsia="宋体" w:cs="宋体"/>
               <w:sz w:val="24"/>
               <w:szCs w:val="24"/>
             </w:rPr>
@@ -2068,7 +2089,7 @@
           </w:r>
           <w:r>
             <w:rPr>
-              <w:rFonts w:ascii="宋体" w:eastAsia="宋体" w:hAnsi="宋体" w:cs="宋体" w:hint="eastAsia"/>
+              <w:rFonts w:hint="eastAsia" w:ascii="宋体" w:hAnsi="宋体" w:eastAsia="宋体" w:cs="宋体"/>
               <w:sz w:val="24"/>
               <w:szCs w:val="24"/>
             </w:rPr>
@@ -2076,21 +2097,21 @@
           </w:r>
           <w:r>
             <w:rPr>
-              <w:rFonts w:ascii="宋体" w:eastAsia="宋体" w:hAnsi="宋体" w:cs="宋体" w:hint="eastAsia"/>
+              <w:rFonts w:hint="eastAsia" w:ascii="宋体" w:hAnsi="宋体" w:eastAsia="宋体" w:cs="宋体"/>
               <w:szCs w:val="24"/>
             </w:rPr>
             <w:fldChar w:fldCharType="begin"/>
           </w:r>
           <w:r>
             <w:rPr>
-              <w:rFonts w:ascii="宋体" w:eastAsia="宋体" w:hAnsi="宋体" w:cs="宋体" w:hint="eastAsia"/>
-              <w:szCs w:val="24"/>
-            </w:rPr>
-            <w:instrText xml:space="preserve"> HYPERLINK \l _Toc10575 </w:instrText>
-          </w:r>
-          <w:r>
-            <w:rPr>
-              <w:rFonts w:ascii="宋体" w:eastAsia="宋体" w:hAnsi="宋体" w:cs="宋体" w:hint="eastAsia"/>
+              <w:rFonts w:hint="eastAsia" w:ascii="宋体" w:hAnsi="宋体" w:eastAsia="宋体" w:cs="宋体"/>
+              <w:szCs w:val="24"/>
+            </w:rPr>
+            <w:instrText xml:space="preserve"> HYPERLINK \l _Toc10467 </w:instrText>
+          </w:r>
+          <w:r>
+            <w:rPr>
+              <w:rFonts w:hint="eastAsia" w:ascii="宋体" w:hAnsi="宋体" w:eastAsia="宋体" w:cs="宋体"/>
               <w:szCs w:val="24"/>
             </w:rPr>
             <w:fldChar w:fldCharType="separate"/>
@@ -2109,7 +2130,7 @@
             <w:fldChar w:fldCharType="begin"/>
           </w:r>
           <w:r>
-            <w:instrText xml:space="preserve"> PAGEREF _Toc10575 \h </w:instrText>
+            <w:instrText xml:space="preserve"> PAGEREF _Toc10467 \h </w:instrText>
           </w:r>
           <w:r>
             <w:fldChar w:fldCharType="separate"/>
@@ -2122,7 +2143,7 @@
           </w:r>
           <w:r>
             <w:rPr>
-              <w:rFonts w:ascii="宋体" w:eastAsia="宋体" w:hAnsi="宋体" w:cs="宋体" w:hint="eastAsia"/>
+              <w:rFonts w:hint="eastAsia" w:ascii="宋体" w:hAnsi="宋体" w:eastAsia="宋体" w:cs="宋体"/>
               <w:szCs w:val="24"/>
             </w:rPr>
             <w:fldChar w:fldCharType="end"/>
@@ -2130,28 +2151,28 @@
         </w:p>
         <w:p>
           <w:pPr>
-            <w:pStyle w:val="TOC1"/>
+            <w:pStyle w:val="16"/>
             <w:tabs>
               <w:tab w:val="right" w:leader="dot" w:pos="8306"/>
             </w:tabs>
           </w:pPr>
           <w:r>
             <w:rPr>
-              <w:rFonts w:ascii="宋体" w:eastAsia="宋体" w:hAnsi="宋体" w:cs="宋体" w:hint="eastAsia"/>
+              <w:rFonts w:hint="eastAsia" w:ascii="宋体" w:hAnsi="宋体" w:eastAsia="宋体" w:cs="宋体"/>
               <w:szCs w:val="24"/>
             </w:rPr>
             <w:fldChar w:fldCharType="begin"/>
           </w:r>
           <w:r>
             <w:rPr>
-              <w:rFonts w:ascii="宋体" w:eastAsia="宋体" w:hAnsi="宋体" w:cs="宋体" w:hint="eastAsia"/>
-              <w:szCs w:val="24"/>
-            </w:rPr>
-            <w:instrText xml:space="preserve"> HYPERLINK \l _Toc30408 </w:instrText>
-          </w:r>
-          <w:r>
-            <w:rPr>
-              <w:rFonts w:ascii="宋体" w:eastAsia="宋体" w:hAnsi="宋体" w:cs="宋体" w:hint="eastAsia"/>
+              <w:rFonts w:hint="eastAsia" w:ascii="宋体" w:hAnsi="宋体" w:eastAsia="宋体" w:cs="宋体"/>
+              <w:szCs w:val="24"/>
+            </w:rPr>
+            <w:instrText xml:space="preserve"> HYPERLINK \l _Toc12586 </w:instrText>
+          </w:r>
+          <w:r>
+            <w:rPr>
+              <w:rFonts w:hint="eastAsia" w:ascii="宋体" w:hAnsi="宋体" w:eastAsia="宋体" w:cs="宋体"/>
               <w:szCs w:val="24"/>
             </w:rPr>
             <w:fldChar w:fldCharType="separate"/>
@@ -2170,7 +2191,7 @@
             <w:fldChar w:fldCharType="begin"/>
           </w:r>
           <w:r>
-            <w:instrText xml:space="preserve"> PAGEREF _Toc30408 \h </w:instrText>
+            <w:instrText xml:space="preserve"> PAGEREF _Toc12586 \h </w:instrText>
           </w:r>
           <w:r>
             <w:fldChar w:fldCharType="separate"/>
@@ -2183,7 +2204,7 @@
           </w:r>
           <w:r>
             <w:rPr>
-              <w:rFonts w:ascii="宋体" w:eastAsia="宋体" w:hAnsi="宋体" w:cs="宋体" w:hint="eastAsia"/>
+              <w:rFonts w:hint="eastAsia" w:ascii="宋体" w:hAnsi="宋体" w:eastAsia="宋体" w:cs="宋体"/>
               <w:szCs w:val="24"/>
             </w:rPr>
             <w:fldChar w:fldCharType="end"/>
@@ -2191,28 +2212,28 @@
         </w:p>
         <w:p>
           <w:pPr>
-            <w:pStyle w:val="TOC1"/>
+            <w:pStyle w:val="16"/>
             <w:tabs>
               <w:tab w:val="right" w:leader="dot" w:pos="8306"/>
             </w:tabs>
           </w:pPr>
           <w:r>
             <w:rPr>
-              <w:rFonts w:ascii="宋体" w:eastAsia="宋体" w:hAnsi="宋体" w:cs="宋体" w:hint="eastAsia"/>
+              <w:rFonts w:hint="eastAsia" w:ascii="宋体" w:hAnsi="宋体" w:eastAsia="宋体" w:cs="宋体"/>
               <w:szCs w:val="24"/>
             </w:rPr>
             <w:fldChar w:fldCharType="begin"/>
           </w:r>
           <w:r>
             <w:rPr>
-              <w:rFonts w:ascii="宋体" w:eastAsia="宋体" w:hAnsi="宋体" w:cs="宋体" w:hint="eastAsia"/>
-              <w:szCs w:val="24"/>
-            </w:rPr>
-            <w:instrText xml:space="preserve"> HYPERLINK \l _Toc2860 </w:instrText>
-          </w:r>
-          <w:r>
-            <w:rPr>
-              <w:rFonts w:ascii="宋体" w:eastAsia="宋体" w:hAnsi="宋体" w:cs="宋体" w:hint="eastAsia"/>
+              <w:rFonts w:hint="eastAsia" w:ascii="宋体" w:hAnsi="宋体" w:eastAsia="宋体" w:cs="宋体"/>
+              <w:szCs w:val="24"/>
+            </w:rPr>
+            <w:instrText xml:space="preserve"> HYPERLINK \l _Toc27791 </w:instrText>
+          </w:r>
+          <w:r>
+            <w:rPr>
+              <w:rFonts w:hint="eastAsia" w:ascii="宋体" w:hAnsi="宋体" w:eastAsia="宋体" w:cs="宋体"/>
               <w:szCs w:val="24"/>
             </w:rPr>
             <w:fldChar w:fldCharType="separate"/>
@@ -2238,7 +2259,7 @@
             <w:fldChar w:fldCharType="begin"/>
           </w:r>
           <w:r>
-            <w:instrText xml:space="preserve"> PAGEREF _Toc2860 \h </w:instrText>
+            <w:instrText xml:space="preserve"> PAGEREF _Toc27791 \h </w:instrText>
           </w:r>
           <w:r>
             <w:fldChar w:fldCharType="separate"/>
@@ -2251,7 +2272,7 @@
           </w:r>
           <w:r>
             <w:rPr>
-              <w:rFonts w:ascii="宋体" w:eastAsia="宋体" w:hAnsi="宋体" w:cs="宋体" w:hint="eastAsia"/>
+              <w:rFonts w:hint="eastAsia" w:ascii="宋体" w:hAnsi="宋体" w:eastAsia="宋体" w:cs="宋体"/>
               <w:szCs w:val="24"/>
             </w:rPr>
             <w:fldChar w:fldCharType="end"/>
@@ -2259,28 +2280,28 @@
         </w:p>
         <w:p>
           <w:pPr>
-            <w:pStyle w:val="TOC2"/>
+            <w:pStyle w:val="17"/>
             <w:tabs>
               <w:tab w:val="right" w:leader="dot" w:pos="8306"/>
             </w:tabs>
           </w:pPr>
           <w:r>
             <w:rPr>
-              <w:rFonts w:ascii="宋体" w:eastAsia="宋体" w:hAnsi="宋体" w:cs="宋体" w:hint="eastAsia"/>
+              <w:rFonts w:hint="eastAsia" w:ascii="宋体" w:hAnsi="宋体" w:eastAsia="宋体" w:cs="宋体"/>
               <w:szCs w:val="24"/>
             </w:rPr>
             <w:fldChar w:fldCharType="begin"/>
           </w:r>
           <w:r>
             <w:rPr>
-              <w:rFonts w:ascii="宋体" w:eastAsia="宋体" w:hAnsi="宋体" w:cs="宋体" w:hint="eastAsia"/>
-              <w:szCs w:val="24"/>
-            </w:rPr>
-            <w:instrText xml:space="preserve"> HYPERLINK \l _Toc8005 </w:instrText>
-          </w:r>
-          <w:r>
-            <w:rPr>
-              <w:rFonts w:ascii="宋体" w:eastAsia="宋体" w:hAnsi="宋体" w:cs="宋体" w:hint="eastAsia"/>
+              <w:rFonts w:hint="eastAsia" w:ascii="宋体" w:hAnsi="宋体" w:eastAsia="宋体" w:cs="宋体"/>
+              <w:szCs w:val="24"/>
+            </w:rPr>
+            <w:instrText xml:space="preserve"> HYPERLINK \l _Toc5605 </w:instrText>
+          </w:r>
+          <w:r>
+            <w:rPr>
+              <w:rFonts w:hint="eastAsia" w:ascii="宋体" w:hAnsi="宋体" w:eastAsia="宋体" w:cs="宋体"/>
               <w:szCs w:val="24"/>
             </w:rPr>
             <w:fldChar w:fldCharType="separate"/>
@@ -2306,7 +2327,7 @@
             <w:fldChar w:fldCharType="begin"/>
           </w:r>
           <w:r>
-            <w:instrText xml:space="preserve"> PAGEREF _Toc8005 \h </w:instrText>
+            <w:instrText xml:space="preserve"> PAGEREF _Toc5605 \h </w:instrText>
           </w:r>
           <w:r>
             <w:fldChar w:fldCharType="separate"/>
@@ -2319,7 +2340,7 @@
           </w:r>
           <w:r>
             <w:rPr>
-              <w:rFonts w:ascii="宋体" w:eastAsia="宋体" w:hAnsi="宋体" w:cs="宋体" w:hint="eastAsia"/>
+              <w:rFonts w:hint="eastAsia" w:ascii="宋体" w:hAnsi="宋体" w:eastAsia="宋体" w:cs="宋体"/>
               <w:szCs w:val="24"/>
             </w:rPr>
             <w:fldChar w:fldCharType="end"/>
@@ -2327,28 +2348,28 @@
         </w:p>
         <w:p>
           <w:pPr>
-            <w:pStyle w:val="TOC2"/>
+            <w:pStyle w:val="17"/>
             <w:tabs>
               <w:tab w:val="right" w:leader="dot" w:pos="8306"/>
             </w:tabs>
           </w:pPr>
           <w:r>
             <w:rPr>
-              <w:rFonts w:ascii="宋体" w:eastAsia="宋体" w:hAnsi="宋体" w:cs="宋体" w:hint="eastAsia"/>
+              <w:rFonts w:hint="eastAsia" w:ascii="宋体" w:hAnsi="宋体" w:eastAsia="宋体" w:cs="宋体"/>
               <w:szCs w:val="24"/>
             </w:rPr>
             <w:fldChar w:fldCharType="begin"/>
           </w:r>
           <w:r>
             <w:rPr>
-              <w:rFonts w:ascii="宋体" w:eastAsia="宋体" w:hAnsi="宋体" w:cs="宋体" w:hint="eastAsia"/>
-              <w:szCs w:val="24"/>
-            </w:rPr>
-            <w:instrText xml:space="preserve"> HYPERLINK \l _Toc22554 </w:instrText>
-          </w:r>
-          <w:r>
-            <w:rPr>
-              <w:rFonts w:ascii="宋体" w:eastAsia="宋体" w:hAnsi="宋体" w:cs="宋体" w:hint="eastAsia"/>
+              <w:rFonts w:hint="eastAsia" w:ascii="宋体" w:hAnsi="宋体" w:eastAsia="宋体" w:cs="宋体"/>
+              <w:szCs w:val="24"/>
+            </w:rPr>
+            <w:instrText xml:space="preserve"> HYPERLINK \l _Toc16061 </w:instrText>
+          </w:r>
+          <w:r>
+            <w:rPr>
+              <w:rFonts w:hint="eastAsia" w:ascii="宋体" w:hAnsi="宋体" w:eastAsia="宋体" w:cs="宋体"/>
               <w:szCs w:val="24"/>
             </w:rPr>
             <w:fldChar w:fldCharType="separate"/>
@@ -2374,7 +2395,7 @@
             <w:fldChar w:fldCharType="begin"/>
           </w:r>
           <w:r>
-            <w:instrText xml:space="preserve"> PAGEREF _Toc22554 \h </w:instrText>
+            <w:instrText xml:space="preserve"> PAGEREF _Toc16061 \h </w:instrText>
           </w:r>
           <w:r>
             <w:fldChar w:fldCharType="separate"/>
@@ -2387,7 +2408,7 @@
           </w:r>
           <w:r>
             <w:rPr>
-              <w:rFonts w:ascii="宋体" w:eastAsia="宋体" w:hAnsi="宋体" w:cs="宋体" w:hint="eastAsia"/>
+              <w:rFonts w:hint="eastAsia" w:ascii="宋体" w:hAnsi="宋体" w:eastAsia="宋体" w:cs="宋体"/>
               <w:szCs w:val="24"/>
             </w:rPr>
             <w:fldChar w:fldCharType="end"/>
@@ -2395,28 +2416,28 @@
         </w:p>
         <w:p>
           <w:pPr>
-            <w:pStyle w:val="TOC2"/>
+            <w:pStyle w:val="17"/>
             <w:tabs>
               <w:tab w:val="right" w:leader="dot" w:pos="8306"/>
             </w:tabs>
           </w:pPr>
           <w:r>
             <w:rPr>
-              <w:rFonts w:ascii="宋体" w:eastAsia="宋体" w:hAnsi="宋体" w:cs="宋体" w:hint="eastAsia"/>
+              <w:rFonts w:hint="eastAsia" w:ascii="宋体" w:hAnsi="宋体" w:eastAsia="宋体" w:cs="宋体"/>
               <w:szCs w:val="24"/>
             </w:rPr>
             <w:fldChar w:fldCharType="begin"/>
           </w:r>
           <w:r>
             <w:rPr>
-              <w:rFonts w:ascii="宋体" w:eastAsia="宋体" w:hAnsi="宋体" w:cs="宋体" w:hint="eastAsia"/>
-              <w:szCs w:val="24"/>
-            </w:rPr>
-            <w:instrText xml:space="preserve"> HYPERLINK \l _Toc21356 </w:instrText>
-          </w:r>
-          <w:r>
-            <w:rPr>
-              <w:rFonts w:ascii="宋体" w:eastAsia="宋体" w:hAnsi="宋体" w:cs="宋体" w:hint="eastAsia"/>
+              <w:rFonts w:hint="eastAsia" w:ascii="宋体" w:hAnsi="宋体" w:eastAsia="宋体" w:cs="宋体"/>
+              <w:szCs w:val="24"/>
+            </w:rPr>
+            <w:instrText xml:space="preserve"> HYPERLINK \l _Toc28502 </w:instrText>
+          </w:r>
+          <w:r>
+            <w:rPr>
+              <w:rFonts w:hint="eastAsia" w:ascii="宋体" w:hAnsi="宋体" w:eastAsia="宋体" w:cs="宋体"/>
               <w:szCs w:val="24"/>
             </w:rPr>
             <w:fldChar w:fldCharType="separate"/>
@@ -2442,7 +2463,7 @@
             <w:fldChar w:fldCharType="begin"/>
           </w:r>
           <w:r>
-            <w:instrText xml:space="preserve"> PAGEREF _Toc21356 \h </w:instrText>
+            <w:instrText xml:space="preserve"> PAGEREF _Toc28502 \h </w:instrText>
           </w:r>
           <w:r>
             <w:fldChar w:fldCharType="separate"/>
@@ -2455,7 +2476,7 @@
           </w:r>
           <w:r>
             <w:rPr>
-              <w:rFonts w:ascii="宋体" w:eastAsia="宋体" w:hAnsi="宋体" w:cs="宋体" w:hint="eastAsia"/>
+              <w:rFonts w:hint="eastAsia" w:ascii="宋体" w:hAnsi="宋体" w:eastAsia="宋体" w:cs="宋体"/>
               <w:szCs w:val="24"/>
             </w:rPr>
             <w:fldChar w:fldCharType="end"/>
@@ -2463,28 +2484,28 @@
         </w:p>
         <w:p>
           <w:pPr>
-            <w:pStyle w:val="TOC1"/>
+            <w:pStyle w:val="16"/>
             <w:tabs>
               <w:tab w:val="right" w:leader="dot" w:pos="8306"/>
             </w:tabs>
           </w:pPr>
           <w:r>
             <w:rPr>
-              <w:rFonts w:ascii="宋体" w:eastAsia="宋体" w:hAnsi="宋体" w:cs="宋体" w:hint="eastAsia"/>
+              <w:rFonts w:hint="eastAsia" w:ascii="宋体" w:hAnsi="宋体" w:eastAsia="宋体" w:cs="宋体"/>
               <w:szCs w:val="24"/>
             </w:rPr>
             <w:fldChar w:fldCharType="begin"/>
           </w:r>
           <w:r>
             <w:rPr>
-              <w:rFonts w:ascii="宋体" w:eastAsia="宋体" w:hAnsi="宋体" w:cs="宋体" w:hint="eastAsia"/>
-              <w:szCs w:val="24"/>
-            </w:rPr>
-            <w:instrText xml:space="preserve"> HYPERLINK \l _Toc8307 </w:instrText>
-          </w:r>
-          <w:r>
-            <w:rPr>
-              <w:rFonts w:ascii="宋体" w:eastAsia="宋体" w:hAnsi="宋体" w:cs="宋体" w:hint="eastAsia"/>
+              <w:rFonts w:hint="eastAsia" w:ascii="宋体" w:hAnsi="宋体" w:eastAsia="宋体" w:cs="宋体"/>
+              <w:szCs w:val="24"/>
+            </w:rPr>
+            <w:instrText xml:space="preserve"> HYPERLINK \l _Toc20253 </w:instrText>
+          </w:r>
+          <w:r>
+            <w:rPr>
+              <w:rFonts w:hint="eastAsia" w:ascii="宋体" w:hAnsi="宋体" w:eastAsia="宋体" w:cs="宋体"/>
               <w:szCs w:val="24"/>
             </w:rPr>
             <w:fldChar w:fldCharType="separate"/>
@@ -2510,7 +2531,7 @@
             <w:fldChar w:fldCharType="begin"/>
           </w:r>
           <w:r>
-            <w:instrText xml:space="preserve"> PAGEREF _Toc8307 \h </w:instrText>
+            <w:instrText xml:space="preserve"> PAGEREF _Toc20253 \h </w:instrText>
           </w:r>
           <w:r>
             <w:fldChar w:fldCharType="separate"/>
@@ -2523,7 +2544,7 @@
           </w:r>
           <w:r>
             <w:rPr>
-              <w:rFonts w:ascii="宋体" w:eastAsia="宋体" w:hAnsi="宋体" w:cs="宋体" w:hint="eastAsia"/>
+              <w:rFonts w:hint="eastAsia" w:ascii="宋体" w:hAnsi="宋体" w:eastAsia="宋体" w:cs="宋体"/>
               <w:szCs w:val="24"/>
             </w:rPr>
             <w:fldChar w:fldCharType="end"/>
@@ -2531,28 +2552,28 @@
         </w:p>
         <w:p>
           <w:pPr>
-            <w:pStyle w:val="TOC2"/>
+            <w:pStyle w:val="17"/>
             <w:tabs>
               <w:tab w:val="right" w:leader="dot" w:pos="8306"/>
             </w:tabs>
           </w:pPr>
           <w:r>
             <w:rPr>
-              <w:rFonts w:ascii="宋体" w:eastAsia="宋体" w:hAnsi="宋体" w:cs="宋体" w:hint="eastAsia"/>
+              <w:rFonts w:hint="eastAsia" w:ascii="宋体" w:hAnsi="宋体" w:eastAsia="宋体" w:cs="宋体"/>
               <w:szCs w:val="24"/>
             </w:rPr>
             <w:fldChar w:fldCharType="begin"/>
           </w:r>
           <w:r>
             <w:rPr>
-              <w:rFonts w:ascii="宋体" w:eastAsia="宋体" w:hAnsi="宋体" w:cs="宋体" w:hint="eastAsia"/>
-              <w:szCs w:val="24"/>
-            </w:rPr>
-            <w:instrText xml:space="preserve"> HYPERLINK \l _Toc11035 </w:instrText>
-          </w:r>
-          <w:r>
-            <w:rPr>
-              <w:rFonts w:ascii="宋体" w:eastAsia="宋体" w:hAnsi="宋体" w:cs="宋体" w:hint="eastAsia"/>
+              <w:rFonts w:hint="eastAsia" w:ascii="宋体" w:hAnsi="宋体" w:eastAsia="宋体" w:cs="宋体"/>
+              <w:szCs w:val="24"/>
+            </w:rPr>
+            <w:instrText xml:space="preserve"> HYPERLINK \l _Toc16966 </w:instrText>
+          </w:r>
+          <w:r>
+            <w:rPr>
+              <w:rFonts w:hint="eastAsia" w:ascii="宋体" w:hAnsi="宋体" w:eastAsia="宋体" w:cs="宋体"/>
               <w:szCs w:val="24"/>
             </w:rPr>
             <w:fldChar w:fldCharType="separate"/>
@@ -2578,7 +2599,7 @@
             <w:fldChar w:fldCharType="begin"/>
           </w:r>
           <w:r>
-            <w:instrText xml:space="preserve"> PAGEREF _Toc11035 \h </w:instrText>
+            <w:instrText xml:space="preserve"> PAGEREF _Toc16966 \h </w:instrText>
           </w:r>
           <w:r>
             <w:fldChar w:fldCharType="separate"/>
@@ -2591,7 +2612,7 @@
           </w:r>
           <w:r>
             <w:rPr>
-              <w:rFonts w:ascii="宋体" w:eastAsia="宋体" w:hAnsi="宋体" w:cs="宋体" w:hint="eastAsia"/>
+              <w:rFonts w:hint="eastAsia" w:ascii="宋体" w:hAnsi="宋体" w:eastAsia="宋体" w:cs="宋体"/>
               <w:szCs w:val="24"/>
             </w:rPr>
             <w:fldChar w:fldCharType="end"/>
@@ -2599,28 +2620,28 @@
         </w:p>
         <w:p>
           <w:pPr>
-            <w:pStyle w:val="TOC2"/>
+            <w:pStyle w:val="17"/>
             <w:tabs>
               <w:tab w:val="right" w:leader="dot" w:pos="8306"/>
             </w:tabs>
           </w:pPr>
           <w:r>
             <w:rPr>
-              <w:rFonts w:ascii="宋体" w:eastAsia="宋体" w:hAnsi="宋体" w:cs="宋体" w:hint="eastAsia"/>
+              <w:rFonts w:hint="eastAsia" w:ascii="宋体" w:hAnsi="宋体" w:eastAsia="宋体" w:cs="宋体"/>
               <w:szCs w:val="24"/>
             </w:rPr>
             <w:fldChar w:fldCharType="begin"/>
           </w:r>
           <w:r>
             <w:rPr>
-              <w:rFonts w:ascii="宋体" w:eastAsia="宋体" w:hAnsi="宋体" w:cs="宋体" w:hint="eastAsia"/>
-              <w:szCs w:val="24"/>
-            </w:rPr>
-            <w:instrText xml:space="preserve"> HYPERLINK \l _Toc27100 </w:instrText>
-          </w:r>
-          <w:r>
-            <w:rPr>
-              <w:rFonts w:ascii="宋体" w:eastAsia="宋体" w:hAnsi="宋体" w:cs="宋体" w:hint="eastAsia"/>
+              <w:rFonts w:hint="eastAsia" w:ascii="宋体" w:hAnsi="宋体" w:eastAsia="宋体" w:cs="宋体"/>
+              <w:szCs w:val="24"/>
+            </w:rPr>
+            <w:instrText xml:space="preserve"> HYPERLINK \l _Toc15291 </w:instrText>
+          </w:r>
+          <w:r>
+            <w:rPr>
+              <w:rFonts w:hint="eastAsia" w:ascii="宋体" w:hAnsi="宋体" w:eastAsia="宋体" w:cs="宋体"/>
               <w:szCs w:val="24"/>
             </w:rPr>
             <w:fldChar w:fldCharType="separate"/>
@@ -2646,7 +2667,7 @@
             <w:fldChar w:fldCharType="begin"/>
           </w:r>
           <w:r>
-            <w:instrText xml:space="preserve"> PAGEREF _Toc27100 \h </w:instrText>
+            <w:instrText xml:space="preserve"> PAGEREF _Toc15291 \h </w:instrText>
           </w:r>
           <w:r>
             <w:fldChar w:fldCharType="separate"/>
@@ -2659,7 +2680,7 @@
           </w:r>
           <w:r>
             <w:rPr>
-              <w:rFonts w:ascii="宋体" w:eastAsia="宋体" w:hAnsi="宋体" w:cs="宋体" w:hint="eastAsia"/>
+              <w:rFonts w:hint="eastAsia" w:ascii="宋体" w:hAnsi="宋体" w:eastAsia="宋体" w:cs="宋体"/>
               <w:szCs w:val="24"/>
             </w:rPr>
             <w:fldChar w:fldCharType="end"/>
@@ -2667,28 +2688,28 @@
         </w:p>
         <w:p>
           <w:pPr>
-            <w:pStyle w:val="TOC2"/>
+            <w:pStyle w:val="17"/>
             <w:tabs>
               <w:tab w:val="right" w:leader="dot" w:pos="8306"/>
             </w:tabs>
           </w:pPr>
           <w:r>
             <w:rPr>
-              <w:rFonts w:ascii="宋体" w:eastAsia="宋体" w:hAnsi="宋体" w:cs="宋体" w:hint="eastAsia"/>
+              <w:rFonts w:hint="eastAsia" w:ascii="宋体" w:hAnsi="宋体" w:eastAsia="宋体" w:cs="宋体"/>
               <w:szCs w:val="24"/>
             </w:rPr>
             <w:fldChar w:fldCharType="begin"/>
           </w:r>
           <w:r>
             <w:rPr>
-              <w:rFonts w:ascii="宋体" w:eastAsia="宋体" w:hAnsi="宋体" w:cs="宋体" w:hint="eastAsia"/>
-              <w:szCs w:val="24"/>
-            </w:rPr>
-            <w:instrText xml:space="preserve"> HYPERLINK \l _Toc13721 </w:instrText>
-          </w:r>
-          <w:r>
-            <w:rPr>
-              <w:rFonts w:ascii="宋体" w:eastAsia="宋体" w:hAnsi="宋体" w:cs="宋体" w:hint="eastAsia"/>
+              <w:rFonts w:hint="eastAsia" w:ascii="宋体" w:hAnsi="宋体" w:eastAsia="宋体" w:cs="宋体"/>
+              <w:szCs w:val="24"/>
+            </w:rPr>
+            <w:instrText xml:space="preserve"> HYPERLINK \l _Toc30524 </w:instrText>
+          </w:r>
+          <w:r>
+            <w:rPr>
+              <w:rFonts w:hint="eastAsia" w:ascii="宋体" w:hAnsi="宋体" w:eastAsia="宋体" w:cs="宋体"/>
               <w:szCs w:val="24"/>
             </w:rPr>
             <w:fldChar w:fldCharType="separate"/>
@@ -2714,7 +2735,7 @@
             <w:fldChar w:fldCharType="begin"/>
           </w:r>
           <w:r>
-            <w:instrText xml:space="preserve"> PAGEREF _Toc13721 \h </w:instrText>
+            <w:instrText xml:space="preserve"> PAGEREF _Toc30524 \h </w:instrText>
           </w:r>
           <w:r>
             <w:fldChar w:fldCharType="separate"/>
@@ -2727,7 +2748,7 @@
           </w:r>
           <w:r>
             <w:rPr>
-              <w:rFonts w:ascii="宋体" w:eastAsia="宋体" w:hAnsi="宋体" w:cs="宋体" w:hint="eastAsia"/>
+              <w:rFonts w:hint="eastAsia" w:ascii="宋体" w:hAnsi="宋体" w:eastAsia="宋体" w:cs="宋体"/>
               <w:szCs w:val="24"/>
             </w:rPr>
             <w:fldChar w:fldCharType="end"/>
@@ -2735,28 +2756,28 @@
         </w:p>
         <w:p>
           <w:pPr>
-            <w:pStyle w:val="TOC2"/>
+            <w:pStyle w:val="17"/>
             <w:tabs>
               <w:tab w:val="right" w:leader="dot" w:pos="8306"/>
             </w:tabs>
           </w:pPr>
           <w:r>
             <w:rPr>
-              <w:rFonts w:ascii="宋体" w:eastAsia="宋体" w:hAnsi="宋体" w:cs="宋体" w:hint="eastAsia"/>
+              <w:rFonts w:hint="eastAsia" w:ascii="宋体" w:hAnsi="宋体" w:eastAsia="宋体" w:cs="宋体"/>
               <w:szCs w:val="24"/>
             </w:rPr>
             <w:fldChar w:fldCharType="begin"/>
           </w:r>
           <w:r>
             <w:rPr>
-              <w:rFonts w:ascii="宋体" w:eastAsia="宋体" w:hAnsi="宋体" w:cs="宋体" w:hint="eastAsia"/>
-              <w:szCs w:val="24"/>
-            </w:rPr>
-            <w:instrText xml:space="preserve"> HYPERLINK \l _Toc3543 </w:instrText>
-          </w:r>
-          <w:r>
-            <w:rPr>
-              <w:rFonts w:ascii="宋体" w:eastAsia="宋体" w:hAnsi="宋体" w:cs="宋体" w:hint="eastAsia"/>
+              <w:rFonts w:hint="eastAsia" w:ascii="宋体" w:hAnsi="宋体" w:eastAsia="宋体" w:cs="宋体"/>
+              <w:szCs w:val="24"/>
+            </w:rPr>
+            <w:instrText xml:space="preserve"> HYPERLINK \l _Toc11021 </w:instrText>
+          </w:r>
+          <w:r>
+            <w:rPr>
+              <w:rFonts w:hint="eastAsia" w:ascii="宋体" w:hAnsi="宋体" w:eastAsia="宋体" w:cs="宋体"/>
               <w:szCs w:val="24"/>
             </w:rPr>
             <w:fldChar w:fldCharType="separate"/>
@@ -2782,7 +2803,7 @@
             <w:fldChar w:fldCharType="begin"/>
           </w:r>
           <w:r>
-            <w:instrText xml:space="preserve"> PAGEREF _Toc3543 \h </w:instrText>
+            <w:instrText xml:space="preserve"> PAGEREF _Toc11021 \h </w:instrText>
           </w:r>
           <w:r>
             <w:fldChar w:fldCharType="separate"/>
@@ -2795,7 +2816,7 @@
           </w:r>
           <w:r>
             <w:rPr>
-              <w:rFonts w:ascii="宋体" w:eastAsia="宋体" w:hAnsi="宋体" w:cs="宋体" w:hint="eastAsia"/>
+              <w:rFonts w:hint="eastAsia" w:ascii="宋体" w:hAnsi="宋体" w:eastAsia="宋体" w:cs="宋体"/>
               <w:szCs w:val="24"/>
             </w:rPr>
             <w:fldChar w:fldCharType="end"/>
@@ -2803,28 +2824,28 @@
         </w:p>
         <w:p>
           <w:pPr>
-            <w:pStyle w:val="TOC1"/>
+            <w:pStyle w:val="16"/>
             <w:tabs>
               <w:tab w:val="right" w:leader="dot" w:pos="8306"/>
             </w:tabs>
           </w:pPr>
           <w:r>
             <w:rPr>
-              <w:rFonts w:ascii="宋体" w:eastAsia="宋体" w:hAnsi="宋体" w:cs="宋体" w:hint="eastAsia"/>
+              <w:rFonts w:hint="eastAsia" w:ascii="宋体" w:hAnsi="宋体" w:eastAsia="宋体" w:cs="宋体"/>
               <w:szCs w:val="24"/>
             </w:rPr>
             <w:fldChar w:fldCharType="begin"/>
           </w:r>
           <w:r>
             <w:rPr>
-              <w:rFonts w:ascii="宋体" w:eastAsia="宋体" w:hAnsi="宋体" w:cs="宋体" w:hint="eastAsia"/>
-              <w:szCs w:val="24"/>
-            </w:rPr>
-            <w:instrText xml:space="preserve"> HYPERLINK \l _Toc6252 </w:instrText>
-          </w:r>
-          <w:r>
-            <w:rPr>
-              <w:rFonts w:ascii="宋体" w:eastAsia="宋体" w:hAnsi="宋体" w:cs="宋体" w:hint="eastAsia"/>
+              <w:rFonts w:hint="eastAsia" w:ascii="宋体" w:hAnsi="宋体" w:eastAsia="宋体" w:cs="宋体"/>
+              <w:szCs w:val="24"/>
+            </w:rPr>
+            <w:instrText xml:space="preserve"> HYPERLINK \l _Toc719 </w:instrText>
+          </w:r>
+          <w:r>
+            <w:rPr>
+              <w:rFonts w:hint="eastAsia" w:ascii="宋体" w:hAnsi="宋体" w:eastAsia="宋体" w:cs="宋体"/>
               <w:szCs w:val="24"/>
             </w:rPr>
             <w:fldChar w:fldCharType="separate"/>
@@ -2850,7 +2871,7 @@
             <w:fldChar w:fldCharType="begin"/>
           </w:r>
           <w:r>
-            <w:instrText xml:space="preserve"> PAGEREF _Toc6252 \h </w:instrText>
+            <w:instrText xml:space="preserve"> PAGEREF _Toc719 \h </w:instrText>
           </w:r>
           <w:r>
             <w:fldChar w:fldCharType="separate"/>
@@ -2863,7 +2884,7 @@
           </w:r>
           <w:r>
             <w:rPr>
-              <w:rFonts w:ascii="宋体" w:eastAsia="宋体" w:hAnsi="宋体" w:cs="宋体" w:hint="eastAsia"/>
+              <w:rFonts w:hint="eastAsia" w:ascii="宋体" w:hAnsi="宋体" w:eastAsia="宋体" w:cs="宋体"/>
               <w:szCs w:val="24"/>
             </w:rPr>
             <w:fldChar w:fldCharType="end"/>
@@ -2871,28 +2892,28 @@
         </w:p>
         <w:p>
           <w:pPr>
-            <w:pStyle w:val="TOC2"/>
+            <w:pStyle w:val="17"/>
             <w:tabs>
               <w:tab w:val="right" w:leader="dot" w:pos="8306"/>
             </w:tabs>
           </w:pPr>
           <w:r>
             <w:rPr>
-              <w:rFonts w:ascii="宋体" w:eastAsia="宋体" w:hAnsi="宋体" w:cs="宋体" w:hint="eastAsia"/>
+              <w:rFonts w:hint="eastAsia" w:ascii="宋体" w:hAnsi="宋体" w:eastAsia="宋体" w:cs="宋体"/>
               <w:szCs w:val="24"/>
             </w:rPr>
             <w:fldChar w:fldCharType="begin"/>
           </w:r>
           <w:r>
             <w:rPr>
-              <w:rFonts w:ascii="宋体" w:eastAsia="宋体" w:hAnsi="宋体" w:cs="宋体" w:hint="eastAsia"/>
-              <w:szCs w:val="24"/>
-            </w:rPr>
-            <w:instrText xml:space="preserve"> HYPERLINK \l _Toc11697 </w:instrText>
-          </w:r>
-          <w:r>
-            <w:rPr>
-              <w:rFonts w:ascii="宋体" w:eastAsia="宋体" w:hAnsi="宋体" w:cs="宋体" w:hint="eastAsia"/>
+              <w:rFonts w:hint="eastAsia" w:ascii="宋体" w:hAnsi="宋体" w:eastAsia="宋体" w:cs="宋体"/>
+              <w:szCs w:val="24"/>
+            </w:rPr>
+            <w:instrText xml:space="preserve"> HYPERLINK \l _Toc28506 </w:instrText>
+          </w:r>
+          <w:r>
+            <w:rPr>
+              <w:rFonts w:hint="eastAsia" w:ascii="宋体" w:hAnsi="宋体" w:eastAsia="宋体" w:cs="宋体"/>
               <w:szCs w:val="24"/>
             </w:rPr>
             <w:fldChar w:fldCharType="separate"/>
@@ -2918,7 +2939,7 @@
             <w:fldChar w:fldCharType="begin"/>
           </w:r>
           <w:r>
-            <w:instrText xml:space="preserve"> PAGEREF _Toc11697 \h </w:instrText>
+            <w:instrText xml:space="preserve"> PAGEREF _Toc28506 \h </w:instrText>
           </w:r>
           <w:r>
             <w:fldChar w:fldCharType="separate"/>
@@ -2931,7 +2952,7 @@
           </w:r>
           <w:r>
             <w:rPr>
-              <w:rFonts w:ascii="宋体" w:eastAsia="宋体" w:hAnsi="宋体" w:cs="宋体" w:hint="eastAsia"/>
+              <w:rFonts w:hint="eastAsia" w:ascii="宋体" w:hAnsi="宋体" w:eastAsia="宋体" w:cs="宋体"/>
               <w:szCs w:val="24"/>
             </w:rPr>
             <w:fldChar w:fldCharType="end"/>
@@ -2939,28 +2960,28 @@
         </w:p>
         <w:p>
           <w:pPr>
-            <w:pStyle w:val="TOC2"/>
+            <w:pStyle w:val="17"/>
             <w:tabs>
               <w:tab w:val="right" w:leader="dot" w:pos="8306"/>
             </w:tabs>
           </w:pPr>
           <w:r>
             <w:rPr>
-              <w:rFonts w:ascii="宋体" w:eastAsia="宋体" w:hAnsi="宋体" w:cs="宋体" w:hint="eastAsia"/>
+              <w:rFonts w:hint="eastAsia" w:ascii="宋体" w:hAnsi="宋体" w:eastAsia="宋体" w:cs="宋体"/>
               <w:szCs w:val="24"/>
             </w:rPr>
             <w:fldChar w:fldCharType="begin"/>
           </w:r>
           <w:r>
             <w:rPr>
-              <w:rFonts w:ascii="宋体" w:eastAsia="宋体" w:hAnsi="宋体" w:cs="宋体" w:hint="eastAsia"/>
-              <w:szCs w:val="24"/>
-            </w:rPr>
-            <w:instrText xml:space="preserve"> HYPERLINK \l _Toc16903 </w:instrText>
-          </w:r>
-          <w:r>
-            <w:rPr>
-              <w:rFonts w:ascii="宋体" w:eastAsia="宋体" w:hAnsi="宋体" w:cs="宋体" w:hint="eastAsia"/>
+              <w:rFonts w:hint="eastAsia" w:ascii="宋体" w:hAnsi="宋体" w:eastAsia="宋体" w:cs="宋体"/>
+              <w:szCs w:val="24"/>
+            </w:rPr>
+            <w:instrText xml:space="preserve"> HYPERLINK \l _Toc9716 </w:instrText>
+          </w:r>
+          <w:r>
+            <w:rPr>
+              <w:rFonts w:hint="eastAsia" w:ascii="宋体" w:hAnsi="宋体" w:eastAsia="宋体" w:cs="宋体"/>
               <w:szCs w:val="24"/>
             </w:rPr>
             <w:fldChar w:fldCharType="separate"/>
@@ -2986,7 +3007,7 @@
             <w:fldChar w:fldCharType="begin"/>
           </w:r>
           <w:r>
-            <w:instrText xml:space="preserve"> PAGEREF _Toc16903 \h </w:instrText>
+            <w:instrText xml:space="preserve"> PAGEREF _Toc9716 \h </w:instrText>
           </w:r>
           <w:r>
             <w:fldChar w:fldCharType="separate"/>
@@ -2999,7 +3020,7 @@
           </w:r>
           <w:r>
             <w:rPr>
-              <w:rFonts w:ascii="宋体" w:eastAsia="宋体" w:hAnsi="宋体" w:cs="宋体" w:hint="eastAsia"/>
+              <w:rFonts w:hint="eastAsia" w:ascii="宋体" w:hAnsi="宋体" w:eastAsia="宋体" w:cs="宋体"/>
               <w:szCs w:val="24"/>
             </w:rPr>
             <w:fldChar w:fldCharType="end"/>
@@ -3007,28 +3028,28 @@
         </w:p>
         <w:p>
           <w:pPr>
-            <w:pStyle w:val="TOC1"/>
+            <w:pStyle w:val="16"/>
             <w:tabs>
               <w:tab w:val="right" w:leader="dot" w:pos="8306"/>
             </w:tabs>
           </w:pPr>
           <w:r>
             <w:rPr>
-              <w:rFonts w:ascii="宋体" w:eastAsia="宋体" w:hAnsi="宋体" w:cs="宋体" w:hint="eastAsia"/>
+              <w:rFonts w:hint="eastAsia" w:ascii="宋体" w:hAnsi="宋体" w:eastAsia="宋体" w:cs="宋体"/>
               <w:szCs w:val="24"/>
             </w:rPr>
             <w:fldChar w:fldCharType="begin"/>
           </w:r>
           <w:r>
             <w:rPr>
-              <w:rFonts w:ascii="宋体" w:eastAsia="宋体" w:hAnsi="宋体" w:cs="宋体" w:hint="eastAsia"/>
-              <w:szCs w:val="24"/>
-            </w:rPr>
-            <w:instrText xml:space="preserve"> HYPERLINK \l _Toc28418 </w:instrText>
-          </w:r>
-          <w:r>
-            <w:rPr>
-              <w:rFonts w:ascii="宋体" w:eastAsia="宋体" w:hAnsi="宋体" w:cs="宋体" w:hint="eastAsia"/>
+              <w:rFonts w:hint="eastAsia" w:ascii="宋体" w:hAnsi="宋体" w:eastAsia="宋体" w:cs="宋体"/>
+              <w:szCs w:val="24"/>
+            </w:rPr>
+            <w:instrText xml:space="preserve"> HYPERLINK \l _Toc18025 </w:instrText>
+          </w:r>
+          <w:r>
+            <w:rPr>
+              <w:rFonts w:hint="eastAsia" w:ascii="宋体" w:hAnsi="宋体" w:eastAsia="宋体" w:cs="宋体"/>
               <w:szCs w:val="24"/>
             </w:rPr>
             <w:fldChar w:fldCharType="separate"/>
@@ -3054,7 +3075,7 @@
             <w:fldChar w:fldCharType="begin"/>
           </w:r>
           <w:r>
-            <w:instrText xml:space="preserve"> PAGEREF _Toc28418 \h </w:instrText>
+            <w:instrText xml:space="preserve"> PAGEREF _Toc18025 \h </w:instrText>
           </w:r>
           <w:r>
             <w:fldChar w:fldCharType="separate"/>
@@ -3067,7 +3088,7 @@
           </w:r>
           <w:r>
             <w:rPr>
-              <w:rFonts w:ascii="宋体" w:eastAsia="宋体" w:hAnsi="宋体" w:cs="宋体" w:hint="eastAsia"/>
+              <w:rFonts w:hint="eastAsia" w:ascii="宋体" w:hAnsi="宋体" w:eastAsia="宋体" w:cs="宋体"/>
               <w:szCs w:val="24"/>
             </w:rPr>
             <w:fldChar w:fldCharType="end"/>
@@ -3075,28 +3096,28 @@
         </w:p>
         <w:p>
           <w:pPr>
-            <w:pStyle w:val="TOC2"/>
+            <w:pStyle w:val="17"/>
             <w:tabs>
               <w:tab w:val="right" w:leader="dot" w:pos="8306"/>
             </w:tabs>
           </w:pPr>
           <w:r>
             <w:rPr>
-              <w:rFonts w:ascii="宋体" w:eastAsia="宋体" w:hAnsi="宋体" w:cs="宋体" w:hint="eastAsia"/>
+              <w:rFonts w:hint="eastAsia" w:ascii="宋体" w:hAnsi="宋体" w:eastAsia="宋体" w:cs="宋体"/>
               <w:szCs w:val="24"/>
             </w:rPr>
             <w:fldChar w:fldCharType="begin"/>
           </w:r>
           <w:r>
             <w:rPr>
-              <w:rFonts w:ascii="宋体" w:eastAsia="宋体" w:hAnsi="宋体" w:cs="宋体" w:hint="eastAsia"/>
-              <w:szCs w:val="24"/>
-            </w:rPr>
-            <w:instrText xml:space="preserve"> HYPERLINK \l _Toc14031 </w:instrText>
-          </w:r>
-          <w:r>
-            <w:rPr>
-              <w:rFonts w:ascii="宋体" w:eastAsia="宋体" w:hAnsi="宋体" w:cs="宋体" w:hint="eastAsia"/>
+              <w:rFonts w:hint="eastAsia" w:ascii="宋体" w:hAnsi="宋体" w:eastAsia="宋体" w:cs="宋体"/>
+              <w:szCs w:val="24"/>
+            </w:rPr>
+            <w:instrText xml:space="preserve"> HYPERLINK \l _Toc11632 </w:instrText>
+          </w:r>
+          <w:r>
+            <w:rPr>
+              <w:rFonts w:hint="eastAsia" w:ascii="宋体" w:hAnsi="宋体" w:eastAsia="宋体" w:cs="宋体"/>
               <w:szCs w:val="24"/>
             </w:rPr>
             <w:fldChar w:fldCharType="separate"/>
@@ -3122,7 +3143,7 @@
             <w:fldChar w:fldCharType="begin"/>
           </w:r>
           <w:r>
-            <w:instrText xml:space="preserve"> PAGEREF _Toc14031 \h </w:instrText>
+            <w:instrText xml:space="preserve"> PAGEREF _Toc11632 \h </w:instrText>
           </w:r>
           <w:r>
             <w:fldChar w:fldCharType="separate"/>
@@ -3135,7 +3156,7 @@
           </w:r>
           <w:r>
             <w:rPr>
-              <w:rFonts w:ascii="宋体" w:eastAsia="宋体" w:hAnsi="宋体" w:cs="宋体" w:hint="eastAsia"/>
+              <w:rFonts w:hint="eastAsia" w:ascii="宋体" w:hAnsi="宋体" w:eastAsia="宋体" w:cs="宋体"/>
               <w:szCs w:val="24"/>
             </w:rPr>
             <w:fldChar w:fldCharType="end"/>
@@ -3143,28 +3164,28 @@
         </w:p>
         <w:p>
           <w:pPr>
-            <w:pStyle w:val="TOC2"/>
+            <w:pStyle w:val="17"/>
             <w:tabs>
               <w:tab w:val="right" w:leader="dot" w:pos="8306"/>
             </w:tabs>
           </w:pPr>
           <w:r>
             <w:rPr>
-              <w:rFonts w:ascii="宋体" w:eastAsia="宋体" w:hAnsi="宋体" w:cs="宋体" w:hint="eastAsia"/>
+              <w:rFonts w:hint="eastAsia" w:ascii="宋体" w:hAnsi="宋体" w:eastAsia="宋体" w:cs="宋体"/>
               <w:szCs w:val="24"/>
             </w:rPr>
             <w:fldChar w:fldCharType="begin"/>
           </w:r>
           <w:r>
             <w:rPr>
-              <w:rFonts w:ascii="宋体" w:eastAsia="宋体" w:hAnsi="宋体" w:cs="宋体" w:hint="eastAsia"/>
-              <w:szCs w:val="24"/>
-            </w:rPr>
-            <w:instrText xml:space="preserve"> HYPERLINK \l _Toc3357 </w:instrText>
-          </w:r>
-          <w:r>
-            <w:rPr>
-              <w:rFonts w:ascii="宋体" w:eastAsia="宋体" w:hAnsi="宋体" w:cs="宋体" w:hint="eastAsia"/>
+              <w:rFonts w:hint="eastAsia" w:ascii="宋体" w:hAnsi="宋体" w:eastAsia="宋体" w:cs="宋体"/>
+              <w:szCs w:val="24"/>
+            </w:rPr>
+            <w:instrText xml:space="preserve"> HYPERLINK \l _Toc8090 </w:instrText>
+          </w:r>
+          <w:r>
+            <w:rPr>
+              <w:rFonts w:hint="eastAsia" w:ascii="宋体" w:hAnsi="宋体" w:eastAsia="宋体" w:cs="宋体"/>
               <w:szCs w:val="24"/>
             </w:rPr>
             <w:fldChar w:fldCharType="separate"/>
@@ -3190,7 +3211,7 @@
             <w:fldChar w:fldCharType="begin"/>
           </w:r>
           <w:r>
-            <w:instrText xml:space="preserve"> PAGEREF _Toc3357 \h </w:instrText>
+            <w:instrText xml:space="preserve"> PAGEREF _Toc8090 \h </w:instrText>
           </w:r>
           <w:r>
             <w:fldChar w:fldCharType="separate"/>
@@ -3203,7 +3224,7 @@
           </w:r>
           <w:r>
             <w:rPr>
-              <w:rFonts w:ascii="宋体" w:eastAsia="宋体" w:hAnsi="宋体" w:cs="宋体" w:hint="eastAsia"/>
+              <w:rFonts w:hint="eastAsia" w:ascii="宋体" w:hAnsi="宋体" w:eastAsia="宋体" w:cs="宋体"/>
               <w:szCs w:val="24"/>
             </w:rPr>
             <w:fldChar w:fldCharType="end"/>
@@ -3211,28 +3232,28 @@
         </w:p>
         <w:p>
           <w:pPr>
-            <w:pStyle w:val="TOC2"/>
+            <w:pStyle w:val="17"/>
             <w:tabs>
               <w:tab w:val="right" w:leader="dot" w:pos="8306"/>
             </w:tabs>
           </w:pPr>
           <w:r>
             <w:rPr>
-              <w:rFonts w:ascii="宋体" w:eastAsia="宋体" w:hAnsi="宋体" w:cs="宋体" w:hint="eastAsia"/>
+              <w:rFonts w:hint="eastAsia" w:ascii="宋体" w:hAnsi="宋体" w:eastAsia="宋体" w:cs="宋体"/>
               <w:szCs w:val="24"/>
             </w:rPr>
             <w:fldChar w:fldCharType="begin"/>
           </w:r>
           <w:r>
             <w:rPr>
-              <w:rFonts w:ascii="宋体" w:eastAsia="宋体" w:hAnsi="宋体" w:cs="宋体" w:hint="eastAsia"/>
-              <w:szCs w:val="24"/>
-            </w:rPr>
-            <w:instrText xml:space="preserve"> HYPERLINK \l _Toc29502 </w:instrText>
-          </w:r>
-          <w:r>
-            <w:rPr>
-              <w:rFonts w:ascii="宋体" w:eastAsia="宋体" w:hAnsi="宋体" w:cs="宋体" w:hint="eastAsia"/>
+              <w:rFonts w:hint="eastAsia" w:ascii="宋体" w:hAnsi="宋体" w:eastAsia="宋体" w:cs="宋体"/>
+              <w:szCs w:val="24"/>
+            </w:rPr>
+            <w:instrText xml:space="preserve"> HYPERLINK \l _Toc4619 </w:instrText>
+          </w:r>
+          <w:r>
+            <w:rPr>
+              <w:rFonts w:hint="eastAsia" w:ascii="宋体" w:hAnsi="宋体" w:eastAsia="宋体" w:cs="宋体"/>
               <w:szCs w:val="24"/>
             </w:rPr>
             <w:fldChar w:fldCharType="separate"/>
@@ -3258,7 +3279,7 @@
             <w:fldChar w:fldCharType="begin"/>
           </w:r>
           <w:r>
-            <w:instrText xml:space="preserve"> PAGEREF _Toc29502 \h </w:instrText>
+            <w:instrText xml:space="preserve"> PAGEREF _Toc4619 \h </w:instrText>
           </w:r>
           <w:r>
             <w:fldChar w:fldCharType="separate"/>
@@ -3271,7 +3292,7 @@
           </w:r>
           <w:r>
             <w:rPr>
-              <w:rFonts w:ascii="宋体" w:eastAsia="宋体" w:hAnsi="宋体" w:cs="宋体" w:hint="eastAsia"/>
+              <w:rFonts w:hint="eastAsia" w:ascii="宋体" w:hAnsi="宋体" w:eastAsia="宋体" w:cs="宋体"/>
               <w:szCs w:val="24"/>
             </w:rPr>
             <w:fldChar w:fldCharType="end"/>
@@ -3279,28 +3300,28 @@
         </w:p>
         <w:p>
           <w:pPr>
-            <w:pStyle w:val="TOC1"/>
+            <w:pStyle w:val="16"/>
             <w:tabs>
               <w:tab w:val="right" w:leader="dot" w:pos="8306"/>
             </w:tabs>
           </w:pPr>
           <w:r>
             <w:rPr>
-              <w:rFonts w:ascii="宋体" w:eastAsia="宋体" w:hAnsi="宋体" w:cs="宋体" w:hint="eastAsia"/>
+              <w:rFonts w:hint="eastAsia" w:ascii="宋体" w:hAnsi="宋体" w:eastAsia="宋体" w:cs="宋体"/>
               <w:szCs w:val="24"/>
             </w:rPr>
             <w:fldChar w:fldCharType="begin"/>
           </w:r>
           <w:r>
             <w:rPr>
-              <w:rFonts w:ascii="宋体" w:eastAsia="宋体" w:hAnsi="宋体" w:cs="宋体" w:hint="eastAsia"/>
-              <w:szCs w:val="24"/>
-            </w:rPr>
-            <w:instrText xml:space="preserve"> HYPERLINK \l _Toc28457 </w:instrText>
-          </w:r>
-          <w:r>
-            <w:rPr>
-              <w:rFonts w:ascii="宋体" w:eastAsia="宋体" w:hAnsi="宋体" w:cs="宋体" w:hint="eastAsia"/>
+              <w:rFonts w:hint="eastAsia" w:ascii="宋体" w:hAnsi="宋体" w:eastAsia="宋体" w:cs="宋体"/>
+              <w:szCs w:val="24"/>
+            </w:rPr>
+            <w:instrText xml:space="preserve"> HYPERLINK \l _Toc25561 </w:instrText>
+          </w:r>
+          <w:r>
+            <w:rPr>
+              <w:rFonts w:hint="eastAsia" w:ascii="宋体" w:hAnsi="宋体" w:eastAsia="宋体" w:cs="宋体"/>
               <w:szCs w:val="24"/>
             </w:rPr>
             <w:fldChar w:fldCharType="separate"/>
@@ -3326,7 +3347,7 @@
             <w:fldChar w:fldCharType="begin"/>
           </w:r>
           <w:r>
-            <w:instrText xml:space="preserve"> PAGEREF _Toc28457 \h </w:instrText>
+            <w:instrText xml:space="preserve"> PAGEREF _Toc25561 \h </w:instrText>
           </w:r>
           <w:r>
             <w:fldChar w:fldCharType="separate"/>
@@ -3339,7 +3360,7 @@
           </w:r>
           <w:r>
             <w:rPr>
-              <w:rFonts w:ascii="宋体" w:eastAsia="宋体" w:hAnsi="宋体" w:cs="宋体" w:hint="eastAsia"/>
+              <w:rFonts w:hint="eastAsia" w:ascii="宋体" w:hAnsi="宋体" w:eastAsia="宋体" w:cs="宋体"/>
               <w:szCs w:val="24"/>
             </w:rPr>
             <w:fldChar w:fldCharType="end"/>
@@ -3347,28 +3368,28 @@
         </w:p>
         <w:p>
           <w:pPr>
-            <w:pStyle w:val="TOC2"/>
+            <w:pStyle w:val="17"/>
             <w:tabs>
               <w:tab w:val="right" w:leader="dot" w:pos="8306"/>
             </w:tabs>
           </w:pPr>
           <w:r>
             <w:rPr>
-              <w:rFonts w:ascii="宋体" w:eastAsia="宋体" w:hAnsi="宋体" w:cs="宋体" w:hint="eastAsia"/>
+              <w:rFonts w:hint="eastAsia" w:ascii="宋体" w:hAnsi="宋体" w:eastAsia="宋体" w:cs="宋体"/>
               <w:szCs w:val="24"/>
             </w:rPr>
             <w:fldChar w:fldCharType="begin"/>
           </w:r>
           <w:r>
             <w:rPr>
-              <w:rFonts w:ascii="宋体" w:eastAsia="宋体" w:hAnsi="宋体" w:cs="宋体" w:hint="eastAsia"/>
-              <w:szCs w:val="24"/>
-            </w:rPr>
-            <w:instrText xml:space="preserve"> HYPERLINK \l _Toc29746 </w:instrText>
-          </w:r>
-          <w:r>
-            <w:rPr>
-              <w:rFonts w:ascii="宋体" w:eastAsia="宋体" w:hAnsi="宋体" w:cs="宋体" w:hint="eastAsia"/>
+              <w:rFonts w:hint="eastAsia" w:ascii="宋体" w:hAnsi="宋体" w:eastAsia="宋体" w:cs="宋体"/>
+              <w:szCs w:val="24"/>
+            </w:rPr>
+            <w:instrText xml:space="preserve"> HYPERLINK \l _Toc10048 </w:instrText>
+          </w:r>
+          <w:r>
+            <w:rPr>
+              <w:rFonts w:hint="eastAsia" w:ascii="宋体" w:hAnsi="宋体" w:eastAsia="宋体" w:cs="宋体"/>
               <w:szCs w:val="24"/>
             </w:rPr>
             <w:fldChar w:fldCharType="separate"/>
@@ -3394,7 +3415,7 @@
             <w:fldChar w:fldCharType="begin"/>
           </w:r>
           <w:r>
-            <w:instrText xml:space="preserve"> PAGEREF _Toc29746 \h </w:instrText>
+            <w:instrText xml:space="preserve"> PAGEREF _Toc10048 \h </w:instrText>
           </w:r>
           <w:r>
             <w:fldChar w:fldCharType="separate"/>
@@ -3407,7 +3428,7 @@
           </w:r>
           <w:r>
             <w:rPr>
-              <w:rFonts w:ascii="宋体" w:eastAsia="宋体" w:hAnsi="宋体" w:cs="宋体" w:hint="eastAsia"/>
+              <w:rFonts w:hint="eastAsia" w:ascii="宋体" w:hAnsi="宋体" w:eastAsia="宋体" w:cs="宋体"/>
               <w:szCs w:val="24"/>
             </w:rPr>
             <w:fldChar w:fldCharType="end"/>
@@ -3415,28 +3436,28 @@
         </w:p>
         <w:p>
           <w:pPr>
-            <w:pStyle w:val="TOC2"/>
+            <w:pStyle w:val="17"/>
             <w:tabs>
               <w:tab w:val="right" w:leader="dot" w:pos="8306"/>
             </w:tabs>
           </w:pPr>
           <w:r>
             <w:rPr>
-              <w:rFonts w:ascii="宋体" w:eastAsia="宋体" w:hAnsi="宋体" w:cs="宋体" w:hint="eastAsia"/>
+              <w:rFonts w:hint="eastAsia" w:ascii="宋体" w:hAnsi="宋体" w:eastAsia="宋体" w:cs="宋体"/>
               <w:szCs w:val="24"/>
             </w:rPr>
             <w:fldChar w:fldCharType="begin"/>
           </w:r>
           <w:r>
             <w:rPr>
-              <w:rFonts w:ascii="宋体" w:eastAsia="宋体" w:hAnsi="宋体" w:cs="宋体" w:hint="eastAsia"/>
-              <w:szCs w:val="24"/>
-            </w:rPr>
-            <w:instrText xml:space="preserve"> HYPERLINK \l _Toc12204 </w:instrText>
-          </w:r>
-          <w:r>
-            <w:rPr>
-              <w:rFonts w:ascii="宋体" w:eastAsia="宋体" w:hAnsi="宋体" w:cs="宋体" w:hint="eastAsia"/>
+              <w:rFonts w:hint="eastAsia" w:ascii="宋体" w:hAnsi="宋体" w:eastAsia="宋体" w:cs="宋体"/>
+              <w:szCs w:val="24"/>
+            </w:rPr>
+            <w:instrText xml:space="preserve"> HYPERLINK \l _Toc22021 </w:instrText>
+          </w:r>
+          <w:r>
+            <w:rPr>
+              <w:rFonts w:hint="eastAsia" w:ascii="宋体" w:hAnsi="宋体" w:eastAsia="宋体" w:cs="宋体"/>
               <w:szCs w:val="24"/>
             </w:rPr>
             <w:fldChar w:fldCharType="separate"/>
@@ -3462,7 +3483,7 @@
             <w:fldChar w:fldCharType="begin"/>
           </w:r>
           <w:r>
-            <w:instrText xml:space="preserve"> PAGEREF _Toc12204 \h </w:instrText>
+            <w:instrText xml:space="preserve"> PAGEREF _Toc22021 \h </w:instrText>
           </w:r>
           <w:r>
             <w:fldChar w:fldCharType="separate"/>
@@ -3475,7 +3496,7 @@
           </w:r>
           <w:r>
             <w:rPr>
-              <w:rFonts w:ascii="宋体" w:eastAsia="宋体" w:hAnsi="宋体" w:cs="宋体" w:hint="eastAsia"/>
+              <w:rFonts w:hint="eastAsia" w:ascii="宋体" w:hAnsi="宋体" w:eastAsia="宋体" w:cs="宋体"/>
               <w:szCs w:val="24"/>
             </w:rPr>
             <w:fldChar w:fldCharType="end"/>
@@ -3483,28 +3504,28 @@
         </w:p>
         <w:p>
           <w:pPr>
-            <w:pStyle w:val="TOC1"/>
+            <w:pStyle w:val="16"/>
             <w:tabs>
               <w:tab w:val="right" w:leader="dot" w:pos="8306"/>
             </w:tabs>
           </w:pPr>
           <w:r>
             <w:rPr>
-              <w:rFonts w:ascii="宋体" w:eastAsia="宋体" w:hAnsi="宋体" w:cs="宋体" w:hint="eastAsia"/>
+              <w:rFonts w:hint="eastAsia" w:ascii="宋体" w:hAnsi="宋体" w:eastAsia="宋体" w:cs="宋体"/>
               <w:szCs w:val="24"/>
             </w:rPr>
             <w:fldChar w:fldCharType="begin"/>
           </w:r>
           <w:r>
             <w:rPr>
-              <w:rFonts w:ascii="宋体" w:eastAsia="宋体" w:hAnsi="宋体" w:cs="宋体" w:hint="eastAsia"/>
-              <w:szCs w:val="24"/>
-            </w:rPr>
-            <w:instrText xml:space="preserve"> HYPERLINK \l _Toc16044 </w:instrText>
-          </w:r>
-          <w:r>
-            <w:rPr>
-              <w:rFonts w:ascii="宋体" w:eastAsia="宋体" w:hAnsi="宋体" w:cs="宋体" w:hint="eastAsia"/>
+              <w:rFonts w:hint="eastAsia" w:ascii="宋体" w:hAnsi="宋体" w:eastAsia="宋体" w:cs="宋体"/>
+              <w:szCs w:val="24"/>
+            </w:rPr>
+            <w:instrText xml:space="preserve"> HYPERLINK \l _Toc13432 </w:instrText>
+          </w:r>
+          <w:r>
+            <w:rPr>
+              <w:rFonts w:hint="eastAsia" w:ascii="宋体" w:hAnsi="宋体" w:eastAsia="宋体" w:cs="宋体"/>
               <w:szCs w:val="24"/>
             </w:rPr>
             <w:fldChar w:fldCharType="separate"/>
@@ -3530,7 +3551,7 @@
             <w:fldChar w:fldCharType="begin"/>
           </w:r>
           <w:r>
-            <w:instrText xml:space="preserve"> PAGEREF _Toc16044 \h </w:instrText>
+            <w:instrText xml:space="preserve"> PAGEREF _Toc13432 \h </w:instrText>
           </w:r>
           <w:r>
             <w:fldChar w:fldCharType="separate"/>
@@ -3543,7 +3564,7 @@
           </w:r>
           <w:r>
             <w:rPr>
-              <w:rFonts w:ascii="宋体" w:eastAsia="宋体" w:hAnsi="宋体" w:cs="宋体" w:hint="eastAsia"/>
+              <w:rFonts w:hint="eastAsia" w:ascii="宋体" w:hAnsi="宋体" w:eastAsia="宋体" w:cs="宋体"/>
               <w:szCs w:val="24"/>
             </w:rPr>
             <w:fldChar w:fldCharType="end"/>
@@ -3551,28 +3572,28 @@
         </w:p>
         <w:p>
           <w:pPr>
-            <w:pStyle w:val="TOC1"/>
+            <w:pStyle w:val="16"/>
             <w:tabs>
               <w:tab w:val="right" w:leader="dot" w:pos="8306"/>
             </w:tabs>
           </w:pPr>
           <w:r>
             <w:rPr>
-              <w:rFonts w:ascii="宋体" w:eastAsia="宋体" w:hAnsi="宋体" w:cs="宋体" w:hint="eastAsia"/>
+              <w:rFonts w:hint="eastAsia" w:ascii="宋体" w:hAnsi="宋体" w:eastAsia="宋体" w:cs="宋体"/>
               <w:szCs w:val="24"/>
             </w:rPr>
             <w:fldChar w:fldCharType="begin"/>
           </w:r>
           <w:r>
             <w:rPr>
-              <w:rFonts w:ascii="宋体" w:eastAsia="宋体" w:hAnsi="宋体" w:cs="宋体" w:hint="eastAsia"/>
-              <w:szCs w:val="24"/>
-            </w:rPr>
-            <w:instrText xml:space="preserve"> HYPERLINK \l _Toc10710 </w:instrText>
-          </w:r>
-          <w:r>
-            <w:rPr>
-              <w:rFonts w:ascii="宋体" w:eastAsia="宋体" w:hAnsi="宋体" w:cs="宋体" w:hint="eastAsia"/>
+              <w:rFonts w:hint="eastAsia" w:ascii="宋体" w:hAnsi="宋体" w:eastAsia="宋体" w:cs="宋体"/>
+              <w:szCs w:val="24"/>
+            </w:rPr>
+            <w:instrText xml:space="preserve"> HYPERLINK \l _Toc6087 </w:instrText>
+          </w:r>
+          <w:r>
+            <w:rPr>
+              <w:rFonts w:hint="eastAsia" w:ascii="宋体" w:hAnsi="宋体" w:eastAsia="宋体" w:cs="宋体"/>
               <w:szCs w:val="24"/>
             </w:rPr>
             <w:fldChar w:fldCharType="separate"/>
@@ -3598,7 +3619,7 @@
             <w:fldChar w:fldCharType="begin"/>
           </w:r>
           <w:r>
-            <w:instrText xml:space="preserve"> PAGEREF _Toc10710 \h </w:instrText>
+            <w:instrText xml:space="preserve"> PAGEREF _Toc6087 \h </w:instrText>
           </w:r>
           <w:r>
             <w:fldChar w:fldCharType="separate"/>
@@ -3611,7 +3632,7 @@
           </w:r>
           <w:r>
             <w:rPr>
-              <w:rFonts w:ascii="宋体" w:eastAsia="宋体" w:hAnsi="宋体" w:cs="宋体" w:hint="eastAsia"/>
+              <w:rFonts w:hint="eastAsia" w:ascii="宋体" w:hAnsi="宋体" w:eastAsia="宋体" w:cs="宋体"/>
               <w:szCs w:val="24"/>
             </w:rPr>
             <w:fldChar w:fldCharType="end"/>
@@ -3633,7 +3654,7 @@
             <w:snapToGrid w:val="0"/>
             <w:textAlignment w:val="baseline"/>
             <w:rPr>
-              <w:rFonts w:ascii="宋体" w:eastAsia="宋体" w:hAnsi="宋体" w:cs="宋体" w:hint="eastAsia"/>
+              <w:rFonts w:hint="eastAsia" w:ascii="宋体" w:hAnsi="宋体" w:eastAsia="宋体" w:cs="宋体"/>
               <w:snapToGrid w:val="0"/>
               <w:color w:val="000000"/>
               <w:kern w:val="0"/>
@@ -3644,7 +3665,7 @@
           </w:pPr>
           <w:r>
             <w:rPr>
-              <w:rFonts w:ascii="宋体" w:eastAsia="宋体" w:hAnsi="宋体" w:cs="宋体" w:hint="eastAsia"/>
+              <w:rFonts w:hint="eastAsia" w:ascii="宋体" w:hAnsi="宋体" w:eastAsia="宋体" w:cs="宋体"/>
               <w:szCs w:val="24"/>
             </w:rPr>
             <w:fldChar w:fldCharType="end"/>
@@ -3668,7 +3689,7 @@
         <w:snapToGrid w:val="0"/>
         <w:textAlignment w:val="baseline"/>
         <w:rPr>
-          <w:rFonts w:ascii="Arial" w:eastAsia="Arial" w:hAnsi="Arial" w:cs="Arial"/>
+          <w:rFonts w:ascii="Arial" w:hAnsi="Arial" w:eastAsia="Arial" w:cs="Arial"/>
           <w:snapToGrid w:val="0"/>
           <w:color w:val="000000"/>
           <w:kern w:val="0"/>
@@ -3679,7 +3700,7 @@
       </w:pPr>
       <w:r>
         <w:rPr>
-          <w:rFonts w:ascii="Arial" w:eastAsia="Arial" w:hAnsi="Arial" w:cs="Arial"/>
+          <w:rFonts w:ascii="Arial" w:hAnsi="Arial" w:eastAsia="Arial" w:cs="Arial"/>
           <w:snapToGrid w:val="0"/>
           <w:color w:val="000000"/>
           <w:kern w:val="0"/>
@@ -3692,14 +3713,14 @@
     </w:p>
     <w:p>
       <w:pPr>
-        <w:pStyle w:val="1"/>
-        <w:bidi w:val="0"/>
-        <w:rPr>
-          <w:rFonts w:hint="eastAsia"/>
-          <w:lang w:val="en-US" w:eastAsia="zh-CN"/>
-        </w:rPr>
-      </w:pPr>
-      <w:bookmarkStart w:id="3" w:name="_Toc2860"/>
+        <w:pStyle w:val="28"/>
+        <w:bidi w:val="0"/>
+        <w:rPr>
+          <w:rFonts w:hint="eastAsia"/>
+          <w:lang w:val="en-US" w:eastAsia="zh-CN"/>
+        </w:rPr>
+      </w:pPr>
+      <w:bookmarkStart w:id="2" w:name="_Toc27791"/>
       <w:r>
         <w:rPr>
           <w:rFonts w:hint="eastAsia"/>
@@ -3707,30 +3728,30 @@
         </w:rPr>
         <w:t>总则</w:t>
       </w:r>
+      <w:bookmarkEnd w:id="2"/>
+    </w:p>
+    <w:p>
+      <w:pPr>
+        <w:pStyle w:val="30"/>
+        <w:bidi w:val="0"/>
+        <w:rPr>
+          <w:rFonts w:hint="eastAsia"/>
+          <w:lang w:val="en-US" w:eastAsia="zh-CN"/>
+        </w:rPr>
+      </w:pPr>
+      <w:bookmarkStart w:id="3" w:name="_Toc5605"/>
+      <w:r>
+        <w:rPr>
+          <w:rFonts w:hint="eastAsia"/>
+          <w:lang w:val="en-US" w:eastAsia="zh-CN"/>
+        </w:rPr>
+        <w:t>目的</w:t>
+      </w:r>
       <w:bookmarkEnd w:id="3"/>
     </w:p>
     <w:p>
       <w:pPr>
-        <w:pStyle w:val="2"/>
-        <w:bidi w:val="0"/>
-        <w:rPr>
-          <w:rFonts w:hint="eastAsia"/>
-          <w:lang w:val="en-US" w:eastAsia="zh-CN"/>
-        </w:rPr>
-      </w:pPr>
-      <w:bookmarkStart w:id="4" w:name="_Toc8005"/>
-      <w:r>
-        <w:rPr>
-          <w:rFonts w:hint="eastAsia"/>
-          <w:lang w:val="en-US" w:eastAsia="zh-CN"/>
-        </w:rPr>
-        <w:t>目的</w:t>
-      </w:r>
-      <w:bookmarkEnd w:id="4"/>
-    </w:p>
-    <w:p>
-      <w:pPr>
-        <w:pStyle w:val="a1"/>
+        <w:pStyle w:val="29"/>
         <w:keepNext w:val="0"/>
         <w:keepLines w:val="0"/>
         <w:pageBreakBefore w:val="0"/>
@@ -3759,14 +3780,14 @@
     </w:p>
     <w:p>
       <w:pPr>
-        <w:pStyle w:val="2"/>
-        <w:bidi w:val="0"/>
-        <w:rPr>
-          <w:rFonts w:hint="eastAsia"/>
-          <w:lang w:val="en-US" w:eastAsia="zh-CN"/>
-        </w:rPr>
-      </w:pPr>
-      <w:bookmarkStart w:id="5" w:name="_Toc22554"/>
+        <w:pStyle w:val="30"/>
+        <w:bidi w:val="0"/>
+        <w:rPr>
+          <w:rFonts w:hint="eastAsia"/>
+          <w:lang w:val="en-US" w:eastAsia="zh-CN"/>
+        </w:rPr>
+      </w:pPr>
+      <w:bookmarkStart w:id="4" w:name="_Toc16061"/>
       <w:r>
         <w:rPr>
           <w:rFonts w:hint="eastAsia"/>
@@ -3774,11 +3795,11 @@
         </w:rPr>
         <w:t>定义</w:t>
       </w:r>
-      <w:bookmarkEnd w:id="5"/>
-    </w:p>
-    <w:p>
-      <w:pPr>
-        <w:pStyle w:val="a1"/>
+      <w:bookmarkEnd w:id="4"/>
+    </w:p>
+    <w:p>
+      <w:pPr>
+        <w:pStyle w:val="29"/>
         <w:keepNext w:val="0"/>
         <w:keepLines w:val="0"/>
         <w:pageBreakBefore w:val="0"/>
@@ -3807,14 +3828,14 @@
     </w:p>
     <w:p>
       <w:pPr>
-        <w:pStyle w:val="2"/>
-        <w:bidi w:val="0"/>
-        <w:rPr>
-          <w:rFonts w:hint="eastAsia"/>
-          <w:lang w:val="en-US" w:eastAsia="zh-CN"/>
-        </w:rPr>
-      </w:pPr>
-      <w:bookmarkStart w:id="6" w:name="_Toc21356"/>
+        <w:pStyle w:val="30"/>
+        <w:bidi w:val="0"/>
+        <w:rPr>
+          <w:rFonts w:hint="eastAsia"/>
+          <w:lang w:val="en-US" w:eastAsia="zh-CN"/>
+        </w:rPr>
+      </w:pPr>
+      <w:bookmarkStart w:id="5" w:name="_Toc28502"/>
       <w:r>
         <w:rPr>
           <w:rFonts w:hint="eastAsia"/>
@@ -3822,11 +3843,11 @@
         </w:rPr>
         <w:t>适用范围</w:t>
       </w:r>
-      <w:bookmarkEnd w:id="6"/>
-    </w:p>
-    <w:p>
-      <w:pPr>
-        <w:pStyle w:val="a1"/>
+      <w:bookmarkEnd w:id="5"/>
+    </w:p>
+    <w:p>
+      <w:pPr>
+        <w:pStyle w:val="29"/>
         <w:keepNext w:val="0"/>
         <w:keepLines w:val="0"/>
         <w:pageBreakBefore w:val="0"/>
@@ -3855,7 +3876,7 @@
     </w:p>
     <w:p>
       <w:pPr>
-        <w:pStyle w:val="a1"/>
+        <w:pStyle w:val="29"/>
         <w:keepNext w:val="0"/>
         <w:keepLines w:val="0"/>
         <w:pageBreakBefore w:val="0"/>
@@ -3872,7 +3893,7 @@
         <w:bidi w:val="0"/>
         <w:adjustRightInd w:val="0"/>
         <w:snapToGrid w:val="0"/>
-        <w:ind w:left="425" w:hanging="425" w:leftChars="0" w:firstLineChars="0"/>
+        <w:ind w:left="425" w:leftChars="0" w:hanging="425" w:firstLineChars="0"/>
         <w:textAlignment w:val="baseline"/>
         <w:rPr>
           <w:rFonts w:hint="eastAsia"/>
@@ -3889,7 +3910,7 @@
     </w:p>
     <w:p>
       <w:pPr>
-        <w:pStyle w:val="a1"/>
+        <w:pStyle w:val="29"/>
         <w:keepNext w:val="0"/>
         <w:keepLines w:val="0"/>
         <w:pageBreakBefore w:val="0"/>
@@ -3906,7 +3927,7 @@
         <w:bidi w:val="0"/>
         <w:adjustRightInd w:val="0"/>
         <w:snapToGrid w:val="0"/>
-        <w:ind w:left="425" w:hanging="425" w:leftChars="0" w:firstLineChars="0"/>
+        <w:ind w:left="425" w:leftChars="0" w:hanging="425" w:firstLineChars="0"/>
         <w:textAlignment w:val="baseline"/>
         <w:rPr>
           <w:rFonts w:hint="eastAsia"/>
@@ -3923,7 +3944,7 @@
     </w:p>
     <w:p>
       <w:pPr>
-        <w:pStyle w:val="a1"/>
+        <w:pStyle w:val="29"/>
         <w:keepNext w:val="0"/>
         <w:keepLines w:val="0"/>
         <w:pageBreakBefore w:val="0"/>
@@ -3940,7 +3961,7 @@
         <w:bidi w:val="0"/>
         <w:adjustRightInd w:val="0"/>
         <w:snapToGrid w:val="0"/>
-        <w:ind w:left="425" w:hanging="425" w:leftChars="0" w:firstLineChars="0"/>
+        <w:ind w:left="425" w:leftChars="0" w:hanging="425" w:firstLineChars="0"/>
         <w:textAlignment w:val="baseline"/>
         <w:rPr>
           <w:rFonts w:hint="eastAsia"/>
@@ -3957,7 +3978,7 @@
     </w:p>
     <w:p>
       <w:pPr>
-        <w:pStyle w:val="a1"/>
+        <w:pStyle w:val="29"/>
         <w:keepNext w:val="0"/>
         <w:keepLines w:val="0"/>
         <w:pageBreakBefore w:val="0"/>
@@ -3974,7 +3995,7 @@
         <w:bidi w:val="0"/>
         <w:adjustRightInd w:val="0"/>
         <w:snapToGrid w:val="0"/>
-        <w:ind w:left="425" w:hanging="425" w:leftChars="0" w:firstLineChars="0"/>
+        <w:ind w:left="425" w:leftChars="0" w:hanging="425" w:firstLineChars="0"/>
         <w:textAlignment w:val="baseline"/>
         <w:rPr>
           <w:rFonts w:hint="eastAsia"/>
@@ -3991,7 +4012,7 @@
     </w:p>
     <w:p>
       <w:pPr>
-        <w:pStyle w:val="a1"/>
+        <w:pStyle w:val="29"/>
         <w:keepNext w:val="0"/>
         <w:keepLines w:val="0"/>
         <w:pageBreakBefore w:val="0"/>
@@ -4008,7 +4029,7 @@
         <w:bidi w:val="0"/>
         <w:adjustRightInd w:val="0"/>
         <w:snapToGrid w:val="0"/>
-        <w:ind w:left="425" w:hanging="425" w:leftChars="0" w:firstLineChars="0"/>
+        <w:ind w:left="425" w:leftChars="0" w:hanging="425" w:firstLineChars="0"/>
         <w:textAlignment w:val="baseline"/>
         <w:rPr>
           <w:rFonts w:hint="eastAsia"/>
@@ -4025,14 +4046,14 @@
     </w:p>
     <w:p>
       <w:pPr>
-        <w:pStyle w:val="1"/>
-        <w:bidi w:val="0"/>
-        <w:rPr>
-          <w:rFonts w:hint="eastAsia"/>
-          <w:lang w:val="en-US" w:eastAsia="zh-CN"/>
-        </w:rPr>
-      </w:pPr>
-      <w:bookmarkStart w:id="7" w:name="_Toc8307"/>
+        <w:pStyle w:val="28"/>
+        <w:bidi w:val="0"/>
+        <w:rPr>
+          <w:rFonts w:hint="eastAsia"/>
+          <w:lang w:val="en-US" w:eastAsia="zh-CN"/>
+        </w:rPr>
+      </w:pPr>
+      <w:bookmarkStart w:id="6" w:name="_Toc20253"/>
       <w:r>
         <w:rPr>
           <w:rFonts w:hint="eastAsia"/>
@@ -4040,30 +4061,30 @@
         </w:rPr>
         <w:t>管理职责</w:t>
       </w:r>
+      <w:bookmarkEnd w:id="6"/>
+    </w:p>
+    <w:p>
+      <w:pPr>
+        <w:pStyle w:val="30"/>
+        <w:bidi w:val="0"/>
+        <w:rPr>
+          <w:rFonts w:hint="eastAsia"/>
+          <w:lang w:val="en-US" w:eastAsia="zh-CN"/>
+        </w:rPr>
+      </w:pPr>
+      <w:bookmarkStart w:id="7" w:name="_Toc16966"/>
+      <w:r>
+        <w:rPr>
+          <w:rFonts w:hint="eastAsia"/>
+          <w:lang w:val="en-US" w:eastAsia="zh-CN"/>
+        </w:rPr>
+        <w:t>运维相关部门</w:t>
+      </w:r>
       <w:bookmarkEnd w:id="7"/>
     </w:p>
     <w:p>
       <w:pPr>
-        <w:pStyle w:val="2"/>
-        <w:bidi w:val="0"/>
-        <w:rPr>
-          <w:rFonts w:hint="eastAsia"/>
-          <w:lang w:val="en-US" w:eastAsia="zh-CN"/>
-        </w:rPr>
-      </w:pPr>
-      <w:bookmarkStart w:id="8" w:name="_Toc11035"/>
-      <w:r>
-        <w:rPr>
-          <w:rFonts w:hint="eastAsia"/>
-          <w:lang w:val="en-US" w:eastAsia="zh-CN"/>
-        </w:rPr>
-        <w:t>运维相关部门</w:t>
-      </w:r>
-      <w:bookmarkEnd w:id="8"/>
-    </w:p>
-    <w:p>
-      <w:pPr>
-        <w:pStyle w:val="a1"/>
+        <w:pStyle w:val="29"/>
         <w:keepNext w:val="0"/>
         <w:keepLines w:val="0"/>
         <w:pageBreakBefore w:val="0"/>
@@ -4092,7 +4113,7 @@
     </w:p>
     <w:p>
       <w:pPr>
-        <w:pStyle w:val="a1"/>
+        <w:pStyle w:val="29"/>
         <w:keepNext w:val="0"/>
         <w:keepLines w:val="0"/>
         <w:pageBreakBefore w:val="0"/>
@@ -4121,7 +4142,7 @@
     </w:p>
     <w:p>
       <w:pPr>
-        <w:pStyle w:val="a1"/>
+        <w:pStyle w:val="29"/>
         <w:keepNext w:val="0"/>
         <w:keepLines w:val="0"/>
         <w:pageBreakBefore w:val="0"/>
@@ -4150,7 +4171,7 @@
     </w:p>
     <w:p>
       <w:pPr>
-        <w:pStyle w:val="a1"/>
+        <w:pStyle w:val="29"/>
         <w:keepNext w:val="0"/>
         <w:keepLines w:val="0"/>
         <w:pageBreakBefore w:val="0"/>
@@ -4179,7 +4200,7 @@
     </w:p>
     <w:p>
       <w:pPr>
-        <w:pStyle w:val="a1"/>
+        <w:pStyle w:val="29"/>
         <w:keepNext w:val="0"/>
         <w:keepLines w:val="0"/>
         <w:pageBreakBefore w:val="0"/>
@@ -4208,14 +4229,14 @@
     </w:p>
     <w:p>
       <w:pPr>
-        <w:pStyle w:val="2"/>
-        <w:bidi w:val="0"/>
-        <w:rPr>
-          <w:rFonts w:hint="eastAsia"/>
-          <w:lang w:val="en-US" w:eastAsia="zh-CN"/>
-        </w:rPr>
-      </w:pPr>
-      <w:bookmarkStart w:id="9" w:name="_Toc27100"/>
+        <w:pStyle w:val="30"/>
+        <w:bidi w:val="0"/>
+        <w:rPr>
+          <w:rFonts w:hint="eastAsia"/>
+          <w:lang w:val="en-US" w:eastAsia="zh-CN"/>
+        </w:rPr>
+      </w:pPr>
+      <w:bookmarkStart w:id="8" w:name="_Toc15291"/>
       <w:r>
         <w:rPr>
           <w:rFonts w:hint="eastAsia"/>
@@ -4223,11 +4244,11 @@
         </w:rPr>
         <w:t>人力部</w:t>
       </w:r>
-      <w:bookmarkEnd w:id="9"/>
-    </w:p>
-    <w:p>
-      <w:pPr>
-        <w:pStyle w:val="a1"/>
+      <w:bookmarkEnd w:id="8"/>
+    </w:p>
+    <w:p>
+      <w:pPr>
+        <w:pStyle w:val="29"/>
         <w:keepNext w:val="0"/>
         <w:keepLines w:val="0"/>
         <w:pageBreakBefore w:val="0"/>
@@ -4256,7 +4277,7 @@
     </w:p>
     <w:p>
       <w:pPr>
-        <w:pStyle w:val="a1"/>
+        <w:pStyle w:val="29"/>
         <w:keepNext w:val="0"/>
         <w:keepLines w:val="0"/>
         <w:pageBreakBefore w:val="0"/>
@@ -4285,7 +4306,7 @@
     </w:p>
     <w:p>
       <w:pPr>
-        <w:pStyle w:val="a1"/>
+        <w:pStyle w:val="29"/>
         <w:keepNext w:val="0"/>
         <w:keepLines w:val="0"/>
         <w:pageBreakBefore w:val="0"/>
@@ -4314,14 +4335,14 @@
     </w:p>
     <w:p>
       <w:pPr>
-        <w:pStyle w:val="2"/>
-        <w:bidi w:val="0"/>
-        <w:rPr>
-          <w:rFonts w:hint="eastAsia"/>
-          <w:lang w:val="en-US" w:eastAsia="zh-CN"/>
-        </w:rPr>
-      </w:pPr>
-      <w:bookmarkStart w:id="10" w:name="_Toc13721"/>
+        <w:pStyle w:val="30"/>
+        <w:bidi w:val="0"/>
+        <w:rPr>
+          <w:rFonts w:hint="eastAsia"/>
+          <w:lang w:val="en-US" w:eastAsia="zh-CN"/>
+        </w:rPr>
+      </w:pPr>
+      <w:bookmarkStart w:id="9" w:name="_Toc30524"/>
       <w:r>
         <w:rPr>
           <w:rFonts w:hint="eastAsia"/>
@@ -4329,11 +4350,11 @@
         </w:rPr>
         <w:t>A角（主办人员）职责</w:t>
       </w:r>
-      <w:bookmarkEnd w:id="10"/>
-    </w:p>
-    <w:p>
-      <w:pPr>
-        <w:pStyle w:val="a1"/>
+      <w:bookmarkEnd w:id="9"/>
+    </w:p>
+    <w:p>
+      <w:pPr>
+        <w:pStyle w:val="29"/>
         <w:keepNext w:val="0"/>
         <w:keepLines w:val="0"/>
         <w:pageBreakBefore w:val="0"/>
@@ -4362,7 +4383,7 @@
     </w:p>
     <w:p>
       <w:pPr>
-        <w:pStyle w:val="a1"/>
+        <w:pStyle w:val="29"/>
         <w:keepNext w:val="0"/>
         <w:keepLines w:val="0"/>
         <w:pageBreakBefore w:val="0"/>
@@ -4391,7 +4412,7 @@
     </w:p>
     <w:p>
       <w:pPr>
-        <w:pStyle w:val="a1"/>
+        <w:pStyle w:val="29"/>
         <w:keepNext w:val="0"/>
         <w:keepLines w:val="0"/>
         <w:pageBreakBefore w:val="0"/>
@@ -4420,7 +4441,7 @@
     </w:p>
     <w:p>
       <w:pPr>
-        <w:pStyle w:val="a1"/>
+        <w:pStyle w:val="29"/>
         <w:keepNext w:val="0"/>
         <w:keepLines w:val="0"/>
         <w:pageBreakBefore w:val="0"/>
@@ -4449,14 +4470,14 @@
     </w:p>
     <w:p>
       <w:pPr>
-        <w:pStyle w:val="2"/>
-        <w:bidi w:val="0"/>
-        <w:rPr>
-          <w:rFonts w:hint="eastAsia"/>
-          <w:lang w:val="en-US" w:eastAsia="zh-CN"/>
-        </w:rPr>
-      </w:pPr>
-      <w:bookmarkStart w:id="11" w:name="_Toc3543"/>
+        <w:pStyle w:val="30"/>
+        <w:bidi w:val="0"/>
+        <w:rPr>
+          <w:rFonts w:hint="eastAsia"/>
+          <w:lang w:val="en-US" w:eastAsia="zh-CN"/>
+        </w:rPr>
+      </w:pPr>
+      <w:bookmarkStart w:id="10" w:name="_Toc11021"/>
       <w:r>
         <w:rPr>
           <w:rFonts w:hint="eastAsia"/>
@@ -4464,11 +4485,11 @@
         </w:rPr>
         <w:t>B角（备份人员）职责</w:t>
       </w:r>
-      <w:bookmarkEnd w:id="11"/>
-    </w:p>
-    <w:p>
-      <w:pPr>
-        <w:pStyle w:val="a1"/>
+      <w:bookmarkEnd w:id="10"/>
+    </w:p>
+    <w:p>
+      <w:pPr>
+        <w:pStyle w:val="29"/>
         <w:keepNext w:val="0"/>
         <w:keepLines w:val="0"/>
         <w:pageBreakBefore w:val="0"/>
@@ -4497,7 +4518,7 @@
     </w:p>
     <w:p>
       <w:pPr>
-        <w:pStyle w:val="a1"/>
+        <w:pStyle w:val="29"/>
         <w:keepNext w:val="0"/>
         <w:keepLines w:val="0"/>
         <w:pageBreakBefore w:val="0"/>
@@ -4526,7 +4547,7 @@
     </w:p>
     <w:p>
       <w:pPr>
-        <w:pStyle w:val="a1"/>
+        <w:pStyle w:val="29"/>
         <w:keepNext w:val="0"/>
         <w:keepLines w:val="0"/>
         <w:pageBreakBefore w:val="0"/>
@@ -4555,7 +4576,7 @@
     </w:p>
     <w:p>
       <w:pPr>
-        <w:pStyle w:val="a1"/>
+        <w:pStyle w:val="29"/>
         <w:keepNext w:val="0"/>
         <w:keepLines w:val="0"/>
         <w:pageBreakBefore w:val="0"/>
@@ -4584,14 +4605,14 @@
     </w:p>
     <w:p>
       <w:pPr>
-        <w:pStyle w:val="1"/>
-        <w:bidi w:val="0"/>
-        <w:rPr>
-          <w:rFonts w:hint="eastAsia"/>
-          <w:lang w:val="en-US" w:eastAsia="zh-CN"/>
-        </w:rPr>
-      </w:pPr>
-      <w:bookmarkStart w:id="12" w:name="_Toc6252"/>
+        <w:pStyle w:val="28"/>
+        <w:bidi w:val="0"/>
+        <w:rPr>
+          <w:rFonts w:hint="eastAsia"/>
+          <w:lang w:val="en-US" w:eastAsia="zh-CN"/>
+        </w:rPr>
+      </w:pPr>
+      <w:bookmarkStart w:id="11" w:name="_Toc719"/>
       <w:r>
         <w:rPr>
           <w:rFonts w:hint="eastAsia"/>
@@ -4599,30 +4620,30 @@
         </w:rPr>
         <w:t>备份岗位设置与备案</w:t>
       </w:r>
+      <w:bookmarkEnd w:id="11"/>
+    </w:p>
+    <w:p>
+      <w:pPr>
+        <w:pStyle w:val="30"/>
+        <w:bidi w:val="0"/>
+        <w:rPr>
+          <w:rFonts w:hint="eastAsia"/>
+          <w:lang w:val="en-US" w:eastAsia="zh-CN"/>
+        </w:rPr>
+      </w:pPr>
+      <w:bookmarkStart w:id="12" w:name="_Toc28506"/>
+      <w:r>
+        <w:rPr>
+          <w:rFonts w:hint="eastAsia"/>
+          <w:lang w:val="en-US" w:eastAsia="zh-CN"/>
+        </w:rPr>
+        <w:t>B角人选标准</w:t>
+      </w:r>
       <w:bookmarkEnd w:id="12"/>
     </w:p>
     <w:p>
       <w:pPr>
-        <w:pStyle w:val="2"/>
-        <w:bidi w:val="0"/>
-        <w:rPr>
-          <w:rFonts w:hint="eastAsia"/>
-          <w:lang w:val="en-US" w:eastAsia="zh-CN"/>
-        </w:rPr>
-      </w:pPr>
-      <w:bookmarkStart w:id="13" w:name="_Toc11697"/>
-      <w:r>
-        <w:rPr>
-          <w:rFonts w:hint="eastAsia"/>
-          <w:lang w:val="en-US" w:eastAsia="zh-CN"/>
-        </w:rPr>
-        <w:t>B角人选标准</w:t>
-      </w:r>
-      <w:bookmarkEnd w:id="13"/>
-    </w:p>
-    <w:p>
-      <w:pPr>
-        <w:pStyle w:val="a1"/>
+        <w:pStyle w:val="29"/>
         <w:keepNext w:val="0"/>
         <w:keepLines w:val="0"/>
         <w:pageBreakBefore w:val="0"/>
@@ -4651,7 +4672,7 @@
     </w:p>
     <w:p>
       <w:pPr>
-        <w:pStyle w:val="a1"/>
+        <w:pStyle w:val="29"/>
         <w:keepNext w:val="0"/>
         <w:keepLines w:val="0"/>
         <w:pageBreakBefore w:val="0"/>
@@ -4680,7 +4701,7 @@
     </w:p>
     <w:p>
       <w:pPr>
-        <w:pStyle w:val="a1"/>
+        <w:pStyle w:val="29"/>
         <w:keepNext w:val="0"/>
         <w:keepLines w:val="0"/>
         <w:pageBreakBefore w:val="0"/>
@@ -4709,7 +4730,7 @@
     </w:p>
     <w:p>
       <w:pPr>
-        <w:pStyle w:val="a1"/>
+        <w:pStyle w:val="29"/>
         <w:keepNext w:val="0"/>
         <w:keepLines w:val="0"/>
         <w:pageBreakBefore w:val="0"/>
@@ -4738,7 +4759,7 @@
     </w:p>
     <w:p>
       <w:pPr>
-        <w:pStyle w:val="a1"/>
+        <w:pStyle w:val="29"/>
         <w:keepNext w:val="0"/>
         <w:keepLines w:val="0"/>
         <w:pageBreakBefore w:val="0"/>
@@ -4767,14 +4788,14 @@
     </w:p>
     <w:p>
       <w:pPr>
-        <w:pStyle w:val="2"/>
-        <w:bidi w:val="0"/>
-        <w:rPr>
-          <w:rFonts w:hint="eastAsia"/>
-          <w:lang w:val="en-US" w:eastAsia="zh-CN"/>
-        </w:rPr>
-      </w:pPr>
-      <w:bookmarkStart w:id="14" w:name="_Toc16903"/>
+        <w:pStyle w:val="30"/>
+        <w:bidi w:val="0"/>
+        <w:rPr>
+          <w:rFonts w:hint="eastAsia"/>
+          <w:lang w:val="en-US" w:eastAsia="zh-CN"/>
+        </w:rPr>
+      </w:pPr>
+      <w:bookmarkStart w:id="13" w:name="_Toc9716"/>
       <w:r>
         <w:rPr>
           <w:rFonts w:hint="eastAsia"/>
@@ -4782,11 +4803,11 @@
         </w:rPr>
         <w:t>备份清单建立与维护流程</w:t>
       </w:r>
-      <w:bookmarkEnd w:id="14"/>
-    </w:p>
-    <w:p>
-      <w:pPr>
-        <w:pStyle w:val="a1"/>
+      <w:bookmarkEnd w:id="13"/>
+    </w:p>
+    <w:p>
+      <w:pPr>
+        <w:pStyle w:val="29"/>
         <w:keepNext w:val="0"/>
         <w:keepLines w:val="0"/>
         <w:pageBreakBefore w:val="0"/>
@@ -4815,7 +4836,7 @@
     </w:p>
     <w:p>
       <w:pPr>
-        <w:pStyle w:val="a1"/>
+        <w:pStyle w:val="29"/>
         <w:keepNext w:val="0"/>
         <w:keepLines w:val="0"/>
         <w:pageBreakBefore w:val="0"/>
@@ -4844,7 +4865,7 @@
     </w:p>
     <w:p>
       <w:pPr>
-        <w:pStyle w:val="a1"/>
+        <w:pStyle w:val="29"/>
         <w:keepNext w:val="0"/>
         <w:keepLines w:val="0"/>
         <w:pageBreakBefore w:val="0"/>
@@ -4873,14 +4894,14 @@
     </w:p>
     <w:p>
       <w:pPr>
-        <w:pStyle w:val="1"/>
-        <w:bidi w:val="0"/>
-        <w:rPr>
-          <w:rFonts w:hint="eastAsia"/>
-          <w:lang w:val="en-US" w:eastAsia="zh-CN"/>
-        </w:rPr>
-      </w:pPr>
-      <w:bookmarkStart w:id="15" w:name="_Toc28418"/>
+        <w:pStyle w:val="28"/>
+        <w:bidi w:val="0"/>
+        <w:rPr>
+          <w:rFonts w:hint="eastAsia"/>
+          <w:lang w:val="en-US" w:eastAsia="zh-CN"/>
+        </w:rPr>
+      </w:pPr>
+      <w:bookmarkStart w:id="14" w:name="_Toc18025"/>
       <w:r>
         <w:rPr>
           <w:rFonts w:hint="eastAsia"/>
@@ -4888,30 +4909,30 @@
         </w:rPr>
         <w:t>4. 备份触发与执行流程</w:t>
       </w:r>
+      <w:bookmarkEnd w:id="14"/>
+    </w:p>
+    <w:p>
+      <w:pPr>
+        <w:pStyle w:val="30"/>
+        <w:bidi w:val="0"/>
+        <w:rPr>
+          <w:rFonts w:hint="eastAsia"/>
+          <w:lang w:val="en-US" w:eastAsia="zh-CN"/>
+        </w:rPr>
+      </w:pPr>
+      <w:bookmarkStart w:id="15" w:name="_Toc11632"/>
+      <w:r>
+        <w:rPr>
+          <w:rFonts w:hint="eastAsia"/>
+          <w:lang w:val="en-US" w:eastAsia="zh-CN"/>
+        </w:rPr>
+        <w:t>备份触发条件</w:t>
+      </w:r>
       <w:bookmarkEnd w:id="15"/>
     </w:p>
     <w:p>
       <w:pPr>
-        <w:pStyle w:val="2"/>
-        <w:bidi w:val="0"/>
-        <w:rPr>
-          <w:rFonts w:hint="eastAsia"/>
-          <w:lang w:val="en-US" w:eastAsia="zh-CN"/>
-        </w:rPr>
-      </w:pPr>
-      <w:bookmarkStart w:id="16" w:name="_Toc14031"/>
-      <w:r>
-        <w:rPr>
-          <w:rFonts w:hint="eastAsia"/>
-          <w:lang w:val="en-US" w:eastAsia="zh-CN"/>
-        </w:rPr>
-        <w:t>备份触发条件</w:t>
-      </w:r>
-      <w:bookmarkEnd w:id="16"/>
-    </w:p>
-    <w:p>
-      <w:pPr>
-        <w:pStyle w:val="a1"/>
+        <w:pStyle w:val="29"/>
         <w:keepNext w:val="0"/>
         <w:keepLines w:val="0"/>
         <w:pageBreakBefore w:val="0"/>
@@ -4940,7 +4961,7 @@
     </w:p>
     <w:p>
       <w:pPr>
-        <w:pStyle w:val="a1"/>
+        <w:pStyle w:val="29"/>
         <w:keepNext w:val="0"/>
         <w:keepLines w:val="0"/>
         <w:pageBreakBefore w:val="0"/>
@@ -4969,7 +4990,7 @@
     </w:p>
     <w:p>
       <w:pPr>
-        <w:pStyle w:val="a1"/>
+        <w:pStyle w:val="29"/>
         <w:keepNext w:val="0"/>
         <w:keepLines w:val="0"/>
         <w:pageBreakBefore w:val="0"/>
@@ -4998,7 +5019,7 @@
     </w:p>
     <w:p>
       <w:pPr>
-        <w:pStyle w:val="a1"/>
+        <w:pStyle w:val="29"/>
         <w:keepNext w:val="0"/>
         <w:keepLines w:val="0"/>
         <w:pageBreakBefore w:val="0"/>
@@ -5027,7 +5048,7 @@
     </w:p>
     <w:p>
       <w:pPr>
-        <w:pStyle w:val="a1"/>
+        <w:pStyle w:val="29"/>
         <w:keepNext w:val="0"/>
         <w:keepLines w:val="0"/>
         <w:pageBreakBefore w:val="0"/>
@@ -5056,14 +5077,14 @@
     </w:p>
     <w:p>
       <w:pPr>
-        <w:pStyle w:val="2"/>
-        <w:bidi w:val="0"/>
-        <w:rPr>
-          <w:rFonts w:hint="eastAsia"/>
-          <w:lang w:val="en-US" w:eastAsia="zh-CN"/>
-        </w:rPr>
-      </w:pPr>
-      <w:bookmarkStart w:id="17" w:name="_Toc3357"/>
+        <w:pStyle w:val="30"/>
+        <w:bidi w:val="0"/>
+        <w:rPr>
+          <w:rFonts w:hint="eastAsia"/>
+          <w:lang w:val="en-US" w:eastAsia="zh-CN"/>
+        </w:rPr>
+      </w:pPr>
+      <w:bookmarkStart w:id="16" w:name="_Toc8090"/>
       <w:r>
         <w:rPr>
           <w:rFonts w:hint="eastAsia"/>
@@ -5071,11 +5092,11 @@
         </w:rPr>
         <w:t>计划内备份流程</w:t>
       </w:r>
-      <w:bookmarkEnd w:id="17"/>
-    </w:p>
-    <w:p>
-      <w:pPr>
-        <w:pStyle w:val="a1"/>
+      <w:bookmarkEnd w:id="16"/>
+    </w:p>
+    <w:p>
+      <w:pPr>
+        <w:pStyle w:val="29"/>
         <w:keepNext w:val="0"/>
         <w:keepLines w:val="0"/>
         <w:pageBreakBefore w:val="0"/>
@@ -5104,7 +5125,7 @@
     </w:p>
     <w:p>
       <w:pPr>
-        <w:pStyle w:val="a1"/>
+        <w:pStyle w:val="29"/>
         <w:keepNext w:val="0"/>
         <w:keepLines w:val="0"/>
         <w:pageBreakBefore w:val="0"/>
@@ -5133,7 +5154,7 @@
     </w:p>
     <w:p>
       <w:pPr>
-        <w:pStyle w:val="a1"/>
+        <w:pStyle w:val="29"/>
         <w:keepNext w:val="0"/>
         <w:keepLines w:val="0"/>
         <w:pageBreakBefore w:val="0"/>
@@ -5162,7 +5183,7 @@
     </w:p>
     <w:p>
       <w:pPr>
-        <w:pStyle w:val="a1"/>
+        <w:pStyle w:val="29"/>
         <w:keepNext w:val="0"/>
         <w:keepLines w:val="0"/>
         <w:pageBreakBefore w:val="0"/>
@@ -5191,7 +5212,7 @@
     </w:p>
     <w:p>
       <w:pPr>
-        <w:pStyle w:val="a1"/>
+        <w:pStyle w:val="29"/>
         <w:keepNext w:val="0"/>
         <w:keepLines w:val="0"/>
         <w:pageBreakBefore w:val="0"/>
@@ -5220,14 +5241,14 @@
     </w:p>
     <w:p>
       <w:pPr>
-        <w:pStyle w:val="2"/>
-        <w:bidi w:val="0"/>
-        <w:rPr>
-          <w:rFonts w:hint="eastAsia"/>
-          <w:lang w:val="en-US" w:eastAsia="zh-CN"/>
-        </w:rPr>
-      </w:pPr>
-      <w:bookmarkStart w:id="18" w:name="_Toc29502"/>
+        <w:pStyle w:val="30"/>
+        <w:bidi w:val="0"/>
+        <w:rPr>
+          <w:rFonts w:hint="eastAsia"/>
+          <w:lang w:val="en-US" w:eastAsia="zh-CN"/>
+        </w:rPr>
+      </w:pPr>
+      <w:bookmarkStart w:id="17" w:name="_Toc4619"/>
       <w:r>
         <w:rPr>
           <w:rFonts w:hint="eastAsia"/>
@@ -5235,11 +5256,11 @@
         </w:rPr>
         <w:t>突发情况备份流程</w:t>
       </w:r>
-      <w:bookmarkEnd w:id="18"/>
-    </w:p>
-    <w:p>
-      <w:pPr>
-        <w:pStyle w:val="a1"/>
+      <w:bookmarkEnd w:id="17"/>
+    </w:p>
+    <w:p>
+      <w:pPr>
+        <w:pStyle w:val="29"/>
         <w:keepNext w:val="0"/>
         <w:keepLines w:val="0"/>
         <w:pageBreakBefore w:val="0"/>
@@ -5268,14 +5289,14 @@
     </w:p>
     <w:p>
       <w:pPr>
-        <w:pStyle w:val="1"/>
-        <w:bidi w:val="0"/>
-        <w:rPr>
-          <w:rFonts w:hint="eastAsia"/>
-          <w:lang w:val="en-US" w:eastAsia="zh-CN"/>
-        </w:rPr>
-      </w:pPr>
-      <w:bookmarkStart w:id="19" w:name="_Toc28457"/>
+        <w:pStyle w:val="28"/>
+        <w:bidi w:val="0"/>
+        <w:rPr>
+          <w:rFonts w:hint="eastAsia"/>
+          <w:lang w:val="en-US" w:eastAsia="zh-CN"/>
+        </w:rPr>
+      </w:pPr>
+      <w:bookmarkStart w:id="18" w:name="_Toc25561"/>
       <w:r>
         <w:rPr>
           <w:rFonts w:hint="eastAsia"/>
@@ -5283,100 +5304,100 @@
         </w:rPr>
         <w:t>考核与责任</w:t>
       </w:r>
+      <w:bookmarkEnd w:id="18"/>
+    </w:p>
+    <w:p>
+      <w:pPr>
+        <w:pStyle w:val="30"/>
+        <w:bidi w:val="0"/>
+        <w:rPr>
+          <w:rFonts w:hint="eastAsia"/>
+          <w:lang w:val="en-US" w:eastAsia="zh-CN"/>
+        </w:rPr>
+      </w:pPr>
+      <w:bookmarkStart w:id="19" w:name="_Toc10048"/>
+      <w:r>
+        <w:rPr>
+          <w:rFonts w:hint="eastAsia"/>
+          <w:lang w:val="en-US" w:eastAsia="zh-CN"/>
+        </w:rPr>
+        <w:t>考核机制</w:t>
+      </w:r>
       <w:bookmarkEnd w:id="19"/>
     </w:p>
     <w:p>
       <w:pPr>
-        <w:pStyle w:val="2"/>
-        <w:bidi w:val="0"/>
-        <w:rPr>
-          <w:rFonts w:hint="eastAsia"/>
-          <w:lang w:val="en-US" w:eastAsia="zh-CN"/>
-        </w:rPr>
-      </w:pPr>
-      <w:bookmarkStart w:id="20" w:name="_Toc29746"/>
-      <w:r>
-        <w:rPr>
-          <w:rFonts w:hint="eastAsia"/>
-          <w:lang w:val="en-US" w:eastAsia="zh-CN"/>
-        </w:rPr>
-        <w:t>考核机制</w:t>
+        <w:pStyle w:val="29"/>
+        <w:bidi w:val="0"/>
+        <w:rPr>
+          <w:rFonts w:hint="eastAsia"/>
+          <w:lang w:val="en-US" w:eastAsia="zh-CN"/>
+        </w:rPr>
+      </w:pPr>
+      <w:r>
+        <w:rPr>
+          <w:rFonts w:hint="eastAsia"/>
+          <w:lang w:val="en-US" w:eastAsia="zh-CN"/>
+        </w:rPr>
+        <w:t>AB岗备份制度的执行情况，纳入相关部门及人员的年度绩效考核。</w:t>
+      </w:r>
+    </w:p>
+    <w:p>
+      <w:pPr>
+        <w:pStyle w:val="29"/>
+        <w:bidi w:val="0"/>
+        <w:rPr>
+          <w:rFonts w:hint="eastAsia"/>
+          <w:lang w:val="en-US" w:eastAsia="zh-CN"/>
+        </w:rPr>
+      </w:pPr>
+      <w:r>
+        <w:rPr>
+          <w:rFonts w:hint="eastAsia"/>
+          <w:lang w:val="en-US" w:eastAsia="zh-CN"/>
+        </w:rPr>
+        <w:t>对主动传授知识、成功培养B角的A角，在绩效考核中给予正向激励。</w:t>
+      </w:r>
+    </w:p>
+    <w:p>
+      <w:pPr>
+        <w:pStyle w:val="29"/>
+        <w:bidi w:val="0"/>
+        <w:rPr>
+          <w:rFonts w:hint="eastAsia"/>
+          <w:lang w:val="en-US" w:eastAsia="zh-CN"/>
+        </w:rPr>
+      </w:pPr>
+      <w:r>
+        <w:rPr>
+          <w:rFonts w:hint="eastAsia"/>
+          <w:lang w:val="en-US" w:eastAsia="zh-CN"/>
+        </w:rPr>
+        <w:t>对在备份期间表现出色、有效保障业务连续的B角，给予相应认可与奖励。</w:t>
+      </w:r>
+    </w:p>
+    <w:p>
+      <w:pPr>
+        <w:pStyle w:val="30"/>
+        <w:bidi w:val="0"/>
+        <w:rPr>
+          <w:rFonts w:hint="eastAsia"/>
+          <w:lang w:val="en-US" w:eastAsia="zh-CN"/>
+        </w:rPr>
+      </w:pPr>
+      <w:bookmarkStart w:id="20" w:name="_Toc22021"/>
+      <w:r>
+        <w:rPr>
+          <w:rFonts w:hint="eastAsia"/>
+          <w:lang w:val="en-US" w:eastAsia="zh-CN"/>
+        </w:rPr>
+        <w:t>责任追究</w:t>
       </w:r>
       <w:bookmarkEnd w:id="20"/>
     </w:p>
     <w:p>
       <w:pPr>
-        <w:pStyle w:val="a1"/>
-        <w:bidi w:val="0"/>
-        <w:rPr>
-          <w:rFonts w:hint="eastAsia"/>
-          <w:lang w:val="en-US" w:eastAsia="zh-CN"/>
-        </w:rPr>
-      </w:pPr>
-      <w:r>
-        <w:rPr>
-          <w:rFonts w:hint="eastAsia"/>
-          <w:lang w:val="en-US" w:eastAsia="zh-CN"/>
-        </w:rPr>
-        <w:t>AB岗备份制度的执行情况，纳入相关部门及人员的年度绩效考核。</w:t>
-      </w:r>
-    </w:p>
-    <w:p>
-      <w:pPr>
-        <w:pStyle w:val="a1"/>
-        <w:bidi w:val="0"/>
-        <w:rPr>
-          <w:rFonts w:hint="eastAsia"/>
-          <w:lang w:val="en-US" w:eastAsia="zh-CN"/>
-        </w:rPr>
-      </w:pPr>
-      <w:r>
-        <w:rPr>
-          <w:rFonts w:hint="eastAsia"/>
-          <w:lang w:val="en-US" w:eastAsia="zh-CN"/>
-        </w:rPr>
-        <w:t>对主动传授知识、成功培养B角的A角，在绩效考核中给予正向激励。</w:t>
-      </w:r>
-    </w:p>
-    <w:p>
-      <w:pPr>
-        <w:pStyle w:val="a1"/>
-        <w:bidi w:val="0"/>
-        <w:rPr>
-          <w:rFonts w:hint="eastAsia"/>
-          <w:lang w:val="en-US" w:eastAsia="zh-CN"/>
-        </w:rPr>
-      </w:pPr>
-      <w:r>
-        <w:rPr>
-          <w:rFonts w:hint="eastAsia"/>
-          <w:lang w:val="en-US" w:eastAsia="zh-CN"/>
-        </w:rPr>
-        <w:t>对在备份期间表现出色、有效保障业务连续的B角，给予相应认可与奖励。</w:t>
-      </w:r>
-    </w:p>
-    <w:p>
-      <w:pPr>
-        <w:pStyle w:val="2"/>
-        <w:bidi w:val="0"/>
-        <w:rPr>
-          <w:rFonts w:hint="eastAsia"/>
-          <w:lang w:val="en-US" w:eastAsia="zh-CN"/>
-        </w:rPr>
-      </w:pPr>
-      <w:bookmarkStart w:id="21" w:name="_Toc12204"/>
-      <w:r>
-        <w:rPr>
-          <w:rFonts w:hint="eastAsia"/>
-          <w:lang w:val="en-US" w:eastAsia="zh-CN"/>
-        </w:rPr>
-        <w:t>责任追究</w:t>
-      </w:r>
-      <w:bookmarkEnd w:id="21"/>
-    </w:p>
-    <w:p>
-      <w:pPr>
-        <w:pStyle w:val="a1"/>
+        <w:pStyle w:val="29"/>
         <w:keepNext w:val="0"/>
         <w:keepLines w:val="0"/>
         <w:pageBreakBefore w:val="0"/>
@@ -5405,7 +5426,7 @@
     </w:p>
     <w:p>
       <w:pPr>
-        <w:pStyle w:val="a1"/>
+        <w:pStyle w:val="29"/>
         <w:keepNext w:val="0"/>
         <w:keepLines w:val="0"/>
         <w:pageBreakBefore w:val="0"/>
@@ -5434,7 +5455,7 @@
     </w:p>
     <w:p>
       <w:pPr>
-        <w:pStyle w:val="a1"/>
+        <w:pStyle w:val="29"/>
         <w:keepNext w:val="0"/>
         <w:keepLines w:val="0"/>
         <w:pageBreakBefore w:val="0"/>
@@ -5463,7 +5484,7 @@
     </w:p>
     <w:p>
       <w:pPr>
-        <w:pStyle w:val="a1"/>
+        <w:pStyle w:val="29"/>
         <w:keepNext w:val="0"/>
         <w:keepLines w:val="0"/>
         <w:pageBreakBefore w:val="0"/>
@@ -5492,14 +5513,14 @@
     </w:p>
     <w:p>
       <w:pPr>
-        <w:pStyle w:val="1"/>
-        <w:bidi w:val="0"/>
-        <w:rPr>
-          <w:rFonts w:hint="eastAsia"/>
-          <w:lang w:val="en-US" w:eastAsia="zh-CN"/>
-        </w:rPr>
-      </w:pPr>
-      <w:bookmarkStart w:id="22" w:name="_Toc16044"/>
+        <w:pStyle w:val="28"/>
+        <w:bidi w:val="0"/>
+        <w:rPr>
+          <w:rFonts w:hint="eastAsia"/>
+          <w:lang w:val="en-US" w:eastAsia="zh-CN"/>
+        </w:rPr>
+      </w:pPr>
+      <w:bookmarkStart w:id="21" w:name="_Toc13432"/>
       <w:r>
         <w:rPr>
           <w:rFonts w:hint="eastAsia"/>
@@ -5507,22 +5528,23 @@
         </w:rPr>
         <w:t>考核指标</w:t>
       </w:r>
-      <w:bookmarkEnd w:id="22"/>
+      <w:bookmarkEnd w:id="21"/>
     </w:p>
     <w:tbl>
       <w:tblPr>
-        <w:tblStyle w:val="TableNormal"/>
+        <w:tblStyle w:val="20"/>
         <w:tblW w:w="8504" w:type="dxa"/>
         <w:tblInd w:w="96" w:type="dxa"/>
         <w:tblBorders>
-          <w:top w:val="nil"/>
-          <w:left w:val="nil"/>
-          <w:bottom w:val="nil"/>
-          <w:right w:val="nil"/>
-          <w:insideH w:val="nil"/>
-          <w:insideV w:val="nil"/>
+          <w:top w:val="none" w:color="auto" w:sz="0" w:space="0"/>
+          <w:left w:val="none" w:color="auto" w:sz="0" w:space="0"/>
+          <w:bottom w:val="none" w:color="auto" w:sz="0" w:space="0"/>
+          <w:right w:val="none" w:color="auto" w:sz="0" w:space="0"/>
+          <w:insideH w:val="none" w:color="auto" w:sz="0" w:space="0"/>
+          <w:insideV w:val="none" w:color="auto" w:sz="0" w:space="0"/>
         </w:tblBorders>
         <w:shd w:val="clear" w:color="auto" w:fill="auto"/>
+        <w:tblLayout w:type="autofit"/>
         <w:tblCellMar>
           <w:top w:w="0" w:type="dxa"/>
           <w:left w:w="108" w:type="dxa"/>
@@ -5538,17 +5560,14 @@
       </w:tblGrid>
       <w:tr>
         <w:tblPrEx>
-          <w:tblW w:w="8504" w:type="dxa"/>
-          <w:tblInd w:w="96" w:type="dxa"/>
           <w:tblBorders>
-            <w:top w:val="nil"/>
-            <w:left w:val="nil"/>
-            <w:bottom w:val="nil"/>
-            <w:right w:val="nil"/>
-            <w:insideH w:val="nil"/>
-            <w:insideV w:val="nil"/>
+            <w:top w:val="none" w:color="auto" w:sz="0" w:space="0"/>
+            <w:left w:val="none" w:color="auto" w:sz="0" w:space="0"/>
+            <w:bottom w:val="none" w:color="auto" w:sz="0" w:space="0"/>
+            <w:right w:val="none" w:color="auto" w:sz="0" w:space="0"/>
+            <w:insideH w:val="none" w:color="auto" w:sz="0" w:space="0"/>
+            <w:insideV w:val="none" w:color="auto" w:sz="0" w:space="0"/>
           </w:tblBorders>
-          <w:shd w:val="clear" w:color="auto" w:fill="auto"/>
           <w:tblCellMar>
             <w:top w:w="0" w:type="dxa"/>
             <w:left w:w="108" w:type="dxa"/>
@@ -5557,16 +5576,16 @@
           </w:tblCellMar>
         </w:tblPrEx>
         <w:trPr>
-          <w:trHeight w:val="493"/>
+          <w:trHeight w:val="493" w:hRule="atLeast"/>
         </w:trPr>
         <w:tc>
           <w:tcPr>
             <w:tcW w:w="1771" w:type="dxa"/>
             <w:tcBorders>
-              <w:top w:val="single" w:sz="4" w:space="0" w:color="000000"/>
-              <w:left w:val="single" w:sz="4" w:space="0" w:color="000000"/>
-              <w:bottom w:val="single" w:sz="4" w:space="0" w:color="000000"/>
-              <w:right w:val="single" w:sz="4" w:space="0" w:color="000000"/>
+              <w:top w:val="single" w:color="000000" w:sz="4" w:space="0"/>
+              <w:left w:val="single" w:color="000000" w:sz="4" w:space="0"/>
+              <w:bottom w:val="single" w:color="000000" w:sz="4" w:space="0"/>
+              <w:right w:val="single" w:color="000000" w:sz="4" w:space="0"/>
             </w:tcBorders>
             <w:shd w:val="clear" w:color="auto" w:fill="C0C0C0"/>
             <w:vAlign w:val="center"/>
@@ -5580,7 +5599,7 @@
               <w:jc w:val="center"/>
               <w:textAlignment w:val="center"/>
               <w:rPr>
-                <w:rFonts w:ascii="楷体_GB2312" w:eastAsia="楷体_GB2312" w:hAnsi="宋体" w:cs="楷体_GB2312"/>
+                <w:rFonts w:ascii="楷体_GB2312" w:hAnsi="宋体" w:eastAsia="楷体_GB2312" w:cs="楷体_GB2312"/>
                 <w:b/>
                 <w:bCs/>
                 <w:i w:val="0"/>
@@ -5593,7 +5612,7 @@
             </w:pPr>
             <w:r>
               <w:rPr>
-                <w:rFonts w:ascii="楷体_GB2312" w:eastAsia="楷体_GB2312" w:hAnsi="宋体" w:cs="楷体_GB2312" w:hint="default"/>
+                <w:rFonts w:hint="default" w:ascii="楷体_GB2312" w:hAnsi="宋体" w:eastAsia="楷体_GB2312" w:cs="楷体_GB2312"/>
                 <w:b/>
                 <w:bCs/>
                 <w:i w:val="0"/>
@@ -5614,10 +5633,10 @@
           <w:tcPr>
             <w:tcW w:w="1680" w:type="dxa"/>
             <w:tcBorders>
-              <w:top w:val="single" w:sz="4" w:space="0" w:color="000000"/>
-              <w:left w:val="single" w:sz="4" w:space="0" w:color="000000"/>
-              <w:bottom w:val="single" w:sz="4" w:space="0" w:color="000000"/>
-              <w:right w:val="single" w:sz="4" w:space="0" w:color="000000"/>
+              <w:top w:val="single" w:color="000000" w:sz="4" w:space="0"/>
+              <w:left w:val="single" w:color="000000" w:sz="4" w:space="0"/>
+              <w:bottom w:val="single" w:color="000000" w:sz="4" w:space="0"/>
+              <w:right w:val="single" w:color="000000" w:sz="4" w:space="0"/>
             </w:tcBorders>
             <w:shd w:val="clear" w:color="auto" w:fill="C0C0C0"/>
             <w:vAlign w:val="center"/>
@@ -5631,7 +5650,7 @@
               <w:jc w:val="center"/>
               <w:textAlignment w:val="center"/>
               <w:rPr>
-                <w:rFonts w:ascii="楷体_GB2312" w:eastAsia="楷体_GB2312" w:hAnsi="宋体" w:cs="楷体_GB2312" w:hint="default"/>
+                <w:rFonts w:hint="default" w:ascii="楷体_GB2312" w:hAnsi="宋体" w:eastAsia="楷体_GB2312" w:cs="楷体_GB2312"/>
                 <w:b/>
                 <w:bCs/>
                 <w:i w:val="0"/>
@@ -5644,7 +5663,7 @@
             </w:pPr>
             <w:r>
               <w:rPr>
-                <w:rFonts w:ascii="楷体_GB2312" w:eastAsia="楷体_GB2312" w:hAnsi="宋体" w:cs="楷体_GB2312" w:hint="default"/>
+                <w:rFonts w:hint="default" w:ascii="楷体_GB2312" w:hAnsi="宋体" w:eastAsia="楷体_GB2312" w:cs="楷体_GB2312"/>
                 <w:b/>
                 <w:bCs/>
                 <w:i w:val="0"/>
@@ -5665,10 +5684,10 @@
           <w:tcPr>
             <w:tcW w:w="4127" w:type="dxa"/>
             <w:tcBorders>
-              <w:top w:val="single" w:sz="4" w:space="0" w:color="000000"/>
-              <w:left w:val="single" w:sz="4" w:space="0" w:color="000000"/>
-              <w:bottom w:val="single" w:sz="4" w:space="0" w:color="000000"/>
-              <w:right w:val="single" w:sz="4" w:space="0" w:color="000000"/>
+              <w:top w:val="single" w:color="000000" w:sz="4" w:space="0"/>
+              <w:left w:val="single" w:color="000000" w:sz="4" w:space="0"/>
+              <w:bottom w:val="single" w:color="000000" w:sz="4" w:space="0"/>
+              <w:right w:val="single" w:color="000000" w:sz="4" w:space="0"/>
             </w:tcBorders>
             <w:shd w:val="clear" w:color="auto" w:fill="C0C0C0"/>
             <w:vAlign w:val="center"/>
@@ -5682,7 +5701,7 @@
               <w:jc w:val="center"/>
               <w:textAlignment w:val="center"/>
               <w:rPr>
-                <w:rFonts w:ascii="楷体_GB2312" w:eastAsia="楷体_GB2312" w:hAnsi="宋体" w:cs="楷体_GB2312" w:hint="default"/>
+                <w:rFonts w:hint="default" w:ascii="楷体_GB2312" w:hAnsi="宋体" w:eastAsia="楷体_GB2312" w:cs="楷体_GB2312"/>
                 <w:b/>
                 <w:bCs/>
                 <w:i w:val="0"/>
@@ -5695,7 +5714,7 @@
             </w:pPr>
             <w:r>
               <w:rPr>
-                <w:rFonts w:ascii="楷体_GB2312" w:eastAsia="楷体_GB2312" w:hAnsi="宋体" w:cs="楷体_GB2312" w:hint="default"/>
+                <w:rFonts w:hint="default" w:ascii="楷体_GB2312" w:hAnsi="宋体" w:eastAsia="楷体_GB2312" w:cs="楷体_GB2312"/>
                 <w:b/>
                 <w:bCs/>
                 <w:i w:val="0"/>
@@ -5716,10 +5735,10 @@
           <w:tcPr>
             <w:tcW w:w="926" w:type="dxa"/>
             <w:tcBorders>
-              <w:top w:val="single" w:sz="4" w:space="0" w:color="000000"/>
-              <w:left w:val="single" w:sz="4" w:space="0" w:color="000000"/>
-              <w:bottom w:val="single" w:sz="4" w:space="0" w:color="000000"/>
-              <w:right w:val="single" w:sz="4" w:space="0" w:color="000000"/>
+              <w:top w:val="single" w:color="000000" w:sz="4" w:space="0"/>
+              <w:left w:val="single" w:color="000000" w:sz="4" w:space="0"/>
+              <w:bottom w:val="single" w:color="000000" w:sz="4" w:space="0"/>
+              <w:right w:val="single" w:color="000000" w:sz="4" w:space="0"/>
             </w:tcBorders>
             <w:shd w:val="clear" w:color="auto" w:fill="C0C0C0"/>
             <w:vAlign w:val="center"/>
@@ -5733,7 +5752,7 @@
               <w:jc w:val="center"/>
               <w:textAlignment w:val="center"/>
               <w:rPr>
-                <w:rFonts w:ascii="楷体_GB2312" w:eastAsia="楷体_GB2312" w:hAnsi="宋体" w:cs="楷体_GB2312" w:hint="default"/>
+                <w:rFonts w:hint="default" w:ascii="楷体_GB2312" w:hAnsi="宋体" w:eastAsia="楷体_GB2312" w:cs="楷体_GB2312"/>
                 <w:b/>
                 <w:bCs/>
                 <w:i w:val="0"/>
@@ -5746,7 +5765,7 @@
             </w:pPr>
             <w:r>
               <w:rPr>
-                <w:rFonts w:ascii="楷体_GB2312" w:eastAsia="楷体_GB2312" w:hAnsi="宋体" w:cs="楷体_GB2312" w:hint="default"/>
+                <w:rFonts w:hint="default" w:ascii="楷体_GB2312" w:hAnsi="宋体" w:eastAsia="楷体_GB2312" w:cs="楷体_GB2312"/>
                 <w:b/>
                 <w:bCs/>
                 <w:i w:val="0"/>
@@ -5766,9 +5785,14 @@
       </w:tr>
       <w:tr>
         <w:tblPrEx>
-          <w:tblW w:w="8504" w:type="dxa"/>
-          <w:tblInd w:w="96" w:type="dxa"/>
-          <w:shd w:val="clear" w:color="auto" w:fill="auto"/>
+          <w:tblBorders>
+            <w:top w:val="none" w:color="auto" w:sz="0" w:space="0"/>
+            <w:left w:val="none" w:color="auto" w:sz="0" w:space="0"/>
+            <w:bottom w:val="none" w:color="auto" w:sz="0" w:space="0"/>
+            <w:right w:val="none" w:color="auto" w:sz="0" w:space="0"/>
+            <w:insideH w:val="none" w:color="auto" w:sz="0" w:space="0"/>
+            <w:insideV w:val="none" w:color="auto" w:sz="0" w:space="0"/>
+          </w:tblBorders>
           <w:tblCellMar>
             <w:top w:w="0" w:type="dxa"/>
             <w:left w:w="108" w:type="dxa"/>
@@ -5777,16 +5801,16 @@
           </w:tblCellMar>
         </w:tblPrEx>
         <w:trPr>
-          <w:trHeight w:val="493"/>
+          <w:trHeight w:val="493" w:hRule="atLeast"/>
         </w:trPr>
         <w:tc>
           <w:tcPr>
             <w:tcW w:w="1771" w:type="dxa"/>
             <w:tcBorders>
-              <w:top w:val="single" w:sz="4" w:space="0" w:color="000000"/>
-              <w:left w:val="single" w:sz="4" w:space="0" w:color="000000"/>
-              <w:bottom w:val="single" w:sz="4" w:space="0" w:color="000000"/>
-              <w:right w:val="single" w:sz="4" w:space="0" w:color="000000"/>
+              <w:top w:val="single" w:color="000000" w:sz="4" w:space="0"/>
+              <w:left w:val="single" w:color="000000" w:sz="4" w:space="0"/>
+              <w:bottom w:val="single" w:color="000000" w:sz="4" w:space="0"/>
+              <w:right w:val="single" w:color="000000" w:sz="4" w:space="0"/>
             </w:tcBorders>
             <w:shd w:val="clear" w:color="auto" w:fill="auto"/>
             <w:vAlign w:val="center"/>
@@ -5806,7 +5830,7 @@
             </w:pPr>
             <w:r>
               <w:rPr>
-                <w:rFonts w:ascii="宋体" w:eastAsia="宋体" w:hAnsi="宋体" w:cs="宋体" w:hint="eastAsia"/>
+                <w:rFonts w:hint="eastAsia" w:ascii="宋体" w:hAnsi="宋体" w:eastAsia="宋体" w:cs="宋体"/>
                 <w:i w:val="0"/>
                 <w:iCs w:val="0"/>
                 <w:snapToGrid w:val="0"/>
@@ -5825,10 +5849,10 @@
           <w:tcPr>
             <w:tcW w:w="1680" w:type="dxa"/>
             <w:tcBorders>
-              <w:top w:val="single" w:sz="4" w:space="0" w:color="000000"/>
-              <w:left w:val="single" w:sz="4" w:space="0" w:color="000000"/>
-              <w:bottom w:val="single" w:sz="4" w:space="0" w:color="000000"/>
-              <w:right w:val="single" w:sz="4" w:space="0" w:color="000000"/>
+              <w:top w:val="single" w:color="000000" w:sz="4" w:space="0"/>
+              <w:left w:val="single" w:color="000000" w:sz="4" w:space="0"/>
+              <w:bottom w:val="single" w:color="000000" w:sz="4" w:space="0"/>
+              <w:right w:val="single" w:color="000000" w:sz="4" w:space="0"/>
             </w:tcBorders>
             <w:shd w:val="clear" w:color="auto" w:fill="auto"/>
             <w:vAlign w:val="center"/>
@@ -5848,7 +5872,7 @@
             </w:pPr>
             <w:r>
               <w:rPr>
-                <w:rFonts w:ascii="宋体" w:eastAsia="宋体" w:hAnsi="宋体" w:cs="宋体" w:hint="eastAsia"/>
+                <w:rFonts w:hint="eastAsia" w:ascii="宋体" w:hAnsi="宋体" w:eastAsia="宋体" w:cs="宋体"/>
                 <w:i w:val="0"/>
                 <w:iCs w:val="0"/>
                 <w:snapToGrid w:val="0"/>
@@ -5867,10 +5891,10 @@
           <w:tcPr>
             <w:tcW w:w="4127" w:type="dxa"/>
             <w:tcBorders>
-              <w:top w:val="single" w:sz="4" w:space="0" w:color="000000"/>
-              <w:left w:val="single" w:sz="4" w:space="0" w:color="000000"/>
-              <w:bottom w:val="single" w:sz="4" w:space="0" w:color="000000"/>
-              <w:right w:val="single" w:sz="4" w:space="0" w:color="000000"/>
+              <w:top w:val="single" w:color="000000" w:sz="4" w:space="0"/>
+              <w:left w:val="single" w:color="000000" w:sz="4" w:space="0"/>
+              <w:bottom w:val="single" w:color="000000" w:sz="4" w:space="0"/>
+              <w:right w:val="single" w:color="000000" w:sz="4" w:space="0"/>
             </w:tcBorders>
             <w:shd w:val="clear" w:color="auto" w:fill="auto"/>
             <w:vAlign w:val="center"/>
@@ -5890,7 +5914,7 @@
             </w:pPr>
             <w:r>
               <w:rPr>
-                <w:rFonts w:ascii="宋体" w:eastAsia="宋体" w:hAnsi="宋体" w:cs="宋体" w:hint="eastAsia"/>
+                <w:rFonts w:hint="eastAsia" w:ascii="宋体" w:hAnsi="宋体" w:eastAsia="宋体" w:cs="宋体"/>
                 <w:i w:val="0"/>
                 <w:iCs w:val="0"/>
                 <w:snapToGrid w:val="0"/>
@@ -5909,10 +5933,10 @@
           <w:tcPr>
             <w:tcW w:w="926" w:type="dxa"/>
             <w:tcBorders>
-              <w:top w:val="single" w:sz="4" w:space="0" w:color="000000"/>
-              <w:left w:val="single" w:sz="4" w:space="0" w:color="000000"/>
-              <w:bottom w:val="single" w:sz="4" w:space="0" w:color="000000"/>
-              <w:right w:val="single" w:sz="4" w:space="0" w:color="000000"/>
+              <w:top w:val="single" w:color="000000" w:sz="4" w:space="0"/>
+              <w:left w:val="single" w:color="000000" w:sz="4" w:space="0"/>
+              <w:bottom w:val="single" w:color="000000" w:sz="4" w:space="0"/>
+              <w:right w:val="single" w:color="000000" w:sz="4" w:space="0"/>
             </w:tcBorders>
             <w:shd w:val="clear" w:color="auto" w:fill="auto"/>
             <w:vAlign w:val="center"/>
@@ -5932,7 +5956,7 @@
             </w:pPr>
             <w:r>
               <w:rPr>
-                <w:rFonts w:ascii="宋体" w:eastAsia="宋体" w:hAnsi="宋体" w:cs="宋体" w:hint="eastAsia"/>
+                <w:rFonts w:hint="eastAsia" w:ascii="宋体" w:hAnsi="宋体" w:eastAsia="宋体" w:cs="宋体"/>
                 <w:i w:val="0"/>
                 <w:iCs w:val="0"/>
                 <w:snapToGrid w:val="0"/>
@@ -5951,14 +5975,14 @@
     </w:tbl>
     <w:p>
       <w:pPr>
-        <w:pStyle w:val="1"/>
-        <w:bidi w:val="0"/>
-        <w:rPr>
-          <w:rFonts w:hint="eastAsia"/>
-          <w:lang w:val="en-US" w:eastAsia="zh-CN"/>
-        </w:rPr>
-      </w:pPr>
-      <w:bookmarkStart w:id="23" w:name="_Toc10710"/>
+        <w:pStyle w:val="28"/>
+        <w:bidi w:val="0"/>
+        <w:rPr>
+          <w:rFonts w:hint="eastAsia"/>
+          <w:lang w:val="en-US" w:eastAsia="zh-CN"/>
+        </w:rPr>
+      </w:pPr>
+      <w:bookmarkStart w:id="22" w:name="_Toc6087"/>
       <w:r>
         <w:rPr>
           <w:rFonts w:hint="eastAsia"/>
@@ -5966,11 +5990,11 @@
         </w:rPr>
         <w:t>附则</w:t>
       </w:r>
-      <w:bookmarkEnd w:id="23"/>
-    </w:p>
-    <w:p>
-      <w:pPr>
-        <w:pStyle w:val="a1"/>
+      <w:bookmarkEnd w:id="22"/>
+    </w:p>
+    <w:p>
+      <w:pPr>
+        <w:pStyle w:val="29"/>
         <w:keepNext w:val="0"/>
         <w:keepLines w:val="0"/>
         <w:pageBreakBefore w:val="0"/>
@@ -5999,7 +6023,7 @@
     </w:p>
     <w:p>
       <w:pPr>
-        <w:pStyle w:val="a1"/>
+        <w:pStyle w:val="29"/>
         <w:keepNext w:val="0"/>
         <w:keepLines w:val="0"/>
         <w:pageBreakBefore w:val="0"/>
@@ -6028,7 +6052,7 @@
     </w:p>
     <w:p>
       <w:pPr>
-        <w:pStyle w:val="a1"/>
+        <w:pStyle w:val="29"/>
         <w:keepNext w:val="0"/>
         <w:keepLines w:val="0"/>
         <w:pageBreakBefore w:val="0"/>
@@ -6056,34 +6080,84 @@
       </w:r>
     </w:p>
     <w:sectPr>
-      <w:headerReference w:type="default" r:id="rId7"/>
-      <w:footerReference w:type="default" r:id="rId8"/>
+      <w:headerReference r:id="rId5" w:type="default"/>
+      <w:footerReference r:id="rId6" w:type="default"/>
       <w:pgSz w:w="11906" w:h="16838"/>
       <w:pgMar w:top="1417" w:right="1800" w:bottom="1440" w:left="1800" w:header="1140" w:footer="992" w:gutter="0"/>
-      <w:cols w:num="1" w:space="425"/>
+      <w:cols w:space="425" w:num="1"/>
       <w:docGrid w:type="lines" w:linePitch="312" w:charSpace="0"/>
     </w:sectPr>
   </w:body>
 </w:document>
 </file>
 
+<file path=word/endnotes.xml><?xml version="1.0" encoding="utf-8"?>
+<w:endnotes xmlns:wpc="http://schemas.microsoft.com/office/word/2010/wordprocessingCanvas" xmlns:mc="http://schemas.openxmlformats.org/markup-compatibility/2006" xmlns:o="urn:schemas-microsoft-com:office:office" xmlns:r="http://schemas.openxmlformats.org/officeDocument/2006/relationships" xmlns:m="http://schemas.openxmlformats.org/officeDocument/2006/math" xmlns:v="urn:schemas-microsoft-com:vml" xmlns:wp14="http://schemas.microsoft.com/office/word/2010/wordprocessingDrawing" xmlns:wp="http://schemas.openxmlformats.org/drawingml/2006/wordprocessingDrawing" xmlns:w="http://schemas.openxmlformats.org/wordprocessingml/2006/main" xmlns:w14="http://schemas.microsoft.com/office/word/2010/wordml" xmlns:w15="http://schemas.microsoft.com/office/word/2012/wordml" xmlns:w10="urn:schemas-microsoft-com:office:word" xmlns:wpg="http://schemas.microsoft.com/office/word/2010/wordprocessingGroup" xmlns:wpi="http://schemas.microsoft.com/office/word/2010/wordprocessingInk" xmlns:wne="http://schemas.microsoft.com/office/word/2006/wordml" xmlns:wps="http://schemas.microsoft.com/office/word/2010/wordprocessingShape" xmlns:wpsCustomData="http://www.wps.cn/officeDocument/2013/wpsCustomData" mc:Ignorable="w14 w15 wp14">
+  <w:endnote w:type="separator" w:id="0">
+    <w:p>
+      <w:pPr>
+        <w:spacing w:line="240" w:lineRule="auto"/>
+      </w:pPr>
+      <w:r>
+        <w:separator/>
+      </w:r>
+    </w:p>
+  </w:endnote>
+  <w:endnote w:type="continuationSeparator" w:id="1">
+    <w:p>
+      <w:pPr>
+        <w:spacing w:line="240" w:lineRule="auto"/>
+      </w:pPr>
+      <w:r>
+        <w:continuationSeparator/>
+      </w:r>
+    </w:p>
+  </w:endnote>
+</w:endnotes>
+</file>
+
 <file path=word/footer1.xml><?xml version="1.0" encoding="utf-8"?>
-<w:ftr xmlns:wpc="http://schemas.microsoft.com/office/word/2010/wordprocessingCanvas" xmlns:mc="http://schemas.openxmlformats.org/markup-compatibility/2006" xmlns:o="urn:schemas-microsoft-com:office:office" xmlns:r="http://schemas.openxmlformats.org/officeDocument/2006/relationships" xmlns:m="http://schemas.openxmlformats.org/officeDocument/2006/math" xmlns:v="urn:schemas-microsoft-com:vml" xmlns:wp14="http://schemas.microsoft.com/office/word/2010/wordprocessingDrawing" xmlns:wp="http://schemas.openxmlformats.org/drawingml/2006/wordprocessingDrawing" xmlns:w10="urn:schemas-microsoft-com:office:word" xmlns:w="http://schemas.openxmlformats.org/wordprocessingml/2006/main" xmlns:w14="http://schemas.microsoft.com/office/word/2010/wordml" xmlns:w15="http://schemas.microsoft.com/office/word/2012/wordml" xmlns:wne="http://schemas.microsoft.com/office/word/2006/wordml" xmlns:wpg="http://schemas.microsoft.com/office/word/2010/wordprocessingGroup" xmlns:wpi="http://schemas.microsoft.com/office/word/2010/wordprocessingInk" xmlns:wps="http://schemas.microsoft.com/office/word/2010/wordprocessingShape" mc:Ignorable="w14 w15 wp14">
+<w:ftr xmlns:wpc="http://schemas.microsoft.com/office/word/2010/wordprocessingCanvas" xmlns:mc="http://schemas.openxmlformats.org/markup-compatibility/2006" xmlns:o="urn:schemas-microsoft-com:office:office" xmlns:r="http://schemas.openxmlformats.org/officeDocument/2006/relationships" xmlns:m="http://schemas.openxmlformats.org/officeDocument/2006/math" xmlns:v="urn:schemas-microsoft-com:vml" xmlns:wp14="http://schemas.microsoft.com/office/word/2010/wordprocessingDrawing" xmlns:wp="http://schemas.openxmlformats.org/drawingml/2006/wordprocessingDrawing" xmlns:w10="urn:schemas-microsoft-com:office:word" xmlns:w="http://schemas.openxmlformats.org/wordprocessingml/2006/main" xmlns:w14="http://schemas.microsoft.com/office/word/2010/wordml" xmlns:w15="http://schemas.microsoft.com/office/word/2012/wordml" xmlns:wpg="http://schemas.microsoft.com/office/word/2010/wordprocessingGroup" xmlns:wpi="http://schemas.microsoft.com/office/word/2010/wordprocessingInk" xmlns:wne="http://schemas.microsoft.com/office/word/2006/wordml" xmlns:wps="http://schemas.microsoft.com/office/word/2010/wordprocessingShape" xmlns:wpsCustomData="http://www.wps.cn/officeDocument/2013/wpsCustomData" mc:Ignorable="w14 w15 wp14">
   <w:p>
     <w:pPr>
-      <w:pStyle w:val="Footer"/>
+      <w:pStyle w:val="14"/>
     </w:pPr>
   </w:p>
 </w:ftr>
 </file>
 
+<file path=word/footnotes.xml><?xml version="1.0" encoding="utf-8"?>
+<w:footnotes xmlns:wpc="http://schemas.microsoft.com/office/word/2010/wordprocessingCanvas" xmlns:mc="http://schemas.openxmlformats.org/markup-compatibility/2006" xmlns:o="urn:schemas-microsoft-com:office:office" xmlns:r="http://schemas.openxmlformats.org/officeDocument/2006/relationships" xmlns:m="http://schemas.openxmlformats.org/officeDocument/2006/math" xmlns:v="urn:schemas-microsoft-com:vml" xmlns:wp14="http://schemas.microsoft.com/office/word/2010/wordprocessingDrawing" xmlns:wp="http://schemas.openxmlformats.org/drawingml/2006/wordprocessingDrawing" xmlns:w="http://schemas.openxmlformats.org/wordprocessingml/2006/main" xmlns:w14="http://schemas.microsoft.com/office/word/2010/wordml" xmlns:w15="http://schemas.microsoft.com/office/word/2012/wordml" xmlns:w10="urn:schemas-microsoft-com:office:word" xmlns:wpg="http://schemas.microsoft.com/office/word/2010/wordprocessingGroup" xmlns:wpi="http://schemas.microsoft.com/office/word/2010/wordprocessingInk" xmlns:wne="http://schemas.microsoft.com/office/word/2006/wordml" xmlns:wps="http://schemas.microsoft.com/office/word/2010/wordprocessingShape" xmlns:wpsCustomData="http://www.wps.cn/officeDocument/2013/wpsCustomData" mc:Ignorable="w14 w15 wp14">
+  <w:footnote w:type="separator" w:id="0">
+    <w:p>
+      <w:pPr>
+        <w:spacing w:line="360" w:lineRule="auto"/>
+      </w:pPr>
+      <w:r>
+        <w:separator/>
+      </w:r>
+    </w:p>
+  </w:footnote>
+  <w:footnote w:type="continuationSeparator" w:id="1">
+    <w:p>
+      <w:pPr>
+        <w:spacing w:line="360" w:lineRule="auto"/>
+      </w:pPr>
+      <w:r>
+        <w:continuationSeparator/>
+      </w:r>
+    </w:p>
+  </w:footnote>
+</w:footnotes>
+</file>
+
 <file path=word/header1.xml><?xml version="1.0" encoding="utf-8"?>
-<w:hdr xmlns:wpc="http://schemas.microsoft.com/office/word/2010/wordprocessingCanvas" xmlns:mc="http://schemas.openxmlformats.org/markup-compatibility/2006" xmlns:o="urn:schemas-microsoft-com:office:office" xmlns:r="http://schemas.openxmlformats.org/officeDocument/2006/relationships" xmlns:m="http://schemas.openxmlformats.org/officeDocument/2006/math" xmlns:v="urn:schemas-microsoft-com:vml" xmlns:wp14="http://schemas.microsoft.com/office/word/2010/wordprocessingDrawing" xmlns:wp="http://schemas.openxmlformats.org/drawingml/2006/wordprocessingDrawing" xmlns:w10="urn:schemas-microsoft-com:office:word" xmlns:w="http://schemas.openxmlformats.org/wordprocessingml/2006/main" xmlns:w14="http://schemas.microsoft.com/office/word/2010/wordml" xmlns:w15="http://schemas.microsoft.com/office/word/2012/wordml" xmlns:wne="http://schemas.microsoft.com/office/word/2006/wordml" xmlns:wpg="http://schemas.microsoft.com/office/word/2010/wordprocessingGroup" xmlns:wpi="http://schemas.microsoft.com/office/word/2010/wordprocessingInk" xmlns:wps="http://schemas.microsoft.com/office/word/2010/wordprocessingShape" mc:Ignorable="w14 w15 wp14">
+<w:hdr xmlns:wpc="http://schemas.microsoft.com/office/word/2010/wordprocessingCanvas" xmlns:mc="http://schemas.openxmlformats.org/markup-compatibility/2006" xmlns:o="urn:schemas-microsoft-com:office:office" xmlns:r="http://schemas.openxmlformats.org/officeDocument/2006/relationships" xmlns:m="http://schemas.openxmlformats.org/officeDocument/2006/math" xmlns:v="urn:schemas-microsoft-com:vml" xmlns:wp14="http://schemas.microsoft.com/office/word/2010/wordprocessingDrawing" xmlns:wp="http://schemas.openxmlformats.org/drawingml/2006/wordprocessingDrawing" xmlns:w10="urn:schemas-microsoft-com:office:word" xmlns:w="http://schemas.openxmlformats.org/wordprocessingml/2006/main" xmlns:w14="http://schemas.microsoft.com/office/word/2010/wordml" xmlns:w15="http://schemas.microsoft.com/office/word/2012/wordml" xmlns:wpg="http://schemas.microsoft.com/office/word/2010/wordprocessingGroup" xmlns:wpi="http://schemas.microsoft.com/office/word/2010/wordprocessingInk" xmlns:wne="http://schemas.microsoft.com/office/word/2006/wordml" xmlns:wps="http://schemas.microsoft.com/office/word/2010/wordprocessingShape" xmlns:wpsCustomData="http://www.wps.cn/officeDocument/2013/wpsCustomData" mc:Ignorable="w14 w15 wp14">
   <w:p>
     <w:pPr>
-      <w:pStyle w:val="Header"/>
+      <w:pStyle w:val="15"/>
       <w:pBdr>
-        <w:bottom w:val="single" w:sz="4" w:space="1" w:color="auto"/>
+        <w:bottom w:val="single" w:color="auto" w:sz="4" w:space="1"/>
       </w:pBdr>
       <w:tabs>
         <w:tab w:val="left" w:pos="335"/>
@@ -6091,27 +6165,27 @@
       </w:tabs>
       <w:jc w:val="right"/>
       <w:rPr>
-        <w:rFonts w:eastAsiaTheme="minorEastAsia" w:hint="eastAsia"/>
+        <w:rFonts w:hint="eastAsia" w:eastAsiaTheme="minorEastAsia"/>
         <w:lang w:eastAsia="zh-CN"/>
       </w:rPr>
     </w:pPr>
     <w:r>
       <w:rPr>
-        <w:rFonts w:eastAsiaTheme="minorEastAsia" w:hint="eastAsia"/>
+        <w:rFonts w:hint="eastAsia" w:eastAsiaTheme="minorEastAsia"/>
         <w:lang w:val="en-US" w:eastAsia="zh-CN"/>
       </w:rPr>
       <w:tab/>
     </w:r>
     <w:r>
       <w:rPr>
-        <w:rFonts w:eastAsiaTheme="minorEastAsia" w:hint="eastAsia"/>
+        <w:rFonts w:hint="eastAsia" w:eastAsiaTheme="minorEastAsia"/>
         <w:lang w:val="en-US" w:eastAsia="zh-CN"/>
       </w:rPr>
       <w:tab/>
     </w:r>
     <w:r>
       <w:rPr>
-        <w:rFonts w:eastAsiaTheme="minorEastAsia" w:hint="eastAsia"/>
+        <w:rFonts w:hint="eastAsia" w:eastAsiaTheme="minorEastAsia"/>
         <w:lang w:val="en-US" w:eastAsia="zh-CN"/>
       </w:rPr>
       <w:t>江西通信产业服务有限公司</w:t>
@@ -6121,15 +6195,15 @@
 </file>
 
 <file path=word/numbering.xml><?xml version="1.0" encoding="utf-8"?>
-<w:numbering xmlns:wpc="http://schemas.microsoft.com/office/word/2010/wordprocessingCanvas" xmlns:mc="http://schemas.openxmlformats.org/markup-compatibility/2006" xmlns:o="urn:schemas-microsoft-com:office:office" xmlns:r="http://schemas.openxmlformats.org/officeDocument/2006/relationships" xmlns:m="http://schemas.openxmlformats.org/officeDocument/2006/math" xmlns:v="urn:schemas-microsoft-com:vml" xmlns:wp14="http://schemas.microsoft.com/office/word/2010/wordprocessingDrawing" xmlns:wp="http://schemas.openxmlformats.org/drawingml/2006/wordprocessingDrawing" xmlns:w10="urn:schemas-microsoft-com:office:word" xmlns:w="http://schemas.openxmlformats.org/wordprocessingml/2006/main" xmlns:w14="http://schemas.microsoft.com/office/word/2010/wordml" xmlns:w15="http://schemas.microsoft.com/office/word/2012/wordml" xmlns:wne="http://schemas.microsoft.com/office/word/2006/wordml" xmlns:wpg="http://schemas.microsoft.com/office/word/2010/wordprocessingGroup" xmlns:wpi="http://schemas.microsoft.com/office/word/2010/wordprocessingInk" xmlns:wps="http://schemas.microsoft.com/office/word/2010/wordprocessingShape" mc:Ignorable="w14 w15 wp14">
+<w:numbering xmlns:wpc="http://schemas.microsoft.com/office/word/2010/wordprocessingCanvas" xmlns:mc="http://schemas.openxmlformats.org/markup-compatibility/2006" xmlns:o="urn:schemas-microsoft-com:office:office" xmlns:r="http://schemas.openxmlformats.org/officeDocument/2006/relationships" xmlns:m="http://schemas.openxmlformats.org/officeDocument/2006/math" xmlns:v="urn:schemas-microsoft-com:vml" xmlns:wp14="http://schemas.microsoft.com/office/word/2010/wordprocessingDrawing" xmlns:wp="http://schemas.openxmlformats.org/drawingml/2006/wordprocessingDrawing" xmlns:w10="urn:schemas-microsoft-com:office:word" xmlns:w="http://schemas.openxmlformats.org/wordprocessingml/2006/main" xmlns:w14="http://schemas.microsoft.com/office/word/2010/wordml" xmlns:wpg="http://schemas.microsoft.com/office/word/2010/wordprocessingGroup" xmlns:wpi="http://schemas.microsoft.com/office/word/2010/wordprocessingInk" xmlns:wne="http://schemas.microsoft.com/office/word/2006/wordml" xmlns:wps="http://schemas.microsoft.com/office/word/2010/wordprocessingShape" xmlns:wpsCustomData="http://www.wps.cn/officeDocument/2013/wpsCustomData" mc:Ignorable="w14 wp14">
   <w:abstractNum w:abstractNumId="0">
     <w:nsid w:val="8E964DCE"/>
     <w:multiLevelType w:val="multilevel"/>
     <w:tmpl w:val="8E964DCE"/>
-    <w:lvl w:ilvl="0">
+    <w:lvl w:ilvl="0" w:tentative="0">
       <w:start w:val="1"/>
       <w:numFmt w:val="decimal"/>
-      <w:pStyle w:val="Heading1"/>
+      <w:pStyle w:val="2"/>
       <w:lvlText w:val="%1."/>
       <w:lvlJc w:val="left"/>
       <w:pPr>
@@ -6139,10 +6213,10 @@
         <w:rFonts w:hint="default"/>
       </w:rPr>
     </w:lvl>
-    <w:lvl w:ilvl="1">
+    <w:lvl w:ilvl="1" w:tentative="0">
       <w:start w:val="1"/>
       <w:numFmt w:val="decimal"/>
-      <w:pStyle w:val="Heading2"/>
+      <w:pStyle w:val="3"/>
       <w:lvlText w:val="%1.%2."/>
       <w:lvlJc w:val="left"/>
       <w:pPr>
@@ -6152,10 +6226,10 @@
         <w:rFonts w:hint="default"/>
       </w:rPr>
     </w:lvl>
-    <w:lvl w:ilvl="2">
+    <w:lvl w:ilvl="2" w:tentative="0">
       <w:start w:val="1"/>
       <w:numFmt w:val="decimal"/>
-      <w:pStyle w:val="Heading3"/>
+      <w:pStyle w:val="4"/>
       <w:lvlText w:val="%1.%2.%3."/>
       <w:lvlJc w:val="left"/>
       <w:pPr>
@@ -6165,10 +6239,10 @@
         <w:rFonts w:hint="default"/>
       </w:rPr>
     </w:lvl>
-    <w:lvl w:ilvl="3">
+    <w:lvl w:ilvl="3" w:tentative="0">
       <w:start w:val="1"/>
       <w:numFmt w:val="decimal"/>
-      <w:pStyle w:val="Heading4"/>
+      <w:pStyle w:val="5"/>
       <w:lvlText w:val="%1.%2.%3.%4."/>
       <w:lvlJc w:val="left"/>
       <w:pPr>
@@ -6178,10 +6252,10 @@
         <w:rFonts w:hint="default"/>
       </w:rPr>
     </w:lvl>
-    <w:lvl w:ilvl="4">
+    <w:lvl w:ilvl="4" w:tentative="0">
       <w:start w:val="1"/>
       <w:numFmt w:val="decimal"/>
-      <w:pStyle w:val="Heading5"/>
+      <w:pStyle w:val="6"/>
       <w:lvlText w:val="%1.%2.%3.%4.%5."/>
       <w:lvlJc w:val="left"/>
       <w:pPr>
@@ -6191,10 +6265,10 @@
         <w:rFonts w:hint="default"/>
       </w:rPr>
     </w:lvl>
-    <w:lvl w:ilvl="5">
+    <w:lvl w:ilvl="5" w:tentative="0">
       <w:start w:val="1"/>
       <w:numFmt w:val="decimal"/>
-      <w:pStyle w:val="Heading6"/>
+      <w:pStyle w:val="7"/>
       <w:lvlText w:val="%1.%2.%3.%4.%5.%6."/>
       <w:lvlJc w:val="left"/>
       <w:pPr>
@@ -6204,10 +6278,10 @@
         <w:rFonts w:hint="default"/>
       </w:rPr>
     </w:lvl>
-    <w:lvl w:ilvl="6">
+    <w:lvl w:ilvl="6" w:tentative="0">
       <w:start w:val="1"/>
       <w:numFmt w:val="decimal"/>
-      <w:pStyle w:val="Heading7"/>
+      <w:pStyle w:val="8"/>
       <w:lvlText w:val="%1.%2.%3.%4.%5.%6.%7."/>
       <w:lvlJc w:val="left"/>
       <w:pPr>
@@ -6217,10 +6291,10 @@
         <w:rFonts w:hint="default"/>
       </w:rPr>
     </w:lvl>
-    <w:lvl w:ilvl="7">
+    <w:lvl w:ilvl="7" w:tentative="0">
       <w:start w:val="1"/>
       <w:numFmt w:val="decimal"/>
-      <w:pStyle w:val="Heading8"/>
+      <w:pStyle w:val="9"/>
       <w:lvlText w:val="%1.%2.%3.%4.%5.%6.%7.%8."/>
       <w:lvlJc w:val="left"/>
       <w:pPr>
@@ -6230,10 +6304,10 @@
         <w:rFonts w:hint="default"/>
       </w:rPr>
     </w:lvl>
-    <w:lvl w:ilvl="8">
+    <w:lvl w:ilvl="8" w:tentative="0">
       <w:start w:val="1"/>
       <w:numFmt w:val="decimal"/>
-      <w:pStyle w:val="Heading9"/>
+      <w:pStyle w:val="10"/>
       <w:lvlText w:val="%1.%2.%3.%4.%5.%6.%7.%8.%9."/>
       <w:lvlJc w:val="left"/>
       <w:pPr>
@@ -6248,7 +6322,7 @@
     <w:nsid w:val="EDE13DF3"/>
     <w:multiLevelType w:val="singleLevel"/>
     <w:tmpl w:val="EDE13DF3"/>
-    <w:lvl w:ilvl="0">
+    <w:lvl w:ilvl="0" w:tentative="0">
       <w:start w:val="1"/>
       <w:numFmt w:val="decimal"/>
       <w:lvlText w:val="%1."/>
@@ -6271,267 +6345,269 @@
 </file>
 
 <file path=word/styles.xml><?xml version="1.0" encoding="utf-8"?>
-<w:styles xmlns:mc="http://schemas.openxmlformats.org/markup-compatibility/2006" xmlns:r="http://schemas.openxmlformats.org/officeDocument/2006/relationships" xmlns:w="http://schemas.openxmlformats.org/wordprocessingml/2006/main" xmlns:w14="http://schemas.microsoft.com/office/word/2010/wordml" xmlns:w15="http://schemas.microsoft.com/office/word/2012/wordml" mc:Ignorable="w14 w15">
+<w:styles xmlns:mc="http://schemas.openxmlformats.org/markup-compatibility/2006" xmlns:o="urn:schemas-microsoft-com:office:office" xmlns:r="http://schemas.openxmlformats.org/officeDocument/2006/relationships" xmlns:m="http://schemas.openxmlformats.org/officeDocument/2006/math" xmlns:v="urn:schemas-microsoft-com:vml" xmlns:w="http://schemas.openxmlformats.org/wordprocessingml/2006/main" xmlns:w14="http://schemas.microsoft.com/office/word/2010/wordml" xmlns:w10="urn:schemas-microsoft-com:office:word" xmlns:sl="http://schemas.openxmlformats.org/schemaLibrary/2006/main" xmlns:wpsCustomData="http://www.wps.cn/officeDocument/2013/wpsCustomData" mc:Ignorable="w14">
   <w:docDefaults>
     <w:rPrDefault>
       <w:rPr>
-        <w:rFonts w:ascii="Times New Roman" w:eastAsia="宋体" w:hAnsi="Times New Roman" w:cs="Times New Roman"/>
+        <w:rFonts w:ascii="Times New Roman" w:hAnsi="Times New Roman" w:eastAsia="宋体" w:cs="Times New Roman"/>
       </w:rPr>
     </w:rPrDefault>
     <w:pPrDefault/>
   </w:docDefaults>
-  <w:latentStyles w:defLockedState="0" w:defUIPriority="99" w:defSemiHidden="1" w:defUnhideWhenUsed="1" w:defQFormat="0" w:count="260">
-    <w:lsdException w:name="Normal" w:semiHidden="0" w:uiPriority="0" w:unhideWhenUsed="0" w:qFormat="1"/>
-    <w:lsdException w:name="heading 1" w:semiHidden="0" w:uiPriority="0" w:unhideWhenUsed="0" w:qFormat="1"/>
-    <w:lsdException w:name="heading 2" w:semiHidden="0" w:uiPriority="0" w:qFormat="1"/>
-    <w:lsdException w:name="heading 3" w:uiPriority="0" w:qFormat="1"/>
-    <w:lsdException w:name="heading 4" w:semiHidden="0" w:uiPriority="0" w:qFormat="1"/>
-    <w:lsdException w:name="heading 5" w:uiPriority="0" w:qFormat="1"/>
-    <w:lsdException w:name="heading 6" w:uiPriority="0" w:qFormat="1"/>
-    <w:lsdException w:name="heading 7" w:uiPriority="0" w:qFormat="1"/>
-    <w:lsdException w:name="heading 8" w:uiPriority="0" w:qFormat="1"/>
-    <w:lsdException w:name="heading 9" w:uiPriority="0" w:qFormat="1"/>
-    <w:lsdException w:name="index 1" w:semiHidden="0" w:uiPriority="0" w:unhideWhenUsed="0"/>
-    <w:lsdException w:name="index 2" w:semiHidden="0" w:uiPriority="0" w:unhideWhenUsed="0"/>
-    <w:lsdException w:name="index 3" w:semiHidden="0" w:uiPriority="0" w:unhideWhenUsed="0"/>
-    <w:lsdException w:name="index 4" w:semiHidden="0" w:uiPriority="0" w:unhideWhenUsed="0"/>
-    <w:lsdException w:name="index 5" w:semiHidden="0" w:uiPriority="0" w:unhideWhenUsed="0"/>
-    <w:lsdException w:name="index 6" w:semiHidden="0" w:uiPriority="0" w:unhideWhenUsed="0"/>
-    <w:lsdException w:name="index 7" w:semiHidden="0" w:uiPriority="0" w:unhideWhenUsed="0"/>
-    <w:lsdException w:name="index 8" w:semiHidden="0" w:uiPriority="0" w:unhideWhenUsed="0"/>
-    <w:lsdException w:name="index 9" w:semiHidden="0" w:uiPriority="0" w:unhideWhenUsed="0"/>
-    <w:lsdException w:name="toc 1" w:semiHidden="0" w:uiPriority="0" w:unhideWhenUsed="0" w:qFormat="1"/>
-    <w:lsdException w:name="toc 2" w:semiHidden="0" w:uiPriority="0" w:unhideWhenUsed="0" w:qFormat="1"/>
-    <w:lsdException w:name="toc 3" w:semiHidden="0" w:uiPriority="0" w:unhideWhenUsed="0" w:qFormat="1"/>
-    <w:lsdException w:name="toc 4" w:semiHidden="0" w:uiPriority="0" w:unhideWhenUsed="0"/>
-    <w:lsdException w:name="toc 5" w:semiHidden="0" w:uiPriority="0" w:unhideWhenUsed="0"/>
-    <w:lsdException w:name="toc 6" w:semiHidden="0" w:uiPriority="0" w:unhideWhenUsed="0"/>
-    <w:lsdException w:name="toc 7" w:semiHidden="0" w:uiPriority="0" w:unhideWhenUsed="0"/>
-    <w:lsdException w:name="toc 8" w:semiHidden="0" w:uiPriority="0" w:unhideWhenUsed="0"/>
-    <w:lsdException w:name="toc 9" w:semiHidden="0" w:uiPriority="0" w:unhideWhenUsed="0"/>
-    <w:lsdException w:name="Normal Indent" w:semiHidden="0" w:uiPriority="0" w:unhideWhenUsed="0"/>
-    <w:lsdException w:name="footnote text" w:semiHidden="0" w:uiPriority="0" w:unhideWhenUsed="0"/>
-    <w:lsdException w:name="annotation text" w:semiHidden="0" w:uiPriority="0" w:unhideWhenUsed="0" w:qFormat="1"/>
-    <w:lsdException w:name="header" w:semiHidden="0" w:uiPriority="0" w:unhideWhenUsed="0" w:qFormat="1"/>
-    <w:lsdException w:name="footer" w:semiHidden="0" w:uiPriority="0" w:unhideWhenUsed="0" w:qFormat="1"/>
-    <w:lsdException w:name="index heading" w:semiHidden="0" w:uiPriority="0" w:unhideWhenUsed="0"/>
-    <w:lsdException w:name="caption" w:uiPriority="0" w:qFormat="1"/>
-    <w:lsdException w:name="table of figures" w:semiHidden="0" w:uiPriority="0" w:unhideWhenUsed="0"/>
-    <w:lsdException w:name="envelope address" w:semiHidden="0" w:uiPriority="0" w:unhideWhenUsed="0"/>
-    <w:lsdException w:name="envelope return" w:semiHidden="0" w:uiPriority="0" w:unhideWhenUsed="0"/>
-    <w:lsdException w:name="footnote reference" w:semiHidden="0" w:uiPriority="0" w:unhideWhenUsed="0"/>
-    <w:lsdException w:name="annotation reference" w:semiHidden="0" w:uiPriority="0" w:unhideWhenUsed="0"/>
-    <w:lsdException w:name="line number" w:semiHidden="0" w:uiPriority="0" w:unhideWhenUsed="0"/>
-    <w:lsdException w:name="page number" w:semiHidden="0" w:uiPriority="0" w:unhideWhenUsed="0"/>
-    <w:lsdException w:name="endnote reference" w:semiHidden="0" w:uiPriority="0" w:unhideWhenUsed="0"/>
-    <w:lsdException w:name="endnote text" w:semiHidden="0" w:uiPriority="0" w:unhideWhenUsed="0"/>
-    <w:lsdException w:name="table of authorities" w:semiHidden="0" w:uiPriority="0" w:unhideWhenUsed="0"/>
-    <w:lsdException w:name="macro" w:semiHidden="0" w:uiPriority="0" w:unhideWhenUsed="0"/>
-    <w:lsdException w:name="toa heading" w:semiHidden="0" w:uiPriority="0" w:unhideWhenUsed="0"/>
-    <w:lsdException w:name="List" w:semiHidden="0" w:uiPriority="0" w:unhideWhenUsed="0"/>
-    <w:lsdException w:name="List Bullet" w:semiHidden="0" w:uiPriority="0" w:unhideWhenUsed="0"/>
-    <w:lsdException w:name="List Number" w:semiHidden="0" w:uiPriority="0" w:unhideWhenUsed="0"/>
-    <w:lsdException w:name="List 2" w:semiHidden="0" w:uiPriority="0" w:unhideWhenUsed="0"/>
-    <w:lsdException w:name="List 3" w:semiHidden="0" w:uiPriority="0" w:unhideWhenUsed="0"/>
-    <w:lsdException w:name="List 4" w:semiHidden="0" w:uiPriority="0" w:unhideWhenUsed="0"/>
-    <w:lsdException w:name="List 5" w:semiHidden="0" w:uiPriority="0" w:unhideWhenUsed="0"/>
-    <w:lsdException w:name="List Bullet 2" w:semiHidden="0" w:uiPriority="0" w:unhideWhenUsed="0"/>
-    <w:lsdException w:name="List Bullet 3" w:semiHidden="0" w:uiPriority="0" w:unhideWhenUsed="0"/>
-    <w:lsdException w:name="List Bullet 4" w:semiHidden="0" w:uiPriority="0" w:unhideWhenUsed="0"/>
-    <w:lsdException w:name="List Bullet 5" w:semiHidden="0" w:uiPriority="0" w:unhideWhenUsed="0"/>
-    <w:lsdException w:name="List Number 2" w:semiHidden="0" w:uiPriority="0" w:unhideWhenUsed="0"/>
-    <w:lsdException w:name="List Number 3" w:semiHidden="0" w:uiPriority="0" w:unhideWhenUsed="0"/>
-    <w:lsdException w:name="List Number 4" w:semiHidden="0" w:uiPriority="0" w:unhideWhenUsed="0"/>
-    <w:lsdException w:name="List Number 5" w:semiHidden="0" w:uiPriority="0" w:unhideWhenUsed="0"/>
-    <w:lsdException w:name="Title" w:semiHidden="0" w:uiPriority="0" w:unhideWhenUsed="0" w:qFormat="1"/>
-    <w:lsdException w:name="Closing" w:semiHidden="0" w:uiPriority="0" w:unhideWhenUsed="0"/>
-    <w:lsdException w:name="Signature" w:semiHidden="0" w:uiPriority="0" w:unhideWhenUsed="0"/>
-    <w:lsdException w:name="Default Paragraph Font" w:uiPriority="0" w:unhideWhenUsed="0" w:qFormat="1"/>
-    <w:lsdException w:name="Body Text" w:uiPriority="0" w:unhideWhenUsed="0" w:qFormat="1"/>
-    <w:lsdException w:name="Body Text Indent" w:semiHidden="0" w:uiPriority="0" w:unhideWhenUsed="0"/>
-    <w:lsdException w:name="List Continue" w:semiHidden="0" w:uiPriority="0" w:unhideWhenUsed="0"/>
-    <w:lsdException w:name="List Continue 2" w:semiHidden="0" w:uiPriority="0" w:unhideWhenUsed="0"/>
-    <w:lsdException w:name="List Continue 3" w:semiHidden="0" w:uiPriority="0" w:unhideWhenUsed="0"/>
-    <w:lsdException w:name="List Continue 4" w:semiHidden="0" w:uiPriority="0" w:unhideWhenUsed="0"/>
-    <w:lsdException w:name="List Continue 5" w:semiHidden="0" w:uiPriority="0" w:unhideWhenUsed="0"/>
-    <w:lsdException w:name="Message Header" w:semiHidden="0" w:uiPriority="0" w:unhideWhenUsed="0"/>
-    <w:lsdException w:name="Subtitle" w:semiHidden="0" w:uiPriority="0" w:unhideWhenUsed="0" w:qFormat="1"/>
-    <w:lsdException w:name="Salutation" w:semiHidden="0" w:uiPriority="0" w:unhideWhenUsed="0"/>
-    <w:lsdException w:name="Date" w:semiHidden="0" w:uiPriority="0" w:unhideWhenUsed="0"/>
-    <w:lsdException w:name="Body Text First Indent" w:semiHidden="0" w:uiPriority="0" w:unhideWhenUsed="0"/>
-    <w:lsdException w:name="Body Text First Indent 2" w:semiHidden="0" w:uiPriority="0" w:unhideWhenUsed="0"/>
-    <w:lsdException w:name="Body Text 2" w:semiHidden="0" w:uiPriority="0" w:unhideWhenUsed="0"/>
-    <w:lsdException w:name="Body Text 3" w:semiHidden="0" w:uiPriority="0" w:unhideWhenUsed="0"/>
-    <w:lsdException w:name="Body Text Indent 2" w:semiHidden="0" w:uiPriority="0" w:unhideWhenUsed="0"/>
-    <w:lsdException w:name="Body Text Indent 3" w:semiHidden="0" w:uiPriority="0" w:unhideWhenUsed="0"/>
-    <w:lsdException w:name="Block Text" w:semiHidden="0" w:uiPriority="0" w:unhideWhenUsed="0"/>
-    <w:lsdException w:name="Hyperlink" w:semiHidden="0" w:uiPriority="0" w:unhideWhenUsed="0"/>
-    <w:lsdException w:name="FollowedHyperlink" w:semiHidden="0" w:uiPriority="0" w:unhideWhenUsed="0"/>
-    <w:lsdException w:name="Strong" w:semiHidden="0" w:uiPriority="0" w:unhideWhenUsed="0" w:qFormat="1"/>
-    <w:lsdException w:name="Emphasis" w:semiHidden="0" w:uiPriority="0" w:unhideWhenUsed="0" w:qFormat="1"/>
-    <w:lsdException w:name="Document Map" w:semiHidden="0" w:uiPriority="0" w:unhideWhenUsed="0"/>
-    <w:lsdException w:name="Plain Text" w:semiHidden="0" w:uiPriority="0" w:unhideWhenUsed="0"/>
-    <w:lsdException w:name="E-mail Signature" w:semiHidden="0" w:uiPriority="0" w:unhideWhenUsed="0"/>
-    <w:lsdException w:name="Normal (Web)" w:semiHidden="0" w:uiPriority="0" w:unhideWhenUsed="0" w:qFormat="1"/>
-    <w:lsdException w:name="HTML Acronym" w:semiHidden="0" w:uiPriority="0" w:unhideWhenUsed="0"/>
-    <w:lsdException w:name="HTML Address" w:semiHidden="0" w:uiPriority="0" w:unhideWhenUsed="0"/>
-    <w:lsdException w:name="HTML Cite" w:semiHidden="0" w:uiPriority="0" w:unhideWhenUsed="0"/>
-    <w:lsdException w:name="HTML Code" w:semiHidden="0" w:uiPriority="0" w:unhideWhenUsed="0"/>
-    <w:lsdException w:name="HTML Definition" w:semiHidden="0" w:uiPriority="0" w:unhideWhenUsed="0"/>
-    <w:lsdException w:name="HTML Keyboard" w:semiHidden="0" w:uiPriority="0" w:unhideWhenUsed="0"/>
-    <w:lsdException w:name="HTML Preformatted" w:semiHidden="0" w:uiPriority="0" w:unhideWhenUsed="0"/>
-    <w:lsdException w:name="HTML Sample" w:semiHidden="0" w:uiPriority="0" w:unhideWhenUsed="0"/>
-    <w:lsdException w:name="HTML Typewriter" w:semiHidden="0" w:uiPriority="0" w:unhideWhenUsed="0"/>
-    <w:lsdException w:name="HTML Variable" w:semiHidden="0" w:uiPriority="0" w:unhideWhenUsed="0"/>
-    <w:lsdException w:name="Normal Table" w:uiPriority="0" w:unhideWhenUsed="0" w:qFormat="1"/>
-    <w:lsdException w:name="annotation subject" w:semiHidden="0" w:uiPriority="0" w:unhideWhenUsed="0"/>
-    <w:lsdException w:name="Table Simple 1" w:semiHidden="0" w:uiPriority="0" w:unhideWhenUsed="0"/>
-    <w:lsdException w:name="Table Simple 2" w:semiHidden="0" w:uiPriority="0" w:unhideWhenUsed="0"/>
-    <w:lsdException w:name="Table Simple 3" w:semiHidden="0" w:uiPriority="0" w:unhideWhenUsed="0"/>
-    <w:lsdException w:name="Table Classic 1" w:semiHidden="0" w:uiPriority="0" w:unhideWhenUsed="0"/>
-    <w:lsdException w:name="Table Classic 2" w:semiHidden="0" w:uiPriority="0" w:unhideWhenUsed="0"/>
-    <w:lsdException w:name="Table Classic 3" w:semiHidden="0" w:uiPriority="0" w:unhideWhenUsed="0"/>
-    <w:lsdException w:name="Table Classic 4" w:semiHidden="0" w:uiPriority="0" w:unhideWhenUsed="0"/>
-    <w:lsdException w:name="Table Colorful 1" w:semiHidden="0" w:uiPriority="0" w:unhideWhenUsed="0"/>
-    <w:lsdException w:name="Table Colorful 2" w:semiHidden="0" w:uiPriority="0" w:unhideWhenUsed="0"/>
-    <w:lsdException w:name="Table Colorful 3" w:semiHidden="0" w:uiPriority="0" w:unhideWhenUsed="0"/>
-    <w:lsdException w:name="Table Columns 1" w:semiHidden="0" w:uiPriority="0" w:unhideWhenUsed="0"/>
-    <w:lsdException w:name="Table Columns 2" w:semiHidden="0" w:uiPriority="0" w:unhideWhenUsed="0"/>
-    <w:lsdException w:name="Table Columns 3" w:semiHidden="0" w:uiPriority="0" w:unhideWhenUsed="0"/>
-    <w:lsdException w:name="Table Columns 4" w:semiHidden="0" w:uiPriority="0" w:unhideWhenUsed="0"/>
-    <w:lsdException w:name="Table Columns 5" w:semiHidden="0" w:uiPriority="0" w:unhideWhenUsed="0"/>
-    <w:lsdException w:name="Table Grid 1" w:semiHidden="0" w:uiPriority="0" w:unhideWhenUsed="0"/>
-    <w:lsdException w:name="Table Grid 2" w:semiHidden="0" w:uiPriority="0" w:unhideWhenUsed="0"/>
-    <w:lsdException w:name="Table Grid 3" w:semiHidden="0" w:uiPriority="0" w:unhideWhenUsed="0"/>
-    <w:lsdException w:name="Table Grid 4" w:semiHidden="0" w:uiPriority="0" w:unhideWhenUsed="0"/>
-    <w:lsdException w:name="Table Grid 5" w:semiHidden="0" w:uiPriority="0" w:unhideWhenUsed="0"/>
-    <w:lsdException w:name="Table Grid 6" w:semiHidden="0" w:uiPriority="0" w:unhideWhenUsed="0"/>
-    <w:lsdException w:name="Table Grid 7" w:semiHidden="0" w:uiPriority="0" w:unhideWhenUsed="0"/>
-    <w:lsdException w:name="Table Grid 8" w:semiHidden="0" w:uiPriority="0" w:unhideWhenUsed="0"/>
-    <w:lsdException w:name="Table List 1" w:semiHidden="0" w:uiPriority="0" w:unhideWhenUsed="0"/>
-    <w:lsdException w:name="Table List 2" w:semiHidden="0" w:uiPriority="0" w:unhideWhenUsed="0"/>
-    <w:lsdException w:name="Table List 3" w:semiHidden="0" w:uiPriority="0" w:unhideWhenUsed="0"/>
-    <w:lsdException w:name="Table List 4" w:semiHidden="0" w:uiPriority="0" w:unhideWhenUsed="0"/>
-    <w:lsdException w:name="Table List 5" w:semiHidden="0" w:uiPriority="0" w:unhideWhenUsed="0"/>
-    <w:lsdException w:name="Table List 6" w:semiHidden="0" w:uiPriority="0" w:unhideWhenUsed="0"/>
-    <w:lsdException w:name="Table List 7" w:semiHidden="0" w:uiPriority="0" w:unhideWhenUsed="0"/>
-    <w:lsdException w:name="Table List 8" w:semiHidden="0" w:uiPriority="0" w:unhideWhenUsed="0"/>
-    <w:lsdException w:name="Table 3D effects 1" w:semiHidden="0" w:uiPriority="0" w:unhideWhenUsed="0"/>
-    <w:lsdException w:name="Table 3D effects 2" w:semiHidden="0" w:uiPriority="0" w:unhideWhenUsed="0"/>
-    <w:lsdException w:name="Table 3D effects 3" w:semiHidden="0" w:uiPriority="0" w:unhideWhenUsed="0"/>
-    <w:lsdException w:name="Table Contemporary" w:semiHidden="0" w:uiPriority="0" w:unhideWhenUsed="0"/>
-    <w:lsdException w:name="Table Elegant" w:semiHidden="0" w:uiPriority="0" w:unhideWhenUsed="0"/>
-    <w:lsdException w:name="Table Professional" w:semiHidden="0" w:uiPriority="0" w:unhideWhenUsed="0"/>
-    <w:lsdException w:name="Table Subtle 1" w:semiHidden="0" w:uiPriority="0" w:unhideWhenUsed="0"/>
-    <w:lsdException w:name="Table Subtle 2" w:semiHidden="0" w:uiPriority="0" w:unhideWhenUsed="0"/>
-    <w:lsdException w:name="Table Web 1" w:semiHidden="0" w:uiPriority="0" w:unhideWhenUsed="0"/>
-    <w:lsdException w:name="Table Web 2" w:semiHidden="0" w:uiPriority="0" w:unhideWhenUsed="0"/>
-    <w:lsdException w:name="Table Web 3" w:semiHidden="0" w:uiPriority="0" w:unhideWhenUsed="0"/>
-    <w:lsdException w:name="Balloon Text" w:semiHidden="0" w:uiPriority="0" w:unhideWhenUsed="0"/>
-    <w:lsdException w:name="Table Grid" w:semiHidden="0" w:uiPriority="0" w:unhideWhenUsed="0" w:qFormat="1"/>
-    <w:lsdException w:name="Table Theme" w:semiHidden="0" w:uiPriority="0" w:unhideWhenUsed="0"/>
-    <w:lsdException w:name="Light Shading" w:semiHidden="0" w:uiPriority="60" w:unhideWhenUsed="0"/>
-    <w:lsdException w:name="Light List" w:semiHidden="0" w:uiPriority="61" w:unhideWhenUsed="0"/>
-    <w:lsdException w:name="Light Grid" w:semiHidden="0" w:uiPriority="62" w:unhideWhenUsed="0"/>
-    <w:lsdException w:name="Medium Shading 1" w:semiHidden="0" w:uiPriority="63" w:unhideWhenUsed="0"/>
-    <w:lsdException w:name="Medium Shading 2" w:semiHidden="0" w:uiPriority="64" w:unhideWhenUsed="0"/>
-    <w:lsdException w:name="Medium List 1" w:semiHidden="0" w:uiPriority="65" w:unhideWhenUsed="0"/>
-    <w:lsdException w:name="Medium List 2" w:semiHidden="0" w:uiPriority="66" w:unhideWhenUsed="0"/>
-    <w:lsdException w:name="Medium Grid 1" w:semiHidden="0" w:uiPriority="67" w:unhideWhenUsed="0"/>
-    <w:lsdException w:name="Medium Grid 2" w:semiHidden="0" w:uiPriority="68" w:unhideWhenUsed="0"/>
-    <w:lsdException w:name="Medium Grid 3" w:semiHidden="0" w:uiPriority="69" w:unhideWhenUsed="0"/>
-    <w:lsdException w:name="Dark List" w:semiHidden="0" w:uiPriority="70" w:unhideWhenUsed="0"/>
-    <w:lsdException w:name="Colorful Shading" w:semiHidden="0" w:uiPriority="71" w:unhideWhenUsed="0"/>
-    <w:lsdException w:name="Colorful List" w:semiHidden="0" w:uiPriority="72" w:unhideWhenUsed="0"/>
-    <w:lsdException w:name="Colorful Grid" w:semiHidden="0" w:uiPriority="73" w:unhideWhenUsed="0"/>
-    <w:lsdException w:name="Light Shading Accent 1" w:semiHidden="0" w:uiPriority="60" w:unhideWhenUsed="0"/>
-    <w:lsdException w:name="Light List Accent 1" w:semiHidden="0" w:uiPriority="61" w:unhideWhenUsed="0"/>
-    <w:lsdException w:name="Light Grid Accent 1" w:semiHidden="0" w:uiPriority="62" w:unhideWhenUsed="0"/>
-    <w:lsdException w:name="Medium Shading 1 Accent 1" w:semiHidden="0" w:uiPriority="63" w:unhideWhenUsed="0"/>
-    <w:lsdException w:name="Medium Shading 2 Accent 1" w:semiHidden="0" w:uiPriority="64" w:unhideWhenUsed="0"/>
-    <w:lsdException w:name="Medium List 1 Accent 1" w:semiHidden="0" w:uiPriority="65" w:unhideWhenUsed="0"/>
-    <w:lsdException w:name="Medium List 2 Accent 1" w:semiHidden="0" w:uiPriority="66" w:unhideWhenUsed="0"/>
-    <w:lsdException w:name="Medium Grid 1 Accent 1" w:semiHidden="0" w:uiPriority="67" w:unhideWhenUsed="0"/>
-    <w:lsdException w:name="Medium Grid 2 Accent 1" w:semiHidden="0" w:uiPriority="68" w:unhideWhenUsed="0"/>
-    <w:lsdException w:name="Medium Grid 3 Accent 1" w:semiHidden="0" w:uiPriority="69" w:unhideWhenUsed="0"/>
-    <w:lsdException w:name="Dark List Accent 1" w:semiHidden="0" w:uiPriority="70" w:unhideWhenUsed="0"/>
-    <w:lsdException w:name="Colorful Shading Accent 1" w:semiHidden="0" w:uiPriority="71" w:unhideWhenUsed="0"/>
-    <w:lsdException w:name="Colorful List Accent 1" w:semiHidden="0" w:uiPriority="72" w:unhideWhenUsed="0"/>
-    <w:lsdException w:name="Colorful Grid Accent 1" w:semiHidden="0" w:uiPriority="73" w:unhideWhenUsed="0"/>
-    <w:lsdException w:name="Light Shading Accent 2" w:semiHidden="0" w:uiPriority="60" w:unhideWhenUsed="0"/>
-    <w:lsdException w:name="Light List Accent 2" w:semiHidden="0" w:uiPriority="61" w:unhideWhenUsed="0"/>
-    <w:lsdException w:name="Light Grid Accent 2" w:semiHidden="0" w:uiPriority="62" w:unhideWhenUsed="0"/>
-    <w:lsdException w:name="Medium Shading 1 Accent 2" w:semiHidden="0" w:uiPriority="63" w:unhideWhenUsed="0"/>
-    <w:lsdException w:name="Medium Shading 2 Accent 2" w:semiHidden="0" w:uiPriority="64" w:unhideWhenUsed="0"/>
-    <w:lsdException w:name="Medium List 1 Accent 2" w:semiHidden="0" w:uiPriority="65" w:unhideWhenUsed="0"/>
-    <w:lsdException w:name="Medium List 2 Accent 2" w:semiHidden="0" w:uiPriority="66" w:unhideWhenUsed="0"/>
-    <w:lsdException w:name="Medium Grid 1 Accent 2" w:semiHidden="0" w:uiPriority="67" w:unhideWhenUsed="0"/>
-    <w:lsdException w:name="Medium Grid 2 Accent 2" w:semiHidden="0" w:uiPriority="68" w:unhideWhenUsed="0"/>
-    <w:lsdException w:name="Medium Grid 3 Accent 2" w:semiHidden="0" w:uiPriority="69" w:unhideWhenUsed="0"/>
-    <w:lsdException w:name="Dark List Accent 2" w:semiHidden="0" w:uiPriority="70" w:unhideWhenUsed="0"/>
-    <w:lsdException w:name="Colorful Shading Accent 2" w:semiHidden="0" w:uiPriority="71" w:unhideWhenUsed="0"/>
-    <w:lsdException w:name="Colorful List Accent 2" w:semiHidden="0" w:uiPriority="72" w:unhideWhenUsed="0"/>
-    <w:lsdException w:name="Colorful Grid Accent 2" w:semiHidden="0" w:uiPriority="73" w:unhideWhenUsed="0"/>
-    <w:lsdException w:name="Light Shading Accent 3" w:semiHidden="0" w:uiPriority="60" w:unhideWhenUsed="0"/>
-    <w:lsdException w:name="Light List Accent 3" w:semiHidden="0" w:uiPriority="61" w:unhideWhenUsed="0"/>
-    <w:lsdException w:name="Light Grid Accent 3" w:semiHidden="0" w:uiPriority="62" w:unhideWhenUsed="0"/>
-    <w:lsdException w:name="Medium Shading 1 Accent 3" w:semiHidden="0" w:uiPriority="63" w:unhideWhenUsed="0"/>
-    <w:lsdException w:name="Medium Shading 2 Accent 3" w:semiHidden="0" w:uiPriority="64" w:unhideWhenUsed="0"/>
-    <w:lsdException w:name="Medium List 1 Accent 3" w:semiHidden="0" w:uiPriority="65" w:unhideWhenUsed="0"/>
-    <w:lsdException w:name="Medium List 2 Accent 3" w:semiHidden="0" w:uiPriority="66" w:unhideWhenUsed="0"/>
-    <w:lsdException w:name="Medium Grid 1 Accent 3" w:semiHidden="0" w:uiPriority="67" w:unhideWhenUsed="0"/>
-    <w:lsdException w:name="Medium Grid 2 Accent 3" w:semiHidden="0" w:uiPriority="68" w:unhideWhenUsed="0"/>
-    <w:lsdException w:name="Medium Grid 3 Accent 3" w:semiHidden="0" w:uiPriority="69" w:unhideWhenUsed="0"/>
-    <w:lsdException w:name="Dark List Accent 3" w:semiHidden="0" w:uiPriority="70" w:unhideWhenUsed="0"/>
-    <w:lsdException w:name="Colorful Shading Accent 3" w:semiHidden="0" w:uiPriority="71" w:unhideWhenUsed="0"/>
-    <w:lsdException w:name="Colorful List Accent 3" w:semiHidden="0" w:uiPriority="72" w:unhideWhenUsed="0"/>
-    <w:lsdException w:name="Colorful Grid Accent 3" w:semiHidden="0" w:uiPriority="73" w:unhideWhenUsed="0"/>
-    <w:lsdException w:name="Light Shading Accent 4" w:semiHidden="0" w:uiPriority="60" w:unhideWhenUsed="0"/>
-    <w:lsdException w:name="Light List Accent 4" w:semiHidden="0" w:uiPriority="61" w:unhideWhenUsed="0"/>
-    <w:lsdException w:name="Light Grid Accent 4" w:semiHidden="0" w:uiPriority="62" w:unhideWhenUsed="0"/>
-    <w:lsdException w:name="Medium Shading 1 Accent 4" w:semiHidden="0" w:uiPriority="63" w:unhideWhenUsed="0"/>
-    <w:lsdException w:name="Medium Shading 2 Accent 4" w:semiHidden="0" w:uiPriority="64" w:unhideWhenUsed="0"/>
-    <w:lsdException w:name="Medium List 1 Accent 4" w:semiHidden="0" w:uiPriority="65" w:unhideWhenUsed="0"/>
-    <w:lsdException w:name="Medium List 2 Accent 4" w:semiHidden="0" w:uiPriority="66" w:unhideWhenUsed="0"/>
-    <w:lsdException w:name="Medium Grid 1 Accent 4" w:semiHidden="0" w:uiPriority="67" w:unhideWhenUsed="0"/>
-    <w:lsdException w:name="Medium Grid 2 Accent 4" w:semiHidden="0" w:uiPriority="68" w:unhideWhenUsed="0"/>
-    <w:lsdException w:name="Medium Grid 3 Accent 4" w:semiHidden="0" w:uiPriority="69" w:unhideWhenUsed="0"/>
-    <w:lsdException w:name="Dark List Accent 4" w:semiHidden="0" w:uiPriority="70" w:unhideWhenUsed="0"/>
-    <w:lsdException w:name="Colorful Shading Accent 4" w:semiHidden="0" w:uiPriority="71" w:unhideWhenUsed="0"/>
-    <w:lsdException w:name="Colorful List Accent 4" w:semiHidden="0" w:uiPriority="72" w:unhideWhenUsed="0"/>
-    <w:lsdException w:name="Colorful Grid Accent 4" w:semiHidden="0" w:uiPriority="73" w:unhideWhenUsed="0"/>
-    <w:lsdException w:name="Light Shading Accent 5" w:semiHidden="0" w:uiPriority="60" w:unhideWhenUsed="0"/>
-    <w:lsdException w:name="Light List Accent 5" w:semiHidden="0" w:uiPriority="61" w:unhideWhenUsed="0"/>
-    <w:lsdException w:name="Light Grid Accent 5" w:semiHidden="0" w:uiPriority="62" w:unhideWhenUsed="0"/>
-    <w:lsdException w:name="Medium Shading 1 Accent 5" w:semiHidden="0" w:uiPriority="63" w:unhideWhenUsed="0"/>
-    <w:lsdException w:name="Medium Shading 2 Accent 5" w:semiHidden="0" w:uiPriority="64" w:unhideWhenUsed="0"/>
-    <w:lsdException w:name="Medium List 1 Accent 5" w:semiHidden="0" w:uiPriority="65" w:unhideWhenUsed="0"/>
-    <w:lsdException w:name="Medium List 2 Accent 5" w:semiHidden="0" w:uiPriority="66" w:unhideWhenUsed="0"/>
-    <w:lsdException w:name="Medium Grid 1 Accent 5" w:semiHidden="0" w:uiPriority="67" w:unhideWhenUsed="0"/>
-    <w:lsdException w:name="Medium Grid 2 Accent 5" w:semiHidden="0" w:uiPriority="68" w:unhideWhenUsed="0"/>
-    <w:lsdException w:name="Medium Grid 3 Accent 5" w:semiHidden="0" w:uiPriority="69" w:unhideWhenUsed="0"/>
-    <w:lsdException w:name="Dark List Accent 5" w:semiHidden="0" w:uiPriority="70" w:unhideWhenUsed="0"/>
-    <w:lsdException w:name="Colorful Shading Accent 5" w:semiHidden="0" w:uiPriority="71" w:unhideWhenUsed="0"/>
-    <w:lsdException w:name="Colorful List Accent 5" w:semiHidden="0" w:uiPriority="72" w:unhideWhenUsed="0"/>
-    <w:lsdException w:name="Colorful Grid Accent 5" w:semiHidden="0" w:uiPriority="73" w:unhideWhenUsed="0"/>
-    <w:lsdException w:name="Light Shading Accent 6" w:semiHidden="0" w:uiPriority="60" w:unhideWhenUsed="0"/>
-    <w:lsdException w:name="Light List Accent 6" w:semiHidden="0" w:uiPriority="61" w:unhideWhenUsed="0"/>
-    <w:lsdException w:name="Light Grid Accent 6" w:semiHidden="0" w:uiPriority="62" w:unhideWhenUsed="0"/>
-    <w:lsdException w:name="Medium Shading 1 Accent 6" w:semiHidden="0" w:uiPriority="63" w:unhideWhenUsed="0"/>
-    <w:lsdException w:name="Medium Shading 2 Accent 6" w:semiHidden="0" w:uiPriority="64" w:unhideWhenUsed="0"/>
-    <w:lsdException w:name="Medium List 1 Accent 6" w:semiHidden="0" w:uiPriority="65" w:unhideWhenUsed="0"/>
-    <w:lsdException w:name="Medium List 2 Accent 6" w:semiHidden="0" w:uiPriority="66" w:unhideWhenUsed="0"/>
-    <w:lsdException w:name="Medium Grid 1 Accent 6" w:semiHidden="0" w:uiPriority="67" w:unhideWhenUsed="0"/>
-    <w:lsdException w:name="Medium Grid 2 Accent 6" w:semiHidden="0" w:uiPriority="68" w:unhideWhenUsed="0"/>
-    <w:lsdException w:name="Medium Grid 3 Accent 6" w:semiHidden="0" w:uiPriority="69" w:unhideWhenUsed="0"/>
-    <w:lsdException w:name="Dark List Accent 6" w:semiHidden="0" w:uiPriority="70" w:unhideWhenUsed="0"/>
-    <w:lsdException w:name="Colorful Shading Accent 6" w:semiHidden="0" w:uiPriority="71" w:unhideWhenUsed="0"/>
-    <w:lsdException w:name="Colorful List Accent 6" w:semiHidden="0" w:uiPriority="72" w:unhideWhenUsed="0"/>
-    <w:lsdException w:name="Colorful Grid Accent 6" w:semiHidden="0" w:uiPriority="73" w:unhideWhenUsed="0"/>
+  <w:latentStyles w:count="260" w:defQFormat="0" w:defUnhideWhenUsed="1" w:defSemiHidden="1" w:defUIPriority="99" w:defLockedState="0">
+    <w:lsdException w:qFormat="1" w:unhideWhenUsed="0" w:uiPriority="0" w:semiHidden="0" w:name="Normal"/>
+    <w:lsdException w:qFormat="1" w:unhideWhenUsed="0" w:uiPriority="0" w:semiHidden="0" w:name="heading 1"/>
+    <w:lsdException w:qFormat="1" w:uiPriority="0" w:semiHidden="0" w:name="heading 2"/>
+    <w:lsdException w:qFormat="1" w:uiPriority="0" w:name="heading 3"/>
+    <w:lsdException w:qFormat="1" w:uiPriority="0" w:semiHidden="0" w:name="heading 4"/>
+    <w:lsdException w:qFormat="1" w:uiPriority="0" w:name="heading 5"/>
+    <w:lsdException w:qFormat="1" w:uiPriority="0" w:name="heading 6"/>
+    <w:lsdException w:qFormat="1" w:uiPriority="0" w:name="heading 7"/>
+    <w:lsdException w:qFormat="1" w:uiPriority="0" w:name="heading 8"/>
+    <w:lsdException w:qFormat="1" w:uiPriority="0" w:name="heading 9"/>
+    <w:lsdException w:unhideWhenUsed="0" w:uiPriority="0" w:semiHidden="0" w:name="index 1"/>
+    <w:lsdException w:unhideWhenUsed="0" w:uiPriority="0" w:semiHidden="0" w:name="index 2"/>
+    <w:lsdException w:unhideWhenUsed="0" w:uiPriority="0" w:semiHidden="0" w:name="index 3"/>
+    <w:lsdException w:unhideWhenUsed="0" w:uiPriority="0" w:semiHidden="0" w:name="index 4"/>
+    <w:lsdException w:unhideWhenUsed="0" w:uiPriority="0" w:semiHidden="0" w:name="index 5"/>
+    <w:lsdException w:unhideWhenUsed="0" w:uiPriority="0" w:semiHidden="0" w:name="index 6"/>
+    <w:lsdException w:unhideWhenUsed="0" w:uiPriority="0" w:semiHidden="0" w:name="index 7"/>
+    <w:lsdException w:unhideWhenUsed="0" w:uiPriority="0" w:semiHidden="0" w:name="index 8"/>
+    <w:lsdException w:unhideWhenUsed="0" w:uiPriority="0" w:semiHidden="0" w:name="index 9"/>
+    <w:lsdException w:qFormat="1" w:unhideWhenUsed="0" w:uiPriority="0" w:semiHidden="0" w:name="toc 1"/>
+    <w:lsdException w:qFormat="1" w:unhideWhenUsed="0" w:uiPriority="0" w:semiHidden="0" w:name="toc 2"/>
+    <w:lsdException w:qFormat="1" w:unhideWhenUsed="0" w:uiPriority="0" w:semiHidden="0" w:name="toc 3"/>
+    <w:lsdException w:unhideWhenUsed="0" w:uiPriority="0" w:semiHidden="0" w:name="toc 4"/>
+    <w:lsdException w:unhideWhenUsed="0" w:uiPriority="0" w:semiHidden="0" w:name="toc 5"/>
+    <w:lsdException w:unhideWhenUsed="0" w:uiPriority="0" w:semiHidden="0" w:name="toc 6"/>
+    <w:lsdException w:unhideWhenUsed="0" w:uiPriority="0" w:semiHidden="0" w:name="toc 7"/>
+    <w:lsdException w:unhideWhenUsed="0" w:uiPriority="0" w:semiHidden="0" w:name="toc 8"/>
+    <w:lsdException w:unhideWhenUsed="0" w:uiPriority="0" w:semiHidden="0" w:name="toc 9"/>
+    <w:lsdException w:unhideWhenUsed="0" w:uiPriority="0" w:semiHidden="0" w:name="Normal Indent"/>
+    <w:lsdException w:unhideWhenUsed="0" w:uiPriority="0" w:semiHidden="0" w:name="footnote text"/>
+    <w:lsdException w:qFormat="1" w:unhideWhenUsed="0" w:uiPriority="0" w:semiHidden="0" w:name="annotation text"/>
+    <w:lsdException w:qFormat="1" w:unhideWhenUsed="0" w:uiPriority="0" w:semiHidden="0" w:name="header"/>
+    <w:lsdException w:qFormat="1" w:unhideWhenUsed="0" w:uiPriority="0" w:semiHidden="0" w:name="footer"/>
+    <w:lsdException w:unhideWhenUsed="0" w:uiPriority="0" w:semiHidden="0" w:name="index heading"/>
+    <w:lsdException w:qFormat="1" w:uiPriority="0" w:name="caption"/>
+    <w:lsdException w:unhideWhenUsed="0" w:uiPriority="0" w:semiHidden="0" w:name="table of figures"/>
+    <w:lsdException w:unhideWhenUsed="0" w:uiPriority="0" w:semiHidden="0" w:name="envelope address"/>
+    <w:lsdException w:unhideWhenUsed="0" w:uiPriority="0" w:semiHidden="0" w:name="envelope return"/>
+    <w:lsdException w:unhideWhenUsed="0" w:uiPriority="0" w:semiHidden="0" w:name="footnote reference"/>
+    <w:lsdException w:unhideWhenUsed="0" w:uiPriority="0" w:semiHidden="0" w:name="annotation reference"/>
+    <w:lsdException w:unhideWhenUsed="0" w:uiPriority="0" w:semiHidden="0" w:name="line number"/>
+    <w:lsdException w:unhideWhenUsed="0" w:uiPriority="0" w:semiHidden="0" w:name="page number"/>
+    <w:lsdException w:unhideWhenUsed="0" w:uiPriority="0" w:semiHidden="0" w:name="endnote reference"/>
+    <w:lsdException w:unhideWhenUsed="0" w:uiPriority="0" w:semiHidden="0" w:name="endnote text"/>
+    <w:lsdException w:unhideWhenUsed="0" w:uiPriority="0" w:semiHidden="0" w:name="table of authorities"/>
+    <w:lsdException w:unhideWhenUsed="0" w:uiPriority="0" w:semiHidden="0" w:name="macro"/>
+    <w:lsdException w:unhideWhenUsed="0" w:uiPriority="0" w:semiHidden="0" w:name="toa heading"/>
+    <w:lsdException w:unhideWhenUsed="0" w:uiPriority="0" w:semiHidden="0" w:name="List"/>
+    <w:lsdException w:unhideWhenUsed="0" w:uiPriority="0" w:semiHidden="0" w:name="List Bullet"/>
+    <w:lsdException w:unhideWhenUsed="0" w:uiPriority="0" w:semiHidden="0" w:name="List Number"/>
+    <w:lsdException w:unhideWhenUsed="0" w:uiPriority="0" w:semiHidden="0" w:name="List 2"/>
+    <w:lsdException w:unhideWhenUsed="0" w:uiPriority="0" w:semiHidden="0" w:name="List 3"/>
+    <w:lsdException w:unhideWhenUsed="0" w:uiPriority="0" w:semiHidden="0" w:name="List 4"/>
+    <w:lsdException w:unhideWhenUsed="0" w:uiPriority="0" w:semiHidden="0" w:name="List 5"/>
+    <w:lsdException w:unhideWhenUsed="0" w:uiPriority="0" w:semiHidden="0" w:name="List Bullet 2"/>
+    <w:lsdException w:unhideWhenUsed="0" w:uiPriority="0" w:semiHidden="0" w:name="List Bullet 3"/>
+    <w:lsdException w:unhideWhenUsed="0" w:uiPriority="0" w:semiHidden="0" w:name="List Bullet 4"/>
+    <w:lsdException w:unhideWhenUsed="0" w:uiPriority="0" w:semiHidden="0" w:name="List Bullet 5"/>
+    <w:lsdException w:unhideWhenUsed="0" w:uiPriority="0" w:semiHidden="0" w:name="List Number 2"/>
+    <w:lsdException w:unhideWhenUsed="0" w:uiPriority="0" w:semiHidden="0" w:name="List Number 3"/>
+    <w:lsdException w:unhideWhenUsed="0" w:uiPriority="0" w:semiHidden="0" w:name="List Number 4"/>
+    <w:lsdException w:unhideWhenUsed="0" w:uiPriority="0" w:semiHidden="0" w:name="List Number 5"/>
+    <w:lsdException w:qFormat="1" w:unhideWhenUsed="0" w:uiPriority="0" w:semiHidden="0" w:name="Title"/>
+    <w:lsdException w:unhideWhenUsed="0" w:uiPriority="0" w:semiHidden="0" w:name="Closing"/>
+    <w:lsdException w:unhideWhenUsed="0" w:uiPriority="0" w:semiHidden="0" w:name="Signature"/>
+    <w:lsdException w:qFormat="1" w:unhideWhenUsed="0" w:uiPriority="0" w:name="Default Paragraph Font"/>
+    <w:lsdException w:qFormat="1" w:unhideWhenUsed="0" w:uiPriority="0" w:name="Body Text"/>
+    <w:lsdException w:unhideWhenUsed="0" w:uiPriority="0" w:semiHidden="0" w:name="Body Text Indent"/>
+    <w:lsdException w:unhideWhenUsed="0" w:uiPriority="0" w:semiHidden="0" w:name="List Continue"/>
+    <w:lsdException w:unhideWhenUsed="0" w:uiPriority="0" w:semiHidden="0" w:name="List Continue 2"/>
+    <w:lsdException w:unhideWhenUsed="0" w:uiPriority="0" w:semiHidden="0" w:name="List Continue 3"/>
+    <w:lsdException w:unhideWhenUsed="0" w:uiPriority="0" w:semiHidden="0" w:name="List Continue 4"/>
+    <w:lsdException w:unhideWhenUsed="0" w:uiPriority="0" w:semiHidden="0" w:name="List Continue 5"/>
+    <w:lsdException w:unhideWhenUsed="0" w:uiPriority="0" w:semiHidden="0" w:name="Message Header"/>
+    <w:lsdException w:qFormat="1" w:unhideWhenUsed="0" w:uiPriority="0" w:semiHidden="0" w:name="Subtitle"/>
+    <w:lsdException w:unhideWhenUsed="0" w:uiPriority="0" w:semiHidden="0" w:name="Salutation"/>
+    <w:lsdException w:unhideWhenUsed="0" w:uiPriority="0" w:semiHidden="0" w:name="Date"/>
+    <w:lsdException w:unhideWhenUsed="0" w:uiPriority="0" w:semiHidden="0" w:name="Body Text First Indent"/>
+    <w:lsdException w:unhideWhenUsed="0" w:uiPriority="0" w:semiHidden="0" w:name="Body Text First Indent 2"/>
+    <w:lsdException w:uiPriority="99" w:name="Note Heading"/>
+    <w:lsdException w:unhideWhenUsed="0" w:uiPriority="0" w:semiHidden="0" w:name="Body Text 2"/>
+    <w:lsdException w:unhideWhenUsed="0" w:uiPriority="0" w:semiHidden="0" w:name="Body Text 3"/>
+    <w:lsdException w:unhideWhenUsed="0" w:uiPriority="0" w:semiHidden="0" w:name="Body Text Indent 2"/>
+    <w:lsdException w:unhideWhenUsed="0" w:uiPriority="0" w:semiHidden="0" w:name="Body Text Indent 3"/>
+    <w:lsdException w:unhideWhenUsed="0" w:uiPriority="0" w:semiHidden="0" w:name="Block Text"/>
+    <w:lsdException w:unhideWhenUsed="0" w:uiPriority="0" w:semiHidden="0" w:name="Hyperlink"/>
+    <w:lsdException w:unhideWhenUsed="0" w:uiPriority="0" w:semiHidden="0" w:name="FollowedHyperlink"/>
+    <w:lsdException w:qFormat="1" w:unhideWhenUsed="0" w:uiPriority="0" w:semiHidden="0" w:name="Strong"/>
+    <w:lsdException w:qFormat="1" w:unhideWhenUsed="0" w:uiPriority="0" w:semiHidden="0" w:name="Emphasis"/>
+    <w:lsdException w:unhideWhenUsed="0" w:uiPriority="0" w:semiHidden="0" w:name="Document Map"/>
+    <w:lsdException w:unhideWhenUsed="0" w:uiPriority="0" w:semiHidden="0" w:name="Plain Text"/>
+    <w:lsdException w:unhideWhenUsed="0" w:uiPriority="0" w:semiHidden="0" w:name="E-mail Signature"/>
+    <w:lsdException w:qFormat="1" w:unhideWhenUsed="0" w:uiPriority="0" w:semiHidden="0" w:name="Normal (Web)"/>
+    <w:lsdException w:unhideWhenUsed="0" w:uiPriority="0" w:semiHidden="0" w:name="HTML Acronym"/>
+    <w:lsdException w:unhideWhenUsed="0" w:uiPriority="0" w:semiHidden="0" w:name="HTML Address"/>
+    <w:lsdException w:unhideWhenUsed="0" w:uiPriority="0" w:semiHidden="0" w:name="HTML Cite"/>
+    <w:lsdException w:unhideWhenUsed="0" w:uiPriority="0" w:semiHidden="0" w:name="HTML Code"/>
+    <w:lsdException w:unhideWhenUsed="0" w:uiPriority="0" w:semiHidden="0" w:name="HTML Definition"/>
+    <w:lsdException w:unhideWhenUsed="0" w:uiPriority="0" w:semiHidden="0" w:name="HTML Keyboard"/>
+    <w:lsdException w:unhideWhenUsed="0" w:uiPriority="0" w:semiHidden="0" w:name="HTML Preformatted"/>
+    <w:lsdException w:unhideWhenUsed="0" w:uiPriority="0" w:semiHidden="0" w:name="HTML Sample"/>
+    <w:lsdException w:unhideWhenUsed="0" w:uiPriority="0" w:semiHidden="0" w:name="HTML Typewriter"/>
+    <w:lsdException w:unhideWhenUsed="0" w:uiPriority="0" w:semiHidden="0" w:name="HTML Variable"/>
+    <w:lsdException w:qFormat="1" w:unhideWhenUsed="0" w:uiPriority="0" w:name="Normal Table"/>
+    <w:lsdException w:unhideWhenUsed="0" w:uiPriority="0" w:semiHidden="0" w:name="annotation subject"/>
+    <w:lsdException w:unhideWhenUsed="0" w:uiPriority="0" w:semiHidden="0" w:name="Table Simple 1"/>
+    <w:lsdException w:unhideWhenUsed="0" w:uiPriority="0" w:semiHidden="0" w:name="Table Simple 2"/>
+    <w:lsdException w:unhideWhenUsed="0" w:uiPriority="0" w:semiHidden="0" w:name="Table Simple 3"/>
+    <w:lsdException w:unhideWhenUsed="0" w:uiPriority="0" w:semiHidden="0" w:name="Table Classic 1"/>
+    <w:lsdException w:unhideWhenUsed="0" w:uiPriority="0" w:semiHidden="0" w:name="Table Classic 2"/>
+    <w:lsdException w:unhideWhenUsed="0" w:uiPriority="0" w:semiHidden="0" w:name="Table Classic 3"/>
+    <w:lsdException w:unhideWhenUsed="0" w:uiPriority="0" w:semiHidden="0" w:name="Table Classic 4"/>
+    <w:lsdException w:unhideWhenUsed="0" w:uiPriority="0" w:semiHidden="0" w:name="Table Colorful 1"/>
+    <w:lsdException w:unhideWhenUsed="0" w:uiPriority="0" w:semiHidden="0" w:name="Table Colorful 2"/>
+    <w:lsdException w:unhideWhenUsed="0" w:uiPriority="0" w:semiHidden="0" w:name="Table Colorful 3"/>
+    <w:lsdException w:unhideWhenUsed="0" w:uiPriority="0" w:semiHidden="0" w:name="Table Columns 1"/>
+    <w:lsdException w:unhideWhenUsed="0" w:uiPriority="0" w:semiHidden="0" w:name="Table Columns 2"/>
+    <w:lsdException w:unhideWhenUsed="0" w:uiPriority="0" w:semiHidden="0" w:name="Table Columns 3"/>
+    <w:lsdException w:unhideWhenUsed="0" w:uiPriority="0" w:semiHidden="0" w:name="Table Columns 4"/>
+    <w:lsdException w:unhideWhenUsed="0" w:uiPriority="0" w:semiHidden="0" w:name="Table Columns 5"/>
+    <w:lsdException w:unhideWhenUsed="0" w:uiPriority="0" w:semiHidden="0" w:name="Table Grid 1"/>
+    <w:lsdException w:unhideWhenUsed="0" w:uiPriority="0" w:semiHidden="0" w:name="Table Grid 2"/>
+    <w:lsdException w:unhideWhenUsed="0" w:uiPriority="0" w:semiHidden="0" w:name="Table Grid 3"/>
+    <w:lsdException w:unhideWhenUsed="0" w:uiPriority="0" w:semiHidden="0" w:name="Table Grid 4"/>
+    <w:lsdException w:unhideWhenUsed="0" w:uiPriority="0" w:semiHidden="0" w:name="Table Grid 5"/>
+    <w:lsdException w:unhideWhenUsed="0" w:uiPriority="0" w:semiHidden="0" w:name="Table Grid 6"/>
+    <w:lsdException w:unhideWhenUsed="0" w:uiPriority="0" w:semiHidden="0" w:name="Table Grid 7"/>
+    <w:lsdException w:unhideWhenUsed="0" w:uiPriority="0" w:semiHidden="0" w:name="Table Grid 8"/>
+    <w:lsdException w:unhideWhenUsed="0" w:uiPriority="0" w:semiHidden="0" w:name="Table List 1"/>
+    <w:lsdException w:unhideWhenUsed="0" w:uiPriority="0" w:semiHidden="0" w:name="Table List 2"/>
+    <w:lsdException w:unhideWhenUsed="0" w:uiPriority="0" w:semiHidden="0" w:name="Table List 3"/>
+    <w:lsdException w:unhideWhenUsed="0" w:uiPriority="0" w:semiHidden="0" w:name="Table List 4"/>
+    <w:lsdException w:unhideWhenUsed="0" w:uiPriority="0" w:semiHidden="0" w:name="Table List 5"/>
+    <w:lsdException w:unhideWhenUsed="0" w:uiPriority="0" w:semiHidden="0" w:name="Table List 6"/>
+    <w:lsdException w:unhideWhenUsed="0" w:uiPriority="0" w:semiHidden="0" w:name="Table List 7"/>
+    <w:lsdException w:unhideWhenUsed="0" w:uiPriority="0" w:semiHidden="0" w:name="Table List 8"/>
+    <w:lsdException w:unhideWhenUsed="0" w:uiPriority="0" w:semiHidden="0" w:name="Table 3D effects 1"/>
+    <w:lsdException w:unhideWhenUsed="0" w:uiPriority="0" w:semiHidden="0" w:name="Table 3D effects 2"/>
+    <w:lsdException w:unhideWhenUsed="0" w:uiPriority="0" w:semiHidden="0" w:name="Table 3D effects 3"/>
+    <w:lsdException w:unhideWhenUsed="0" w:uiPriority="0" w:semiHidden="0" w:name="Table Contemporary"/>
+    <w:lsdException w:unhideWhenUsed="0" w:uiPriority="0" w:semiHidden="0" w:name="Table Elegant"/>
+    <w:lsdException w:unhideWhenUsed="0" w:uiPriority="0" w:semiHidden="0" w:name="Table Professional"/>
+    <w:lsdException w:unhideWhenUsed="0" w:uiPriority="0" w:semiHidden="0" w:name="Table Subtle 1"/>
+    <w:lsdException w:unhideWhenUsed="0" w:uiPriority="0" w:semiHidden="0" w:name="Table Subtle 2"/>
+    <w:lsdException w:unhideWhenUsed="0" w:uiPriority="0" w:semiHidden="0" w:name="Table Web 1"/>
+    <w:lsdException w:unhideWhenUsed="0" w:uiPriority="0" w:semiHidden="0" w:name="Table Web 2"/>
+    <w:lsdException w:unhideWhenUsed="0" w:uiPriority="0" w:semiHidden="0" w:name="Table Web 3"/>
+    <w:lsdException w:unhideWhenUsed="0" w:uiPriority="0" w:semiHidden="0" w:name="Balloon Text"/>
+    <w:lsdException w:qFormat="1" w:unhideWhenUsed="0" w:uiPriority="0" w:semiHidden="0" w:name="Table Grid"/>
+    <w:lsdException w:unhideWhenUsed="0" w:uiPriority="0" w:semiHidden="0" w:name="Table Theme"/>
+    <w:lsdException w:unhideWhenUsed="0" w:uiPriority="60" w:semiHidden="0" w:name="Light Shading"/>
+    <w:lsdException w:unhideWhenUsed="0" w:uiPriority="61" w:semiHidden="0" w:name="Light List"/>
+    <w:lsdException w:unhideWhenUsed="0" w:uiPriority="62" w:semiHidden="0" w:name="Light Grid"/>
+    <w:lsdException w:unhideWhenUsed="0" w:uiPriority="63" w:semiHidden="0" w:name="Medium Shading 1"/>
+    <w:lsdException w:unhideWhenUsed="0" w:uiPriority="64" w:semiHidden="0" w:name="Medium Shading 2"/>
+    <w:lsdException w:unhideWhenUsed="0" w:uiPriority="65" w:semiHidden="0" w:name="Medium List 1"/>
+    <w:lsdException w:unhideWhenUsed="0" w:uiPriority="66" w:semiHidden="0" w:name="Medium List 2"/>
+    <w:lsdException w:unhideWhenUsed="0" w:uiPriority="67" w:semiHidden="0" w:name="Medium Grid 1"/>
+    <w:lsdException w:unhideWhenUsed="0" w:uiPriority="68" w:semiHidden="0" w:name="Medium Grid 2"/>
+    <w:lsdException w:unhideWhenUsed="0" w:uiPriority="69" w:semiHidden="0" w:name="Medium Grid 3"/>
+    <w:lsdException w:unhideWhenUsed="0" w:uiPriority="70" w:semiHidden="0" w:name="Dark List"/>
+    <w:lsdException w:unhideWhenUsed="0" w:uiPriority="71" w:semiHidden="0" w:name="Colorful Shading"/>
+    <w:lsdException w:unhideWhenUsed="0" w:uiPriority="72" w:semiHidden="0" w:name="Colorful List"/>
+    <w:lsdException w:unhideWhenUsed="0" w:uiPriority="73" w:semiHidden="0" w:name="Colorful Grid"/>
+    <w:lsdException w:unhideWhenUsed="0" w:uiPriority="60" w:semiHidden="0" w:name="Light Shading Accent 1"/>
+    <w:lsdException w:unhideWhenUsed="0" w:uiPriority="61" w:semiHidden="0" w:name="Light List Accent 1"/>
+    <w:lsdException w:unhideWhenUsed="0" w:uiPriority="62" w:semiHidden="0" w:name="Light Grid Accent 1"/>
+    <w:lsdException w:unhideWhenUsed="0" w:uiPriority="63" w:semiHidden="0" w:name="Medium Shading 1 Accent 1"/>
+    <w:lsdException w:unhideWhenUsed="0" w:uiPriority="64" w:semiHidden="0" w:name="Medium Shading 2 Accent 1"/>
+    <w:lsdException w:unhideWhenUsed="0" w:uiPriority="65" w:semiHidden="0" w:name="Medium List 1 Accent 1"/>
+    <w:lsdException w:unhideWhenUsed="0" w:uiPriority="66" w:semiHidden="0" w:name="Medium List 2 Accent 1"/>
+    <w:lsdException w:unhideWhenUsed="0" w:uiPriority="67" w:semiHidden="0" w:name="Medium Grid 1 Accent 1"/>
+    <w:lsdException w:unhideWhenUsed="0" w:uiPriority="68" w:semiHidden="0" w:name="Medium Grid 2 Accent 1"/>
+    <w:lsdException w:unhideWhenUsed="0" w:uiPriority="69" w:semiHidden="0" w:name="Medium Grid 3 Accent 1"/>
+    <w:lsdException w:unhideWhenUsed="0" w:uiPriority="70" w:semiHidden="0" w:name="Dark List Accent 1"/>
+    <w:lsdException w:unhideWhenUsed="0" w:uiPriority="71" w:semiHidden="0" w:name="Colorful Shading Accent 1"/>
+    <w:lsdException w:unhideWhenUsed="0" w:uiPriority="72" w:semiHidden="0" w:name="Colorful List Accent 1"/>
+    <w:lsdException w:unhideWhenUsed="0" w:uiPriority="73" w:semiHidden="0" w:name="Colorful Grid Accent 1"/>
+    <w:lsdException w:unhideWhenUsed="0" w:uiPriority="60" w:semiHidden="0" w:name="Light Shading Accent 2"/>
+    <w:lsdException w:unhideWhenUsed="0" w:uiPriority="61" w:semiHidden="0" w:name="Light List Accent 2"/>
+    <w:lsdException w:unhideWhenUsed="0" w:uiPriority="62" w:semiHidden="0" w:name="Light Grid Accent 2"/>
+    <w:lsdException w:unhideWhenUsed="0" w:uiPriority="63" w:semiHidden="0" w:name="Medium Shading 1 Accent 2"/>
+    <w:lsdException w:unhideWhenUsed="0" w:uiPriority="64" w:semiHidden="0" w:name="Medium Shading 2 Accent 2"/>
+    <w:lsdException w:unhideWhenUsed="0" w:uiPriority="65" w:semiHidden="0" w:name="Medium List 1 Accent 2"/>
+    <w:lsdException w:unhideWhenUsed="0" w:uiPriority="66" w:semiHidden="0" w:name="Medium List 2 Accent 2"/>
+    <w:lsdException w:unhideWhenUsed="0" w:uiPriority="67" w:semiHidden="0" w:name="Medium Grid 1 Accent 2"/>
+    <w:lsdException w:unhideWhenUsed="0" w:uiPriority="68" w:semiHidden="0" w:name="Medium Grid 2 Accent 2"/>
+    <w:lsdException w:unhideWhenUsed="0" w:uiPriority="69" w:semiHidden="0" w:name="Medium Grid 3 Accent 2"/>
+    <w:lsdException w:unhideWhenUsed="0" w:uiPriority="70" w:semiHidden="0" w:name="Dark List Accent 2"/>
+    <w:lsdException w:unhideWhenUsed="0" w:uiPriority="71" w:semiHidden="0" w:name="Colorful Shading Accent 2"/>
+    <w:lsdException w:unhideWhenUsed="0" w:uiPriority="72" w:semiHidden="0" w:name="Colorful List Accent 2"/>
+    <w:lsdException w:unhideWhenUsed="0" w:uiPriority="73" w:semiHidden="0" w:name="Colorful Grid Accent 2"/>
+    <w:lsdException w:unhideWhenUsed="0" w:uiPriority="60" w:semiHidden="0" w:name="Light Shading Accent 3"/>
+    <w:lsdException w:unhideWhenUsed="0" w:uiPriority="61" w:semiHidden="0" w:name="Light List Accent 3"/>
+    <w:lsdException w:unhideWhenUsed="0" w:uiPriority="62" w:semiHidden="0" w:name="Light Grid Accent 3"/>
+    <w:lsdException w:unhideWhenUsed="0" w:uiPriority="63" w:semiHidden="0" w:name="Medium Shading 1 Accent 3"/>
+    <w:lsdException w:unhideWhenUsed="0" w:uiPriority="64" w:semiHidden="0" w:name="Medium Shading 2 Accent 3"/>
+    <w:lsdException w:unhideWhenUsed="0" w:uiPriority="65" w:semiHidden="0" w:name="Medium List 1 Accent 3"/>
+    <w:lsdException w:unhideWhenUsed="0" w:uiPriority="66" w:semiHidden="0" w:name="Medium List 2 Accent 3"/>
+    <w:lsdException w:unhideWhenUsed="0" w:uiPriority="67" w:semiHidden="0" w:name="Medium Grid 1 Accent 3"/>
+    <w:lsdException w:unhideWhenUsed="0" w:uiPriority="68" w:semiHidden="0" w:name="Medium Grid 2 Accent 3"/>
+    <w:lsdException w:unhideWhenUsed="0" w:uiPriority="69" w:semiHidden="0" w:name="Medium Grid 3 Accent 3"/>
+    <w:lsdException w:unhideWhenUsed="0" w:uiPriority="70" w:semiHidden="0" w:name="Dark List Accent 3"/>
+    <w:lsdException w:unhideWhenUsed="0" w:uiPriority="71" w:semiHidden="0" w:name="Colorful Shading Accent 3"/>
+    <w:lsdException w:unhideWhenUsed="0" w:uiPriority="72" w:semiHidden="0" w:name="Colorful List Accent 3"/>
+    <w:lsdException w:unhideWhenUsed="0" w:uiPriority="73" w:semiHidden="0" w:name="Colorful Grid Accent 3"/>
+    <w:lsdException w:unhideWhenUsed="0" w:uiPriority="60" w:semiHidden="0" w:name="Light Shading Accent 4"/>
+    <w:lsdException w:unhideWhenUsed="0" w:uiPriority="61" w:semiHidden="0" w:name="Light List Accent 4"/>
+    <w:lsdException w:unhideWhenUsed="0" w:uiPriority="62" w:semiHidden="0" w:name="Light Grid Accent 4"/>
+    <w:lsdException w:unhideWhenUsed="0" w:uiPriority="63" w:semiHidden="0" w:name="Medium Shading 1 Accent 4"/>
+    <w:lsdException w:unhideWhenUsed="0" w:uiPriority="64" w:semiHidden="0" w:name="Medium Shading 2 Accent 4"/>
+    <w:lsdException w:unhideWhenUsed="0" w:uiPriority="65" w:semiHidden="0" w:name="Medium List 1 Accent 4"/>
+    <w:lsdException w:unhideWhenUsed="0" w:uiPriority="66" w:semiHidden="0" w:name="Medium List 2 Accent 4"/>
+    <w:lsdException w:unhideWhenUsed="0" w:uiPriority="67" w:semiHidden="0" w:name="Medium Grid 1 Accent 4"/>
+    <w:lsdException w:unhideWhenUsed="0" w:uiPriority="68" w:semiHidden="0" w:name="Medium Grid 2 Accent 4"/>
+    <w:lsdException w:unhideWhenUsed="0" w:uiPriority="69" w:semiHidden="0" w:name="Medium Grid 3 Accent 4"/>
+    <w:lsdException w:unhideWhenUsed="0" w:uiPriority="70" w:semiHidden="0" w:name="Dark List Accent 4"/>
+    <w:lsdException w:unhideWhenUsed="0" w:uiPriority="71" w:semiHidden="0" w:name="Colorful Shading Accent 4"/>
+    <w:lsdException w:unhideWhenUsed="0" w:uiPriority="72" w:semiHidden="0" w:name="Colorful List Accent 4"/>
+    <w:lsdException w:unhideWhenUsed="0" w:uiPriority="73" w:semiHidden="0" w:name="Colorful Grid Accent 4"/>
+    <w:lsdException w:unhideWhenUsed="0" w:uiPriority="60" w:semiHidden="0" w:name="Light Shading Accent 5"/>
+    <w:lsdException w:unhideWhenUsed="0" w:uiPriority="61" w:semiHidden="0" w:name="Light List Accent 5"/>
+    <w:lsdException w:unhideWhenUsed="0" w:uiPriority="62" w:semiHidden="0" w:name="Light Grid Accent 5"/>
+    <w:lsdException w:unhideWhenUsed="0" w:uiPriority="63" w:semiHidden="0" w:name="Medium Shading 1 Accent 5"/>
+    <w:lsdException w:unhideWhenUsed="0" w:uiPriority="64" w:semiHidden="0" w:name="Medium Shading 2 Accent 5"/>
+    <w:lsdException w:unhideWhenUsed="0" w:uiPriority="65" w:semiHidden="0" w:name="Medium List 1 Accent 5"/>
+    <w:lsdException w:unhideWhenUsed="0" w:uiPriority="66" w:semiHidden="0" w:name="Medium List 2 Accent 5"/>
+    <w:lsdException w:unhideWhenUsed="0" w:uiPriority="67" w:semiHidden="0" w:name="Medium Grid 1 Accent 5"/>
+    <w:lsdException w:unhideWhenUsed="0" w:uiPriority="68" w:semiHidden="0" w:name="Medium Grid 2 Accent 5"/>
+    <w:lsdException w:unhideWhenUsed="0" w:uiPriority="69" w:semiHidden="0" w:name="Medium Grid 3 Accent 5"/>
+    <w:lsdException w:unhideWhenUsed="0" w:uiPriority="70" w:semiHidden="0" w:name="Dark List Accent 5"/>
+    <w:lsdException w:unhideWhenUsed="0" w:uiPriority="71" w:semiHidden="0" w:name="Colorful Shading Accent 5"/>
+    <w:lsdException w:unhideWhenUsed="0" w:uiPriority="72" w:semiHidden="0" w:name="Colorful List Accent 5"/>
+    <w:lsdException w:unhideWhenUsed="0" w:uiPriority="73" w:semiHidden="0" w:name="Colorful Grid Accent 5"/>
+    <w:lsdException w:unhideWhenUsed="0" w:uiPriority="60" w:semiHidden="0" w:name="Light Shading Accent 6"/>
+    <w:lsdException w:unhideWhenUsed="0" w:uiPriority="61" w:semiHidden="0" w:name="Light List Accent 6"/>
+    <w:lsdException w:unhideWhenUsed="0" w:uiPriority="62" w:semiHidden="0" w:name="Light Grid Accent 6"/>
+    <w:lsdException w:unhideWhenUsed="0" w:uiPriority="63" w:semiHidden="0" w:name="Medium Shading 1 Accent 6"/>
+    <w:lsdException w:unhideWhenUsed="0" w:uiPriority="64" w:semiHidden="0" w:name="Medium Shading 2 Accent 6"/>
+    <w:lsdException w:unhideWhenUsed="0" w:uiPriority="65" w:semiHidden="0" w:name="Medium List 1 Accent 6"/>
+    <w:lsdException w:unhideWhenUsed="0" w:uiPriority="66" w:semiHidden="0" w:name="Medium List 2 Accent 6"/>
+    <w:lsdException w:unhideWhenUsed="0" w:uiPriority="67" w:semiHidden="0" w:name="Medium Grid 1 Accent 6"/>
+    <w:lsdException w:unhideWhenUsed="0" w:uiPriority="68" w:semiHidden="0" w:name="Medium Grid 2 Accent 6"/>
+    <w:lsdException w:unhideWhenUsed="0" w:uiPriority="69" w:semiHidden="0" w:name="Medium Grid 3 Accent 6"/>
+    <w:lsdException w:unhideWhenUsed="0" w:uiPriority="70" w:semiHidden="0" w:name="Dark List Accent 6"/>
+    <w:lsdException w:unhideWhenUsed="0" w:uiPriority="71" w:semiHidden="0" w:name="Colorful Shading Accent 6"/>
+    <w:lsdException w:unhideWhenUsed="0" w:uiPriority="72" w:semiHidden="0" w:name="Colorful List Accent 6"/>
+    <w:lsdException w:unhideWhenUsed="0" w:uiPriority="73" w:semiHidden="0" w:name="Colorful Grid Accent 6"/>
   </w:latentStyles>
-  <w:style w:type="paragraph" w:default="1" w:styleId="Normal">
+  <w:style w:type="paragraph" w:default="1" w:styleId="1">
     <w:name w:val="Normal"/>
     <w:qFormat/>
+    <w:uiPriority w:val="0"/>
     <w:pPr>
       <w:kinsoku w:val="0"/>
       <w:autoSpaceDE w:val="0"/>
@@ -6543,7 +6619,7 @@
       <w:textAlignment w:val="baseline"/>
     </w:pPr>
     <w:rPr>
-      <w:rFonts w:ascii="Arial" w:eastAsia="宋体" w:hAnsi="Arial" w:cs="Arial"/>
+      <w:rFonts w:ascii="Arial" w:hAnsi="Arial" w:eastAsia="宋体" w:cs="Arial"/>
       <w:snapToGrid w:val="0"/>
       <w:color w:val="000000"/>
       <w:kern w:val="0"/>
@@ -6552,11 +6628,12 @@
       <w:lang w:val="en-US" w:eastAsia="en-US" w:bidi="ar-SA"/>
     </w:rPr>
   </w:style>
-  <w:style w:type="paragraph" w:styleId="Heading1">
+  <w:style w:type="paragraph" w:styleId="2">
     <w:name w:val="heading 1"/>
-    <w:basedOn w:val="Normal"/>
-    <w:next w:val="Normal"/>
+    <w:basedOn w:val="1"/>
+    <w:next w:val="1"/>
     <w:qFormat/>
+    <w:uiPriority w:val="0"/>
     <w:pPr>
       <w:keepNext/>
       <w:keepLines/>
@@ -6574,12 +6651,13 @@
       <w:sz w:val="44"/>
     </w:rPr>
   </w:style>
-  <w:style w:type="paragraph" w:styleId="Heading2">
+  <w:style w:type="paragraph" w:styleId="3">
     <w:name w:val="heading 2"/>
-    <w:basedOn w:val="Normal"/>
-    <w:next w:val="Normal"/>
+    <w:basedOn w:val="1"/>
+    <w:next w:val="1"/>
     <w:unhideWhenUsed/>
     <w:qFormat/>
+    <w:uiPriority w:val="0"/>
     <w:pPr>
       <w:keepNext/>
       <w:keepLines/>
@@ -6592,18 +6670,19 @@
       <w:outlineLvl w:val="1"/>
     </w:pPr>
     <w:rPr>
-      <w:rFonts w:ascii="Arial" w:eastAsia="黑体" w:hAnsi="Arial"/>
+      <w:rFonts w:ascii="Arial" w:hAnsi="Arial" w:eastAsia="黑体"/>
       <w:b/>
       <w:sz w:val="32"/>
     </w:rPr>
   </w:style>
-  <w:style w:type="paragraph" w:styleId="Heading3">
+  <w:style w:type="paragraph" w:styleId="4">
     <w:name w:val="heading 3"/>
-    <w:basedOn w:val="Normal"/>
-    <w:next w:val="Normal"/>
+    <w:basedOn w:val="1"/>
+    <w:next w:val="1"/>
     <w:semiHidden/>
     <w:unhideWhenUsed/>
     <w:qFormat/>
+    <w:uiPriority w:val="0"/>
     <w:pPr>
       <w:keepNext/>
       <w:keepLines/>
@@ -6620,12 +6699,13 @@
       <w:sz w:val="32"/>
     </w:rPr>
   </w:style>
-  <w:style w:type="paragraph" w:styleId="Heading4">
+  <w:style w:type="paragraph" w:styleId="5">
     <w:name w:val="heading 4"/>
-    <w:basedOn w:val="Normal"/>
-    <w:next w:val="Normal"/>
+    <w:basedOn w:val="1"/>
+    <w:next w:val="1"/>
     <w:unhideWhenUsed/>
     <w:qFormat/>
+    <w:uiPriority w:val="0"/>
     <w:pPr>
       <w:keepNext/>
       <w:keepLines/>
@@ -6638,18 +6718,19 @@
       <w:outlineLvl w:val="3"/>
     </w:pPr>
     <w:rPr>
-      <w:rFonts w:ascii="Arial" w:eastAsia="黑体" w:hAnsi="Arial"/>
+      <w:rFonts w:ascii="Arial" w:hAnsi="Arial" w:eastAsia="黑体"/>
       <w:b/>
       <w:sz w:val="28"/>
     </w:rPr>
   </w:style>
-  <w:style w:type="paragraph" w:styleId="Heading5">
+  <w:style w:type="paragraph" w:styleId="6">
     <w:name w:val="heading 5"/>
-    <w:basedOn w:val="Normal"/>
-    <w:next w:val="Normal"/>
+    <w:basedOn w:val="1"/>
+    <w:next w:val="1"/>
     <w:semiHidden/>
     <w:unhideWhenUsed/>
     <w:qFormat/>
+    <w:uiPriority w:val="0"/>
     <w:pPr>
       <w:keepNext/>
       <w:keepLines/>
@@ -6666,13 +6747,14 @@
       <w:sz w:val="28"/>
     </w:rPr>
   </w:style>
-  <w:style w:type="paragraph" w:styleId="Heading6">
+  <w:style w:type="paragraph" w:styleId="7">
     <w:name w:val="heading 6"/>
-    <w:basedOn w:val="Normal"/>
-    <w:next w:val="Normal"/>
+    <w:basedOn w:val="1"/>
+    <w:next w:val="1"/>
     <w:semiHidden/>
     <w:unhideWhenUsed/>
     <w:qFormat/>
+    <w:uiPriority w:val="0"/>
     <w:pPr>
       <w:keepNext/>
       <w:keepLines/>
@@ -6685,18 +6767,19 @@
       <w:outlineLvl w:val="5"/>
     </w:pPr>
     <w:rPr>
-      <w:rFonts w:ascii="Arial" w:eastAsia="黑体" w:hAnsi="Arial"/>
+      <w:rFonts w:ascii="Arial" w:hAnsi="Arial" w:eastAsia="黑体"/>
       <w:b/>
       <w:sz w:val="24"/>
     </w:rPr>
   </w:style>
-  <w:style w:type="paragraph" w:styleId="Heading7">
+  <w:style w:type="paragraph" w:styleId="8">
     <w:name w:val="heading 7"/>
-    <w:basedOn w:val="Normal"/>
-    <w:next w:val="Normal"/>
+    <w:basedOn w:val="1"/>
+    <w:next w:val="1"/>
     <w:semiHidden/>
     <w:unhideWhenUsed/>
     <w:qFormat/>
+    <w:uiPriority w:val="0"/>
     <w:pPr>
       <w:keepNext/>
       <w:keepLines/>
@@ -6713,13 +6796,14 @@
       <w:sz w:val="24"/>
     </w:rPr>
   </w:style>
-  <w:style w:type="paragraph" w:styleId="Heading8">
+  <w:style w:type="paragraph" w:styleId="9">
     <w:name w:val="heading 8"/>
-    <w:basedOn w:val="Normal"/>
-    <w:next w:val="Normal"/>
+    <w:basedOn w:val="1"/>
+    <w:next w:val="1"/>
     <w:semiHidden/>
     <w:unhideWhenUsed/>
     <w:qFormat/>
+    <w:uiPriority w:val="0"/>
     <w:pPr>
       <w:keepNext/>
       <w:keepLines/>
@@ -6732,17 +6816,18 @@
       <w:outlineLvl w:val="7"/>
     </w:pPr>
     <w:rPr>
-      <w:rFonts w:ascii="Arial" w:eastAsia="黑体" w:hAnsi="Arial"/>
+      <w:rFonts w:ascii="Arial" w:hAnsi="Arial" w:eastAsia="黑体"/>
       <w:sz w:val="24"/>
     </w:rPr>
   </w:style>
-  <w:style w:type="paragraph" w:styleId="Heading9">
+  <w:style w:type="paragraph" w:styleId="10">
     <w:name w:val="heading 9"/>
-    <w:basedOn w:val="Normal"/>
-    <w:next w:val="Normal"/>
+    <w:basedOn w:val="1"/>
+    <w:next w:val="1"/>
     <w:semiHidden/>
     <w:unhideWhenUsed/>
     <w:qFormat/>
+    <w:uiPriority w:val="0"/>
     <w:pPr>
       <w:keepNext/>
       <w:keepLines/>
@@ -6755,19 +6840,21 @@
       <w:outlineLvl w:val="8"/>
     </w:pPr>
     <w:rPr>
-      <w:rFonts w:ascii="Arial" w:eastAsia="黑体" w:hAnsi="Arial"/>
+      <w:rFonts w:ascii="Arial" w:hAnsi="Arial" w:eastAsia="黑体"/>
       <w:sz w:val="21"/>
     </w:rPr>
   </w:style>
-  <w:style w:type="character" w:default="1" w:styleId="DefaultParagraphFont">
+  <w:style w:type="character" w:default="1" w:styleId="22">
     <w:name w:val="Default Paragraph Font"/>
     <w:semiHidden/>
     <w:qFormat/>
+    <w:uiPriority w:val="0"/>
   </w:style>
-  <w:style w:type="table" w:default="1" w:styleId="TableNormal">
+  <w:style w:type="table" w:default="1" w:styleId="20">
     <w:name w:val="Normal Table"/>
     <w:semiHidden/>
     <w:qFormat/>
+    <w:uiPriority w:val="0"/>
     <w:tblPr>
       <w:tblCellMar>
         <w:top w:w="0" w:type="dxa"/>
@@ -6777,39 +6864,43 @@
       </w:tblCellMar>
     </w:tblPr>
   </w:style>
-  <w:style w:type="paragraph" w:styleId="CommentText">
+  <w:style w:type="paragraph" w:styleId="11">
     <w:name w:val="annotation text"/>
-    <w:basedOn w:val="Normal"/>
+    <w:basedOn w:val="1"/>
     <w:qFormat/>
+    <w:uiPriority w:val="0"/>
     <w:pPr>
       <w:jc w:val="left"/>
     </w:pPr>
   </w:style>
-  <w:style w:type="paragraph" w:styleId="BodyText">
+  <w:style w:type="paragraph" w:styleId="12">
     <w:name w:val="Body Text"/>
-    <w:basedOn w:val="Normal"/>
+    <w:basedOn w:val="1"/>
     <w:semiHidden/>
     <w:qFormat/>
+    <w:uiPriority w:val="0"/>
     <w:rPr>
-      <w:rFonts w:ascii="Arial" w:eastAsia="Arial" w:hAnsi="Arial" w:cs="Arial"/>
+      <w:rFonts w:ascii="Arial" w:hAnsi="Arial" w:eastAsia="Arial" w:cs="Arial"/>
       <w:sz w:val="21"/>
       <w:szCs w:val="21"/>
       <w:lang w:val="en-US" w:eastAsia="en-US" w:bidi="ar-SA"/>
     </w:rPr>
   </w:style>
-  <w:style w:type="paragraph" w:styleId="TOC3">
+  <w:style w:type="paragraph" w:styleId="13">
     <w:name w:val="toc 3"/>
-    <w:basedOn w:val="Normal"/>
-    <w:next w:val="Normal"/>
+    <w:basedOn w:val="1"/>
+    <w:next w:val="1"/>
     <w:qFormat/>
+    <w:uiPriority w:val="0"/>
     <w:pPr>
       <w:ind w:left="840" w:leftChars="400"/>
     </w:pPr>
   </w:style>
-  <w:style w:type="paragraph" w:styleId="Footer">
+  <w:style w:type="paragraph" w:styleId="14">
     <w:name w:val="footer"/>
-    <w:basedOn w:val="Normal"/>
+    <w:basedOn w:val="1"/>
     <w:qFormat/>
+    <w:uiPriority w:val="0"/>
     <w:pPr>
       <w:tabs>
         <w:tab w:val="center" w:pos="4153"/>
@@ -6822,16 +6913,17 @@
       <w:sz w:val="18"/>
     </w:rPr>
   </w:style>
-  <w:style w:type="paragraph" w:styleId="Header">
+  <w:style w:type="paragraph" w:styleId="15">
     <w:name w:val="header"/>
-    <w:basedOn w:val="Normal"/>
+    <w:basedOn w:val="1"/>
     <w:qFormat/>
+    <w:uiPriority w:val="0"/>
     <w:pPr>
       <w:pBdr>
-        <w:top w:val="nil"/>
-        <w:left w:val="nil"/>
-        <w:bottom w:val="nil"/>
-        <w:right w:val="nil"/>
+        <w:top w:val="none" w:color="auto" w:sz="0" w:space="0"/>
+        <w:left w:val="none" w:color="auto" w:sz="0" w:space="0"/>
+        <w:bottom w:val="none" w:color="auto" w:sz="0" w:space="0"/>
+        <w:right w:val="none" w:color="auto" w:sz="0" w:space="0"/>
       </w:pBdr>
       <w:tabs>
         <w:tab w:val="center" w:pos="4153"/>
@@ -6846,37 +6938,41 @@
       <w:sz w:val="18"/>
     </w:rPr>
   </w:style>
-  <w:style w:type="paragraph" w:styleId="TOC1">
+  <w:style w:type="paragraph" w:styleId="16">
     <w:name w:val="toc 1"/>
-    <w:basedOn w:val="Normal"/>
-    <w:next w:val="Normal"/>
+    <w:basedOn w:val="1"/>
+    <w:next w:val="1"/>
     <w:qFormat/>
+    <w:uiPriority w:val="0"/>
     <w:rPr>
-      <w:rFonts w:ascii="Arial" w:eastAsia="Microsoft JhengHei" w:hAnsi="Arial"/>
+      <w:rFonts w:ascii="Arial" w:hAnsi="Arial" w:eastAsia="Microsoft JhengHei"/>
       <w:sz w:val="24"/>
     </w:rPr>
   </w:style>
-  <w:style w:type="paragraph" w:styleId="TOC2">
+  <w:style w:type="paragraph" w:styleId="17">
     <w:name w:val="toc 2"/>
-    <w:basedOn w:val="Normal"/>
-    <w:next w:val="Normal"/>
+    <w:basedOn w:val="1"/>
+    <w:next w:val="1"/>
     <w:qFormat/>
+    <w:uiPriority w:val="0"/>
     <w:pPr>
       <w:ind w:left="420" w:leftChars="200"/>
     </w:pPr>
   </w:style>
-  <w:style w:type="paragraph" w:styleId="NormalWeb">
+  <w:style w:type="paragraph" w:styleId="18">
     <w:name w:val="Normal (Web)"/>
-    <w:basedOn w:val="Normal"/>
+    <w:basedOn w:val="1"/>
     <w:qFormat/>
+    <w:uiPriority w:val="0"/>
     <w:rPr>
       <w:sz w:val="24"/>
     </w:rPr>
   </w:style>
-  <w:style w:type="paragraph" w:styleId="Title">
+  <w:style w:type="paragraph" w:styleId="19">
     <w:name w:val="Title"/>
-    <w:basedOn w:val="Normal"/>
+    <w:basedOn w:val="1"/>
     <w:qFormat/>
+    <w:uiPriority w:val="0"/>
     <w:pPr>
       <w:spacing w:before="240" w:beforeLines="0" w:beforeAutospacing="0" w:after="60" w:afterLines="0" w:afterAutospacing="0"/>
       <w:jc w:val="center"/>
@@ -6888,68 +6984,73 @@
       <w:sz w:val="32"/>
     </w:rPr>
   </w:style>
-  <w:style w:type="table" w:styleId="TableGrid">
+  <w:style w:type="table" w:styleId="21">
     <w:name w:val="Table Grid"/>
-    <w:basedOn w:val="TableNormal"/>
+    <w:basedOn w:val="20"/>
     <w:qFormat/>
+    <w:uiPriority w:val="0"/>
     <w:pPr>
       <w:widowControl w:val="0"/>
       <w:jc w:val="both"/>
     </w:pPr>
     <w:tblPr>
       <w:tblBorders>
-        <w:top w:val="single" w:sz="4" w:space="0" w:color="auto"/>
-        <w:left w:val="single" w:sz="4" w:space="0" w:color="auto"/>
-        <w:bottom w:val="single" w:sz="4" w:space="0" w:color="auto"/>
-        <w:right w:val="single" w:sz="4" w:space="0" w:color="auto"/>
-        <w:insideH w:val="single" w:sz="4" w:space="0" w:color="auto"/>
-        <w:insideV w:val="single" w:sz="4" w:space="0" w:color="auto"/>
+        <w:top w:val="single" w:color="auto" w:sz="4" w:space="0"/>
+        <w:left w:val="single" w:color="auto" w:sz="4" w:space="0"/>
+        <w:bottom w:val="single" w:color="auto" w:sz="4" w:space="0"/>
+        <w:right w:val="single" w:color="auto" w:sz="4" w:space="0"/>
+        <w:insideH w:val="single" w:color="auto" w:sz="4" w:space="0"/>
+        <w:insideV w:val="single" w:color="auto" w:sz="4" w:space="0"/>
       </w:tblBorders>
     </w:tblPr>
   </w:style>
-  <w:style w:type="character" w:styleId="Strong">
+  <w:style w:type="character" w:styleId="23">
     <w:name w:val="Strong"/>
-    <w:basedOn w:val="DefaultParagraphFont"/>
+    <w:basedOn w:val="22"/>
     <w:qFormat/>
+    <w:uiPriority w:val="0"/>
     <w:rPr>
       <w:b/>
     </w:rPr>
   </w:style>
-  <w:style w:type="paragraph" w:customStyle="1" w:styleId="a">
+  <w:style w:type="paragraph" w:customStyle="1" w:styleId="24">
     <w:name w:val="柴_公司名"/>
-    <w:basedOn w:val="Title"/>
+    <w:basedOn w:val="19"/>
     <w:qFormat/>
+    <w:uiPriority w:val="0"/>
     <w:pPr>
       <w:spacing w:after="600" w:afterLines="600"/>
     </w:pPr>
     <w:rPr>
-      <w:rFonts w:ascii="宋体" w:eastAsia="宋体" w:hAnsi="宋体" w:cs="宋体" w:hint="eastAsia"/>
+      <w:rFonts w:hint="eastAsia" w:ascii="宋体" w:hAnsi="宋体" w:eastAsia="宋体" w:cs="宋体"/>
       <w:bCs/>
       <w:spacing w:val="-6"/>
       <w:sz w:val="52"/>
       <w:szCs w:val="52"/>
     </w:rPr>
   </w:style>
-  <w:style w:type="paragraph" w:customStyle="1" w:styleId="a0">
+  <w:style w:type="paragraph" w:customStyle="1" w:styleId="25">
     <w:name w:val="柴_文档名"/>
-    <w:basedOn w:val="Title"/>
+    <w:basedOn w:val="19"/>
     <w:qFormat/>
+    <w:uiPriority w:val="0"/>
     <w:pPr>
       <w:spacing w:after="900" w:afterLines="900"/>
     </w:pPr>
     <w:rPr>
-      <w:rFonts w:ascii="黑体" w:eastAsia="黑体" w:hAnsi="黑体" w:cs="黑体"/>
+      <w:rFonts w:ascii="黑体" w:hAnsi="黑体" w:eastAsia="黑体" w:cs="黑体"/>
       <w:bCs/>
       <w:spacing w:val="-7"/>
       <w:sz w:val="52"/>
       <w:szCs w:val="52"/>
     </w:rPr>
   </w:style>
-  <w:style w:type="table" w:customStyle="1" w:styleId="TableNormal0">
+  <w:style w:type="table" w:customStyle="1" w:styleId="26">
     <w:name w:val="Table Normal_0"/>
     <w:semiHidden/>
     <w:unhideWhenUsed/>
     <w:qFormat/>
+    <w:uiPriority w:val="0"/>
     <w:tblPr>
       <w:tblCellMar>
         <w:top w:w="0" w:type="dxa"/>
@@ -6959,81 +7060,87 @@
       </w:tblCellMar>
     </w:tblPr>
   </w:style>
-  <w:style w:type="paragraph" w:customStyle="1" w:styleId="TableText">
+  <w:style w:type="paragraph" w:customStyle="1" w:styleId="27">
     <w:name w:val="Table Text"/>
-    <w:basedOn w:val="Normal"/>
+    <w:basedOn w:val="1"/>
     <w:semiHidden/>
     <w:qFormat/>
+    <w:uiPriority w:val="0"/>
     <w:rPr>
-      <w:rFonts w:ascii="宋体" w:eastAsia="宋体" w:hAnsi="宋体" w:cs="宋体"/>
+      <w:rFonts w:ascii="宋体" w:hAnsi="宋体" w:eastAsia="宋体" w:cs="宋体"/>
       <w:sz w:val="21"/>
       <w:szCs w:val="21"/>
       <w:lang w:val="en-US" w:eastAsia="en-US" w:bidi="ar-SA"/>
     </w:rPr>
   </w:style>
-  <w:style w:type="paragraph" w:customStyle="1" w:styleId="1">
+  <w:style w:type="paragraph" w:customStyle="1" w:styleId="28">
     <w:name w:val="柴_标题1"/>
-    <w:basedOn w:val="Heading1"/>
-    <w:next w:val="a1"/>
-    <w:link w:val="1Char"/>
+    <w:basedOn w:val="2"/>
+    <w:next w:val="29"/>
+    <w:link w:val="38"/>
     <w:qFormat/>
+    <w:uiPriority w:val="0"/>
     <w:pPr>
       <w:spacing w:before="100" w:after="90" w:line="360" w:lineRule="auto"/>
     </w:pPr>
     <w:rPr>
-      <w:rFonts w:ascii="Arial" w:eastAsia="宋体" w:hAnsi="Arial"/>
+      <w:rFonts w:ascii="Arial" w:hAnsi="Arial" w:eastAsia="宋体"/>
       <w:sz w:val="32"/>
     </w:rPr>
   </w:style>
-  <w:style w:type="paragraph" w:customStyle="1" w:styleId="a1">
+  <w:style w:type="paragraph" w:customStyle="1" w:styleId="29">
     <w:name w:val="柴_正文"/>
-    <w:basedOn w:val="BodyText"/>
-    <w:link w:val="Char"/>
+    <w:basedOn w:val="12"/>
+    <w:link w:val="42"/>
     <w:qFormat/>
+    <w:uiPriority w:val="0"/>
     <w:pPr>
       <w:spacing w:line="360" w:lineRule="auto"/>
       <w:ind w:firstLine="470" w:firstLineChars="200"/>
     </w:pPr>
     <w:rPr>
-      <w:rFonts w:ascii="Arial" w:eastAsia="宋体" w:hAnsi="Arial"/>
+      <w:rFonts w:ascii="Arial" w:hAnsi="Arial" w:eastAsia="宋体"/>
       <w:sz w:val="24"/>
       <w:lang w:eastAsia="zh-CN"/>
     </w:rPr>
   </w:style>
-  <w:style w:type="paragraph" w:customStyle="1" w:styleId="2">
+  <w:style w:type="paragraph" w:customStyle="1" w:styleId="30">
     <w:name w:val="柴_标题2"/>
-    <w:basedOn w:val="Heading2"/>
-    <w:next w:val="a1"/>
+    <w:basedOn w:val="3"/>
+    <w:next w:val="29"/>
     <w:qFormat/>
+    <w:uiPriority w:val="0"/>
     <w:pPr>
       <w:spacing w:line="360" w:lineRule="auto"/>
     </w:pPr>
     <w:rPr>
-      <w:rFonts w:ascii="Arial" w:eastAsia="宋体" w:hAnsi="Arial"/>
+      <w:rFonts w:ascii="Arial" w:hAnsi="Arial" w:eastAsia="宋体"/>
       <w:sz w:val="28"/>
     </w:rPr>
   </w:style>
-  <w:style w:type="paragraph" w:customStyle="1" w:styleId="3">
+  <w:style w:type="paragraph" w:customStyle="1" w:styleId="31">
     <w:name w:val="柴_标题3"/>
-    <w:basedOn w:val="Heading3"/>
-    <w:next w:val="a1"/>
+    <w:basedOn w:val="4"/>
+    <w:next w:val="29"/>
     <w:qFormat/>
+    <w:uiPriority w:val="0"/>
     <w:pPr>
       <w:spacing w:line="360" w:lineRule="auto"/>
       <w:ind w:left="0" w:firstLine="472" w:firstLineChars="200"/>
     </w:pPr>
     <w:rPr>
-      <w:rFonts w:ascii="宋体" w:eastAsia="宋体" w:hAnsi="宋体" w:cs="宋体"/>
+      <w:rFonts w:ascii="宋体" w:hAnsi="宋体" w:eastAsia="宋体" w:cs="宋体"/>
       <w:spacing w:val="-2"/>
       <w:sz w:val="24"/>
       <w:szCs w:val="24"/>
     </w:rPr>
   </w:style>
-  <w:style w:type="paragraph" w:customStyle="1" w:styleId="a2">
+  <w:style w:type="paragraph" w:customStyle="1" w:styleId="32">
     <w:name w:val="柴_目录"/>
-    <w:basedOn w:val="Normal"/>
-    <w:next w:val="BodyText"/>
+    <w:basedOn w:val="1"/>
+    <w:next w:val="12"/>
     <w:qFormat/>
+    <w:uiPriority w:val="0"/>
     <w:pPr>
       <w:tabs>
         <w:tab w:val="right" w:leader="dot" w:pos="8442"/>
@@ -7041,59 +7148,64 @@
       <w:ind w:left="0" w:leftChars="0"/>
     </w:pPr>
     <w:rPr>
-      <w:rFonts w:ascii="Arial" w:eastAsia="Microsoft JhengHei" w:hAnsi="Arial"/>
+      <w:rFonts w:ascii="Arial" w:hAnsi="Arial" w:eastAsia="Microsoft JhengHei"/>
       <w:sz w:val="24"/>
     </w:rPr>
   </w:style>
-  <w:style w:type="paragraph" w:customStyle="1" w:styleId="WPSOffice1">
+  <w:style w:type="paragraph" w:customStyle="1" w:styleId="33">
     <w:name w:val="WPSOffice手动目录 1"/>
     <w:qFormat/>
+    <w:uiPriority w:val="0"/>
     <w:pPr>
       <w:ind w:leftChars="0"/>
     </w:pPr>
     <w:rPr>
-      <w:rFonts w:ascii="Times New Roman" w:eastAsia="宋体" w:hAnsi="Times New Roman" w:cs="Times New Roman"/>
+      <w:rFonts w:ascii="Times New Roman" w:hAnsi="Times New Roman" w:eastAsia="宋体" w:cs="Times New Roman"/>
       <w:sz w:val="20"/>
       <w:szCs w:val="20"/>
     </w:rPr>
   </w:style>
-  <w:style w:type="paragraph" w:customStyle="1" w:styleId="WPSOffice2">
+  <w:style w:type="paragraph" w:customStyle="1" w:styleId="34">
     <w:name w:val="WPSOffice手动目录 2"/>
     <w:qFormat/>
+    <w:uiPriority w:val="0"/>
     <w:pPr>
       <w:ind w:leftChars="200"/>
     </w:pPr>
     <w:rPr>
-      <w:rFonts w:ascii="Times New Roman" w:eastAsia="宋体" w:hAnsi="Times New Roman" w:cs="Times New Roman"/>
+      <w:rFonts w:ascii="Times New Roman" w:hAnsi="Times New Roman" w:eastAsia="宋体" w:cs="Times New Roman"/>
       <w:sz w:val="20"/>
       <w:szCs w:val="20"/>
     </w:rPr>
   </w:style>
-  <w:style w:type="paragraph" w:customStyle="1" w:styleId="WPSOffice3">
+  <w:style w:type="paragraph" w:customStyle="1" w:styleId="35">
     <w:name w:val="WPSOffice手动目录 3"/>
     <w:qFormat/>
+    <w:uiPriority w:val="0"/>
     <w:pPr>
       <w:ind w:leftChars="400"/>
     </w:pPr>
     <w:rPr>
-      <w:rFonts w:ascii="Times New Roman" w:eastAsia="宋体" w:hAnsi="Times New Roman" w:cs="Times New Roman"/>
+      <w:rFonts w:ascii="Times New Roman" w:hAnsi="Times New Roman" w:eastAsia="宋体" w:cs="Times New Roman"/>
       <w:sz w:val="20"/>
       <w:szCs w:val="20"/>
     </w:rPr>
   </w:style>
-  <w:style w:type="paragraph" w:customStyle="1" w:styleId="Compact">
+  <w:style w:type="paragraph" w:customStyle="1" w:styleId="36">
     <w:name w:val="Compact"/>
-    <w:basedOn w:val="BodyText"/>
+    <w:basedOn w:val="12"/>
     <w:qFormat/>
+    <w:uiPriority w:val="0"/>
     <w:pPr>
       <w:spacing w:before="36" w:after="36"/>
     </w:pPr>
   </w:style>
-  <w:style w:type="table" w:customStyle="1" w:styleId="Table">
+  <w:style w:type="table" w:customStyle="1" w:styleId="37">
     <w:name w:val="Table"/>
     <w:semiHidden/>
     <w:unhideWhenUsed/>
     <w:qFormat/>
+    <w:uiPriority w:val="0"/>
     <w:tblPr>
       <w:tblCellMar>
         <w:top w:w="0" w:type="dxa"/>
@@ -7105,26 +7217,28 @@
     <w:tblStylePr w:type="firstRow">
       <w:tcPr>
         <w:tcBorders>
-          <w:bottom w:val="single" w:sz="0" w:space="0" w:color="auto"/>
+          <w:bottom w:val="single" w:color="auto" w:sz="0" w:space="0"/>
         </w:tcBorders>
         <w:vAlign w:val="bottom"/>
       </w:tcPr>
     </w:tblStylePr>
   </w:style>
-  <w:style w:type="character" w:customStyle="1" w:styleId="1Char">
+  <w:style w:type="character" w:customStyle="1" w:styleId="38">
     <w:name w:val="柴_标题1 Char"/>
-    <w:link w:val="1"/>
+    <w:link w:val="28"/>
     <w:qFormat/>
+    <w:uiPriority w:val="0"/>
     <w:rPr>
-      <w:rFonts w:ascii="Arial" w:eastAsia="宋体" w:hAnsi="Arial"/>
+      <w:rFonts w:ascii="Arial" w:hAnsi="Arial" w:eastAsia="宋体"/>
       <w:sz w:val="32"/>
     </w:rPr>
   </w:style>
-  <w:style w:type="table" w:customStyle="1" w:styleId="TableNormal1">
+  <w:style w:type="table" w:customStyle="1" w:styleId="39">
     <w:name w:val="Table Normal_1"/>
     <w:semiHidden/>
     <w:unhideWhenUsed/>
     <w:qFormat/>
+    <w:uiPriority w:val="0"/>
     <w:tblPr>
       <w:tblCellMar>
         <w:top w:w="0" w:type="dxa"/>
@@ -7134,10 +7248,11 @@
       </w:tblCellMar>
     </w:tblPr>
   </w:style>
-  <w:style w:type="paragraph" w:customStyle="1" w:styleId="a3">
+  <w:style w:type="paragraph" w:customStyle="1" w:styleId="40">
     <w:name w:val="柴_正文_无缩进"/>
-    <w:basedOn w:val="Normal"/>
+    <w:basedOn w:val="1"/>
     <w:qFormat/>
+    <w:uiPriority w:val="0"/>
     <w:pPr>
       <w:ind w:firstLine="0" w:firstLineChars="0"/>
     </w:pPr>
@@ -7147,29 +7262,31 @@
       <w:lang w:eastAsia="zh-CN"/>
     </w:rPr>
   </w:style>
-  <w:style w:type="paragraph" w:customStyle="1" w:styleId="4">
+  <w:style w:type="paragraph" w:customStyle="1" w:styleId="41">
     <w:name w:val="柴_标题4"/>
-    <w:basedOn w:val="Heading4"/>
-    <w:next w:val="Normal"/>
+    <w:basedOn w:val="5"/>
+    <w:next w:val="1"/>
     <w:qFormat/>
+    <w:uiPriority w:val="0"/>
     <w:pPr>
       <w:widowControl w:val="0"/>
       <w:spacing w:before="160" w:line="360" w:lineRule="auto"/>
-      <w:ind w:left="981" w:hanging="862" w:leftChars="300"/>
+      <w:ind w:left="981" w:leftChars="300" w:hanging="862"/>
     </w:pPr>
     <w:rPr>
-      <w:rFonts w:ascii="Calibri" w:eastAsia="宋体" w:hAnsi="Calibri" w:cs="宋体" w:hint="eastAsia"/>
+      <w:rFonts w:hint="eastAsia" w:ascii="Calibri" w:hAnsi="Calibri" w:eastAsia="宋体" w:cs="宋体"/>
       <w:sz w:val="24"/>
       <w:szCs w:val="24"/>
       <w:lang w:eastAsia="zh-CN" w:bidi="zh-CN"/>
     </w:rPr>
   </w:style>
-  <w:style w:type="character" w:customStyle="1" w:styleId="Char">
+  <w:style w:type="character" w:customStyle="1" w:styleId="42">
     <w:name w:val="柴_正文 Char"/>
-    <w:link w:val="a1"/>
+    <w:link w:val="29"/>
     <w:qFormat/>
+    <w:uiPriority w:val="0"/>
     <w:rPr>
-      <w:rFonts w:ascii="Arial" w:eastAsia="宋体" w:hAnsi="Arial"/>
+      <w:rFonts w:ascii="Arial" w:hAnsi="Arial" w:eastAsia="宋体"/>
       <w:sz w:val="24"/>
       <w:lang w:eastAsia="zh-CN"/>
     </w:rPr>
